--- a/LLDD/word/FE/LLDD-FE-Document-Detail-Role-01-Business-Promotion.docx
+++ b/LLDD/word/FE/LLDD-FE-Document-Detail-Role-01-Business-Promotion.docx
@@ -3453,7 +3453,7 @@
               </w:rPr>
               <w:t>{</w:t>
               <w:br/>
-              <w:t xml:space="preserve">  "docNo": "2569/00123",</w:t>
+              <w:t xml:space="preserve">  "docNo": "2026/00123",</w:t>
               <w:br/>
               <w:t xml:space="preserve">  "statusCode": "01",</w:t>
               <w:br/>
@@ -5338,7 +5338,7 @@
               </w:rPr>
               <w:t>{</w:t>
               <w:br/>
-              <w:t xml:space="preserve">  "docNo": "2569/00123"</w:t>
+              <w:t xml:space="preserve">  "docNo": "2026/00123"</w:t>
               <w:br/>
               <w:t>}</w:t>
             </w:r>
@@ -5614,7 +5614,7 @@
               </w:rPr>
               <w:t>{</w:t>
               <w:br/>
-              <w:t xml:space="preserve">  "docNo": "2569/00123",</w:t>
+              <w:t xml:space="preserve">  "docNo": "2026/00123",</w:t>
               <w:br/>
               <w:t xml:space="preserve">  "statusCode": "01",</w:t>
               <w:br/>

--- a/LLDD/word/FE/LLDD-FE-Document-Detail-Role-01-Business-Promotion.docx
+++ b/LLDD/word/FE/LLDD-FE-Document-Detail-Role-01-Business-Promotion.docx
@@ -103,11 +103,15 @@
               <w:keepLines/>
               <w:spacing w:after="0"/>
             </w:pPr>
-            <w:r/>
-            <w:r>
-              <w:rPr>
-                <w:rFonts w:ascii="Arial" w:hAnsi="Arial" w:eastAsia="Arial"/>
-                <w:b w:val="0"/>
+            <w:r>
+              <w:rPr>
+                <w:rFonts w:ascii="Arial" w:hAnsi="Arial" w:eastAsia="Arial"/>
+                <w:sz w:val="18"/>
+              </w:rPr>
+            </w:r>
+            <w:r>
+              <w:rPr>
+                <w:rFonts w:ascii="Arial" w:hAnsi="Arial" w:eastAsia="Arial"/>
                 <w:sz w:val="18"/>
               </w:rPr>
               <w:t>วัตถุประสงค์</w:t>
@@ -124,11 +128,15 @@
               <w:keepLines/>
               <w:spacing w:after="0"/>
             </w:pPr>
-            <w:r/>
-            <w:r>
-              <w:rPr>
-                <w:rFonts w:ascii="Arial" w:hAnsi="Arial" w:eastAsia="Arial"/>
-                <w:b w:val="0"/>
+            <w:r>
+              <w:rPr>
+                <w:rFonts w:ascii="Arial" w:hAnsi="Arial" w:eastAsia="Arial"/>
+                <w:sz w:val="18"/>
+              </w:rPr>
+            </w:r>
+            <w:r>
+              <w:rPr>
+                <w:rFonts w:ascii="Arial" w:hAnsi="Arial" w:eastAsia="Arial"/>
                 <w:sz w:val="18"/>
               </w:rPr>
               <w:t>ใช้เป็นรายละเอียดระดับพัฒนาสำหรับออกแบบ ลงมือพัฒนา ตรวจทาน และทดสอบขอบเขตที่ระบุในฉบับนี้</w:t>
@@ -150,11 +158,15 @@
               <w:keepLines/>
               <w:spacing w:after="0"/>
             </w:pPr>
-            <w:r/>
-            <w:r>
-              <w:rPr>
-                <w:rFonts w:ascii="Arial" w:hAnsi="Arial" w:eastAsia="Arial"/>
-                <w:b w:val="0"/>
+            <w:r>
+              <w:rPr>
+                <w:rFonts w:ascii="Arial" w:hAnsi="Arial" w:eastAsia="Arial"/>
+                <w:sz w:val="18"/>
+              </w:rPr>
+            </w:r>
+            <w:r>
+              <w:rPr>
+                <w:rFonts w:ascii="Arial" w:hAnsi="Arial" w:eastAsia="Arial"/>
                 <w:sz w:val="18"/>
               </w:rPr>
               <w:t>ลำดับการอ่าน</w:t>
@@ -171,11 +183,15 @@
               <w:keepLines/>
               <w:spacing w:after="0"/>
             </w:pPr>
-            <w:r/>
-            <w:r>
-              <w:rPr>
-                <w:rFonts w:ascii="Arial" w:hAnsi="Arial" w:eastAsia="Arial"/>
-                <w:b w:val="0"/>
+            <w:r>
+              <w:rPr>
+                <w:rFonts w:ascii="Arial" w:hAnsi="Arial" w:eastAsia="Arial"/>
+                <w:sz w:val="18"/>
+              </w:rPr>
+            </w:r>
+            <w:r>
+              <w:rPr>
+                <w:rFonts w:ascii="Arial" w:hAnsi="Arial" w:eastAsia="Arial"/>
                 <w:sz w:val="18"/>
               </w:rPr>
               <w:t>เริ่มจาก Overview และ Scope จากนั้นตรวจ Field/Validation, Implementation, Contract, Processing Flow, Acceptance Criteria และ Test Checklist ตามลำดับ</w:t>
@@ -197,11 +213,15 @@
               <w:keepLines/>
               <w:spacing w:after="0"/>
             </w:pPr>
-            <w:r/>
-            <w:r>
-              <w:rPr>
-                <w:rFonts w:ascii="Arial" w:hAnsi="Arial" w:eastAsia="Arial"/>
-                <w:b w:val="0"/>
+            <w:r>
+              <w:rPr>
+                <w:rFonts w:ascii="Arial" w:hAnsi="Arial" w:eastAsia="Arial"/>
+                <w:sz w:val="18"/>
+              </w:rPr>
+            </w:r>
+            <w:r>
+              <w:rPr>
+                <w:rFonts w:ascii="Arial" w:hAnsi="Arial" w:eastAsia="Arial"/>
                 <w:sz w:val="18"/>
               </w:rPr>
               <w:t>ผลลัพธ์ที่คาดหวัง</w:t>
@@ -218,11 +238,15 @@
               <w:keepLines/>
               <w:spacing w:after="0"/>
             </w:pPr>
-            <w:r/>
-            <w:r>
-              <w:rPr>
-                <w:rFonts w:ascii="Arial" w:hAnsi="Arial" w:eastAsia="Arial"/>
-                <w:b w:val="0"/>
+            <w:r>
+              <w:rPr>
+                <w:rFonts w:ascii="Arial" w:hAnsi="Arial" w:eastAsia="Arial"/>
+                <w:sz w:val="18"/>
+              </w:rPr>
+            </w:r>
+            <w:r>
+              <w:rPr>
+                <w:rFonts w:ascii="Arial" w:hAnsi="Arial" w:eastAsia="Arial"/>
                 <w:sz w:val="18"/>
               </w:rPr>
               <w:t>ผู้อ่านสามารถระบุ input, ขั้นตอนประมวลผล, output, เงื่อนไขผิดพลาด และหลักฐานการทดสอบได้จากเนื้อหาในฉบับเดียว</w:t>
@@ -322,11 +346,15 @@
               <w:keepLines/>
               <w:spacing w:after="0"/>
             </w:pPr>
-            <w:r/>
-            <w:r>
-              <w:rPr>
-                <w:rFonts w:ascii="Arial" w:hAnsi="Arial" w:eastAsia="Arial"/>
-                <w:b w:val="0"/>
+            <w:r>
+              <w:rPr>
+                <w:rFonts w:ascii="Arial" w:hAnsi="Arial" w:eastAsia="Arial"/>
+                <w:sz w:val="18"/>
+              </w:rPr>
+            </w:r>
+            <w:r>
+              <w:rPr>
+                <w:rFonts w:ascii="Arial" w:hAnsi="Arial" w:eastAsia="Arial"/>
                 <w:sz w:val="18"/>
               </w:rPr>
               <w:t>Track</w:t>
@@ -343,11 +371,15 @@
               <w:keepLines/>
               <w:spacing w:after="0"/>
             </w:pPr>
-            <w:r/>
-            <w:r>
-              <w:rPr>
-                <w:rFonts w:ascii="Arial" w:hAnsi="Arial" w:eastAsia="Arial"/>
-                <w:b w:val="0"/>
+            <w:r>
+              <w:rPr>
+                <w:rFonts w:ascii="Arial" w:hAnsi="Arial" w:eastAsia="Arial"/>
+                <w:sz w:val="18"/>
+              </w:rPr>
+            </w:r>
+            <w:r>
+              <w:rPr>
+                <w:rFonts w:ascii="Arial" w:hAnsi="Arial" w:eastAsia="Arial"/>
                 <w:sz w:val="18"/>
               </w:rPr>
               <w:t>FE</w:t>
@@ -369,11 +401,15 @@
               <w:keepLines/>
               <w:spacing w:after="0"/>
             </w:pPr>
-            <w:r/>
-            <w:r>
-              <w:rPr>
-                <w:rFonts w:ascii="Arial" w:hAnsi="Arial" w:eastAsia="Arial"/>
-                <w:b w:val="0"/>
+            <w:r>
+              <w:rPr>
+                <w:rFonts w:ascii="Arial" w:hAnsi="Arial" w:eastAsia="Arial"/>
+                <w:sz w:val="18"/>
+              </w:rPr>
+            </w:r>
+            <w:r>
+              <w:rPr>
+                <w:rFonts w:ascii="Arial" w:hAnsi="Arial" w:eastAsia="Arial"/>
                 <w:sz w:val="18"/>
               </w:rPr>
               <w:t>Estimate</w:t>
@@ -390,11 +426,15 @@
               <w:keepLines/>
               <w:spacing w:after="0"/>
             </w:pPr>
-            <w:r/>
-            <w:r>
-              <w:rPr>
-                <w:rFonts w:ascii="Arial" w:hAnsi="Arial" w:eastAsia="Arial"/>
-                <w:b w:val="0"/>
+            <w:r>
+              <w:rPr>
+                <w:rFonts w:ascii="Arial" w:hAnsi="Arial" w:eastAsia="Arial"/>
+                <w:sz w:val="18"/>
+              </w:rPr>
+            </w:r>
+            <w:r>
+              <w:rPr>
+                <w:rFonts w:ascii="Arial" w:hAnsi="Arial" w:eastAsia="Arial"/>
                 <w:sz w:val="18"/>
               </w:rPr>
               <w:t>10 ชั่วโมง</w:t>
@@ -416,11 +456,15 @@
               <w:keepLines/>
               <w:spacing w:after="0"/>
             </w:pPr>
-            <w:r/>
-            <w:r>
-              <w:rPr>
-                <w:rFonts w:ascii="Arial" w:hAnsi="Arial" w:eastAsia="Arial"/>
-                <w:b w:val="0"/>
+            <w:r>
+              <w:rPr>
+                <w:rFonts w:ascii="Arial" w:hAnsi="Arial" w:eastAsia="Arial"/>
+                <w:sz w:val="18"/>
+              </w:rPr>
+            </w:r>
+            <w:r>
+              <w:rPr>
+                <w:rFonts w:ascii="Arial" w:hAnsi="Arial" w:eastAsia="Arial"/>
                 <w:sz w:val="18"/>
               </w:rPr>
               <w:t>Owner</w:t>
@@ -437,11 +481,15 @@
               <w:keepLines/>
               <w:spacing w:after="0"/>
             </w:pPr>
-            <w:r/>
-            <w:r>
-              <w:rPr>
-                <w:rFonts w:ascii="Arial" w:hAnsi="Arial" w:eastAsia="Arial"/>
-                <w:b w:val="0"/>
+            <w:r>
+              <w:rPr>
+                <w:rFonts w:ascii="Arial" w:hAnsi="Arial" w:eastAsia="Arial"/>
+                <w:sz w:val="18"/>
+              </w:rPr>
+            </w:r>
+            <w:r>
+              <w:rPr>
+                <w:rFonts w:ascii="Arial" w:hAnsi="Arial" w:eastAsia="Arial"/>
                 <w:sz w:val="18"/>
               </w:rPr>
               <w:t>Kittisak &lt;New&gt; Kaeowika</w:t>
@@ -463,11 +511,15 @@
               <w:keepLines/>
               <w:spacing w:after="0"/>
             </w:pPr>
-            <w:r/>
-            <w:r>
-              <w:rPr>
-                <w:rFonts w:ascii="Arial" w:hAnsi="Arial" w:eastAsia="Arial"/>
-                <w:b w:val="0"/>
+            <w:r>
+              <w:rPr>
+                <w:rFonts w:ascii="Arial" w:hAnsi="Arial" w:eastAsia="Arial"/>
+                <w:sz w:val="18"/>
+              </w:rPr>
+            </w:r>
+            <w:r>
+              <w:rPr>
+                <w:rFonts w:ascii="Arial" w:hAnsi="Arial" w:eastAsia="Arial"/>
                 <w:sz w:val="18"/>
               </w:rPr>
               <w:t>Objective</w:t>
@@ -484,14 +536,18 @@
               <w:keepLines/>
               <w:spacing w:after="0"/>
             </w:pPr>
-            <w:r/>
-            <w:r>
-              <w:rPr>
-                <w:rFonts w:ascii="Arial" w:hAnsi="Arial" w:eastAsia="Arial"/>
-                <w:b w:val="0"/>
-                <w:sz w:val="18"/>
-              </w:rPr>
-              <w:t>อธิบายหน้าจอ Document Detail สำหรับ role 01 - ฝ่ายส่งเสริมธุรกิจฯ</w:t>
+            <w:r>
+              <w:rPr>
+                <w:rFonts w:ascii="Arial" w:hAnsi="Arial" w:eastAsia="Arial"/>
+                <w:sz w:val="18"/>
+              </w:rPr>
+            </w:r>
+            <w:r>
+              <w:rPr>
+                <w:rFonts w:ascii="Arial" w:hAnsi="Arial" w:eastAsia="Arial"/>
+                <w:sz w:val="18"/>
+              </w:rPr>
+              <w:t>อธิบายหน้าจอ Document Detail สำหรับ role 01 - หน่วยงานส่งเสริมธุรกิจ SBP</w:t>
             </w:r>
           </w:p>
         </w:tc>
@@ -520,7 +576,7 @@
         <w:keepLines/>
       </w:pPr>
       <w:r>
-        <w:t>Role profile P-01 - ฝ่ายส่งเสริมธุรกิจฯ</w:t>
+        <w:t>Role profile P-01 - หน่วยงานส่งเสริมธุรกิจ SBP</w:t>
       </w:r>
     </w:p>
     <w:p>
@@ -754,11 +810,15 @@
               <w:keepLines/>
               <w:spacing w:after="0"/>
             </w:pPr>
-            <w:r/>
-            <w:r>
-              <w:rPr>
-                <w:rFonts w:ascii="Arial" w:hAnsi="Arial" w:eastAsia="Arial"/>
-                <w:b w:val="0"/>
+            <w:r>
+              <w:rPr>
+                <w:rFonts w:ascii="Arial" w:hAnsi="Arial" w:eastAsia="Arial"/>
+                <w:sz w:val="18"/>
+              </w:rPr>
+            </w:r>
+            <w:r>
+              <w:rPr>
+                <w:rFonts w:ascii="Arial" w:hAnsi="Arial" w:eastAsia="Arial"/>
                 <w:sz w:val="18"/>
               </w:rPr>
               <w:t>roleProfileCode</w:t>
@@ -775,11 +835,15 @@
               <w:keepLines/>
               <w:spacing w:after="0"/>
             </w:pPr>
-            <w:r/>
-            <w:r>
-              <w:rPr>
-                <w:rFonts w:ascii="Arial" w:hAnsi="Arial" w:eastAsia="Arial"/>
-                <w:b w:val="0"/>
+            <w:r>
+              <w:rPr>
+                <w:rFonts w:ascii="Arial" w:hAnsi="Arial" w:eastAsia="Arial"/>
+                <w:sz w:val="18"/>
+              </w:rPr>
+            </w:r>
+            <w:r>
+              <w:rPr>
+                <w:rFonts w:ascii="Arial" w:hAnsi="Arial" w:eastAsia="Arial"/>
                 <w:sz w:val="18"/>
               </w:rPr>
               <w:t>P-01</w:t>
@@ -796,11 +860,15 @@
               <w:keepLines/>
               <w:spacing w:after="0"/>
             </w:pPr>
-            <w:r/>
-            <w:r>
-              <w:rPr>
-                <w:rFonts w:ascii="Arial" w:hAnsi="Arial" w:eastAsia="Arial"/>
-                <w:b w:val="0"/>
+            <w:r>
+              <w:rPr>
+                <w:rFonts w:ascii="Arial" w:hAnsi="Arial" w:eastAsia="Arial"/>
+                <w:sz w:val="18"/>
+              </w:rPr>
+            </w:r>
+            <w:r>
+              <w:rPr>
+                <w:rFonts w:ascii="Arial" w:hAnsi="Arial" w:eastAsia="Arial"/>
                 <w:sz w:val="18"/>
               </w:rPr>
               <w:t>must match API response</w:t>
@@ -817,11 +885,15 @@
               <w:keepLines/>
               <w:spacing w:after="0"/>
             </w:pPr>
-            <w:r/>
-            <w:r>
-              <w:rPr>
-                <w:rFonts w:ascii="Arial" w:hAnsi="Arial" w:eastAsia="Arial"/>
-                <w:b w:val="0"/>
+            <w:r>
+              <w:rPr>
+                <w:rFonts w:ascii="Arial" w:hAnsi="Arial" w:eastAsia="Arial"/>
+                <w:sz w:val="18"/>
+              </w:rPr>
+            </w:r>
+            <w:r>
+              <w:rPr>
+                <w:rFonts w:ascii="Arial" w:hAnsi="Arial" w:eastAsia="Arial"/>
                 <w:sz w:val="18"/>
               </w:rPr>
               <w:t>ใช้เลือก view profile เฉพาะบทบาทนี้; แยก namespace จาก workflow section code</w:t>
@@ -843,11 +915,15 @@
               <w:keepLines/>
               <w:spacing w:after="0"/>
             </w:pPr>
-            <w:r/>
-            <w:r>
-              <w:rPr>
-                <w:rFonts w:ascii="Arial" w:hAnsi="Arial" w:eastAsia="Arial"/>
-                <w:b w:val="0"/>
+            <w:r>
+              <w:rPr>
+                <w:rFonts w:ascii="Arial" w:hAnsi="Arial" w:eastAsia="Arial"/>
+                <w:sz w:val="18"/>
+              </w:rPr>
+            </w:r>
+            <w:r>
+              <w:rPr>
+                <w:rFonts w:ascii="Arial" w:hAnsi="Arial" w:eastAsia="Arial"/>
                 <w:sz w:val="18"/>
               </w:rPr>
               <w:t>statusCode</w:t>
@@ -864,11 +940,15 @@
               <w:keepLines/>
               <w:spacing w:after="0"/>
             </w:pPr>
-            <w:r/>
-            <w:r>
-              <w:rPr>
-                <w:rFonts w:ascii="Arial" w:hAnsi="Arial" w:eastAsia="Arial"/>
-                <w:b w:val="0"/>
+            <w:r>
+              <w:rPr>
+                <w:rFonts w:ascii="Arial" w:hAnsi="Arial" w:eastAsia="Arial"/>
+                <w:sz w:val="18"/>
+              </w:rPr>
+            </w:r>
+            <w:r>
+              <w:rPr>
+                <w:rFonts w:ascii="Arial" w:hAnsi="Arial" w:eastAsia="Arial"/>
                 <w:sz w:val="18"/>
               </w:rPr>
               <w:t>01</w:t>
@@ -885,11 +965,15 @@
               <w:keepLines/>
               <w:spacing w:after="0"/>
             </w:pPr>
-            <w:r/>
-            <w:r>
-              <w:rPr>
-                <w:rFonts w:ascii="Arial" w:hAnsi="Arial" w:eastAsia="Arial"/>
-                <w:b w:val="0"/>
+            <w:r>
+              <w:rPr>
+                <w:rFonts w:ascii="Arial" w:hAnsi="Arial" w:eastAsia="Arial"/>
+                <w:sz w:val="18"/>
+              </w:rPr>
+            </w:r>
+            <w:r>
+              <w:rPr>
+                <w:rFonts w:ascii="Arial" w:hAnsi="Arial" w:eastAsia="Arial"/>
                 <w:sz w:val="18"/>
               </w:rPr>
               <w:t>from API</w:t>
@@ -906,11 +990,15 @@
               <w:keepLines/>
               <w:spacing w:after="0"/>
             </w:pPr>
-            <w:r/>
-            <w:r>
-              <w:rPr>
-                <w:rFonts w:ascii="Arial" w:hAnsi="Arial" w:eastAsia="Arial"/>
-                <w:b w:val="0"/>
+            <w:r>
+              <w:rPr>
+                <w:rFonts w:ascii="Arial" w:hAnsi="Arial" w:eastAsia="Arial"/>
+                <w:sz w:val="18"/>
+              </w:rPr>
+            </w:r>
+            <w:r>
+              <w:rPr>
+                <w:rFonts w:ascii="Arial" w:hAnsi="Arial" w:eastAsia="Arial"/>
                 <w:sz w:val="18"/>
               </w:rPr>
               <w:t>workflow status/section code ปัจจุบัน ไม่ใช่ role profile</w:t>
@@ -932,11 +1020,15 @@
               <w:keepLines/>
               <w:spacing w:after="0"/>
             </w:pPr>
-            <w:r/>
-            <w:r>
-              <w:rPr>
-                <w:rFonts w:ascii="Arial" w:hAnsi="Arial" w:eastAsia="Arial"/>
-                <w:b w:val="0"/>
+            <w:r>
+              <w:rPr>
+                <w:rFonts w:ascii="Arial" w:hAnsi="Arial" w:eastAsia="Arial"/>
+                <w:sz w:val="18"/>
+              </w:rPr>
+            </w:r>
+            <w:r>
+              <w:rPr>
+                <w:rFonts w:ascii="Arial" w:hAnsi="Arial" w:eastAsia="Arial"/>
                 <w:sz w:val="18"/>
               </w:rPr>
               <w:t>visibleSections</w:t>
@@ -953,11 +1045,15 @@
               <w:keepLines/>
               <w:spacing w:after="0"/>
             </w:pPr>
-            <w:r/>
-            <w:r>
-              <w:rPr>
-                <w:rFonts w:ascii="Arial" w:hAnsi="Arial" w:eastAsia="Arial"/>
-                <w:b w:val="0"/>
+            <w:r>
+              <w:rPr>
+                <w:rFonts w:ascii="Arial" w:hAnsi="Arial" w:eastAsia="Arial"/>
+                <w:sz w:val="18"/>
+              </w:rPr>
+            </w:r>
+            <w:r>
+              <w:rPr>
+                <w:rFonts w:ascii="Arial" w:hAnsi="Arial" w:eastAsia="Arial"/>
                 <w:sz w:val="18"/>
               </w:rPr>
               <w:t>string[]</w:t>
@@ -974,11 +1070,15 @@
               <w:keepLines/>
               <w:spacing w:after="0"/>
             </w:pPr>
-            <w:r/>
-            <w:r>
-              <w:rPr>
-                <w:rFonts w:ascii="Arial" w:hAnsi="Arial" w:eastAsia="Arial"/>
-                <w:b w:val="0"/>
+            <w:r>
+              <w:rPr>
+                <w:rFonts w:ascii="Arial" w:hAnsi="Arial" w:eastAsia="Arial"/>
+                <w:sz w:val="18"/>
+              </w:rPr>
+            </w:r>
+            <w:r>
+              <w:rPr>
+                <w:rFonts w:ascii="Arial" w:hAnsi="Arial" w:eastAsia="Arial"/>
                 <w:sz w:val="18"/>
               </w:rPr>
               <w:t>from API</w:t>
@@ -995,11 +1095,15 @@
               <w:keepLines/>
               <w:spacing w:after="0"/>
             </w:pPr>
-            <w:r/>
-            <w:r>
-              <w:rPr>
-                <w:rFonts w:ascii="Arial" w:hAnsi="Arial" w:eastAsia="Arial"/>
-                <w:b w:val="0"/>
+            <w:r>
+              <w:rPr>
+                <w:rFonts w:ascii="Arial" w:hAnsi="Arial" w:eastAsia="Arial"/>
+                <w:sz w:val="18"/>
+              </w:rPr>
+            </w:r>
+            <w:r>
+              <w:rPr>
+                <w:rFonts w:ascii="Arial" w:hAnsi="Arial" w:eastAsia="Arial"/>
                 <w:sz w:val="18"/>
               </w:rPr>
               <w:t>FE แสดงเฉพาะ section ใน array</w:t>
@@ -1021,11 +1125,15 @@
               <w:keepLines/>
               <w:spacing w:after="0"/>
             </w:pPr>
-            <w:r/>
-            <w:r>
-              <w:rPr>
-                <w:rFonts w:ascii="Arial" w:hAnsi="Arial" w:eastAsia="Arial"/>
-                <w:b w:val="0"/>
+            <w:r>
+              <w:rPr>
+                <w:rFonts w:ascii="Arial" w:hAnsi="Arial" w:eastAsia="Arial"/>
+                <w:sz w:val="18"/>
+              </w:rPr>
+            </w:r>
+            <w:r>
+              <w:rPr>
+                <w:rFonts w:ascii="Arial" w:hAnsi="Arial" w:eastAsia="Arial"/>
                 <w:sz w:val="18"/>
               </w:rPr>
               <w:t>editableSections</w:t>
@@ -1042,11 +1150,15 @@
               <w:keepLines/>
               <w:spacing w:after="0"/>
             </w:pPr>
-            <w:r/>
-            <w:r>
-              <w:rPr>
-                <w:rFonts w:ascii="Arial" w:hAnsi="Arial" w:eastAsia="Arial"/>
-                <w:b w:val="0"/>
+            <w:r>
+              <w:rPr>
+                <w:rFonts w:ascii="Arial" w:hAnsi="Arial" w:eastAsia="Arial"/>
+                <w:sz w:val="18"/>
+              </w:rPr>
+            </w:r>
+            <w:r>
+              <w:rPr>
+                <w:rFonts w:ascii="Arial" w:hAnsi="Arial" w:eastAsia="Arial"/>
                 <w:sz w:val="18"/>
               </w:rPr>
               <w:t>string[]</w:t>
@@ -1063,11 +1175,15 @@
               <w:keepLines/>
               <w:spacing w:after="0"/>
             </w:pPr>
-            <w:r/>
-            <w:r>
-              <w:rPr>
-                <w:rFonts w:ascii="Arial" w:hAnsi="Arial" w:eastAsia="Arial"/>
-                <w:b w:val="0"/>
+            <w:r>
+              <w:rPr>
+                <w:rFonts w:ascii="Arial" w:hAnsi="Arial" w:eastAsia="Arial"/>
+                <w:sz w:val="18"/>
+              </w:rPr>
+            </w:r>
+            <w:r>
+              <w:rPr>
+                <w:rFonts w:ascii="Arial" w:hAnsi="Arial" w:eastAsia="Arial"/>
                 <w:sz w:val="18"/>
               </w:rPr>
               <w:t>from API</w:t>
@@ -1084,11 +1200,15 @@
               <w:keepLines/>
               <w:spacing w:after="0"/>
             </w:pPr>
-            <w:r/>
-            <w:r>
-              <w:rPr>
-                <w:rFonts w:ascii="Arial" w:hAnsi="Arial" w:eastAsia="Arial"/>
-                <w:b w:val="0"/>
+            <w:r>
+              <w:rPr>
+                <w:rFonts w:ascii="Arial" w:hAnsi="Arial" w:eastAsia="Arial"/>
+                <w:sz w:val="18"/>
+              </w:rPr>
+            </w:r>
+            <w:r>
+              <w:rPr>
+                <w:rFonts w:ascii="Arial" w:hAnsi="Arial" w:eastAsia="Arial"/>
                 <w:sz w:val="18"/>
               </w:rPr>
               <w:t>FE เปิด input/button เฉพาะ section ใน array</w:t>
@@ -1110,11 +1230,15 @@
               <w:keepLines/>
               <w:spacing w:after="0"/>
             </w:pPr>
-            <w:r/>
-            <w:r>
-              <w:rPr>
-                <w:rFonts w:ascii="Arial" w:hAnsi="Arial" w:eastAsia="Arial"/>
-                <w:b w:val="0"/>
+            <w:r>
+              <w:rPr>
+                <w:rFonts w:ascii="Arial" w:hAnsi="Arial" w:eastAsia="Arial"/>
+                <w:sz w:val="18"/>
+              </w:rPr>
+            </w:r>
+            <w:r>
+              <w:rPr>
+                <w:rFonts w:ascii="Arial" w:hAnsi="Arial" w:eastAsia="Arial"/>
                 <w:sz w:val="18"/>
               </w:rPr>
               <w:t>actionOptions</w:t>
@@ -1131,11 +1255,15 @@
               <w:keepLines/>
               <w:spacing w:after="0"/>
             </w:pPr>
-            <w:r/>
-            <w:r>
-              <w:rPr>
-                <w:rFonts w:ascii="Arial" w:hAnsi="Arial" w:eastAsia="Arial"/>
-                <w:b w:val="0"/>
+            <w:r>
+              <w:rPr>
+                <w:rFonts w:ascii="Arial" w:hAnsi="Arial" w:eastAsia="Arial"/>
+                <w:sz w:val="18"/>
+              </w:rPr>
+            </w:r>
+            <w:r>
+              <w:rPr>
+                <w:rFonts w:ascii="Arial" w:hAnsi="Arial" w:eastAsia="Arial"/>
                 <w:sz w:val="18"/>
               </w:rPr>
               <w:t>array</w:t>
@@ -1152,11 +1280,15 @@
               <w:keepLines/>
               <w:spacing w:after="0"/>
             </w:pPr>
-            <w:r/>
-            <w:r>
-              <w:rPr>
-                <w:rFonts w:ascii="Arial" w:hAnsi="Arial" w:eastAsia="Arial"/>
-                <w:b w:val="0"/>
+            <w:r>
+              <w:rPr>
+                <w:rFonts w:ascii="Arial" w:hAnsi="Arial" w:eastAsia="Arial"/>
+                <w:sz w:val="18"/>
+              </w:rPr>
+            </w:r>
+            <w:r>
+              <w:rPr>
+                <w:rFonts w:ascii="Arial" w:hAnsi="Arial" w:eastAsia="Arial"/>
                 <w:sz w:val="18"/>
               </w:rPr>
               <w:t>from API</w:t>
@@ -1173,11 +1305,15 @@
               <w:keepLines/>
               <w:spacing w:after="0"/>
             </w:pPr>
-            <w:r/>
-            <w:r>
-              <w:rPr>
-                <w:rFonts w:ascii="Arial" w:hAnsi="Arial" w:eastAsia="Arial"/>
-                <w:b w:val="0"/>
+            <w:r>
+              <w:rPr>
+                <w:rFonts w:ascii="Arial" w:hAnsi="Arial" w:eastAsia="Arial"/>
+                <w:sz w:val="18"/>
+              </w:rPr>
+            </w:r>
+            <w:r>
+              <w:rPr>
+                <w:rFonts w:ascii="Arial" w:hAnsi="Arial" w:eastAsia="Arial"/>
                 <w:sz w:val="18"/>
               </w:rPr>
               <w:t>FE render radio จาก array โดยไม่ hardcode</w:t>
@@ -1272,11 +1408,15 @@
               <w:keepLines/>
               <w:spacing w:after="0"/>
             </w:pPr>
-            <w:r/>
-            <w:r>
-              <w:rPr>
-                <w:rFonts w:ascii="Arial" w:hAnsi="Arial" w:eastAsia="Arial"/>
-                <w:b w:val="0"/>
+            <w:r>
+              <w:rPr>
+                <w:rFonts w:ascii="Arial" w:hAnsi="Arial" w:eastAsia="Arial"/>
+                <w:sz w:val="18"/>
+              </w:rPr>
+            </w:r>
+            <w:r>
+              <w:rPr>
+                <w:rFonts w:ascii="Arial" w:hAnsi="Arial" w:eastAsia="Arial"/>
                 <w:sz w:val="18"/>
               </w:rPr>
               <w:t>Role profile</w:t>
@@ -1293,14 +1433,18 @@
               <w:keepLines/>
               <w:spacing w:after="0"/>
             </w:pPr>
-            <w:r/>
-            <w:r>
-              <w:rPr>
-                <w:rFonts w:ascii="Arial" w:hAnsi="Arial" w:eastAsia="Arial"/>
-                <w:b w:val="0"/>
-                <w:sz w:val="18"/>
-              </w:rPr>
-              <w:t>P-01 - ฝ่ายส่งเสริมธุรกิจฯ</w:t>
+            <w:r>
+              <w:rPr>
+                <w:rFonts w:ascii="Arial" w:hAnsi="Arial" w:eastAsia="Arial"/>
+                <w:sz w:val="18"/>
+              </w:rPr>
+            </w:r>
+            <w:r>
+              <w:rPr>
+                <w:rFonts w:ascii="Arial" w:hAnsi="Arial" w:eastAsia="Arial"/>
+                <w:sz w:val="18"/>
+              </w:rPr>
+              <w:t>P-01 - หน่วยงานส่งเสริมธุรกิจ SBP</w:t>
             </w:r>
           </w:p>
         </w:tc>
@@ -1319,11 +1463,15 @@
               <w:keepLines/>
               <w:spacing w:after="0"/>
             </w:pPr>
-            <w:r/>
-            <w:r>
-              <w:rPr>
-                <w:rFonts w:ascii="Arial" w:hAnsi="Arial" w:eastAsia="Arial"/>
-                <w:b w:val="0"/>
+            <w:r>
+              <w:rPr>
+                <w:rFonts w:ascii="Arial" w:hAnsi="Arial" w:eastAsia="Arial"/>
+                <w:sz w:val="18"/>
+              </w:rPr>
+            </w:r>
+            <w:r>
+              <w:rPr>
+                <w:rFonts w:ascii="Arial" w:hAnsi="Arial" w:eastAsia="Arial"/>
                 <w:sz w:val="18"/>
               </w:rPr>
               <w:t>Workflow section/status code</w:t>
@@ -1340,11 +1488,15 @@
               <w:keepLines/>
               <w:spacing w:after="0"/>
             </w:pPr>
-            <w:r/>
-            <w:r>
-              <w:rPr>
-                <w:rFonts w:ascii="Arial" w:hAnsi="Arial" w:eastAsia="Arial"/>
-                <w:b w:val="0"/>
+            <w:r>
+              <w:rPr>
+                <w:rFonts w:ascii="Arial" w:hAnsi="Arial" w:eastAsia="Arial"/>
+                <w:sz w:val="18"/>
+              </w:rPr>
+            </w:r>
+            <w:r>
+              <w:rPr>
+                <w:rFonts w:ascii="Arial" w:hAnsi="Arial" w:eastAsia="Arial"/>
                 <w:sz w:val="18"/>
               </w:rPr>
               <w:t>01</w:t>
@@ -1366,11 +1518,15 @@
               <w:keepLines/>
               <w:spacing w:after="0"/>
             </w:pPr>
-            <w:r/>
-            <w:r>
-              <w:rPr>
-                <w:rFonts w:ascii="Arial" w:hAnsi="Arial" w:eastAsia="Arial"/>
-                <w:b w:val="0"/>
+            <w:r>
+              <w:rPr>
+                <w:rFonts w:ascii="Arial" w:hAnsi="Arial" w:eastAsia="Arial"/>
+                <w:sz w:val="18"/>
+              </w:rPr>
+            </w:r>
+            <w:r>
+              <w:rPr>
+                <w:rFonts w:ascii="Arial" w:hAnsi="Arial" w:eastAsia="Arial"/>
                 <w:sz w:val="18"/>
               </w:rPr>
               <w:t>Document status shown</w:t>
@@ -1387,14 +1543,18 @@
               <w:keepLines/>
               <w:spacing w:after="0"/>
             </w:pPr>
-            <w:r/>
-            <w:r>
-              <w:rPr>
-                <w:rFonts w:ascii="Arial" w:hAnsi="Arial" w:eastAsia="Arial"/>
-                <w:b w:val="0"/>
-                <w:sz w:val="18"/>
-              </w:rPr>
-              <w:t>รอฝ่ายส่งเสริมธุรกิจ SBP ดำเนินการ</w:t>
+            <w:r>
+              <w:rPr>
+                <w:rFonts w:ascii="Arial" w:hAnsi="Arial" w:eastAsia="Arial"/>
+                <w:sz w:val="18"/>
+              </w:rPr>
+            </w:r>
+            <w:r>
+              <w:rPr>
+                <w:rFonts w:ascii="Arial" w:hAnsi="Arial" w:eastAsia="Arial"/>
+                <w:sz w:val="18"/>
+              </w:rPr>
+              <w:t>รอหน่วยงานส่งเสริมธุรกิจ SBP ดำเนินการ</w:t>
             </w:r>
           </w:p>
         </w:tc>
@@ -1413,11 +1573,15 @@
               <w:keepLines/>
               <w:spacing w:after="0"/>
             </w:pPr>
-            <w:r/>
-            <w:r>
-              <w:rPr>
-                <w:rFonts w:ascii="Arial" w:hAnsi="Arial" w:eastAsia="Arial"/>
-                <w:b w:val="0"/>
+            <w:r>
+              <w:rPr>
+                <w:rFonts w:ascii="Arial" w:hAnsi="Arial" w:eastAsia="Arial"/>
+                <w:sz w:val="18"/>
+              </w:rPr>
+            </w:r>
+            <w:r>
+              <w:rPr>
+                <w:rFonts w:ascii="Arial" w:hAnsi="Arial" w:eastAsia="Arial"/>
                 <w:sz w:val="18"/>
               </w:rPr>
               <w:t>Purpose on this page</w:t>
@@ -1434,11 +1598,15 @@
               <w:keepLines/>
               <w:spacing w:after="0"/>
             </w:pPr>
-            <w:r/>
-            <w:r>
-              <w:rPr>
-                <w:rFonts w:ascii="Arial" w:hAnsi="Arial" w:eastAsia="Arial"/>
-                <w:b w:val="0"/>
+            <w:r>
+              <w:rPr>
+                <w:rFonts w:ascii="Arial" w:hAnsi="Arial" w:eastAsia="Arial"/>
+                <w:sz w:val="18"/>
+              </w:rPr>
+            </w:r>
+            <w:r>
+              <w:rPr>
+                <w:rFonts w:ascii="Arial" w:hAnsi="Arial" w:eastAsia="Arial"/>
                 <w:sz w:val="18"/>
               </w:rPr>
               <w:t>ปรับข้อมูลร้านเปิดใหม่ ร้านคู่แข่ง ปัจจัยอื่น และส่งผลพิจารณา</w:t>
@@ -1460,11 +1628,15 @@
               <w:keepLines/>
               <w:spacing w:after="0"/>
             </w:pPr>
-            <w:r/>
-            <w:r>
-              <w:rPr>
-                <w:rFonts w:ascii="Arial" w:hAnsi="Arial" w:eastAsia="Arial"/>
-                <w:b w:val="0"/>
+            <w:r>
+              <w:rPr>
+                <w:rFonts w:ascii="Arial" w:hAnsi="Arial" w:eastAsia="Arial"/>
+                <w:sz w:val="18"/>
+              </w:rPr>
+            </w:r>
+            <w:r>
+              <w:rPr>
+                <w:rFonts w:ascii="Arial" w:hAnsi="Arial" w:eastAsia="Arial"/>
                 <w:sz w:val="18"/>
               </w:rPr>
               <w:t>Editable sections</w:t>
@@ -1481,11 +1653,15 @@
               <w:keepLines/>
               <w:spacing w:after="0"/>
             </w:pPr>
-            <w:r/>
-            <w:r>
-              <w:rPr>
-                <w:rFonts w:ascii="Arial" w:hAnsi="Arial" w:eastAsia="Arial"/>
-                <w:b w:val="0"/>
+            <w:r>
+              <w:rPr>
+                <w:rFonts w:ascii="Arial" w:hAnsi="Arial" w:eastAsia="Arial"/>
+                <w:sz w:val="18"/>
+              </w:rPr>
+            </w:r>
+            <w:r>
+              <w:rPr>
+                <w:rFonts w:ascii="Arial" w:hAnsi="Arial" w:eastAsia="Arial"/>
                 <w:sz w:val="18"/>
               </w:rPr>
               <w:t>sec-newstore, sec-competitor, sec-factor</w:t>
@@ -1507,11 +1683,15 @@
               <w:keepLines/>
               <w:spacing w:after="0"/>
             </w:pPr>
-            <w:r/>
-            <w:r>
-              <w:rPr>
-                <w:rFonts w:ascii="Arial" w:hAnsi="Arial" w:eastAsia="Arial"/>
-                <w:b w:val="0"/>
+            <w:r>
+              <w:rPr>
+                <w:rFonts w:ascii="Arial" w:hAnsi="Arial" w:eastAsia="Arial"/>
+                <w:sz w:val="18"/>
+              </w:rPr>
+            </w:r>
+            <w:r>
+              <w:rPr>
+                <w:rFonts w:ascii="Arial" w:hAnsi="Arial" w:eastAsia="Arial"/>
                 <w:sz w:val="18"/>
               </w:rPr>
               <w:t>Hidden sections</w:t>
@@ -1528,11 +1708,15 @@
               <w:keepLines/>
               <w:spacing w:after="0"/>
             </w:pPr>
-            <w:r/>
-            <w:r>
-              <w:rPr>
-                <w:rFonts w:ascii="Arial" w:hAnsi="Arial" w:eastAsia="Arial"/>
-                <w:b w:val="0"/>
+            <w:r>
+              <w:rPr>
+                <w:rFonts w:ascii="Arial" w:hAnsi="Arial" w:eastAsia="Arial"/>
+                <w:sz w:val="18"/>
+              </w:rPr>
+            </w:r>
+            <w:r>
+              <w:rPr>
+                <w:rFonts w:ascii="Arial" w:hAnsi="Arial" w:eastAsia="Arial"/>
                 <w:sz w:val="18"/>
               </w:rPr>
               <w:t>sec-calc</w:t>
@@ -1554,11 +1738,15 @@
               <w:keepLines/>
               <w:spacing w:after="0"/>
             </w:pPr>
-            <w:r/>
-            <w:r>
-              <w:rPr>
-                <w:rFonts w:ascii="Arial" w:hAnsi="Arial" w:eastAsia="Arial"/>
-                <w:b w:val="0"/>
+            <w:r>
+              <w:rPr>
+                <w:rFonts w:ascii="Arial" w:hAnsi="Arial" w:eastAsia="Arial"/>
+                <w:sz w:val="18"/>
+              </w:rPr>
+            </w:r>
+            <w:r>
+              <w:rPr>
+                <w:rFonts w:ascii="Arial" w:hAnsi="Arial" w:eastAsia="Arial"/>
                 <w:sz w:val="18"/>
               </w:rPr>
               <w:t>Attachment upload</w:t>
@@ -1575,11 +1763,15 @@
               <w:keepLines/>
               <w:spacing w:after="0"/>
             </w:pPr>
-            <w:r/>
-            <w:r>
-              <w:rPr>
-                <w:rFonts w:ascii="Arial" w:hAnsi="Arial" w:eastAsia="Arial"/>
-                <w:b w:val="0"/>
+            <w:r>
+              <w:rPr>
+                <w:rFonts w:ascii="Arial" w:hAnsi="Arial" w:eastAsia="Arial"/>
+                <w:sz w:val="18"/>
+              </w:rPr>
+            </w:r>
+            <w:r>
+              <w:rPr>
+                <w:rFonts w:ascii="Arial" w:hAnsi="Arial" w:eastAsia="Arial"/>
                 <w:sz w:val="18"/>
               </w:rPr>
               <w:t>Allowed</w:t>
@@ -1758,11 +1950,15 @@
               <w:keepLines/>
               <w:spacing w:after="0"/>
             </w:pPr>
-            <w:r/>
-            <w:r>
-              <w:rPr>
-                <w:rFonts w:ascii="Arial" w:hAnsi="Arial" w:eastAsia="Arial"/>
-                <w:b w:val="0"/>
+            <w:r>
+              <w:rPr>
+                <w:rFonts w:ascii="Arial" w:hAnsi="Arial" w:eastAsia="Arial"/>
+                <w:sz w:val="18"/>
+              </w:rPr>
+            </w:r>
+            <w:r>
+              <w:rPr>
+                <w:rFonts w:ascii="Arial" w:hAnsi="Arial" w:eastAsia="Arial"/>
                 <w:sz w:val="18"/>
               </w:rPr>
               <w:t>doc-header</w:t>
@@ -1779,11 +1975,15 @@
               <w:keepLines/>
               <w:spacing w:after="0"/>
             </w:pPr>
-            <w:r/>
-            <w:r>
-              <w:rPr>
-                <w:rFonts w:ascii="Arial" w:hAnsi="Arial" w:eastAsia="Arial"/>
-                <w:b w:val="0"/>
+            <w:r>
+              <w:rPr>
+                <w:rFonts w:ascii="Arial" w:hAnsi="Arial" w:eastAsia="Arial"/>
+                <w:sz w:val="18"/>
+              </w:rPr>
+            </w:r>
+            <w:r>
+              <w:rPr>
+                <w:rFonts w:ascii="Arial" w:hAnsi="Arial" w:eastAsia="Arial"/>
                 <w:sz w:val="18"/>
               </w:rPr>
               <w:t>ข้อมูลร้านถูกกระทบ</w:t>
@@ -1800,11 +2000,15 @@
               <w:keepLines/>
               <w:spacing w:after="0"/>
             </w:pPr>
-            <w:r/>
-            <w:r>
-              <w:rPr>
-                <w:rFonts w:ascii="Arial" w:hAnsi="Arial" w:eastAsia="Arial"/>
-                <w:b w:val="0"/>
+            <w:r>
+              <w:rPr>
+                <w:rFonts w:ascii="Arial" w:hAnsi="Arial" w:eastAsia="Arial"/>
+                <w:sz w:val="18"/>
+              </w:rPr>
+            </w:r>
+            <w:r>
+              <w:rPr>
+                <w:rFonts w:ascii="Arial" w:hAnsi="Arial" w:eastAsia="Arial"/>
                 <w:sz w:val="18"/>
               </w:rPr>
               <w:t>Read-only</w:t>
@@ -1821,11 +2025,15 @@
               <w:keepLines/>
               <w:spacing w:after="0"/>
             </w:pPr>
-            <w:r/>
-            <w:r>
-              <w:rPr>
-                <w:rFonts w:ascii="Arial" w:hAnsi="Arial" w:eastAsia="Arial"/>
-                <w:b w:val="0"/>
+            <w:r>
+              <w:rPr>
+                <w:rFonts w:ascii="Arial" w:hAnsi="Arial" w:eastAsia="Arial"/>
+                <w:sz w:val="18"/>
+              </w:rPr>
+            </w:r>
+            <w:r>
+              <w:rPr>
+                <w:rFonts w:ascii="Arial" w:hAnsi="Arial" w:eastAsia="Arial"/>
                 <w:sz w:val="18"/>
               </w:rPr>
               <w:t>แสดงข้อมูลและปิด input/editor</w:t>
@@ -1847,11 +2055,15 @@
               <w:keepLines/>
               <w:spacing w:after="0"/>
             </w:pPr>
-            <w:r/>
-            <w:r>
-              <w:rPr>
-                <w:rFonts w:ascii="Arial" w:hAnsi="Arial" w:eastAsia="Arial"/>
-                <w:b w:val="0"/>
+            <w:r>
+              <w:rPr>
+                <w:rFonts w:ascii="Arial" w:hAnsi="Arial" w:eastAsia="Arial"/>
+                <w:sz w:val="18"/>
+              </w:rPr>
+            </w:r>
+            <w:r>
+              <w:rPr>
+                <w:rFonts w:ascii="Arial" w:hAnsi="Arial" w:eastAsia="Arial"/>
                 <w:sz w:val="18"/>
               </w:rPr>
               <w:t>sec-sales</w:t>
@@ -1868,11 +2080,15 @@
               <w:keepLines/>
               <w:spacing w:after="0"/>
             </w:pPr>
-            <w:r/>
-            <w:r>
-              <w:rPr>
-                <w:rFonts w:ascii="Arial" w:hAnsi="Arial" w:eastAsia="Arial"/>
-                <w:b w:val="0"/>
+            <w:r>
+              <w:rPr>
+                <w:rFonts w:ascii="Arial" w:hAnsi="Arial" w:eastAsia="Arial"/>
+                <w:sz w:val="18"/>
+              </w:rPr>
+            </w:r>
+            <w:r>
+              <w:rPr>
+                <w:rFonts w:ascii="Arial" w:hAnsi="Arial" w:eastAsia="Arial"/>
                 <w:sz w:val="18"/>
               </w:rPr>
               <w:t>แนวโน้มยอดขายรายวัน</w:t>
@@ -1889,11 +2105,15 @@
               <w:keepLines/>
               <w:spacing w:after="0"/>
             </w:pPr>
-            <w:r/>
-            <w:r>
-              <w:rPr>
-                <w:rFonts w:ascii="Arial" w:hAnsi="Arial" w:eastAsia="Arial"/>
-                <w:b w:val="0"/>
+            <w:r>
+              <w:rPr>
+                <w:rFonts w:ascii="Arial" w:hAnsi="Arial" w:eastAsia="Arial"/>
+                <w:sz w:val="18"/>
+              </w:rPr>
+            </w:r>
+            <w:r>
+              <w:rPr>
+                <w:rFonts w:ascii="Arial" w:hAnsi="Arial" w:eastAsia="Arial"/>
                 <w:sz w:val="18"/>
               </w:rPr>
               <w:t>Read-only</w:t>
@@ -1910,11 +2130,15 @@
               <w:keepLines/>
               <w:spacing w:after="0"/>
             </w:pPr>
-            <w:r/>
-            <w:r>
-              <w:rPr>
-                <w:rFonts w:ascii="Arial" w:hAnsi="Arial" w:eastAsia="Arial"/>
-                <w:b w:val="0"/>
+            <w:r>
+              <w:rPr>
+                <w:rFonts w:ascii="Arial" w:hAnsi="Arial" w:eastAsia="Arial"/>
+                <w:sz w:val="18"/>
+              </w:rPr>
+            </w:r>
+            <w:r>
+              <w:rPr>
+                <w:rFonts w:ascii="Arial" w:hAnsi="Arial" w:eastAsia="Arial"/>
                 <w:sz w:val="18"/>
               </w:rPr>
               <w:t>แสดงข้อมูลและปิด input/editor</w:t>
@@ -1936,11 +2160,15 @@
               <w:keepLines/>
               <w:spacing w:after="0"/>
             </w:pPr>
-            <w:r/>
-            <w:r>
-              <w:rPr>
-                <w:rFonts w:ascii="Arial" w:hAnsi="Arial" w:eastAsia="Arial"/>
-                <w:b w:val="0"/>
+            <w:r>
+              <w:rPr>
+                <w:rFonts w:ascii="Arial" w:hAnsi="Arial" w:eastAsia="Arial"/>
+                <w:sz w:val="18"/>
+              </w:rPr>
+            </w:r>
+            <w:r>
+              <w:rPr>
+                <w:rFonts w:ascii="Arial" w:hAnsi="Arial" w:eastAsia="Arial"/>
                 <w:sz w:val="18"/>
               </w:rPr>
               <w:t>sec-map</w:t>
@@ -1957,11 +2185,15 @@
               <w:keepLines/>
               <w:spacing w:after="0"/>
             </w:pPr>
-            <w:r/>
-            <w:r>
-              <w:rPr>
-                <w:rFonts w:ascii="Arial" w:hAnsi="Arial" w:eastAsia="Arial"/>
-                <w:b w:val="0"/>
+            <w:r>
+              <w:rPr>
+                <w:rFonts w:ascii="Arial" w:hAnsi="Arial" w:eastAsia="Arial"/>
+                <w:sz w:val="18"/>
+              </w:rPr>
+            </w:r>
+            <w:r>
+              <w:rPr>
+                <w:rFonts w:ascii="Arial" w:hAnsi="Arial" w:eastAsia="Arial"/>
                 <w:sz w:val="18"/>
               </w:rPr>
               <w:t>แผนที่ AllMap</w:t>
@@ -1978,11 +2210,15 @@
               <w:keepLines/>
               <w:spacing w:after="0"/>
             </w:pPr>
-            <w:r/>
-            <w:r>
-              <w:rPr>
-                <w:rFonts w:ascii="Arial" w:hAnsi="Arial" w:eastAsia="Arial"/>
-                <w:b w:val="0"/>
+            <w:r>
+              <w:rPr>
+                <w:rFonts w:ascii="Arial" w:hAnsi="Arial" w:eastAsia="Arial"/>
+                <w:sz w:val="18"/>
+              </w:rPr>
+            </w:r>
+            <w:r>
+              <w:rPr>
+                <w:rFonts w:ascii="Arial" w:hAnsi="Arial" w:eastAsia="Arial"/>
                 <w:sz w:val="18"/>
               </w:rPr>
               <w:t>Read-only</w:t>
@@ -1999,11 +2235,15 @@
               <w:keepLines/>
               <w:spacing w:after="0"/>
             </w:pPr>
-            <w:r/>
-            <w:r>
-              <w:rPr>
-                <w:rFonts w:ascii="Arial" w:hAnsi="Arial" w:eastAsia="Arial"/>
-                <w:b w:val="0"/>
+            <w:r>
+              <w:rPr>
+                <w:rFonts w:ascii="Arial" w:hAnsi="Arial" w:eastAsia="Arial"/>
+                <w:sz w:val="18"/>
+              </w:rPr>
+            </w:r>
+            <w:r>
+              <w:rPr>
+                <w:rFonts w:ascii="Arial" w:hAnsi="Arial" w:eastAsia="Arial"/>
                 <w:sz w:val="18"/>
               </w:rPr>
               <w:t>แสดงข้อมูลและปิด input/editor</w:t>
@@ -2025,11 +2265,15 @@
               <w:keepLines/>
               <w:spacing w:after="0"/>
             </w:pPr>
-            <w:r/>
-            <w:r>
-              <w:rPr>
-                <w:rFonts w:ascii="Arial" w:hAnsi="Arial" w:eastAsia="Arial"/>
-                <w:b w:val="0"/>
+            <w:r>
+              <w:rPr>
+                <w:rFonts w:ascii="Arial" w:hAnsi="Arial" w:eastAsia="Arial"/>
+                <w:sz w:val="18"/>
+              </w:rPr>
+            </w:r>
+            <w:r>
+              <w:rPr>
+                <w:rFonts w:ascii="Arial" w:hAnsi="Arial" w:eastAsia="Arial"/>
                 <w:sz w:val="18"/>
               </w:rPr>
               <w:t>sec-newstore</w:t>
@@ -2046,11 +2290,15 @@
               <w:keepLines/>
               <w:spacing w:after="0"/>
             </w:pPr>
-            <w:r/>
-            <w:r>
-              <w:rPr>
-                <w:rFonts w:ascii="Arial" w:hAnsi="Arial" w:eastAsia="Arial"/>
-                <w:b w:val="0"/>
+            <w:r>
+              <w:rPr>
+                <w:rFonts w:ascii="Arial" w:hAnsi="Arial" w:eastAsia="Arial"/>
+                <w:sz w:val="18"/>
+              </w:rPr>
+            </w:r>
+            <w:r>
+              <w:rPr>
+                <w:rFonts w:ascii="Arial" w:hAnsi="Arial" w:eastAsia="Arial"/>
                 <w:sz w:val="18"/>
               </w:rPr>
               <w:t>ร้านเปิดใหม่</w:t>
@@ -2067,11 +2315,15 @@
               <w:keepLines/>
               <w:spacing w:after="0"/>
             </w:pPr>
-            <w:r/>
-            <w:r>
-              <w:rPr>
-                <w:rFonts w:ascii="Arial" w:hAnsi="Arial" w:eastAsia="Arial"/>
-                <w:b w:val="0"/>
+            <w:r>
+              <w:rPr>
+                <w:rFonts w:ascii="Arial" w:hAnsi="Arial" w:eastAsia="Arial"/>
+                <w:sz w:val="18"/>
+              </w:rPr>
+            </w:r>
+            <w:r>
+              <w:rPr>
+                <w:rFonts w:ascii="Arial" w:hAnsi="Arial" w:eastAsia="Arial"/>
                 <w:sz w:val="18"/>
               </w:rPr>
               <w:t>Editable</w:t>
@@ -2088,11 +2340,15 @@
               <w:keepLines/>
               <w:spacing w:after="0"/>
             </w:pPr>
-            <w:r/>
-            <w:r>
-              <w:rPr>
-                <w:rFonts w:ascii="Arial" w:hAnsi="Arial" w:eastAsia="Arial"/>
-                <w:b w:val="0"/>
+            <w:r>
+              <w:rPr>
+                <w:rFonts w:ascii="Arial" w:hAnsi="Arial" w:eastAsia="Arial"/>
+                <w:sz w:val="18"/>
+              </w:rPr>
+            </w:r>
+            <w:r>
+              <w:rPr>
+                <w:rFonts w:ascii="Arial" w:hAnsi="Arial" w:eastAsia="Arial"/>
                 <w:sz w:val="18"/>
               </w:rPr>
               <w:t>เปิด input/action เฉพาะ field ที่ระบุในเอกสารนี้</w:t>
@@ -2114,11 +2370,15 @@
               <w:keepLines/>
               <w:spacing w:after="0"/>
             </w:pPr>
-            <w:r/>
-            <w:r>
-              <w:rPr>
-                <w:rFonts w:ascii="Arial" w:hAnsi="Arial" w:eastAsia="Arial"/>
-                <w:b w:val="0"/>
+            <w:r>
+              <w:rPr>
+                <w:rFonts w:ascii="Arial" w:hAnsi="Arial" w:eastAsia="Arial"/>
+                <w:sz w:val="18"/>
+              </w:rPr>
+            </w:r>
+            <w:r>
+              <w:rPr>
+                <w:rFonts w:ascii="Arial" w:hAnsi="Arial" w:eastAsia="Arial"/>
                 <w:sz w:val="18"/>
               </w:rPr>
               <w:t>sec-competitor</w:t>
@@ -2135,11 +2395,15 @@
               <w:keepLines/>
               <w:spacing w:after="0"/>
             </w:pPr>
-            <w:r/>
-            <w:r>
-              <w:rPr>
-                <w:rFonts w:ascii="Arial" w:hAnsi="Arial" w:eastAsia="Arial"/>
-                <w:b w:val="0"/>
+            <w:r>
+              <w:rPr>
+                <w:rFonts w:ascii="Arial" w:hAnsi="Arial" w:eastAsia="Arial"/>
+                <w:sz w:val="18"/>
+              </w:rPr>
+            </w:r>
+            <w:r>
+              <w:rPr>
+                <w:rFonts w:ascii="Arial" w:hAnsi="Arial" w:eastAsia="Arial"/>
                 <w:sz w:val="18"/>
               </w:rPr>
               <w:t>ร้านคู่แข่งเปิดกระทบ</w:t>
@@ -2156,11 +2420,15 @@
               <w:keepLines/>
               <w:spacing w:after="0"/>
             </w:pPr>
-            <w:r/>
-            <w:r>
-              <w:rPr>
-                <w:rFonts w:ascii="Arial" w:hAnsi="Arial" w:eastAsia="Arial"/>
-                <w:b w:val="0"/>
+            <w:r>
+              <w:rPr>
+                <w:rFonts w:ascii="Arial" w:hAnsi="Arial" w:eastAsia="Arial"/>
+                <w:sz w:val="18"/>
+              </w:rPr>
+            </w:r>
+            <w:r>
+              <w:rPr>
+                <w:rFonts w:ascii="Arial" w:hAnsi="Arial" w:eastAsia="Arial"/>
                 <w:sz w:val="18"/>
               </w:rPr>
               <w:t>Editable</w:t>
@@ -2177,11 +2445,15 @@
               <w:keepLines/>
               <w:spacing w:after="0"/>
             </w:pPr>
-            <w:r/>
-            <w:r>
-              <w:rPr>
-                <w:rFonts w:ascii="Arial" w:hAnsi="Arial" w:eastAsia="Arial"/>
-                <w:b w:val="0"/>
+            <w:r>
+              <w:rPr>
+                <w:rFonts w:ascii="Arial" w:hAnsi="Arial" w:eastAsia="Arial"/>
+                <w:sz w:val="18"/>
+              </w:rPr>
+            </w:r>
+            <w:r>
+              <w:rPr>
+                <w:rFonts w:ascii="Arial" w:hAnsi="Arial" w:eastAsia="Arial"/>
                 <w:sz w:val="18"/>
               </w:rPr>
               <w:t>เปิด input/action เฉพาะ field ที่ระบุในเอกสารนี้</w:t>
@@ -2203,11 +2475,15 @@
               <w:keepLines/>
               <w:spacing w:after="0"/>
             </w:pPr>
-            <w:r/>
-            <w:r>
-              <w:rPr>
-                <w:rFonts w:ascii="Arial" w:hAnsi="Arial" w:eastAsia="Arial"/>
-                <w:b w:val="0"/>
+            <w:r>
+              <w:rPr>
+                <w:rFonts w:ascii="Arial" w:hAnsi="Arial" w:eastAsia="Arial"/>
+                <w:sz w:val="18"/>
+              </w:rPr>
+            </w:r>
+            <w:r>
+              <w:rPr>
+                <w:rFonts w:ascii="Arial" w:hAnsi="Arial" w:eastAsia="Arial"/>
                 <w:sz w:val="18"/>
               </w:rPr>
               <w:t>sec-factor</w:t>
@@ -2224,11 +2500,15 @@
               <w:keepLines/>
               <w:spacing w:after="0"/>
             </w:pPr>
-            <w:r/>
-            <w:r>
-              <w:rPr>
-                <w:rFonts w:ascii="Arial" w:hAnsi="Arial" w:eastAsia="Arial"/>
-                <w:b w:val="0"/>
+            <w:r>
+              <w:rPr>
+                <w:rFonts w:ascii="Arial" w:hAnsi="Arial" w:eastAsia="Arial"/>
+                <w:sz w:val="18"/>
+              </w:rPr>
+            </w:r>
+            <w:r>
+              <w:rPr>
+                <w:rFonts w:ascii="Arial" w:hAnsi="Arial" w:eastAsia="Arial"/>
                 <w:sz w:val="18"/>
               </w:rPr>
               <w:t>ปัจจัยอื่นๆ</w:t>
@@ -2245,11 +2525,15 @@
               <w:keepLines/>
               <w:spacing w:after="0"/>
             </w:pPr>
-            <w:r/>
-            <w:r>
-              <w:rPr>
-                <w:rFonts w:ascii="Arial" w:hAnsi="Arial" w:eastAsia="Arial"/>
-                <w:b w:val="0"/>
+            <w:r>
+              <w:rPr>
+                <w:rFonts w:ascii="Arial" w:hAnsi="Arial" w:eastAsia="Arial"/>
+                <w:sz w:val="18"/>
+              </w:rPr>
+            </w:r>
+            <w:r>
+              <w:rPr>
+                <w:rFonts w:ascii="Arial" w:hAnsi="Arial" w:eastAsia="Arial"/>
                 <w:sz w:val="18"/>
               </w:rPr>
               <w:t>Editable</w:t>
@@ -2266,11 +2550,15 @@
               <w:keepLines/>
               <w:spacing w:after="0"/>
             </w:pPr>
-            <w:r/>
-            <w:r>
-              <w:rPr>
-                <w:rFonts w:ascii="Arial" w:hAnsi="Arial" w:eastAsia="Arial"/>
-                <w:b w:val="0"/>
+            <w:r>
+              <w:rPr>
+                <w:rFonts w:ascii="Arial" w:hAnsi="Arial" w:eastAsia="Arial"/>
+                <w:sz w:val="18"/>
+              </w:rPr>
+            </w:r>
+            <w:r>
+              <w:rPr>
+                <w:rFonts w:ascii="Arial" w:hAnsi="Arial" w:eastAsia="Arial"/>
                 <w:sz w:val="18"/>
               </w:rPr>
               <w:t>เปิด input/action เฉพาะ field ที่ระบุในเอกสารนี้</w:t>
@@ -2292,11 +2580,15 @@
               <w:keepLines/>
               <w:spacing w:after="0"/>
             </w:pPr>
-            <w:r/>
-            <w:r>
-              <w:rPr>
-                <w:rFonts w:ascii="Arial" w:hAnsi="Arial" w:eastAsia="Arial"/>
-                <w:b w:val="0"/>
+            <w:r>
+              <w:rPr>
+                <w:rFonts w:ascii="Arial" w:hAnsi="Arial" w:eastAsia="Arial"/>
+                <w:sz w:val="18"/>
+              </w:rPr>
+            </w:r>
+            <w:r>
+              <w:rPr>
+                <w:rFonts w:ascii="Arial" w:hAnsi="Arial" w:eastAsia="Arial"/>
                 <w:sz w:val="18"/>
               </w:rPr>
               <w:t>sec-attach</w:t>
@@ -2313,11 +2605,15 @@
               <w:keepLines/>
               <w:spacing w:after="0"/>
             </w:pPr>
-            <w:r/>
-            <w:r>
-              <w:rPr>
-                <w:rFonts w:ascii="Arial" w:hAnsi="Arial" w:eastAsia="Arial"/>
-                <w:b w:val="0"/>
+            <w:r>
+              <w:rPr>
+                <w:rFonts w:ascii="Arial" w:hAnsi="Arial" w:eastAsia="Arial"/>
+                <w:sz w:val="18"/>
+              </w:rPr>
+            </w:r>
+            <w:r>
+              <w:rPr>
+                <w:rFonts w:ascii="Arial" w:hAnsi="Arial" w:eastAsia="Arial"/>
                 <w:sz w:val="18"/>
               </w:rPr>
               <w:t>เอกสารแนบทั้งหมด</w:t>
@@ -2334,11 +2630,15 @@
               <w:keepLines/>
               <w:spacing w:after="0"/>
             </w:pPr>
-            <w:r/>
-            <w:r>
-              <w:rPr>
-                <w:rFonts w:ascii="Arial" w:hAnsi="Arial" w:eastAsia="Arial"/>
-                <w:b w:val="0"/>
+            <w:r>
+              <w:rPr>
+                <w:rFonts w:ascii="Arial" w:hAnsi="Arial" w:eastAsia="Arial"/>
+                <w:sz w:val="18"/>
+              </w:rPr>
+            </w:r>
+            <w:r>
+              <w:rPr>
+                <w:rFonts w:ascii="Arial" w:hAnsi="Arial" w:eastAsia="Arial"/>
                 <w:sz w:val="18"/>
               </w:rPr>
               <w:t>Read-only + Upload</w:t>
@@ -2355,11 +2655,15 @@
               <w:keepLines/>
               <w:spacing w:after="0"/>
             </w:pPr>
-            <w:r/>
-            <w:r>
-              <w:rPr>
-                <w:rFonts w:ascii="Arial" w:hAnsi="Arial" w:eastAsia="Arial"/>
-                <w:b w:val="0"/>
+            <w:r>
+              <w:rPr>
+                <w:rFonts w:ascii="Arial" w:hAnsi="Arial" w:eastAsia="Arial"/>
+                <w:sz w:val="18"/>
+              </w:rPr>
+            </w:r>
+            <w:r>
+              <w:rPr>
+                <w:rFonts w:ascii="Arial" w:hAnsi="Arial" w:eastAsia="Arial"/>
                 <w:sz w:val="18"/>
               </w:rPr>
               <w:t>ดูรายการไฟล์และเพิ่มไฟล์แนบได้</w:t>
@@ -2381,11 +2685,15 @@
               <w:keepLines/>
               <w:spacing w:after="0"/>
             </w:pPr>
-            <w:r/>
-            <w:r>
-              <w:rPr>
-                <w:rFonts w:ascii="Arial" w:hAnsi="Arial" w:eastAsia="Arial"/>
-                <w:b w:val="0"/>
+            <w:r>
+              <w:rPr>
+                <w:rFonts w:ascii="Arial" w:hAnsi="Arial" w:eastAsia="Arial"/>
+                <w:sz w:val="18"/>
+              </w:rPr>
+            </w:r>
+            <w:r>
+              <w:rPr>
+                <w:rFonts w:ascii="Arial" w:hAnsi="Arial" w:eastAsia="Arial"/>
                 <w:sz w:val="18"/>
               </w:rPr>
               <w:t>sec-calc</w:t>
@@ -2402,11 +2710,15 @@
               <w:keepLines/>
               <w:spacing w:after="0"/>
             </w:pPr>
-            <w:r/>
-            <w:r>
-              <w:rPr>
-                <w:rFonts w:ascii="Arial" w:hAnsi="Arial" w:eastAsia="Arial"/>
-                <w:b w:val="0"/>
+            <w:r>
+              <w:rPr>
+                <w:rFonts w:ascii="Arial" w:hAnsi="Arial" w:eastAsia="Arial"/>
+                <w:sz w:val="18"/>
+              </w:rPr>
+            </w:r>
+            <w:r>
+              <w:rPr>
+                <w:rFonts w:ascii="Arial" w:hAnsi="Arial" w:eastAsia="Arial"/>
                 <w:sz w:val="18"/>
               </w:rPr>
               <w:t>คำนวณเงินชดเชย</w:t>
@@ -2423,11 +2735,15 @@
               <w:keepLines/>
               <w:spacing w:after="0"/>
             </w:pPr>
-            <w:r/>
-            <w:r>
-              <w:rPr>
-                <w:rFonts w:ascii="Arial" w:hAnsi="Arial" w:eastAsia="Arial"/>
-                <w:b w:val="0"/>
+            <w:r>
+              <w:rPr>
+                <w:rFonts w:ascii="Arial" w:hAnsi="Arial" w:eastAsia="Arial"/>
+                <w:sz w:val="18"/>
+              </w:rPr>
+            </w:r>
+            <w:r>
+              <w:rPr>
+                <w:rFonts w:ascii="Arial" w:hAnsi="Arial" w:eastAsia="Arial"/>
                 <w:sz w:val="18"/>
               </w:rPr>
               <w:t>Hidden</w:t>
@@ -2444,11 +2760,15 @@
               <w:keepLines/>
               <w:spacing w:after="0"/>
             </w:pPr>
-            <w:r/>
-            <w:r>
-              <w:rPr>
-                <w:rFonts w:ascii="Arial" w:hAnsi="Arial" w:eastAsia="Arial"/>
-                <w:b w:val="0"/>
+            <w:r>
+              <w:rPr>
+                <w:rFonts w:ascii="Arial" w:hAnsi="Arial" w:eastAsia="Arial"/>
+                <w:sz w:val="18"/>
+              </w:rPr>
+            </w:r>
+            <w:r>
+              <w:rPr>
+                <w:rFonts w:ascii="Arial" w:hAnsi="Arial" w:eastAsia="Arial"/>
                 <w:sz w:val="18"/>
               </w:rPr>
               <w:t>ไม่ render section</w:t>
@@ -2470,11 +2790,15 @@
               <w:keepLines/>
               <w:spacing w:after="0"/>
             </w:pPr>
-            <w:r/>
-            <w:r>
-              <w:rPr>
-                <w:rFonts w:ascii="Arial" w:hAnsi="Arial" w:eastAsia="Arial"/>
-                <w:b w:val="0"/>
+            <w:r>
+              <w:rPr>
+                <w:rFonts w:ascii="Arial" w:hAnsi="Arial" w:eastAsia="Arial"/>
+                <w:sz w:val="18"/>
+              </w:rPr>
+            </w:r>
+            <w:r>
+              <w:rPr>
+                <w:rFonts w:ascii="Arial" w:hAnsi="Arial" w:eastAsia="Arial"/>
                 <w:sz w:val="18"/>
               </w:rPr>
               <w:t>sec-comp-history</w:t>
@@ -2491,11 +2815,15 @@
               <w:keepLines/>
               <w:spacing w:after="0"/>
             </w:pPr>
-            <w:r/>
-            <w:r>
-              <w:rPr>
-                <w:rFonts w:ascii="Arial" w:hAnsi="Arial" w:eastAsia="Arial"/>
-                <w:b w:val="0"/>
+            <w:r>
+              <w:rPr>
+                <w:rFonts w:ascii="Arial" w:hAnsi="Arial" w:eastAsia="Arial"/>
+                <w:sz w:val="18"/>
+              </w:rPr>
+            </w:r>
+            <w:r>
+              <w:rPr>
+                <w:rFonts w:ascii="Arial" w:hAnsi="Arial" w:eastAsia="Arial"/>
                 <w:sz w:val="18"/>
               </w:rPr>
               <w:t>ประวัติการชดเชย</w:t>
@@ -2512,11 +2840,15 @@
               <w:keepLines/>
               <w:spacing w:after="0"/>
             </w:pPr>
-            <w:r/>
-            <w:r>
-              <w:rPr>
-                <w:rFonts w:ascii="Arial" w:hAnsi="Arial" w:eastAsia="Arial"/>
-                <w:b w:val="0"/>
+            <w:r>
+              <w:rPr>
+                <w:rFonts w:ascii="Arial" w:hAnsi="Arial" w:eastAsia="Arial"/>
+                <w:sz w:val="18"/>
+              </w:rPr>
+            </w:r>
+            <w:r>
+              <w:rPr>
+                <w:rFonts w:ascii="Arial" w:hAnsi="Arial" w:eastAsia="Arial"/>
                 <w:sz w:val="18"/>
               </w:rPr>
               <w:t>Read-only</w:t>
@@ -2533,11 +2865,15 @@
               <w:keepLines/>
               <w:spacing w:after="0"/>
             </w:pPr>
-            <w:r/>
-            <w:r>
-              <w:rPr>
-                <w:rFonts w:ascii="Arial" w:hAnsi="Arial" w:eastAsia="Arial"/>
-                <w:b w:val="0"/>
+            <w:r>
+              <w:rPr>
+                <w:rFonts w:ascii="Arial" w:hAnsi="Arial" w:eastAsia="Arial"/>
+                <w:sz w:val="18"/>
+              </w:rPr>
+            </w:r>
+            <w:r>
+              <w:rPr>
+                <w:rFonts w:ascii="Arial" w:hAnsi="Arial" w:eastAsia="Arial"/>
                 <w:sz w:val="18"/>
               </w:rPr>
               <w:t>แสดงข้อมูลและปิด input/editor</w:t>
@@ -2559,11 +2895,15 @@
               <w:keepLines/>
               <w:spacing w:after="0"/>
             </w:pPr>
-            <w:r/>
-            <w:r>
-              <w:rPr>
-                <w:rFonts w:ascii="Arial" w:hAnsi="Arial" w:eastAsia="Arial"/>
-                <w:b w:val="0"/>
+            <w:r>
+              <w:rPr>
+                <w:rFonts w:ascii="Arial" w:hAnsi="Arial" w:eastAsia="Arial"/>
+                <w:sz w:val="18"/>
+              </w:rPr>
+            </w:r>
+            <w:r>
+              <w:rPr>
+                <w:rFonts w:ascii="Arial" w:hAnsi="Arial" w:eastAsia="Arial"/>
                 <w:sz w:val="18"/>
               </w:rPr>
               <w:t>sec-decision-history</w:t>
@@ -2580,11 +2920,15 @@
               <w:keepLines/>
               <w:spacing w:after="0"/>
             </w:pPr>
-            <w:r/>
-            <w:r>
-              <w:rPr>
-                <w:rFonts w:ascii="Arial" w:hAnsi="Arial" w:eastAsia="Arial"/>
-                <w:b w:val="0"/>
+            <w:r>
+              <w:rPr>
+                <w:rFonts w:ascii="Arial" w:hAnsi="Arial" w:eastAsia="Arial"/>
+                <w:sz w:val="18"/>
+              </w:rPr>
+            </w:r>
+            <w:r>
+              <w:rPr>
+                <w:rFonts w:ascii="Arial" w:hAnsi="Arial" w:eastAsia="Arial"/>
                 <w:sz w:val="18"/>
               </w:rPr>
               <w:t>ผลการพิจารณา (ประวัติ)</w:t>
@@ -2601,11 +2945,15 @@
               <w:keepLines/>
               <w:spacing w:after="0"/>
             </w:pPr>
-            <w:r/>
-            <w:r>
-              <w:rPr>
-                <w:rFonts w:ascii="Arial" w:hAnsi="Arial" w:eastAsia="Arial"/>
-                <w:b w:val="0"/>
+            <w:r>
+              <w:rPr>
+                <w:rFonts w:ascii="Arial" w:hAnsi="Arial" w:eastAsia="Arial"/>
+                <w:sz w:val="18"/>
+              </w:rPr>
+            </w:r>
+            <w:r>
+              <w:rPr>
+                <w:rFonts w:ascii="Arial" w:hAnsi="Arial" w:eastAsia="Arial"/>
                 <w:sz w:val="18"/>
               </w:rPr>
               <w:t>Read-only</w:t>
@@ -2622,11 +2970,15 @@
               <w:keepLines/>
               <w:spacing w:after="0"/>
             </w:pPr>
-            <w:r/>
-            <w:r>
-              <w:rPr>
-                <w:rFonts w:ascii="Arial" w:hAnsi="Arial" w:eastAsia="Arial"/>
-                <w:b w:val="0"/>
+            <w:r>
+              <w:rPr>
+                <w:rFonts w:ascii="Arial" w:hAnsi="Arial" w:eastAsia="Arial"/>
+                <w:sz w:val="18"/>
+              </w:rPr>
+            </w:r>
+            <w:r>
+              <w:rPr>
+                <w:rFonts w:ascii="Arial" w:hAnsi="Arial" w:eastAsia="Arial"/>
                 <w:sz w:val="18"/>
               </w:rPr>
               <w:t>แสดงข้อมูลและปิด input/editor</w:t>
@@ -2648,11 +3000,15 @@
               <w:keepLines/>
               <w:spacing w:after="0"/>
             </w:pPr>
-            <w:r/>
-            <w:r>
-              <w:rPr>
-                <w:rFonts w:ascii="Arial" w:hAnsi="Arial" w:eastAsia="Arial"/>
-                <w:b w:val="0"/>
+            <w:r>
+              <w:rPr>
+                <w:rFonts w:ascii="Arial" w:hAnsi="Arial" w:eastAsia="Arial"/>
+                <w:sz w:val="18"/>
+              </w:rPr>
+            </w:r>
+            <w:r>
+              <w:rPr>
+                <w:rFonts w:ascii="Arial" w:hAnsi="Arial" w:eastAsia="Arial"/>
                 <w:sz w:val="18"/>
               </w:rPr>
               <w:t>sec-action</w:t>
@@ -2669,11 +3025,15 @@
               <w:keepLines/>
               <w:spacing w:after="0"/>
             </w:pPr>
-            <w:r/>
-            <w:r>
-              <w:rPr>
-                <w:rFonts w:ascii="Arial" w:hAnsi="Arial" w:eastAsia="Arial"/>
-                <w:b w:val="0"/>
+            <w:r>
+              <w:rPr>
+                <w:rFonts w:ascii="Arial" w:hAnsi="Arial" w:eastAsia="Arial"/>
+                <w:sz w:val="18"/>
+              </w:rPr>
+            </w:r>
+            <w:r>
+              <w:rPr>
+                <w:rFonts w:ascii="Arial" w:hAnsi="Arial" w:eastAsia="Arial"/>
                 <w:sz w:val="18"/>
               </w:rPr>
               <w:t>พิจารณา / ส่งดำเนินการ</w:t>
@@ -2690,11 +3050,15 @@
               <w:keepLines/>
               <w:spacing w:after="0"/>
             </w:pPr>
-            <w:r/>
-            <w:r>
-              <w:rPr>
-                <w:rFonts w:ascii="Arial" w:hAnsi="Arial" w:eastAsia="Arial"/>
-                <w:b w:val="0"/>
+            <w:r>
+              <w:rPr>
+                <w:rFonts w:ascii="Arial" w:hAnsi="Arial" w:eastAsia="Arial"/>
+                <w:sz w:val="18"/>
+              </w:rPr>
+            </w:r>
+            <w:r>
+              <w:rPr>
+                <w:rFonts w:ascii="Arial" w:hAnsi="Arial" w:eastAsia="Arial"/>
                 <w:sz w:val="18"/>
               </w:rPr>
               <w:t>Action</w:t>
@@ -2711,11 +3075,15 @@
               <w:keepLines/>
               <w:spacing w:after="0"/>
             </w:pPr>
-            <w:r/>
-            <w:r>
-              <w:rPr>
-                <w:rFonts w:ascii="Arial" w:hAnsi="Arial" w:eastAsia="Arial"/>
-                <w:b w:val="0"/>
+            <w:r>
+              <w:rPr>
+                <w:rFonts w:ascii="Arial" w:hAnsi="Arial" w:eastAsia="Arial"/>
+                <w:sz w:val="18"/>
+              </w:rPr>
+            </w:r>
+            <w:r>
+              <w:rPr>
+                <w:rFonts w:ascii="Arial" w:hAnsi="Arial" w:eastAsia="Arial"/>
                 <w:sz w:val="18"/>
               </w:rPr>
               <w:t>แสดง radio result, textarea comment, ปุ่มส่งดำเนินการ</w:t>
@@ -2833,11 +3201,15 @@
               <w:keepLines/>
               <w:spacing w:after="0"/>
             </w:pPr>
-            <w:r/>
-            <w:r>
-              <w:rPr>
-                <w:rFonts w:ascii="Arial" w:hAnsi="Arial" w:eastAsia="Arial"/>
-                <w:b w:val="0"/>
+            <w:r>
+              <w:rPr>
+                <w:rFonts w:ascii="Arial" w:hAnsi="Arial" w:eastAsia="Arial"/>
+                <w:sz w:val="18"/>
+              </w:rPr>
+            </w:r>
+            <w:r>
+              <w:rPr>
+                <w:rFonts w:ascii="Arial" w:hAnsi="Arial" w:eastAsia="Arial"/>
                 <w:sz w:val="18"/>
               </w:rPr>
               <w:t>ร้านเปิดใหม่</w:t>
@@ -2854,11 +3226,15 @@
               <w:keepLines/>
               <w:spacing w:after="0"/>
             </w:pPr>
-            <w:r/>
-            <w:r>
-              <w:rPr>
-                <w:rFonts w:ascii="Arial" w:hAnsi="Arial" w:eastAsia="Arial"/>
-                <w:b w:val="0"/>
+            <w:r>
+              <w:rPr>
+                <w:rFonts w:ascii="Arial" w:hAnsi="Arial" w:eastAsia="Arial"/>
+                <w:sz w:val="18"/>
+              </w:rPr>
+            </w:r>
+            <w:r>
+              <w:rPr>
+                <w:rFonts w:ascii="Arial" w:hAnsi="Arial" w:eastAsia="Arial"/>
                 <w:sz w:val="18"/>
               </w:rPr>
               <w:t>newStoreCode, newStoreName, openDate, distanceKm, compensatePercent, calculatedCompensationAmount</w:t>
@@ -2875,11 +3251,15 @@
               <w:keepLines/>
               <w:spacing w:after="0"/>
             </w:pPr>
-            <w:r/>
-            <w:r>
-              <w:rPr>
-                <w:rFonts w:ascii="Arial" w:hAnsi="Arial" w:eastAsia="Arial"/>
-                <w:b w:val="0"/>
+            <w:r>
+              <w:rPr>
+                <w:rFonts w:ascii="Arial" w:hAnsi="Arial" w:eastAsia="Arial"/>
+                <w:sz w:val="18"/>
+              </w:rPr>
+            </w:r>
+            <w:r>
+              <w:rPr>
+                <w:rFonts w:ascii="Arial" w:hAnsi="Arial" w:eastAsia="Arial"/>
                 <w:sz w:val="18"/>
               </w:rPr>
               <w:t>แก้ได้เฉพาะ compensatePercent; ผลรวมต้องเท่ากับ 100</w:t>
@@ -2901,11 +3281,15 @@
               <w:keepLines/>
               <w:spacing w:after="0"/>
             </w:pPr>
-            <w:r/>
-            <w:r>
-              <w:rPr>
-                <w:rFonts w:ascii="Arial" w:hAnsi="Arial" w:eastAsia="Arial"/>
-                <w:b w:val="0"/>
+            <w:r>
+              <w:rPr>
+                <w:rFonts w:ascii="Arial" w:hAnsi="Arial" w:eastAsia="Arial"/>
+                <w:sz w:val="18"/>
+              </w:rPr>
+            </w:r>
+            <w:r>
+              <w:rPr>
+                <w:rFonts w:ascii="Arial" w:hAnsi="Arial" w:eastAsia="Arial"/>
                 <w:sz w:val="18"/>
               </w:rPr>
               <w:t>ร้านคู่แข่ง</w:t>
@@ -2922,11 +3306,15 @@
               <w:keepLines/>
               <w:spacing w:after="0"/>
             </w:pPr>
-            <w:r/>
-            <w:r>
-              <w:rPr>
-                <w:rFonts w:ascii="Arial" w:hAnsi="Arial" w:eastAsia="Arial"/>
-                <w:b w:val="0"/>
+            <w:r>
+              <w:rPr>
+                <w:rFonts w:ascii="Arial" w:hAnsi="Arial" w:eastAsia="Arial"/>
+                <w:sz w:val="18"/>
+              </w:rPr>
+            </w:r>
+            <w:r>
+              <w:rPr>
+                <w:rFonts w:ascii="Arial" w:hAnsi="Arial" w:eastAsia="Arial"/>
                 <w:sz w:val="18"/>
               </w:rPr>
               <w:t>competitorName, openedImpactDate, detail, remark</w:t>
@@ -2943,11 +3331,15 @@
               <w:keepLines/>
               <w:spacing w:after="0"/>
             </w:pPr>
-            <w:r/>
-            <w:r>
-              <w:rPr>
-                <w:rFonts w:ascii="Arial" w:hAnsi="Arial" w:eastAsia="Arial"/>
-                <w:b w:val="0"/>
+            <w:r>
+              <w:rPr>
+                <w:rFonts w:ascii="Arial" w:hAnsi="Arial" w:eastAsia="Arial"/>
+                <w:sz w:val="18"/>
+              </w:rPr>
+            </w:r>
+            <w:r>
+              <w:rPr>
+                <w:rFonts w:ascii="Arial" w:hAnsi="Arial" w:eastAsia="Arial"/>
                 <w:sz w:val="18"/>
               </w:rPr>
               <w:t>เพิ่ม/แก้/ลบได้; ต้องเลือกร้านคู่แข่งก่อนบันทึก</w:t>
@@ -2969,11 +3361,15 @@
               <w:keepLines/>
               <w:spacing w:after="0"/>
             </w:pPr>
-            <w:r/>
-            <w:r>
-              <w:rPr>
-                <w:rFonts w:ascii="Arial" w:hAnsi="Arial" w:eastAsia="Arial"/>
-                <w:b w:val="0"/>
+            <w:r>
+              <w:rPr>
+                <w:rFonts w:ascii="Arial" w:hAnsi="Arial" w:eastAsia="Arial"/>
+                <w:sz w:val="18"/>
+              </w:rPr>
+            </w:r>
+            <w:r>
+              <w:rPr>
+                <w:rFonts w:ascii="Arial" w:hAnsi="Arial" w:eastAsia="Arial"/>
                 <w:sz w:val="18"/>
               </w:rPr>
               <w:t>ปัจจัยอื่นๆ</w:t>
@@ -2990,11 +3386,15 @@
               <w:keepLines/>
               <w:spacing w:after="0"/>
             </w:pPr>
-            <w:r/>
-            <w:r>
-              <w:rPr>
-                <w:rFonts w:ascii="Arial" w:hAnsi="Arial" w:eastAsia="Arial"/>
-                <w:b w:val="0"/>
+            <w:r>
+              <w:rPr>
+                <w:rFonts w:ascii="Arial" w:hAnsi="Arial" w:eastAsia="Arial"/>
+                <w:sz w:val="18"/>
+              </w:rPr>
+            </w:r>
+            <w:r>
+              <w:rPr>
+                <w:rFonts w:ascii="Arial" w:hAnsi="Arial" w:eastAsia="Arial"/>
                 <w:sz w:val="18"/>
               </w:rPr>
               <w:t>factorName, startDate, endDate, detail, remark</w:t>
@@ -3011,11 +3411,15 @@
               <w:keepLines/>
               <w:spacing w:after="0"/>
             </w:pPr>
-            <w:r/>
-            <w:r>
-              <w:rPr>
-                <w:rFonts w:ascii="Arial" w:hAnsi="Arial" w:eastAsia="Arial"/>
-                <w:b w:val="0"/>
+            <w:r>
+              <w:rPr>
+                <w:rFonts w:ascii="Arial" w:hAnsi="Arial" w:eastAsia="Arial"/>
+                <w:sz w:val="18"/>
+              </w:rPr>
+            </w:r>
+            <w:r>
+              <w:rPr>
+                <w:rFonts w:ascii="Arial" w:hAnsi="Arial" w:eastAsia="Arial"/>
                 <w:sz w:val="18"/>
               </w:rPr>
               <w:t>เพิ่ม/แก้/ลบได้; endDate ต้องไม่ก่อน startDate</w:t>
@@ -3037,11 +3441,15 @@
               <w:keepLines/>
               <w:spacing w:after="0"/>
             </w:pPr>
-            <w:r/>
-            <w:r>
-              <w:rPr>
-                <w:rFonts w:ascii="Arial" w:hAnsi="Arial" w:eastAsia="Arial"/>
-                <w:b w:val="0"/>
+            <w:r>
+              <w:rPr>
+                <w:rFonts w:ascii="Arial" w:hAnsi="Arial" w:eastAsia="Arial"/>
+                <w:sz w:val="18"/>
+              </w:rPr>
+            </w:r>
+            <w:r>
+              <w:rPr>
+                <w:rFonts w:ascii="Arial" w:hAnsi="Arial" w:eastAsia="Arial"/>
                 <w:sz w:val="18"/>
               </w:rPr>
               <w:t>เอกสารแนบ</w:t>
@@ -3058,11 +3466,15 @@
               <w:keepLines/>
               <w:spacing w:after="0"/>
             </w:pPr>
-            <w:r/>
-            <w:r>
-              <w:rPr>
-                <w:rFonts w:ascii="Arial" w:hAnsi="Arial" w:eastAsia="Arial"/>
-                <w:b w:val="0"/>
+            <w:r>
+              <w:rPr>
+                <w:rFonts w:ascii="Arial" w:hAnsi="Arial" w:eastAsia="Arial"/>
+                <w:sz w:val="18"/>
+              </w:rPr>
+            </w:r>
+            <w:r>
+              <w:rPr>
+                <w:rFonts w:ascii="Arial" w:hAnsi="Arial" w:eastAsia="Arial"/>
                 <w:sz w:val="18"/>
               </w:rPr>
               <w:t>file, fileName, attachmentType, remark</w:t>
@@ -3079,11 +3491,15 @@
               <w:keepLines/>
               <w:spacing w:after="0"/>
             </w:pPr>
-            <w:r/>
-            <w:r>
-              <w:rPr>
-                <w:rFonts w:ascii="Arial" w:hAnsi="Arial" w:eastAsia="Arial"/>
-                <w:b w:val="0"/>
+            <w:r>
+              <w:rPr>
+                <w:rFonts w:ascii="Arial" w:hAnsi="Arial" w:eastAsia="Arial"/>
+                <w:sz w:val="18"/>
+              </w:rPr>
+            </w:r>
+            <w:r>
+              <w:rPr>
+                <w:rFonts w:ascii="Arial" w:hAnsi="Arial" w:eastAsia="Arial"/>
                 <w:sz w:val="18"/>
               </w:rPr>
               <w:t>เพิ่มไฟล์ได้; ขนาด &lt;= 5 MB; extension ต้องอยู่ใน allowlist</w:t>
@@ -3105,11 +3521,15 @@
               <w:keepLines/>
               <w:spacing w:after="0"/>
             </w:pPr>
-            <w:r/>
-            <w:r>
-              <w:rPr>
-                <w:rFonts w:ascii="Arial" w:hAnsi="Arial" w:eastAsia="Arial"/>
-                <w:b w:val="0"/>
+            <w:r>
+              <w:rPr>
+                <w:rFonts w:ascii="Arial" w:hAnsi="Arial" w:eastAsia="Arial"/>
+                <w:sz w:val="18"/>
+              </w:rPr>
+            </w:r>
+            <w:r>
+              <w:rPr>
+                <w:rFonts w:ascii="Arial" w:hAnsi="Arial" w:eastAsia="Arial"/>
                 <w:sz w:val="18"/>
               </w:rPr>
               <w:t>แผงพิจารณา</w:t>
@@ -3126,11 +3546,15 @@
               <w:keepLines/>
               <w:spacing w:after="0"/>
             </w:pPr>
-            <w:r/>
-            <w:r>
-              <w:rPr>
-                <w:rFonts w:ascii="Arial" w:hAnsi="Arial" w:eastAsia="Arial"/>
-                <w:b w:val="0"/>
+            <w:r>
+              <w:rPr>
+                <w:rFonts w:ascii="Arial" w:hAnsi="Arial" w:eastAsia="Arial"/>
+                <w:sz w:val="18"/>
+              </w:rPr>
+            </w:r>
+            <w:r>
+              <w:rPr>
+                <w:rFonts w:ascii="Arial" w:hAnsi="Arial" w:eastAsia="Arial"/>
                 <w:sz w:val="18"/>
               </w:rPr>
               <w:t>result, comment</w:t>
@@ -3147,11 +3571,15 @@
               <w:keepLines/>
               <w:spacing w:after="0"/>
             </w:pPr>
-            <w:r/>
-            <w:r>
-              <w:rPr>
-                <w:rFonts w:ascii="Arial" w:hAnsi="Arial" w:eastAsia="Arial"/>
-                <w:b w:val="0"/>
+            <w:r>
+              <w:rPr>
+                <w:rFonts w:ascii="Arial" w:hAnsi="Arial" w:eastAsia="Arial"/>
+                <w:sz w:val="18"/>
+              </w:rPr>
+            </w:r>
+            <w:r>
+              <w:rPr>
+                <w:rFonts w:ascii="Arial" w:hAnsi="Arial" w:eastAsia="Arial"/>
                 <w:sz w:val="18"/>
               </w:rPr>
               <w:t>result required; comment required เมื่อเลือก เห็นควรไม่ชดเชย</w:t>
@@ -3177,7 +3605,25 @@
         <w:keepNext w:val="0"/>
       </w:pPr>
       <w:r>
-        <w:t>FE ต้อง render ตัวเลือกจาก `actionOptions` ที่ API ส่งมาเท่านั้น และส่ง payload `{result,comment}` โดยไม่คำนวณปลายทาง action เอง</w:t>
+        <w:t xml:space="preserve">FE ต้อง render ตัวเลือกจาก </w:t>
+      </w:r>
+      <w:r>
+        <w:rPr>
+          <w:rFonts w:ascii="Courier New" w:hAnsi="Courier New"/>
+        </w:rPr>
+        <w:t>actionOptions</w:t>
+      </w:r>
+      <w:r>
+        <w:t xml:space="preserve"> ที่ API ส่งมาเท่านั้น และส่ง payload </w:t>
+      </w:r>
+      <w:r>
+        <w:rPr>
+          <w:rFonts w:ascii="Courier New" w:hAnsi="Courier New"/>
+        </w:rPr>
+        <w:t>{result,comment}</w:t>
+      </w:r>
+      <w:r>
+        <w:t xml:space="preserve"> โดยไม่คำนวณปลายทาง action เอง</w:t>
       </w:r>
     </w:p>
     <w:tbl>
@@ -3254,11 +3700,15 @@
               <w:keepLines/>
               <w:spacing w:after="0"/>
             </w:pPr>
-            <w:r/>
-            <w:r>
-              <w:rPr>
-                <w:rFonts w:ascii="Arial" w:hAnsi="Arial" w:eastAsia="Arial"/>
-                <w:b w:val="0"/>
+            <w:r>
+              <w:rPr>
+                <w:rFonts w:ascii="Arial" w:hAnsi="Arial" w:eastAsia="Arial"/>
+                <w:sz w:val="18"/>
+              </w:rPr>
+            </w:r>
+            <w:r>
+              <w:rPr>
+                <w:rFonts w:ascii="Arial" w:hAnsi="Arial" w:eastAsia="Arial"/>
                 <w:sz w:val="18"/>
               </w:rPr>
               <w:t>เห็นควรชดเชย</w:t>
@@ -3275,11 +3725,15 @@
               <w:keepLines/>
               <w:spacing w:after="0"/>
             </w:pPr>
-            <w:r/>
-            <w:r>
-              <w:rPr>
-                <w:rFonts w:ascii="Arial" w:hAnsi="Arial" w:eastAsia="Arial"/>
-                <w:b w:val="0"/>
+            <w:r>
+              <w:rPr>
+                <w:rFonts w:ascii="Arial" w:hAnsi="Arial" w:eastAsia="Arial"/>
+                <w:sz w:val="18"/>
+              </w:rPr>
+            </w:r>
+            <w:r>
+              <w:rPr>
+                <w:rFonts w:ascii="Arial" w:hAnsi="Arial" w:eastAsia="Arial"/>
                 <w:sz w:val="18"/>
               </w:rPr>
               <w:t>comment optional</w:t>
@@ -3301,11 +3755,15 @@
               <w:keepLines/>
               <w:spacing w:after="0"/>
             </w:pPr>
-            <w:r/>
-            <w:r>
-              <w:rPr>
-                <w:rFonts w:ascii="Arial" w:hAnsi="Arial" w:eastAsia="Arial"/>
-                <w:b w:val="0"/>
+            <w:r>
+              <w:rPr>
+                <w:rFonts w:ascii="Arial" w:hAnsi="Arial" w:eastAsia="Arial"/>
+                <w:sz w:val="18"/>
+              </w:rPr>
+            </w:r>
+            <w:r>
+              <w:rPr>
+                <w:rFonts w:ascii="Arial" w:hAnsi="Arial" w:eastAsia="Arial"/>
                 <w:sz w:val="18"/>
               </w:rPr>
               <w:t>เห็นควรไม่ชดเชย</w:t>
@@ -3322,11 +3780,15 @@
               <w:keepLines/>
               <w:spacing w:after="0"/>
             </w:pPr>
-            <w:r/>
-            <w:r>
-              <w:rPr>
-                <w:rFonts w:ascii="Arial" w:hAnsi="Arial" w:eastAsia="Arial"/>
-                <w:b w:val="0"/>
+            <w:r>
+              <w:rPr>
+                <w:rFonts w:ascii="Arial" w:hAnsi="Arial" w:eastAsia="Arial"/>
+                <w:sz w:val="18"/>
+              </w:rPr>
+            </w:r>
+            <w:r>
+              <w:rPr>
+                <w:rFonts w:ascii="Arial" w:hAnsi="Arial" w:eastAsia="Arial"/>
                 <w:sz w:val="18"/>
               </w:rPr>
               <w:t>ต้องกรอก comment</w:t>
@@ -3348,11 +3810,15 @@
               <w:keepLines/>
               <w:spacing w:after="0"/>
             </w:pPr>
-            <w:r/>
-            <w:r>
-              <w:rPr>
-                <w:rFonts w:ascii="Arial" w:hAnsi="Arial" w:eastAsia="Arial"/>
-                <w:b w:val="0"/>
+            <w:r>
+              <w:rPr>
+                <w:rFonts w:ascii="Arial" w:hAnsi="Arial" w:eastAsia="Arial"/>
+                <w:sz w:val="18"/>
+              </w:rPr>
+            </w:r>
+            <w:r>
+              <w:rPr>
+                <w:rFonts w:ascii="Arial" w:hAnsi="Arial" w:eastAsia="Arial"/>
                 <w:sz w:val="18"/>
               </w:rPr>
               <w:t>ฝ่าย SBP DSA ดำเนินการ (ส่งกลับ)</w:t>
@@ -3369,11 +3835,15 @@
               <w:keepLines/>
               <w:spacing w:after="0"/>
             </w:pPr>
-            <w:r/>
-            <w:r>
-              <w:rPr>
-                <w:rFonts w:ascii="Arial" w:hAnsi="Arial" w:eastAsia="Arial"/>
-                <w:b w:val="0"/>
+            <w:r>
+              <w:rPr>
+                <w:rFonts w:ascii="Arial" w:hAnsi="Arial" w:eastAsia="Arial"/>
+                <w:sz w:val="18"/>
+              </w:rPr>
+            </w:r>
+            <w:r>
+              <w:rPr>
+                <w:rFonts w:ascii="Arial" w:hAnsi="Arial" w:eastAsia="Arial"/>
                 <w:sz w:val="18"/>
               </w:rPr>
               <w:t>comment ตาม actionOptions.requireComment</w:t>
@@ -3503,6 +3973,8 @@
               <w:br/>
               <w:t xml:space="preserve">    {</w:t>
               <w:br/>
+              <w:t xml:space="preserve">      "value": "เห็นควรชดเชย",</w:t>
+              <w:br/>
               <w:t xml:space="preserve">      "label": "เห็นควรชดเชย",</w:t>
               <w:br/>
               <w:t xml:space="preserve">      "requireComment": false</w:t>
@@ -3511,6 +3983,8 @@
               <w:br/>
               <w:t xml:space="preserve">    {</w:t>
               <w:br/>
+              <w:t xml:space="preserve">      "value": "เห็นควรไม่ชดเชย",</w:t>
+              <w:br/>
               <w:t xml:space="preserve">      "label": "เห็นควรไม่ชดเชย",</w:t>
               <w:br/>
               <w:t xml:space="preserve">      "requireComment": true</w:t>
@@ -3518,6 +3992,8 @@
               <w:t xml:space="preserve">    },</w:t>
               <w:br/>
               <w:t xml:space="preserve">    {</w:t>
+              <w:br/>
+              <w:t xml:space="preserve">      "value": "ฝ่าย SBP DSA ดำเนินการ (ส่งกลับ)",</w:t>
               <w:br/>
               <w:t xml:space="preserve">      "label": "ฝ่าย SBP DSA ดำเนินการ (ส่งกลับ)",</w:t>
               <w:br/>
@@ -3619,11 +4095,15 @@
               <w:keepLines/>
               <w:spacing w:after="0"/>
             </w:pPr>
-            <w:r/>
-            <w:r>
-              <w:rPr>
-                <w:rFonts w:ascii="Arial" w:hAnsi="Arial" w:eastAsia="Arial"/>
-                <w:b w:val="0"/>
+            <w:r>
+              <w:rPr>
+                <w:rFonts w:ascii="Arial" w:hAnsi="Arial" w:eastAsia="Arial"/>
+                <w:sz w:val="18"/>
+              </w:rPr>
+            </w:r>
+            <w:r>
+              <w:rPr>
+                <w:rFonts w:ascii="Arial" w:hAnsi="Arial" w:eastAsia="Arial"/>
                 <w:sz w:val="18"/>
               </w:rPr>
               <w:t>กดส่งดำเนินการโดยไม่เลือกผลการพิจารณา</w:t>
@@ -3640,11 +4120,15 @@
               <w:keepLines/>
               <w:spacing w:after="0"/>
             </w:pPr>
-            <w:r/>
-            <w:r>
-              <w:rPr>
-                <w:rFonts w:ascii="Arial" w:hAnsi="Arial" w:eastAsia="Arial"/>
-                <w:b w:val="0"/>
+            <w:r>
+              <w:rPr>
+                <w:rFonts w:ascii="Arial" w:hAnsi="Arial" w:eastAsia="Arial"/>
+                <w:sz w:val="18"/>
+              </w:rPr>
+            </w:r>
+            <w:r>
+              <w:rPr>
+                <w:rFonts w:ascii="Arial" w:hAnsi="Arial" w:eastAsia="Arial"/>
                 <w:sz w:val="18"/>
               </w:rPr>
               <w:t>ท่านยังไม่เลือกผลการพิจารณา กรุณาเลือกข้อมูลก่อนกดส่งดำเนินการ</w:t>
@@ -3666,11 +4150,15 @@
               <w:keepLines/>
               <w:spacing w:after="0"/>
             </w:pPr>
-            <w:r/>
-            <w:r>
-              <w:rPr>
-                <w:rFonts w:ascii="Arial" w:hAnsi="Arial" w:eastAsia="Arial"/>
-                <w:b w:val="0"/>
+            <w:r>
+              <w:rPr>
+                <w:rFonts w:ascii="Arial" w:hAnsi="Arial" w:eastAsia="Arial"/>
+                <w:sz w:val="18"/>
+              </w:rPr>
+            </w:r>
+            <w:r>
+              <w:rPr>
+                <w:rFonts w:ascii="Arial" w:hAnsi="Arial" w:eastAsia="Arial"/>
                 <w:sz w:val="18"/>
               </w:rPr>
               <w:t>result ที่ requireComment=true แต่ comment ว่าง</w:t>
@@ -3687,11 +4175,15 @@
               <w:keepLines/>
               <w:spacing w:after="0"/>
             </w:pPr>
-            <w:r/>
-            <w:r>
-              <w:rPr>
-                <w:rFonts w:ascii="Arial" w:hAnsi="Arial" w:eastAsia="Arial"/>
-                <w:b w:val="0"/>
+            <w:r>
+              <w:rPr>
+                <w:rFonts w:ascii="Arial" w:hAnsi="Arial" w:eastAsia="Arial"/>
+                <w:sz w:val="18"/>
+              </w:rPr>
+            </w:r>
+            <w:r>
+              <w:rPr>
+                <w:rFonts w:ascii="Arial" w:hAnsi="Arial" w:eastAsia="Arial"/>
                 <w:sz w:val="18"/>
               </w:rPr>
               <w:t>กรุณากรอกความคิดเห็นเพิ่มเติม (บังคับกรอกสำหรับผลการพิจารณานี้) ก่อนส่งดำเนินการ</w:t>
@@ -3713,11 +4205,15 @@
               <w:keepLines/>
               <w:spacing w:after="0"/>
             </w:pPr>
-            <w:r/>
-            <w:r>
-              <w:rPr>
-                <w:rFonts w:ascii="Arial" w:hAnsi="Arial" w:eastAsia="Arial"/>
-                <w:b w:val="0"/>
+            <w:r>
+              <w:rPr>
+                <w:rFonts w:ascii="Arial" w:hAnsi="Arial" w:eastAsia="Arial"/>
+                <w:sz w:val="18"/>
+              </w:rPr>
+            </w:r>
+            <w:r>
+              <w:rPr>
+                <w:rFonts w:ascii="Arial" w:hAnsi="Arial" w:eastAsia="Arial"/>
                 <w:sz w:val="18"/>
               </w:rPr>
               <w:t>ผลรวม %ชดเชยร้านเปิดใหม่ไม่เท่ากับ 100</w:t>
@@ -3734,11 +4230,15 @@
               <w:keepLines/>
               <w:spacing w:after="0"/>
             </w:pPr>
-            <w:r/>
-            <w:r>
-              <w:rPr>
-                <w:rFonts w:ascii="Arial" w:hAnsi="Arial" w:eastAsia="Arial"/>
-                <w:b w:val="0"/>
+            <w:r>
+              <w:rPr>
+                <w:rFonts w:ascii="Arial" w:hAnsi="Arial" w:eastAsia="Arial"/>
+                <w:sz w:val="18"/>
+              </w:rPr>
+            </w:r>
+            <w:r>
+              <w:rPr>
+                <w:rFonts w:ascii="Arial" w:hAnsi="Arial" w:eastAsia="Arial"/>
                 <w:sz w:val="18"/>
               </w:rPr>
               <w:t>โปรดตรวจสอบ %ชดเชย ของท่าน รวมกันแล้วไม่เท่ากับ 100%</w:t>
@@ -3833,11 +4333,15 @@
               <w:keepLines/>
               <w:spacing w:after="0"/>
             </w:pPr>
-            <w:r/>
-            <w:r>
-              <w:rPr>
-                <w:rFonts w:ascii="Arial" w:hAnsi="Arial" w:eastAsia="Arial"/>
-                <w:b w:val="0"/>
+            <w:r>
+              <w:rPr>
+                <w:rFonts w:ascii="Arial" w:hAnsi="Arial" w:eastAsia="Arial"/>
+                <w:sz w:val="18"/>
+              </w:rPr>
+            </w:r>
+            <w:r>
+              <w:rPr>
+                <w:rFonts w:ascii="Arial" w:hAnsi="Arial" w:eastAsia="Arial"/>
                 <w:sz w:val="18"/>
               </w:rPr>
               <w:t>1</w:t>
@@ -3854,11 +4358,15 @@
               <w:keepLines/>
               <w:spacing w:after="0"/>
             </w:pPr>
-            <w:r/>
-            <w:r>
-              <w:rPr>
-                <w:rFonts w:ascii="Arial" w:hAnsi="Arial" w:eastAsia="Arial"/>
-                <w:b w:val="0"/>
+            <w:r>
+              <w:rPr>
+                <w:rFonts w:ascii="Arial" w:hAnsi="Arial" w:eastAsia="Arial"/>
+                <w:sz w:val="18"/>
+              </w:rPr>
+            </w:r>
+            <w:r>
+              <w:rPr>
+                <w:rFonts w:ascii="Arial" w:hAnsi="Arial" w:eastAsia="Arial"/>
                 <w:sz w:val="18"/>
               </w:rPr>
               <w:t>เปิดด้วย roleProfileCode=P-01 แล้ว sec-newstore/sec-competitor/sec-factor ต้อง editable</w:t>
@@ -3880,11 +4388,15 @@
               <w:keepLines/>
               <w:spacing w:after="0"/>
             </w:pPr>
-            <w:r/>
-            <w:r>
-              <w:rPr>
-                <w:rFonts w:ascii="Arial" w:hAnsi="Arial" w:eastAsia="Arial"/>
-                <w:b w:val="0"/>
+            <w:r>
+              <w:rPr>
+                <w:rFonts w:ascii="Arial" w:hAnsi="Arial" w:eastAsia="Arial"/>
+                <w:sz w:val="18"/>
+              </w:rPr>
+            </w:r>
+            <w:r>
+              <w:rPr>
+                <w:rFonts w:ascii="Arial" w:hAnsi="Arial" w:eastAsia="Arial"/>
                 <w:sz w:val="18"/>
               </w:rPr>
               <w:t>2</w:t>
@@ -3901,11 +4413,15 @@
               <w:keepLines/>
               <w:spacing w:after="0"/>
             </w:pPr>
-            <w:r/>
-            <w:r>
-              <w:rPr>
-                <w:rFonts w:ascii="Arial" w:hAnsi="Arial" w:eastAsia="Arial"/>
-                <w:b w:val="0"/>
+            <w:r>
+              <w:rPr>
+                <w:rFonts w:ascii="Arial" w:hAnsi="Arial" w:eastAsia="Arial"/>
+                <w:sz w:val="18"/>
+              </w:rPr>
+            </w:r>
+            <w:r>
+              <w:rPr>
+                <w:rFonts w:ascii="Arial" w:hAnsi="Arial" w:eastAsia="Arial"/>
                 <w:sz w:val="18"/>
               </w:rPr>
               <w:t>แก้ compensatePercent แล้วรวมไม่ครบ 100 ต้อง error COMPENSATE_PERCENT_INVALID</w:t>
@@ -3927,11 +4443,15 @@
               <w:keepLines/>
               <w:spacing w:after="0"/>
             </w:pPr>
-            <w:r/>
-            <w:r>
-              <w:rPr>
-                <w:rFonts w:ascii="Arial" w:hAnsi="Arial" w:eastAsia="Arial"/>
-                <w:b w:val="0"/>
+            <w:r>
+              <w:rPr>
+                <w:rFonts w:ascii="Arial" w:hAnsi="Arial" w:eastAsia="Arial"/>
+                <w:sz w:val="18"/>
+              </w:rPr>
+            </w:r>
+            <w:r>
+              <w:rPr>
+                <w:rFonts w:ascii="Arial" w:hAnsi="Arial" w:eastAsia="Arial"/>
                 <w:sz w:val="18"/>
               </w:rPr>
               <w:t>3</w:t>
@@ -3948,11 +4468,15 @@
               <w:keepLines/>
               <w:spacing w:after="0"/>
             </w:pPr>
-            <w:r/>
-            <w:r>
-              <w:rPr>
-                <w:rFonts w:ascii="Arial" w:hAnsi="Arial" w:eastAsia="Arial"/>
-                <w:b w:val="0"/>
+            <w:r>
+              <w:rPr>
+                <w:rFonts w:ascii="Arial" w:hAnsi="Arial" w:eastAsia="Arial"/>
+                <w:sz w:val="18"/>
+              </w:rPr>
+            </w:r>
+            <w:r>
+              <w:rPr>
+                <w:rFonts w:ascii="Arial" w:hAnsi="Arial" w:eastAsia="Arial"/>
                 <w:sz w:val="18"/>
               </w:rPr>
               <w:t>เพิ่มร้านคู่แข่งโดยไม่เลือก competitor ต้อง error COMPETITOR_REQUIRED</w:t>
@@ -3974,11 +4498,15 @@
               <w:keepLines/>
               <w:spacing w:after="0"/>
             </w:pPr>
-            <w:r/>
-            <w:r>
-              <w:rPr>
-                <w:rFonts w:ascii="Arial" w:hAnsi="Arial" w:eastAsia="Arial"/>
-                <w:b w:val="0"/>
+            <w:r>
+              <w:rPr>
+                <w:rFonts w:ascii="Arial" w:hAnsi="Arial" w:eastAsia="Arial"/>
+                <w:sz w:val="18"/>
+              </w:rPr>
+            </w:r>
+            <w:r>
+              <w:rPr>
+                <w:rFonts w:ascii="Arial" w:hAnsi="Arial" w:eastAsia="Arial"/>
                 <w:sz w:val="18"/>
               </w:rPr>
               <w:t>4</w:t>
@@ -3995,11 +4523,15 @@
               <w:keepLines/>
               <w:spacing w:after="0"/>
             </w:pPr>
-            <w:r/>
-            <w:r>
-              <w:rPr>
-                <w:rFonts w:ascii="Arial" w:hAnsi="Arial" w:eastAsia="Arial"/>
-                <w:b w:val="0"/>
+            <w:r>
+              <w:rPr>
+                <w:rFonts w:ascii="Arial" w:hAnsi="Arial" w:eastAsia="Arial"/>
+                <w:sz w:val="18"/>
+              </w:rPr>
+            </w:r>
+            <w:r>
+              <w:rPr>
+                <w:rFonts w:ascii="Arial" w:hAnsi="Arial" w:eastAsia="Arial"/>
                 <w:sz w:val="18"/>
               </w:rPr>
               <w:t>เพิ่มปัจจัยอื่นโดยไม่เลือก factor ต้อง error EXTERNAL_FACTOR_REQUIRED</w:t>
@@ -4021,11 +4553,15 @@
               <w:keepLines/>
               <w:spacing w:after="0"/>
             </w:pPr>
-            <w:r/>
-            <w:r>
-              <w:rPr>
-                <w:rFonts w:ascii="Arial" w:hAnsi="Arial" w:eastAsia="Arial"/>
-                <w:b w:val="0"/>
+            <w:r>
+              <w:rPr>
+                <w:rFonts w:ascii="Arial" w:hAnsi="Arial" w:eastAsia="Arial"/>
+                <w:sz w:val="18"/>
+              </w:rPr>
+            </w:r>
+            <w:r>
+              <w:rPr>
+                <w:rFonts w:ascii="Arial" w:hAnsi="Arial" w:eastAsia="Arial"/>
                 <w:sz w:val="18"/>
               </w:rPr>
               <w:t>5</w:t>
@@ -4042,11 +4578,15 @@
               <w:keepLines/>
               <w:spacing w:after="0"/>
             </w:pPr>
-            <w:r/>
-            <w:r>
-              <w:rPr>
-                <w:rFonts w:ascii="Arial" w:hAnsi="Arial" w:eastAsia="Arial"/>
-                <w:b w:val="0"/>
+            <w:r>
+              <w:rPr>
+                <w:rFonts w:ascii="Arial" w:hAnsi="Arial" w:eastAsia="Arial"/>
+                <w:sz w:val="18"/>
+              </w:rPr>
+            </w:r>
+            <w:r>
+              <w:rPr>
+                <w:rFonts w:ascii="Arial" w:hAnsi="Arial" w:eastAsia="Arial"/>
                 <w:sz w:val="18"/>
               </w:rPr>
               <w:t>sec-calc ต้องไม่ render สำหรับ role 01</w:t>
@@ -4141,11 +4681,15 @@
               <w:keepLines/>
               <w:spacing w:after="0"/>
             </w:pPr>
-            <w:r/>
-            <w:r>
-              <w:rPr>
-                <w:rFonts w:ascii="Arial" w:hAnsi="Arial" w:eastAsia="Arial"/>
-                <w:b w:val="0"/>
+            <w:r>
+              <w:rPr>
+                <w:rFonts w:ascii="Arial" w:hAnsi="Arial" w:eastAsia="Arial"/>
+                <w:sz w:val="18"/>
+              </w:rPr>
+            </w:r>
+            <w:r>
+              <w:rPr>
+                <w:rFonts w:ascii="Arial" w:hAnsi="Arial" w:eastAsia="Arial"/>
                 <w:sz w:val="18"/>
               </w:rPr>
               <w:t>Input</w:t>
@@ -4162,11 +4706,15 @@
               <w:keepLines/>
               <w:spacing w:after="0"/>
             </w:pPr>
-            <w:r/>
-            <w:r>
-              <w:rPr>
-                <w:rFonts w:ascii="Arial" w:hAnsi="Arial" w:eastAsia="Arial"/>
-                <w:b w:val="0"/>
+            <w:r>
+              <w:rPr>
+                <w:rFonts w:ascii="Arial" w:hAnsi="Arial" w:eastAsia="Arial"/>
+                <w:sz w:val="18"/>
+              </w:rPr>
+            </w:r>
+            <w:r>
+              <w:rPr>
+                <w:rFonts w:ascii="Arial" w:hAnsi="Arial" w:eastAsia="Arial"/>
                 <w:sz w:val="18"/>
               </w:rPr>
               <w:t>GET /api/v1/documents/{docNo}; POST /api/v1/documents/{docNo}/actions</w:t>
@@ -4188,11 +4736,15 @@
               <w:keepLines/>
               <w:spacing w:after="0"/>
             </w:pPr>
-            <w:r/>
-            <w:r>
-              <w:rPr>
-                <w:rFonts w:ascii="Arial" w:hAnsi="Arial" w:eastAsia="Arial"/>
-                <w:b w:val="0"/>
+            <w:r>
+              <w:rPr>
+                <w:rFonts w:ascii="Arial" w:hAnsi="Arial" w:eastAsia="Arial"/>
+                <w:sz w:val="18"/>
+              </w:rPr>
+            </w:r>
+            <w:r>
+              <w:rPr>
+                <w:rFonts w:ascii="Arial" w:hAnsi="Arial" w:eastAsia="Arial"/>
                 <w:sz w:val="18"/>
               </w:rPr>
               <w:t>Progress</w:t>
@@ -4209,11 +4761,15 @@
               <w:keepLines/>
               <w:spacing w:after="0"/>
             </w:pPr>
-            <w:r/>
-            <w:r>
-              <w:rPr>
-                <w:rFonts w:ascii="Arial" w:hAnsi="Arial" w:eastAsia="Arial"/>
-                <w:b w:val="0"/>
+            <w:r>
+              <w:rPr>
+                <w:rFonts w:ascii="Arial" w:hAnsi="Arial" w:eastAsia="Arial"/>
+                <w:sz w:val="18"/>
+              </w:rPr>
+            </w:r>
+            <w:r>
+              <w:rPr>
+                <w:rFonts w:ascii="Arial" w:hAnsi="Arial" w:eastAsia="Arial"/>
                 <w:sz w:val="18"/>
               </w:rPr>
               <w:t>Load document detail; Apply visibleSections and editableSections; Render fields/actions for this role only; Validate popup text</w:t>
@@ -4235,11 +4791,15 @@
               <w:keepLines/>
               <w:spacing w:after="0"/>
             </w:pPr>
-            <w:r/>
-            <w:r>
-              <w:rPr>
-                <w:rFonts w:ascii="Arial" w:hAnsi="Arial" w:eastAsia="Arial"/>
-                <w:b w:val="0"/>
+            <w:r>
+              <w:rPr>
+                <w:rFonts w:ascii="Arial" w:hAnsi="Arial" w:eastAsia="Arial"/>
+                <w:sz w:val="18"/>
+              </w:rPr>
+            </w:r>
+            <w:r>
+              <w:rPr>
+                <w:rFonts w:ascii="Arial" w:hAnsi="Arial" w:eastAsia="Arial"/>
                 <w:sz w:val="18"/>
               </w:rPr>
               <w:t>Output</w:t>
@@ -4256,11 +4816,15 @@
               <w:keepLines/>
               <w:spacing w:after="0"/>
             </w:pPr>
-            <w:r/>
-            <w:r>
-              <w:rPr>
-                <w:rFonts w:ascii="Arial" w:hAnsi="Arial" w:eastAsia="Arial"/>
-                <w:b w:val="0"/>
+            <w:r>
+              <w:rPr>
+                <w:rFonts w:ascii="Arial" w:hAnsi="Arial" w:eastAsia="Arial"/>
+                <w:sz w:val="18"/>
+              </w:rPr>
+            </w:r>
+            <w:r>
+              <w:rPr>
+                <w:rFonts w:ascii="Arial" w:hAnsi="Arial" w:eastAsia="Arial"/>
                 <w:sz w:val="18"/>
               </w:rPr>
               <w:t>Rendered UI state or normalized API response with status/message and audit-ready trace reference.</w:t>
@@ -4378,11 +4942,15 @@
               <w:keepLines/>
               <w:spacing w:after="0"/>
             </w:pPr>
-            <w:r/>
-            <w:r>
-              <w:rPr>
-                <w:rFonts w:ascii="Arial" w:hAnsi="Arial" w:eastAsia="Arial"/>
-                <w:b w:val="0"/>
+            <w:r>
+              <w:rPr>
+                <w:rFonts w:ascii="Arial" w:hAnsi="Arial" w:eastAsia="Arial"/>
+                <w:sz w:val="18"/>
+              </w:rPr>
+            </w:r>
+            <w:r>
+              <w:rPr>
+                <w:rFonts w:ascii="Arial" w:hAnsi="Arial" w:eastAsia="Arial"/>
                 <w:sz w:val="18"/>
               </w:rPr>
               <w:t>Load exact profile</w:t>
@@ -4399,11 +4967,15 @@
               <w:keepLines/>
               <w:spacing w:after="0"/>
             </w:pPr>
-            <w:r/>
-            <w:r>
-              <w:rPr>
-                <w:rFonts w:ascii="Arial" w:hAnsi="Arial" w:eastAsia="Arial"/>
-                <w:b w:val="0"/>
+            <w:r>
+              <w:rPr>
+                <w:rFonts w:ascii="Arial" w:hAnsi="Arial" w:eastAsia="Arial"/>
+                <w:sz w:val="18"/>
+              </w:rPr>
+            </w:r>
+            <w:r>
+              <w:rPr>
+                <w:rFonts w:ascii="Arial" w:hAnsi="Arial" w:eastAsia="Arial"/>
                 <w:sz w:val="18"/>
               </w:rPr>
               <w:t>เรียก GET /api/v1/documents/{docNo} และยืนยัน roleProfileCode=P-01, statusCode=01 ก่อน render action state</w:t>
@@ -4420,11 +4992,15 @@
               <w:keepLines/>
               <w:spacing w:after="0"/>
             </w:pPr>
-            <w:r/>
-            <w:r>
-              <w:rPr>
-                <w:rFonts w:ascii="Arial" w:hAnsi="Arial" w:eastAsia="Arial"/>
-                <w:b w:val="0"/>
+            <w:r>
+              <w:rPr>
+                <w:rFonts w:ascii="Arial" w:hAnsi="Arial" w:eastAsia="Arial"/>
+                <w:sz w:val="18"/>
+              </w:rPr>
+            </w:r>
+            <w:r>
+              <w:rPr>
+                <w:rFonts w:ascii="Arial" w:hAnsi="Arial" w:eastAsia="Arial"/>
                 <w:sz w:val="18"/>
               </w:rPr>
               <w:t>profile mismatch ต้อง fail closed; ไม่ใช้ role switcher เพื่อจำลอง P-01</w:t>
@@ -4446,11 +5022,15 @@
               <w:keepLines/>
               <w:spacing w:after="0"/>
             </w:pPr>
-            <w:r/>
-            <w:r>
-              <w:rPr>
-                <w:rFonts w:ascii="Arial" w:hAnsi="Arial" w:eastAsia="Arial"/>
-                <w:b w:val="0"/>
+            <w:r>
+              <w:rPr>
+                <w:rFonts w:ascii="Arial" w:hAnsi="Arial" w:eastAsia="Arial"/>
+                <w:sz w:val="18"/>
+              </w:rPr>
+            </w:r>
+            <w:r>
+              <w:rPr>
+                <w:rFonts w:ascii="Arial" w:hAnsi="Arial" w:eastAsia="Arial"/>
                 <w:sz w:val="18"/>
               </w:rPr>
               <w:t>Render profile sections</w:t>
@@ -4467,11 +5047,15 @@
               <w:keepLines/>
               <w:spacing w:after="0"/>
             </w:pPr>
-            <w:r/>
-            <w:r>
-              <w:rPr>
-                <w:rFonts w:ascii="Arial" w:hAnsi="Arial" w:eastAsia="Arial"/>
-                <w:b w:val="0"/>
+            <w:r>
+              <w:rPr>
+                <w:rFonts w:ascii="Arial" w:hAnsi="Arial" w:eastAsia="Arial"/>
+                <w:sz w:val="18"/>
+              </w:rPr>
+            </w:r>
+            <w:r>
+              <w:rPr>
+                <w:rFonts w:ascii="Arial" w:hAnsi="Arial" w:eastAsia="Arial"/>
                 <w:sz w:val="18"/>
               </w:rPr>
               <w:t>render เฉพาะ visibleSections ของ P-01: doc-header, sec-sales, sec-map, sec-newstore, sec-competitor, sec-factor, sec-attach, sec-comp-history, sec-decision-history, sec-action; ซ่อน: sec-calc</w:t>
@@ -4488,11 +5072,15 @@
               <w:keepLines/>
               <w:spacing w:after="0"/>
             </w:pPr>
-            <w:r/>
-            <w:r>
-              <w:rPr>
-                <w:rFonts w:ascii="Arial" w:hAnsi="Arial" w:eastAsia="Arial"/>
-                <w:b w:val="0"/>
+            <w:r>
+              <w:rPr>
+                <w:rFonts w:ascii="Arial" w:hAnsi="Arial" w:eastAsia="Arial"/>
+                <w:sz w:val="18"/>
+              </w:rPr>
+            </w:r>
+            <w:r>
+              <w:rPr>
+                <w:rFonts w:ascii="Arial" w:hAnsi="Arial" w:eastAsia="Arial"/>
                 <w:sz w:val="18"/>
               </w:rPr>
               <w:t>section ที่ซ่อนต้องไม่อยู่ใน DOM และ section key ที่ไม่รู้จักต้อง log/ignore แบบ fail closed</w:t>
@@ -4514,11 +5102,15 @@
               <w:keepLines/>
               <w:spacing w:after="0"/>
             </w:pPr>
-            <w:r/>
-            <w:r>
-              <w:rPr>
-                <w:rFonts w:ascii="Arial" w:hAnsi="Arial" w:eastAsia="Arial"/>
-                <w:b w:val="0"/>
+            <w:r>
+              <w:rPr>
+                <w:rFonts w:ascii="Arial" w:hAnsi="Arial" w:eastAsia="Arial"/>
+                <w:sz w:val="18"/>
+              </w:rPr>
+            </w:r>
+            <w:r>
+              <w:rPr>
+                <w:rFonts w:ascii="Arial" w:hAnsi="Arial" w:eastAsia="Arial"/>
                 <w:sz w:val="18"/>
               </w:rPr>
               <w:t>Apply edit boundary</w:t>
@@ -4535,11 +5127,15 @@
               <w:keepLines/>
               <w:spacing w:after="0"/>
             </w:pPr>
-            <w:r/>
-            <w:r>
-              <w:rPr>
-                <w:rFonts w:ascii="Arial" w:hAnsi="Arial" w:eastAsia="Arial"/>
-                <w:b w:val="0"/>
+            <w:r>
+              <w:rPr>
+                <w:rFonts w:ascii="Arial" w:hAnsi="Arial" w:eastAsia="Arial"/>
+                <w:sz w:val="18"/>
+              </w:rPr>
+            </w:r>
+            <w:r>
+              <w:rPr>
+                <w:rFonts w:ascii="Arial" w:hAnsi="Arial" w:eastAsia="Arial"/>
                 <w:sz w:val="18"/>
               </w:rPr>
               <w:t>เปิด mutation control เฉพาะ editableSections ของ P-01: sec-newstore, sec-competitor, sec-factor</w:t>
@@ -4556,11 +5152,15 @@
               <w:keepLines/>
               <w:spacing w:after="0"/>
             </w:pPr>
-            <w:r/>
-            <w:r>
-              <w:rPr>
-                <w:rFonts w:ascii="Arial" w:hAnsi="Arial" w:eastAsia="Arial"/>
-                <w:b w:val="0"/>
+            <w:r>
+              <w:rPr>
+                <w:rFonts w:ascii="Arial" w:hAnsi="Arial" w:eastAsia="Arial"/>
+                <w:sz w:val="18"/>
+              </w:rPr>
+            </w:r>
+            <w:r>
+              <w:rPr>
+                <w:rFonts w:ascii="Arial" w:hAnsi="Arial" w:eastAsia="Arial"/>
                 <w:sz w:val="18"/>
               </w:rPr>
               <w:t>read-only section ไม่มี focusable input/save/add/delete และ payload ต้องไม่มี field นอก editableSections</w:t>
@@ -4582,11 +5182,15 @@
               <w:keepLines/>
               <w:spacing w:after="0"/>
             </w:pPr>
-            <w:r/>
-            <w:r>
-              <w:rPr>
-                <w:rFonts w:ascii="Arial" w:hAnsi="Arial" w:eastAsia="Arial"/>
-                <w:b w:val="0"/>
+            <w:r>
+              <w:rPr>
+                <w:rFonts w:ascii="Arial" w:hAnsi="Arial" w:eastAsia="Arial"/>
+                <w:sz w:val="18"/>
+              </w:rPr>
+            </w:r>
+            <w:r>
+              <w:rPr>
+                <w:rFonts w:ascii="Arial" w:hAnsi="Arial" w:eastAsia="Arial"/>
                 <w:sz w:val="18"/>
               </w:rPr>
               <w:t>Attachment control</w:t>
@@ -4603,11 +5207,15 @@
               <w:keepLines/>
               <w:spacing w:after="0"/>
             </w:pPr>
-            <w:r/>
-            <w:r>
-              <w:rPr>
-                <w:rFonts w:ascii="Arial" w:hAnsi="Arial" w:eastAsia="Arial"/>
-                <w:b w:val="0"/>
+            <w:r>
+              <w:rPr>
+                <w:rFonts w:ascii="Arial" w:hAnsi="Arial" w:eastAsia="Arial"/>
+                <w:sz w:val="18"/>
+              </w:rPr>
+            </w:r>
+            <w:r>
+              <w:rPr>
+                <w:rFonts w:ascii="Arial" w:hAnsi="Arial" w:eastAsia="Arial"/>
                 <w:sz w:val="18"/>
               </w:rPr>
               <w:t>canUploadAttachment=true สำหรับ Business Promotion; ใช้ allowlist, 5 MB และ scan-status contract</w:t>
@@ -4624,11 +5232,15 @@
               <w:keepLines/>
               <w:spacing w:after="0"/>
             </w:pPr>
-            <w:r/>
-            <w:r>
-              <w:rPr>
-                <w:rFonts w:ascii="Arial" w:hAnsi="Arial" w:eastAsia="Arial"/>
-                <w:b w:val="0"/>
+            <w:r>
+              <w:rPr>
+                <w:rFonts w:ascii="Arial" w:hAnsi="Arial" w:eastAsia="Arial"/>
+                <w:sz w:val="18"/>
+              </w:rPr>
+            </w:r>
+            <w:r>
+              <w:rPr>
+                <w:rFonts w:ascii="Arial" w:hAnsi="Arial" w:eastAsia="Arial"/>
                 <w:sz w:val="18"/>
               </w:rPr>
               <w:t>ปุ่ม upload ตรง flag, FILE_TOO_LARGE/FILE_SCAN_BLOCKED แสดงที่ attachment section</w:t>
@@ -4650,11 +5262,15 @@
               <w:keepLines/>
               <w:spacing w:after="0"/>
             </w:pPr>
-            <w:r/>
-            <w:r>
-              <w:rPr>
-                <w:rFonts w:ascii="Arial" w:hAnsi="Arial" w:eastAsia="Arial"/>
-                <w:b w:val="0"/>
+            <w:r>
+              <w:rPr>
+                <w:rFonts w:ascii="Arial" w:hAnsi="Arial" w:eastAsia="Arial"/>
+                <w:sz w:val="18"/>
+              </w:rPr>
+            </w:r>
+            <w:r>
+              <w:rPr>
+                <w:rFonts w:ascii="Arial" w:hAnsi="Arial" w:eastAsia="Arial"/>
                 <w:sz w:val="18"/>
               </w:rPr>
               <w:t>Render exact action set</w:t>
@@ -4671,11 +5287,15 @@
               <w:keepLines/>
               <w:spacing w:after="0"/>
             </w:pPr>
-            <w:r/>
-            <w:r>
-              <w:rPr>
-                <w:rFonts w:ascii="Arial" w:hAnsi="Arial" w:eastAsia="Arial"/>
-                <w:b w:val="0"/>
+            <w:r>
+              <w:rPr>
+                <w:rFonts w:ascii="Arial" w:hAnsi="Arial" w:eastAsia="Arial"/>
+                <w:sz w:val="18"/>
+              </w:rPr>
+            </w:r>
+            <w:r>
+              <w:rPr>
+                <w:rFonts w:ascii="Arial" w:hAnsi="Arial" w:eastAsia="Arial"/>
                 <w:sz w:val="18"/>
               </w:rPr>
               <w:t>แสดง actionOptions ของ P-01 เท่านั้น: เห็นควรชดเชย; เห็นควรไม่ชดเชย; ฝ่าย SBP DSA ดำเนินการ (ส่งกลับ); comment rules: เห็นควรชดเชย: comment optional; เห็นควรไม่ชดเชย: ต้องกรอก comment; ฝ่าย SBP DSA ดำเนินการ (ส่งกลับ): comment ตาม actionOptions.requireComment</w:t>
@@ -4692,11 +5312,15 @@
               <w:keepLines/>
               <w:spacing w:after="0"/>
             </w:pPr>
-            <w:r/>
-            <w:r>
-              <w:rPr>
-                <w:rFonts w:ascii="Arial" w:hAnsi="Arial" w:eastAsia="Arial"/>
-                <w:b w:val="0"/>
+            <w:r>
+              <w:rPr>
+                <w:rFonts w:ascii="Arial" w:hAnsi="Arial" w:eastAsia="Arial"/>
+                <w:sz w:val="18"/>
+              </w:rPr>
+            </w:r>
+            <w:r>
+              <w:rPr>
+                <w:rFonts w:ascii="Arial" w:hAnsi="Arial" w:eastAsia="Arial"/>
                 <w:sz w:val="18"/>
               </w:rPr>
               <w:t>radio label/requireComment มาจาก API และ FE ไม่คำนวณ nextSection</w:t>
@@ -4718,11 +5342,15 @@
               <w:keepLines/>
               <w:spacing w:after="0"/>
             </w:pPr>
-            <w:r/>
-            <w:r>
-              <w:rPr>
-                <w:rFonts w:ascii="Arial" w:hAnsi="Arial" w:eastAsia="Arial"/>
-                <w:b w:val="0"/>
+            <w:r>
+              <w:rPr>
+                <w:rFonts w:ascii="Arial" w:hAnsi="Arial" w:eastAsia="Arial"/>
+                <w:sz w:val="18"/>
+              </w:rPr>
+            </w:r>
+            <w:r>
+              <w:rPr>
+                <w:rFonts w:ascii="Arial" w:hAnsi="Arial" w:eastAsia="Arial"/>
                 <w:sz w:val="18"/>
               </w:rPr>
               <w:t>Submit and reload</w:t>
@@ -4739,11 +5367,15 @@
               <w:keepLines/>
               <w:spacing w:after="0"/>
             </w:pPr>
-            <w:r/>
-            <w:r>
-              <w:rPr>
-                <w:rFonts w:ascii="Arial" w:hAnsi="Arial" w:eastAsia="Arial"/>
-                <w:b w:val="0"/>
+            <w:r>
+              <w:rPr>
+                <w:rFonts w:ascii="Arial" w:hAnsi="Arial" w:eastAsia="Arial"/>
+                <w:sz w:val="18"/>
+              </w:rPr>
+            </w:r>
+            <w:r>
+              <w:rPr>
+                <w:rFonts w:ascii="Arial" w:hAnsi="Arial" w:eastAsia="Arial"/>
                 <w:sz w:val="18"/>
               </w:rPr>
               <w:t>ส่ง result/comment สำหรับ P-01 แล้ว invalidate detail, timeline, task/list cache</w:t>
@@ -4760,11 +5392,15 @@
               <w:keepLines/>
               <w:spacing w:after="0"/>
             </w:pPr>
-            <w:r/>
-            <w:r>
-              <w:rPr>
-                <w:rFonts w:ascii="Arial" w:hAnsi="Arial" w:eastAsia="Arial"/>
-                <w:b w:val="0"/>
+            <w:r>
+              <w:rPr>
+                <w:rFonts w:ascii="Arial" w:hAnsi="Arial" w:eastAsia="Arial"/>
+                <w:sz w:val="18"/>
+              </w:rPr>
+            </w:r>
+            <w:r>
+              <w:rPr>
+                <w:rFonts w:ascii="Arial" w:hAnsi="Arial" w:eastAsia="Arial"/>
                 <w:sz w:val="18"/>
               </w:rPr>
               <w:t>หลัง submit ต้องโหลด status/actionOptions ใหม่และไม่คง action set ของ P-01 เมื่อ workflow เปลี่ยนขั้น</w:t>
@@ -4905,11 +5541,15 @@
               <w:keepLines/>
               <w:spacing w:after="0"/>
             </w:pPr>
-            <w:r/>
-            <w:r>
-              <w:rPr>
-                <w:rFonts w:ascii="Arial" w:hAnsi="Arial" w:eastAsia="Arial"/>
-                <w:b w:val="0"/>
+            <w:r>
+              <w:rPr>
+                <w:rFonts w:ascii="Arial" w:hAnsi="Arial" w:eastAsia="Arial"/>
+                <w:sz w:val="18"/>
+              </w:rPr>
+            </w:r>
+            <w:r>
+              <w:rPr>
+                <w:rFonts w:ascii="Arial" w:hAnsi="Arial" w:eastAsia="Arial"/>
                 <w:sz w:val="18"/>
               </w:rPr>
               <w:t>Load detail</w:t>
@@ -4926,11 +5566,15 @@
               <w:keepLines/>
               <w:spacing w:after="0"/>
             </w:pPr>
-            <w:r/>
-            <w:r>
-              <w:rPr>
-                <w:rFonts w:ascii="Arial" w:hAnsi="Arial" w:eastAsia="Arial"/>
-                <w:b w:val="0"/>
+            <w:r>
+              <w:rPr>
+                <w:rFonts w:ascii="Arial" w:hAnsi="Arial" w:eastAsia="Arial"/>
+                <w:sz w:val="18"/>
+              </w:rPr>
+            </w:r>
+            <w:r>
+              <w:rPr>
+                <w:rFonts w:ascii="Arial" w:hAnsi="Arial" w:eastAsia="Arial"/>
                 <w:sz w:val="18"/>
               </w:rPr>
               <w:t>เปิดเอกสาร</w:t>
@@ -4947,11 +5591,15 @@
               <w:keepLines/>
               <w:spacing w:after="0"/>
             </w:pPr>
-            <w:r/>
-            <w:r>
-              <w:rPr>
-                <w:rFonts w:ascii="Arial" w:hAnsi="Arial" w:eastAsia="Arial"/>
-                <w:b w:val="0"/>
+            <w:r>
+              <w:rPr>
+                <w:rFonts w:ascii="Arial" w:hAnsi="Arial" w:eastAsia="Arial"/>
+                <w:sz w:val="18"/>
+              </w:rPr>
+            </w:r>
+            <w:r>
+              <w:rPr>
+                <w:rFonts w:ascii="Arial" w:hAnsi="Arial" w:eastAsia="Arial"/>
                 <w:sz w:val="18"/>
               </w:rPr>
               <w:t>GET /api/v1/documents/{docNo}</w:t>
@@ -4968,11 +5616,15 @@
               <w:keepLines/>
               <w:spacing w:after="0"/>
             </w:pPr>
-            <w:r/>
-            <w:r>
-              <w:rPr>
-                <w:rFonts w:ascii="Arial" w:hAnsi="Arial" w:eastAsia="Arial"/>
-                <w:b w:val="0"/>
+            <w:r>
+              <w:rPr>
+                <w:rFonts w:ascii="Arial" w:hAnsi="Arial" w:eastAsia="Arial"/>
+                <w:sz w:val="18"/>
+              </w:rPr>
+            </w:r>
+            <w:r>
+              <w:rPr>
+                <w:rFonts w:ascii="Arial" w:hAnsi="Arial" w:eastAsia="Arial"/>
                 <w:sz w:val="18"/>
               </w:rPr>
               <w:t>render role profile</w:t>
@@ -4994,11 +5646,15 @@
               <w:keepLines/>
               <w:spacing w:after="0"/>
             </w:pPr>
-            <w:r/>
-            <w:r>
-              <w:rPr>
-                <w:rFonts w:ascii="Arial" w:hAnsi="Arial" w:eastAsia="Arial"/>
-                <w:b w:val="0"/>
+            <w:r>
+              <w:rPr>
+                <w:rFonts w:ascii="Arial" w:hAnsi="Arial" w:eastAsia="Arial"/>
+                <w:sz w:val="18"/>
+              </w:rPr>
+            </w:r>
+            <w:r>
+              <w:rPr>
+                <w:rFonts w:ascii="Arial" w:hAnsi="Arial" w:eastAsia="Arial"/>
                 <w:sz w:val="18"/>
               </w:rPr>
               <w:t>Save editable section</w:t>
@@ -5015,11 +5671,15 @@
               <w:keepLines/>
               <w:spacing w:after="0"/>
             </w:pPr>
-            <w:r/>
-            <w:r>
-              <w:rPr>
-                <w:rFonts w:ascii="Arial" w:hAnsi="Arial" w:eastAsia="Arial"/>
-                <w:b w:val="0"/>
+            <w:r>
+              <w:rPr>
+                <w:rFonts w:ascii="Arial" w:hAnsi="Arial" w:eastAsia="Arial"/>
+                <w:sz w:val="18"/>
+              </w:rPr>
+            </w:r>
+            <w:r>
+              <w:rPr>
+                <w:rFonts w:ascii="Arial" w:hAnsi="Arial" w:eastAsia="Arial"/>
                 <w:sz w:val="18"/>
               </w:rPr>
               <w:t>ปุ่มบันทึก</w:t>
@@ -5036,11 +5696,15 @@
               <w:keepLines/>
               <w:spacing w:after="0"/>
             </w:pPr>
-            <w:r/>
-            <w:r>
-              <w:rPr>
-                <w:rFonts w:ascii="Arial" w:hAnsi="Arial" w:eastAsia="Arial"/>
-                <w:b w:val="0"/>
+            <w:r>
+              <w:rPr>
+                <w:rFonts w:ascii="Arial" w:hAnsi="Arial" w:eastAsia="Arial"/>
+                <w:sz w:val="18"/>
+              </w:rPr>
+            </w:r>
+            <w:r>
+              <w:rPr>
+                <w:rFonts w:ascii="Arial" w:hAnsi="Arial" w:eastAsia="Arial"/>
                 <w:sz w:val="18"/>
               </w:rPr>
               <w:t>PUT /api/v1/documents/{docNo}</w:t>
@@ -5057,11 +5721,15 @@
               <w:keepLines/>
               <w:spacing w:after="0"/>
             </w:pPr>
-            <w:r/>
-            <w:r>
-              <w:rPr>
-                <w:rFonts w:ascii="Arial" w:hAnsi="Arial" w:eastAsia="Arial"/>
-                <w:b w:val="0"/>
+            <w:r>
+              <w:rPr>
+                <w:rFonts w:ascii="Arial" w:hAnsi="Arial" w:eastAsia="Arial"/>
+                <w:sz w:val="18"/>
+              </w:rPr>
+            </w:r>
+            <w:r>
+              <w:rPr>
+                <w:rFonts w:ascii="Arial" w:hAnsi="Arial" w:eastAsia="Arial"/>
                 <w:sz w:val="18"/>
               </w:rPr>
               <w:t>ใช้เฉพาะ role ที่มี editableSections</w:t>
@@ -5083,11 +5751,15 @@
               <w:keepLines/>
               <w:spacing w:after="0"/>
             </w:pPr>
-            <w:r/>
-            <w:r>
-              <w:rPr>
-                <w:rFonts w:ascii="Arial" w:hAnsi="Arial" w:eastAsia="Arial"/>
-                <w:b w:val="0"/>
+            <w:r>
+              <w:rPr>
+                <w:rFonts w:ascii="Arial" w:hAnsi="Arial" w:eastAsia="Arial"/>
+                <w:sz w:val="18"/>
+              </w:rPr>
+            </w:r>
+            <w:r>
+              <w:rPr>
+                <w:rFonts w:ascii="Arial" w:hAnsi="Arial" w:eastAsia="Arial"/>
                 <w:sz w:val="18"/>
               </w:rPr>
               <w:t>Upload attachment</w:t>
@@ -5104,11 +5776,15 @@
               <w:keepLines/>
               <w:spacing w:after="0"/>
             </w:pPr>
-            <w:r/>
-            <w:r>
-              <w:rPr>
-                <w:rFonts w:ascii="Arial" w:hAnsi="Arial" w:eastAsia="Arial"/>
-                <w:b w:val="0"/>
+            <w:r>
+              <w:rPr>
+                <w:rFonts w:ascii="Arial" w:hAnsi="Arial" w:eastAsia="Arial"/>
+                <w:sz w:val="18"/>
+              </w:rPr>
+            </w:r>
+            <w:r>
+              <w:rPr>
+                <w:rFonts w:ascii="Arial" w:hAnsi="Arial" w:eastAsia="Arial"/>
                 <w:sz w:val="18"/>
               </w:rPr>
               <w:t>เลือกไฟล์</w:t>
@@ -5125,11 +5801,15 @@
               <w:keepLines/>
               <w:spacing w:after="0"/>
             </w:pPr>
-            <w:r/>
-            <w:r>
-              <w:rPr>
-                <w:rFonts w:ascii="Arial" w:hAnsi="Arial" w:eastAsia="Arial"/>
-                <w:b w:val="0"/>
+            <w:r>
+              <w:rPr>
+                <w:rFonts w:ascii="Arial" w:hAnsi="Arial" w:eastAsia="Arial"/>
+                <w:sz w:val="18"/>
+              </w:rPr>
+            </w:r>
+            <w:r>
+              <w:rPr>
+                <w:rFonts w:ascii="Arial" w:hAnsi="Arial" w:eastAsia="Arial"/>
                 <w:sz w:val="18"/>
               </w:rPr>
               <w:t>POST /api/v1/documents/{docNo}/attachments</w:t>
@@ -5146,11 +5826,15 @@
               <w:keepLines/>
               <w:spacing w:after="0"/>
             </w:pPr>
-            <w:r/>
-            <w:r>
-              <w:rPr>
-                <w:rFonts w:ascii="Arial" w:hAnsi="Arial" w:eastAsia="Arial"/>
-                <w:b w:val="0"/>
+            <w:r>
+              <w:rPr>
+                <w:rFonts w:ascii="Arial" w:hAnsi="Arial" w:eastAsia="Arial"/>
+                <w:sz w:val="18"/>
+              </w:rPr>
+            </w:r>
+            <w:r>
+              <w:rPr>
+                <w:rFonts w:ascii="Arial" w:hAnsi="Arial" w:eastAsia="Arial"/>
                 <w:sz w:val="18"/>
               </w:rPr>
               <w:t>append attachment when allowed</w:t>
@@ -5172,11 +5856,15 @@
               <w:keepLines/>
               <w:spacing w:after="0"/>
             </w:pPr>
-            <w:r/>
-            <w:r>
-              <w:rPr>
-                <w:rFonts w:ascii="Arial" w:hAnsi="Arial" w:eastAsia="Arial"/>
-                <w:b w:val="0"/>
+            <w:r>
+              <w:rPr>
+                <w:rFonts w:ascii="Arial" w:hAnsi="Arial" w:eastAsia="Arial"/>
+                <w:sz w:val="18"/>
+              </w:rPr>
+            </w:r>
+            <w:r>
+              <w:rPr>
+                <w:rFonts w:ascii="Arial" w:hAnsi="Arial" w:eastAsia="Arial"/>
                 <w:sz w:val="18"/>
               </w:rPr>
               <w:t>Submit action</w:t>
@@ -5193,11 +5881,15 @@
               <w:keepLines/>
               <w:spacing w:after="0"/>
             </w:pPr>
-            <w:r/>
-            <w:r>
-              <w:rPr>
-                <w:rFonts w:ascii="Arial" w:hAnsi="Arial" w:eastAsia="Arial"/>
-                <w:b w:val="0"/>
+            <w:r>
+              <w:rPr>
+                <w:rFonts w:ascii="Arial" w:hAnsi="Arial" w:eastAsia="Arial"/>
+                <w:sz w:val="18"/>
+              </w:rPr>
+            </w:r>
+            <w:r>
+              <w:rPr>
+                <w:rFonts w:ascii="Arial" w:hAnsi="Arial" w:eastAsia="Arial"/>
                 <w:sz w:val="18"/>
               </w:rPr>
               <w:t>ปุ่มส่งดำเนินการ</w:t>
@@ -5214,11 +5906,15 @@
               <w:keepLines/>
               <w:spacing w:after="0"/>
             </w:pPr>
-            <w:r/>
-            <w:r>
-              <w:rPr>
-                <w:rFonts w:ascii="Arial" w:hAnsi="Arial" w:eastAsia="Arial"/>
-                <w:b w:val="0"/>
+            <w:r>
+              <w:rPr>
+                <w:rFonts w:ascii="Arial" w:hAnsi="Arial" w:eastAsia="Arial"/>
+                <w:sz w:val="18"/>
+              </w:rPr>
+            </w:r>
+            <w:r>
+              <w:rPr>
+                <w:rFonts w:ascii="Arial" w:hAnsi="Arial" w:eastAsia="Arial"/>
                 <w:sz w:val="18"/>
               </w:rPr>
               <w:t>POST /api/v1/documents/{docNo}/actions</w:t>
@@ -5235,11 +5931,15 @@
               <w:keepLines/>
               <w:spacing w:after="0"/>
             </w:pPr>
-            <w:r/>
-            <w:r>
-              <w:rPr>
-                <w:rFonts w:ascii="Arial" w:hAnsi="Arial" w:eastAsia="Arial"/>
-                <w:b w:val="0"/>
+            <w:r>
+              <w:rPr>
+                <w:rFonts w:ascii="Arial" w:hAnsi="Arial" w:eastAsia="Arial"/>
+                <w:sz w:val="18"/>
+              </w:rPr>
+            </w:r>
+            <w:r>
+              <w:rPr>
+                <w:rFonts w:ascii="Arial" w:hAnsi="Arial" w:eastAsia="Arial"/>
                 <w:sz w:val="18"/>
               </w:rPr>
               <w:t>submit selected result</w:t>
@@ -5478,11 +6178,15 @@
               <w:keepLines/>
               <w:spacing w:after="0"/>
             </w:pPr>
-            <w:r/>
-            <w:r>
-              <w:rPr>
-                <w:rFonts w:ascii="Arial" w:hAnsi="Arial" w:eastAsia="Arial"/>
-                <w:b w:val="0"/>
+            <w:r>
+              <w:rPr>
+                <w:rFonts w:ascii="Arial" w:hAnsi="Arial" w:eastAsia="Arial"/>
+                <w:sz w:val="18"/>
+              </w:rPr>
+            </w:r>
+            <w:r>
+              <w:rPr>
+                <w:rFonts w:ascii="Arial" w:hAnsi="Arial" w:eastAsia="Arial"/>
                 <w:sz w:val="18"/>
               </w:rPr>
               <w:t>docNo</w:t>
@@ -5499,11 +6203,15 @@
               <w:keepLines/>
               <w:spacing w:after="0"/>
             </w:pPr>
-            <w:r/>
-            <w:r>
-              <w:rPr>
-                <w:rFonts w:ascii="Arial" w:hAnsi="Arial" w:eastAsia="Arial"/>
-                <w:b w:val="0"/>
+            <w:r>
+              <w:rPr>
+                <w:rFonts w:ascii="Arial" w:hAnsi="Arial" w:eastAsia="Arial"/>
+                <w:sz w:val="18"/>
+              </w:rPr>
+            </w:r>
+            <w:r>
+              <w:rPr>
+                <w:rFonts w:ascii="Arial" w:hAnsi="Arial" w:eastAsia="Arial"/>
                 <w:sz w:val="18"/>
               </w:rPr>
               <w:t>string</w:t>
@@ -5520,11 +6228,15 @@
               <w:keepLines/>
               <w:spacing w:after="0"/>
             </w:pPr>
-            <w:r/>
-            <w:r>
-              <w:rPr>
-                <w:rFonts w:ascii="Arial" w:hAnsi="Arial" w:eastAsia="Arial"/>
-                <w:b w:val="0"/>
+            <w:r>
+              <w:rPr>
+                <w:rFonts w:ascii="Arial" w:hAnsi="Arial" w:eastAsia="Arial"/>
+                <w:sz w:val="18"/>
+              </w:rPr>
+            </w:r>
+            <w:r>
+              <w:rPr>
+                <w:rFonts w:ascii="Arial" w:hAnsi="Arial" w:eastAsia="Arial"/>
                 <w:sz w:val="18"/>
               </w:rPr>
               <w:t>No</w:t>
@@ -5541,11 +6253,15 @@
               <w:keepLines/>
               <w:spacing w:after="0"/>
             </w:pPr>
-            <w:r/>
-            <w:r>
-              <w:rPr>
-                <w:rFonts w:ascii="Arial" w:hAnsi="Arial" w:eastAsia="Arial"/>
-                <w:b w:val="0"/>
+            <w:r>
+              <w:rPr>
+                <w:rFonts w:ascii="Arial" w:hAnsi="Arial" w:eastAsia="Arial"/>
+                <w:sz w:val="18"/>
+              </w:rPr>
+            </w:r>
+            <w:r>
+              <w:rPr>
+                <w:rFonts w:ascii="Arial" w:hAnsi="Arial" w:eastAsia="Arial"/>
                 <w:sz w:val="18"/>
               </w:rPr>
               <w:t>พ.ศ. YYYY/xxxxx</w:t>
@@ -5660,6 +6376,8 @@
               <w:br/>
               <w:t xml:space="preserve">    {</w:t>
               <w:br/>
+              <w:t xml:space="preserve">      "value": "เห็นควรชดเชย",</w:t>
+              <w:br/>
               <w:t xml:space="preserve">      "label": "เห็นควรชดเชย",</w:t>
               <w:br/>
               <w:t xml:space="preserve">      "requireComment": false</w:t>
@@ -5668,6 +6386,8 @@
               <w:br/>
               <w:t xml:space="preserve">    {</w:t>
               <w:br/>
+              <w:t xml:space="preserve">      "value": "เห็นควรไม่ชดเชย",</w:t>
+              <w:br/>
               <w:t xml:space="preserve">      "label": "เห็นควรไม่ชดเชย",</w:t>
               <w:br/>
               <w:t xml:space="preserve">      "requireComment": true</w:t>
@@ -5675,6 +6395,8 @@
               <w:t xml:space="preserve">    },</w:t>
               <w:br/>
               <w:t xml:space="preserve">    {</w:t>
+              <w:br/>
+              <w:t xml:space="preserve">      "value": "ฝ่าย SBP DSA ดำเนินการ (ส่งกลับ)",</w:t>
               <w:br/>
               <w:t xml:space="preserve">      "label": "ฝ่าย SBP DSA ดำเนินการ (ส่งกลับ)",</w:t>
               <w:br/>
@@ -5822,11 +6544,15 @@
               <w:keepLines/>
               <w:spacing w:after="0"/>
             </w:pPr>
-            <w:r/>
-            <w:r>
-              <w:rPr>
-                <w:rFonts w:ascii="Arial" w:hAnsi="Arial" w:eastAsia="Arial"/>
-                <w:b w:val="0"/>
+            <w:r>
+              <w:rPr>
+                <w:rFonts w:ascii="Arial" w:hAnsi="Arial" w:eastAsia="Arial"/>
+                <w:sz w:val="18"/>
+              </w:rPr>
+            </w:r>
+            <w:r>
+              <w:rPr>
+                <w:rFonts w:ascii="Arial" w:hAnsi="Arial" w:eastAsia="Arial"/>
                 <w:sz w:val="18"/>
               </w:rPr>
               <w:t>docNo</w:t>
@@ -5843,11 +6569,15 @@
               <w:keepLines/>
               <w:spacing w:after="0"/>
             </w:pPr>
-            <w:r/>
-            <w:r>
-              <w:rPr>
-                <w:rFonts w:ascii="Arial" w:hAnsi="Arial" w:eastAsia="Arial"/>
-                <w:b w:val="0"/>
+            <w:r>
+              <w:rPr>
+                <w:rFonts w:ascii="Arial" w:hAnsi="Arial" w:eastAsia="Arial"/>
+                <w:sz w:val="18"/>
+              </w:rPr>
+            </w:r>
+            <w:r>
+              <w:rPr>
+                <w:rFonts w:ascii="Arial" w:hAnsi="Arial" w:eastAsia="Arial"/>
                 <w:sz w:val="18"/>
               </w:rPr>
               <w:t>string</w:t>
@@ -5864,11 +6594,15 @@
               <w:keepLines/>
               <w:spacing w:after="0"/>
             </w:pPr>
-            <w:r/>
-            <w:r>
-              <w:rPr>
-                <w:rFonts w:ascii="Arial" w:hAnsi="Arial" w:eastAsia="Arial"/>
-                <w:b w:val="0"/>
+            <w:r>
+              <w:rPr>
+                <w:rFonts w:ascii="Arial" w:hAnsi="Arial" w:eastAsia="Arial"/>
+                <w:sz w:val="18"/>
+              </w:rPr>
+            </w:r>
+            <w:r>
+              <w:rPr>
+                <w:rFonts w:ascii="Arial" w:hAnsi="Arial" w:eastAsia="Arial"/>
                 <w:sz w:val="18"/>
               </w:rPr>
               <w:t>Yes</w:t>
@@ -5885,11 +6619,15 @@
               <w:keepLines/>
               <w:spacing w:after="0"/>
             </w:pPr>
-            <w:r/>
-            <w:r>
-              <w:rPr>
-                <w:rFonts w:ascii="Arial" w:hAnsi="Arial" w:eastAsia="Arial"/>
-                <w:b w:val="0"/>
+            <w:r>
+              <w:rPr>
+                <w:rFonts w:ascii="Arial" w:hAnsi="Arial" w:eastAsia="Arial"/>
+                <w:sz w:val="18"/>
+              </w:rPr>
+            </w:r>
+            <w:r>
+              <w:rPr>
+                <w:rFonts w:ascii="Arial" w:hAnsi="Arial" w:eastAsia="Arial"/>
                 <w:sz w:val="18"/>
               </w:rPr>
               <w:t>พ.ศ. YYYY/xxxxx</w:t>
@@ -5911,11 +6649,15 @@
               <w:keepLines/>
               <w:spacing w:after="0"/>
             </w:pPr>
-            <w:r/>
-            <w:r>
-              <w:rPr>
-                <w:rFonts w:ascii="Arial" w:hAnsi="Arial" w:eastAsia="Arial"/>
-                <w:b w:val="0"/>
+            <w:r>
+              <w:rPr>
+                <w:rFonts w:ascii="Arial" w:hAnsi="Arial" w:eastAsia="Arial"/>
+                <w:sz w:val="18"/>
+              </w:rPr>
+            </w:r>
+            <w:r>
+              <w:rPr>
+                <w:rFonts w:ascii="Arial" w:hAnsi="Arial" w:eastAsia="Arial"/>
                 <w:sz w:val="18"/>
               </w:rPr>
               <w:t>statusCode</w:t>
@@ -5932,11 +6674,15 @@
               <w:keepLines/>
               <w:spacing w:after="0"/>
             </w:pPr>
-            <w:r/>
-            <w:r>
-              <w:rPr>
-                <w:rFonts w:ascii="Arial" w:hAnsi="Arial" w:eastAsia="Arial"/>
-                <w:b w:val="0"/>
+            <w:r>
+              <w:rPr>
+                <w:rFonts w:ascii="Arial" w:hAnsi="Arial" w:eastAsia="Arial"/>
+                <w:sz w:val="18"/>
+              </w:rPr>
+            </w:r>
+            <w:r>
+              <w:rPr>
+                <w:rFonts w:ascii="Arial" w:hAnsi="Arial" w:eastAsia="Arial"/>
                 <w:sz w:val="18"/>
               </w:rPr>
               <w:t>string</w:t>
@@ -5953,11 +6699,15 @@
               <w:keepLines/>
               <w:spacing w:after="0"/>
             </w:pPr>
-            <w:r/>
-            <w:r>
-              <w:rPr>
-                <w:rFonts w:ascii="Arial" w:hAnsi="Arial" w:eastAsia="Arial"/>
-                <w:b w:val="0"/>
+            <w:r>
+              <w:rPr>
+                <w:rFonts w:ascii="Arial" w:hAnsi="Arial" w:eastAsia="Arial"/>
+                <w:sz w:val="18"/>
+              </w:rPr>
+            </w:r>
+            <w:r>
+              <w:rPr>
+                <w:rFonts w:ascii="Arial" w:hAnsi="Arial" w:eastAsia="Arial"/>
                 <w:sz w:val="18"/>
               </w:rPr>
               <w:t>Yes</w:t>
@@ -5974,11 +6724,15 @@
               <w:keepLines/>
               <w:spacing w:after="0"/>
             </w:pPr>
-            <w:r/>
-            <w:r>
-              <w:rPr>
-                <w:rFonts w:ascii="Arial" w:hAnsi="Arial" w:eastAsia="Arial"/>
-                <w:b w:val="0"/>
+            <w:r>
+              <w:rPr>
+                <w:rFonts w:ascii="Arial" w:hAnsi="Arial" w:eastAsia="Arial"/>
+                <w:sz w:val="18"/>
+              </w:rPr>
+            </w:r>
+            <w:r>
+              <w:rPr>
+                <w:rFonts w:ascii="Arial" w:hAnsi="Arial" w:eastAsia="Arial"/>
                 <w:sz w:val="18"/>
               </w:rPr>
               <w:t>canonical code; do not replace with display label</w:t>
@@ -6000,11 +6754,15 @@
               <w:keepLines/>
               <w:spacing w:after="0"/>
             </w:pPr>
-            <w:r/>
-            <w:r>
-              <w:rPr>
-                <w:rFonts w:ascii="Arial" w:hAnsi="Arial" w:eastAsia="Arial"/>
-                <w:b w:val="0"/>
+            <w:r>
+              <w:rPr>
+                <w:rFonts w:ascii="Arial" w:hAnsi="Arial" w:eastAsia="Arial"/>
+                <w:sz w:val="18"/>
+              </w:rPr>
+            </w:r>
+            <w:r>
+              <w:rPr>
+                <w:rFonts w:ascii="Arial" w:hAnsi="Arial" w:eastAsia="Arial"/>
                 <w:sz w:val="18"/>
               </w:rPr>
               <w:t>viewerRbacRoleCode</w:t>
@@ -6021,11 +6779,15 @@
               <w:keepLines/>
               <w:spacing w:after="0"/>
             </w:pPr>
-            <w:r/>
-            <w:r>
-              <w:rPr>
-                <w:rFonts w:ascii="Arial" w:hAnsi="Arial" w:eastAsia="Arial"/>
-                <w:b w:val="0"/>
+            <w:r>
+              <w:rPr>
+                <w:rFonts w:ascii="Arial" w:hAnsi="Arial" w:eastAsia="Arial"/>
+                <w:sz w:val="18"/>
+              </w:rPr>
+            </w:r>
+            <w:r>
+              <w:rPr>
+                <w:rFonts w:ascii="Arial" w:hAnsi="Arial" w:eastAsia="Arial"/>
                 <w:sz w:val="18"/>
               </w:rPr>
               <w:t>string</w:t>
@@ -6042,11 +6804,15 @@
               <w:keepLines/>
               <w:spacing w:after="0"/>
             </w:pPr>
-            <w:r/>
-            <w:r>
-              <w:rPr>
-                <w:rFonts w:ascii="Arial" w:hAnsi="Arial" w:eastAsia="Arial"/>
-                <w:b w:val="0"/>
+            <w:r>
+              <w:rPr>
+                <w:rFonts w:ascii="Arial" w:hAnsi="Arial" w:eastAsia="Arial"/>
+                <w:sz w:val="18"/>
+              </w:rPr>
+            </w:r>
+            <w:r>
+              <w:rPr>
+                <w:rFonts w:ascii="Arial" w:hAnsi="Arial" w:eastAsia="Arial"/>
                 <w:sz w:val="18"/>
               </w:rPr>
               <w:t>Yes</w:t>
@@ -6063,11 +6829,15 @@
               <w:keepLines/>
               <w:spacing w:after="0"/>
             </w:pPr>
-            <w:r/>
-            <w:r>
-              <w:rPr>
-                <w:rFonts w:ascii="Arial" w:hAnsi="Arial" w:eastAsia="Arial"/>
-                <w:b w:val="0"/>
+            <w:r>
+              <w:rPr>
+                <w:rFonts w:ascii="Arial" w:hAnsi="Arial" w:eastAsia="Arial"/>
+                <w:sz w:val="18"/>
+              </w:rPr>
+            </w:r>
+            <w:r>
+              <w:rPr>
+                <w:rFonts w:ascii="Arial" w:hAnsi="Arial" w:eastAsia="Arial"/>
                 <w:sz w:val="18"/>
               </w:rPr>
               <w:t>UTF-8; use value domain described by endpoint purpose</w:t>
@@ -6089,11 +6859,15 @@
               <w:keepLines/>
               <w:spacing w:after="0"/>
             </w:pPr>
-            <w:r/>
-            <w:r>
-              <w:rPr>
-                <w:rFonts w:ascii="Arial" w:hAnsi="Arial" w:eastAsia="Arial"/>
-                <w:b w:val="0"/>
+            <w:r>
+              <w:rPr>
+                <w:rFonts w:ascii="Arial" w:hAnsi="Arial" w:eastAsia="Arial"/>
+                <w:sz w:val="18"/>
+              </w:rPr>
+            </w:r>
+            <w:r>
+              <w:rPr>
+                <w:rFonts w:ascii="Arial" w:hAnsi="Arial" w:eastAsia="Arial"/>
                 <w:sz w:val="18"/>
               </w:rPr>
               <w:t>roleProfileCode</w:t>
@@ -6110,11 +6884,15 @@
               <w:keepLines/>
               <w:spacing w:after="0"/>
             </w:pPr>
-            <w:r/>
-            <w:r>
-              <w:rPr>
-                <w:rFonts w:ascii="Arial" w:hAnsi="Arial" w:eastAsia="Arial"/>
-                <w:b w:val="0"/>
+            <w:r>
+              <w:rPr>
+                <w:rFonts w:ascii="Arial" w:hAnsi="Arial" w:eastAsia="Arial"/>
+                <w:sz w:val="18"/>
+              </w:rPr>
+            </w:r>
+            <w:r>
+              <w:rPr>
+                <w:rFonts w:ascii="Arial" w:hAnsi="Arial" w:eastAsia="Arial"/>
                 <w:sz w:val="18"/>
               </w:rPr>
               <w:t>string</w:t>
@@ -6131,11 +6909,15 @@
               <w:keepLines/>
               <w:spacing w:after="0"/>
             </w:pPr>
-            <w:r/>
-            <w:r>
-              <w:rPr>
-                <w:rFonts w:ascii="Arial" w:hAnsi="Arial" w:eastAsia="Arial"/>
-                <w:b w:val="0"/>
+            <w:r>
+              <w:rPr>
+                <w:rFonts w:ascii="Arial" w:hAnsi="Arial" w:eastAsia="Arial"/>
+                <w:sz w:val="18"/>
+              </w:rPr>
+            </w:r>
+            <w:r>
+              <w:rPr>
+                <w:rFonts w:ascii="Arial" w:hAnsi="Arial" w:eastAsia="Arial"/>
                 <w:sz w:val="18"/>
               </w:rPr>
               <w:t>Yes</w:t>
@@ -6152,11 +6934,15 @@
               <w:keepLines/>
               <w:spacing w:after="0"/>
             </w:pPr>
-            <w:r/>
-            <w:r>
-              <w:rPr>
-                <w:rFonts w:ascii="Arial" w:hAnsi="Arial" w:eastAsia="Arial"/>
-                <w:b w:val="0"/>
+            <w:r>
+              <w:rPr>
+                <w:rFonts w:ascii="Arial" w:hAnsi="Arial" w:eastAsia="Arial"/>
+                <w:sz w:val="18"/>
+              </w:rPr>
+            </w:r>
+            <w:r>
+              <w:rPr>
+                <w:rFonts w:ascii="Arial" w:hAnsi="Arial" w:eastAsia="Arial"/>
                 <w:sz w:val="18"/>
               </w:rPr>
               <w:t>UTF-8; use value domain described by endpoint purpose</w:t>
@@ -6178,11 +6964,15 @@
               <w:keepLines/>
               <w:spacing w:after="0"/>
             </w:pPr>
-            <w:r/>
-            <w:r>
-              <w:rPr>
-                <w:rFonts w:ascii="Arial" w:hAnsi="Arial" w:eastAsia="Arial"/>
-                <w:b w:val="0"/>
+            <w:r>
+              <w:rPr>
+                <w:rFonts w:ascii="Arial" w:hAnsi="Arial" w:eastAsia="Arial"/>
+                <w:sz w:val="18"/>
+              </w:rPr>
+            </w:r>
+            <w:r>
+              <w:rPr>
+                <w:rFonts w:ascii="Arial" w:hAnsi="Arial" w:eastAsia="Arial"/>
                 <w:sz w:val="18"/>
               </w:rPr>
               <w:t>visibleSections</w:t>
@@ -6199,11 +6989,15 @@
               <w:keepLines/>
               <w:spacing w:after="0"/>
             </w:pPr>
-            <w:r/>
-            <w:r>
-              <w:rPr>
-                <w:rFonts w:ascii="Arial" w:hAnsi="Arial" w:eastAsia="Arial"/>
-                <w:b w:val="0"/>
+            <w:r>
+              <w:rPr>
+                <w:rFonts w:ascii="Arial" w:hAnsi="Arial" w:eastAsia="Arial"/>
+                <w:sz w:val="18"/>
+              </w:rPr>
+            </w:r>
+            <w:r>
+              <w:rPr>
+                <w:rFonts w:ascii="Arial" w:hAnsi="Arial" w:eastAsia="Arial"/>
                 <w:sz w:val="18"/>
               </w:rPr>
               <w:t>array&lt;string&gt;</w:t>
@@ -6220,11 +7014,15 @@
               <w:keepLines/>
               <w:spacing w:after="0"/>
             </w:pPr>
-            <w:r/>
-            <w:r>
-              <w:rPr>
-                <w:rFonts w:ascii="Arial" w:hAnsi="Arial" w:eastAsia="Arial"/>
-                <w:b w:val="0"/>
+            <w:r>
+              <w:rPr>
+                <w:rFonts w:ascii="Arial" w:hAnsi="Arial" w:eastAsia="Arial"/>
+                <w:sz w:val="18"/>
+              </w:rPr>
+            </w:r>
+            <w:r>
+              <w:rPr>
+                <w:rFonts w:ascii="Arial" w:hAnsi="Arial" w:eastAsia="Arial"/>
                 <w:sz w:val="18"/>
               </w:rPr>
               <w:t>Yes</w:t>
@@ -6241,11 +7039,15 @@
               <w:keepLines/>
               <w:spacing w:after="0"/>
             </w:pPr>
-            <w:r/>
-            <w:r>
-              <w:rPr>
-                <w:rFonts w:ascii="Arial" w:hAnsi="Arial" w:eastAsia="Arial"/>
-                <w:b w:val="0"/>
+            <w:r>
+              <w:rPr>
+                <w:rFonts w:ascii="Arial" w:hAnsi="Arial" w:eastAsia="Arial"/>
+                <w:sz w:val="18"/>
+              </w:rPr>
+            </w:r>
+            <w:r>
+              <w:rPr>
+                <w:rFonts w:ascii="Arial" w:hAnsi="Arial" w:eastAsia="Arial"/>
                 <w:sz w:val="18"/>
               </w:rPr>
               <w:t>JSON array; element type shown in Type column</w:t>
@@ -6267,11 +7069,15 @@
               <w:keepLines/>
               <w:spacing w:after="0"/>
             </w:pPr>
-            <w:r/>
-            <w:r>
-              <w:rPr>
-                <w:rFonts w:ascii="Arial" w:hAnsi="Arial" w:eastAsia="Arial"/>
-                <w:b w:val="0"/>
+            <w:r>
+              <w:rPr>
+                <w:rFonts w:ascii="Arial" w:hAnsi="Arial" w:eastAsia="Arial"/>
+                <w:sz w:val="18"/>
+              </w:rPr>
+            </w:r>
+            <w:r>
+              <w:rPr>
+                <w:rFonts w:ascii="Arial" w:hAnsi="Arial" w:eastAsia="Arial"/>
                 <w:sz w:val="18"/>
               </w:rPr>
               <w:t>editableSections</w:t>
@@ -6288,11 +7094,15 @@
               <w:keepLines/>
               <w:spacing w:after="0"/>
             </w:pPr>
-            <w:r/>
-            <w:r>
-              <w:rPr>
-                <w:rFonts w:ascii="Arial" w:hAnsi="Arial" w:eastAsia="Arial"/>
-                <w:b w:val="0"/>
+            <w:r>
+              <w:rPr>
+                <w:rFonts w:ascii="Arial" w:hAnsi="Arial" w:eastAsia="Arial"/>
+                <w:sz w:val="18"/>
+              </w:rPr>
+            </w:r>
+            <w:r>
+              <w:rPr>
+                <w:rFonts w:ascii="Arial" w:hAnsi="Arial" w:eastAsia="Arial"/>
                 <w:sz w:val="18"/>
               </w:rPr>
               <w:t>array&lt;string&gt;</w:t>
@@ -6309,11 +7119,15 @@
               <w:keepLines/>
               <w:spacing w:after="0"/>
             </w:pPr>
-            <w:r/>
-            <w:r>
-              <w:rPr>
-                <w:rFonts w:ascii="Arial" w:hAnsi="Arial" w:eastAsia="Arial"/>
-                <w:b w:val="0"/>
+            <w:r>
+              <w:rPr>
+                <w:rFonts w:ascii="Arial" w:hAnsi="Arial" w:eastAsia="Arial"/>
+                <w:sz w:val="18"/>
+              </w:rPr>
+            </w:r>
+            <w:r>
+              <w:rPr>
+                <w:rFonts w:ascii="Arial" w:hAnsi="Arial" w:eastAsia="Arial"/>
                 <w:sz w:val="18"/>
               </w:rPr>
               <w:t>Yes</w:t>
@@ -6330,11 +7144,15 @@
               <w:keepLines/>
               <w:spacing w:after="0"/>
             </w:pPr>
-            <w:r/>
-            <w:r>
-              <w:rPr>
-                <w:rFonts w:ascii="Arial" w:hAnsi="Arial" w:eastAsia="Arial"/>
-                <w:b w:val="0"/>
+            <w:r>
+              <w:rPr>
+                <w:rFonts w:ascii="Arial" w:hAnsi="Arial" w:eastAsia="Arial"/>
+                <w:sz w:val="18"/>
+              </w:rPr>
+            </w:r>
+            <w:r>
+              <w:rPr>
+                <w:rFonts w:ascii="Arial" w:hAnsi="Arial" w:eastAsia="Arial"/>
                 <w:sz w:val="18"/>
               </w:rPr>
               <w:t>JSON array; element type shown in Type column</w:t>
@@ -6356,11 +7174,15 @@
               <w:keepLines/>
               <w:spacing w:after="0"/>
             </w:pPr>
-            <w:r/>
-            <w:r>
-              <w:rPr>
-                <w:rFonts w:ascii="Arial" w:hAnsi="Arial" w:eastAsia="Arial"/>
-                <w:b w:val="0"/>
+            <w:r>
+              <w:rPr>
+                <w:rFonts w:ascii="Arial" w:hAnsi="Arial" w:eastAsia="Arial"/>
+                <w:sz w:val="18"/>
+              </w:rPr>
+            </w:r>
+            <w:r>
+              <w:rPr>
+                <w:rFonts w:ascii="Arial" w:hAnsi="Arial" w:eastAsia="Arial"/>
                 <w:sz w:val="18"/>
               </w:rPr>
               <w:t>actionOptions</w:t>
@@ -6377,11 +7199,15 @@
               <w:keepLines/>
               <w:spacing w:after="0"/>
             </w:pPr>
-            <w:r/>
-            <w:r>
-              <w:rPr>
-                <w:rFonts w:ascii="Arial" w:hAnsi="Arial" w:eastAsia="Arial"/>
-                <w:b w:val="0"/>
+            <w:r>
+              <w:rPr>
+                <w:rFonts w:ascii="Arial" w:hAnsi="Arial" w:eastAsia="Arial"/>
+                <w:sz w:val="18"/>
+              </w:rPr>
+            </w:r>
+            <w:r>
+              <w:rPr>
+                <w:rFonts w:ascii="Arial" w:hAnsi="Arial" w:eastAsia="Arial"/>
                 <w:sz w:val="18"/>
               </w:rPr>
               <w:t>array&lt;object&gt;</w:t>
@@ -6398,11 +7224,15 @@
               <w:keepLines/>
               <w:spacing w:after="0"/>
             </w:pPr>
-            <w:r/>
-            <w:r>
-              <w:rPr>
-                <w:rFonts w:ascii="Arial" w:hAnsi="Arial" w:eastAsia="Arial"/>
-                <w:b w:val="0"/>
+            <w:r>
+              <w:rPr>
+                <w:rFonts w:ascii="Arial" w:hAnsi="Arial" w:eastAsia="Arial"/>
+                <w:sz w:val="18"/>
+              </w:rPr>
+            </w:r>
+            <w:r>
+              <w:rPr>
+                <w:rFonts w:ascii="Arial" w:hAnsi="Arial" w:eastAsia="Arial"/>
                 <w:sz w:val="18"/>
               </w:rPr>
               <w:t>Yes</w:t>
@@ -6419,11 +7249,15 @@
               <w:keepLines/>
               <w:spacing w:after="0"/>
             </w:pPr>
-            <w:r/>
-            <w:r>
-              <w:rPr>
-                <w:rFonts w:ascii="Arial" w:hAnsi="Arial" w:eastAsia="Arial"/>
-                <w:b w:val="0"/>
+            <w:r>
+              <w:rPr>
+                <w:rFonts w:ascii="Arial" w:hAnsi="Arial" w:eastAsia="Arial"/>
+                <w:sz w:val="18"/>
+              </w:rPr>
+            </w:r>
+            <w:r>
+              <w:rPr>
+                <w:rFonts w:ascii="Arial" w:hAnsi="Arial" w:eastAsia="Arial"/>
                 <w:sz w:val="18"/>
               </w:rPr>
               <w:t>JSON array; element type shown in Type column</w:t>
@@ -6445,14 +7279,18 @@
               <w:keepLines/>
               <w:spacing w:after="0"/>
             </w:pPr>
-            <w:r/>
-            <w:r>
-              <w:rPr>
-                <w:rFonts w:ascii="Arial" w:hAnsi="Arial" w:eastAsia="Arial"/>
-                <w:b w:val="0"/>
-                <w:sz w:val="18"/>
-              </w:rPr>
-              <w:t>actionOptions[].label</w:t>
+            <w:r>
+              <w:rPr>
+                <w:rFonts w:ascii="Arial" w:hAnsi="Arial" w:eastAsia="Arial"/>
+                <w:sz w:val="18"/>
+              </w:rPr>
+            </w:r>
+            <w:r>
+              <w:rPr>
+                <w:rFonts w:ascii="Arial" w:hAnsi="Arial" w:eastAsia="Arial"/>
+                <w:sz w:val="18"/>
+              </w:rPr>
+              <w:t>actionOptions[].value</w:t>
             </w:r>
           </w:p>
         </w:tc>
@@ -6466,11 +7304,15 @@
               <w:keepLines/>
               <w:spacing w:after="0"/>
             </w:pPr>
-            <w:r/>
-            <w:r>
-              <w:rPr>
-                <w:rFonts w:ascii="Arial" w:hAnsi="Arial" w:eastAsia="Arial"/>
-                <w:b w:val="0"/>
+            <w:r>
+              <w:rPr>
+                <w:rFonts w:ascii="Arial" w:hAnsi="Arial" w:eastAsia="Arial"/>
+                <w:sz w:val="18"/>
+              </w:rPr>
+            </w:r>
+            <w:r>
+              <w:rPr>
+                <w:rFonts w:ascii="Arial" w:hAnsi="Arial" w:eastAsia="Arial"/>
                 <w:sz w:val="18"/>
               </w:rPr>
               <w:t>string</w:t>
@@ -6487,11 +7329,15 @@
               <w:keepLines/>
               <w:spacing w:after="0"/>
             </w:pPr>
-            <w:r/>
-            <w:r>
-              <w:rPr>
-                <w:rFonts w:ascii="Arial" w:hAnsi="Arial" w:eastAsia="Arial"/>
-                <w:b w:val="0"/>
+            <w:r>
+              <w:rPr>
+                <w:rFonts w:ascii="Arial" w:hAnsi="Arial" w:eastAsia="Arial"/>
+                <w:sz w:val="18"/>
+              </w:rPr>
+            </w:r>
+            <w:r>
+              <w:rPr>
+                <w:rFonts w:ascii="Arial" w:hAnsi="Arial" w:eastAsia="Arial"/>
                 <w:sz w:val="18"/>
               </w:rPr>
               <w:t>Yes</w:t>
@@ -6508,11 +7354,15 @@
               <w:keepLines/>
               <w:spacing w:after="0"/>
             </w:pPr>
-            <w:r/>
-            <w:r>
-              <w:rPr>
-                <w:rFonts w:ascii="Arial" w:hAnsi="Arial" w:eastAsia="Arial"/>
-                <w:b w:val="0"/>
+            <w:r>
+              <w:rPr>
+                <w:rFonts w:ascii="Arial" w:hAnsi="Arial" w:eastAsia="Arial"/>
+                <w:sz w:val="18"/>
+              </w:rPr>
+            </w:r>
+            <w:r>
+              <w:rPr>
+                <w:rFonts w:ascii="Arial" w:hAnsi="Arial" w:eastAsia="Arial"/>
                 <w:sz w:val="18"/>
               </w:rPr>
               <w:t>UTF-8; use value domain described by endpoint purpose</w:t>
@@ -6534,14 +7384,18 @@
               <w:keepLines/>
               <w:spacing w:after="0"/>
             </w:pPr>
-            <w:r/>
-            <w:r>
-              <w:rPr>
-                <w:rFonts w:ascii="Arial" w:hAnsi="Arial" w:eastAsia="Arial"/>
-                <w:b w:val="0"/>
-                <w:sz w:val="18"/>
-              </w:rPr>
-              <w:t>actionOptions[].requireComment</w:t>
+            <w:r>
+              <w:rPr>
+                <w:rFonts w:ascii="Arial" w:hAnsi="Arial" w:eastAsia="Arial"/>
+                <w:sz w:val="18"/>
+              </w:rPr>
+            </w:r>
+            <w:r>
+              <w:rPr>
+                <w:rFonts w:ascii="Arial" w:hAnsi="Arial" w:eastAsia="Arial"/>
+                <w:sz w:val="18"/>
+              </w:rPr>
+              <w:t>actionOptions[].label</w:t>
             </w:r>
           </w:p>
         </w:tc>
@@ -6555,14 +7409,18 @@
               <w:keepLines/>
               <w:spacing w:after="0"/>
             </w:pPr>
-            <w:r/>
-            <w:r>
-              <w:rPr>
-                <w:rFonts w:ascii="Arial" w:hAnsi="Arial" w:eastAsia="Arial"/>
-                <w:b w:val="0"/>
-                <w:sz w:val="18"/>
-              </w:rPr>
-              <w:t>boolean</w:t>
+            <w:r>
+              <w:rPr>
+                <w:rFonts w:ascii="Arial" w:hAnsi="Arial" w:eastAsia="Arial"/>
+                <w:sz w:val="18"/>
+              </w:rPr>
+            </w:r>
+            <w:r>
+              <w:rPr>
+                <w:rFonts w:ascii="Arial" w:hAnsi="Arial" w:eastAsia="Arial"/>
+                <w:sz w:val="18"/>
+              </w:rPr>
+              <w:t>string</w:t>
             </w:r>
           </w:p>
         </w:tc>
@@ -6576,11 +7434,15 @@
               <w:keepLines/>
               <w:spacing w:after="0"/>
             </w:pPr>
-            <w:r/>
-            <w:r>
-              <w:rPr>
-                <w:rFonts w:ascii="Arial" w:hAnsi="Arial" w:eastAsia="Arial"/>
-                <w:b w:val="0"/>
+            <w:r>
+              <w:rPr>
+                <w:rFonts w:ascii="Arial" w:hAnsi="Arial" w:eastAsia="Arial"/>
+                <w:sz w:val="18"/>
+              </w:rPr>
+            </w:r>
+            <w:r>
+              <w:rPr>
+                <w:rFonts w:ascii="Arial" w:hAnsi="Arial" w:eastAsia="Arial"/>
                 <w:sz w:val="18"/>
               </w:rPr>
               <w:t>Yes</w:t>
@@ -6597,11 +7459,120 @@
               <w:keepLines/>
               <w:spacing w:after="0"/>
             </w:pPr>
-            <w:r/>
-            <w:r>
-              <w:rPr>
-                <w:rFonts w:ascii="Arial" w:hAnsi="Arial" w:eastAsia="Arial"/>
-                <w:b w:val="0"/>
+            <w:r>
+              <w:rPr>
+                <w:rFonts w:ascii="Arial" w:hAnsi="Arial" w:eastAsia="Arial"/>
+                <w:sz w:val="18"/>
+              </w:rPr>
+            </w:r>
+            <w:r>
+              <w:rPr>
+                <w:rFonts w:ascii="Arial" w:hAnsi="Arial" w:eastAsia="Arial"/>
+                <w:sz w:val="18"/>
+              </w:rPr>
+              <w:t>UTF-8; use value domain described by endpoint purpose</w:t>
+            </w:r>
+          </w:p>
+        </w:tc>
+      </w:tr>
+      <w:tr>
+        <w:trPr>
+          <w:cantSplit/>
+        </w:trPr>
+        <w:tc>
+          <w:tcPr>
+            <w:tcW w:type="dxa" w:w="2520"/>
+            <w:vAlign w:val="center"/>
+          </w:tcPr>
+          <w:p>
+            <w:pPr>
+              <w:keepLines/>
+              <w:spacing w:after="0"/>
+            </w:pPr>
+            <w:r>
+              <w:rPr>
+                <w:rFonts w:ascii="Arial" w:hAnsi="Arial" w:eastAsia="Arial"/>
+                <w:sz w:val="18"/>
+              </w:rPr>
+            </w:r>
+            <w:r>
+              <w:rPr>
+                <w:rFonts w:ascii="Arial" w:hAnsi="Arial" w:eastAsia="Arial"/>
+                <w:sz w:val="18"/>
+              </w:rPr>
+              <w:t>actionOptions[].requireComment</w:t>
+            </w:r>
+          </w:p>
+        </w:tc>
+        <w:tc>
+          <w:tcPr>
+            <w:tcW w:type="dxa" w:w="2520"/>
+            <w:vAlign w:val="center"/>
+          </w:tcPr>
+          <w:p>
+            <w:pPr>
+              <w:keepLines/>
+              <w:spacing w:after="0"/>
+            </w:pPr>
+            <w:r>
+              <w:rPr>
+                <w:rFonts w:ascii="Arial" w:hAnsi="Arial" w:eastAsia="Arial"/>
+                <w:sz w:val="18"/>
+              </w:rPr>
+            </w:r>
+            <w:r>
+              <w:rPr>
+                <w:rFonts w:ascii="Arial" w:hAnsi="Arial" w:eastAsia="Arial"/>
+                <w:sz w:val="18"/>
+              </w:rPr>
+              <w:t>boolean</w:t>
+            </w:r>
+          </w:p>
+        </w:tc>
+        <w:tc>
+          <w:tcPr>
+            <w:tcW w:type="dxa" w:w="2520"/>
+            <w:vAlign w:val="center"/>
+          </w:tcPr>
+          <w:p>
+            <w:pPr>
+              <w:keepLines/>
+              <w:spacing w:after="0"/>
+            </w:pPr>
+            <w:r>
+              <w:rPr>
+                <w:rFonts w:ascii="Arial" w:hAnsi="Arial" w:eastAsia="Arial"/>
+                <w:sz w:val="18"/>
+              </w:rPr>
+            </w:r>
+            <w:r>
+              <w:rPr>
+                <w:rFonts w:ascii="Arial" w:hAnsi="Arial" w:eastAsia="Arial"/>
+                <w:sz w:val="18"/>
+              </w:rPr>
+              <w:t>Yes</w:t>
+            </w:r>
+          </w:p>
+        </w:tc>
+        <w:tc>
+          <w:tcPr>
+            <w:tcW w:type="dxa" w:w="2520"/>
+            <w:vAlign w:val="center"/>
+          </w:tcPr>
+          <w:p>
+            <w:pPr>
+              <w:keepLines/>
+              <w:spacing w:after="0"/>
+            </w:pPr>
+            <w:r>
+              <w:rPr>
+                <w:rFonts w:ascii="Arial" w:hAnsi="Arial" w:eastAsia="Arial"/>
+                <w:sz w:val="18"/>
+              </w:rPr>
+            </w:r>
+            <w:r>
+              <w:rPr>
+                <w:rFonts w:ascii="Arial" w:hAnsi="Arial" w:eastAsia="Arial"/>
                 <w:sz w:val="18"/>
               </w:rPr>
               <w:t>UTF-8; use value domain described by endpoint purpose</w:t>
@@ -6627,7 +7598,7 @@
         <w:keepNext w:val="0"/>
       </w:pPr>
       <w:r>
-        <w:t>ตัวอย่าง positive-path จาก section 01; Section 02 ใช้กรณียอดรวมมากกว่า 100,000 บาท</w:t>
+        <w:t>ตัวอย่าง positive-path จาก section 01; Section 02 ส่งต่อ AVP (03) เมื่อยอดรวม 50,001-300,000 บาท และจบที่ GM เมื่อ &lt;= 50,000 บาท (SDD GI)</w:t>
       </w:r>
     </w:p>
     <w:tbl>
@@ -6831,11 +7802,15 @@
               <w:keepLines/>
               <w:spacing w:after="0"/>
             </w:pPr>
-            <w:r/>
-            <w:r>
-              <w:rPr>
-                <w:rFonts w:ascii="Arial" w:hAnsi="Arial" w:eastAsia="Arial"/>
-                <w:b w:val="0"/>
+            <w:r>
+              <w:rPr>
+                <w:rFonts w:ascii="Arial" w:hAnsi="Arial" w:eastAsia="Arial"/>
+                <w:sz w:val="18"/>
+              </w:rPr>
+            </w:r>
+            <w:r>
+              <w:rPr>
+                <w:rFonts w:ascii="Arial" w:hAnsi="Arial" w:eastAsia="Arial"/>
                 <w:sz w:val="18"/>
               </w:rPr>
               <w:t>result</w:t>
@@ -6852,11 +7827,15 @@
               <w:keepLines/>
               <w:spacing w:after="0"/>
             </w:pPr>
-            <w:r/>
-            <w:r>
-              <w:rPr>
-                <w:rFonts w:ascii="Arial" w:hAnsi="Arial" w:eastAsia="Arial"/>
-                <w:b w:val="0"/>
+            <w:r>
+              <w:rPr>
+                <w:rFonts w:ascii="Arial" w:hAnsi="Arial" w:eastAsia="Arial"/>
+                <w:sz w:val="18"/>
+              </w:rPr>
+            </w:r>
+            <w:r>
+              <w:rPr>
+                <w:rFonts w:ascii="Arial" w:hAnsi="Arial" w:eastAsia="Arial"/>
                 <w:sz w:val="18"/>
               </w:rPr>
               <w:t>string</w:t>
@@ -6873,11 +7852,15 @@
               <w:keepLines/>
               <w:spacing w:after="0"/>
             </w:pPr>
-            <w:r/>
-            <w:r>
-              <w:rPr>
-                <w:rFonts w:ascii="Arial" w:hAnsi="Arial" w:eastAsia="Arial"/>
-                <w:b w:val="0"/>
+            <w:r>
+              <w:rPr>
+                <w:rFonts w:ascii="Arial" w:hAnsi="Arial" w:eastAsia="Arial"/>
+                <w:sz w:val="18"/>
+              </w:rPr>
+            </w:r>
+            <w:r>
+              <w:rPr>
+                <w:rFonts w:ascii="Arial" w:hAnsi="Arial" w:eastAsia="Arial"/>
                 <w:sz w:val="18"/>
               </w:rPr>
               <w:t>Yes</w:t>
@@ -6894,11 +7877,15 @@
               <w:keepLines/>
               <w:spacing w:after="0"/>
             </w:pPr>
-            <w:r/>
-            <w:r>
-              <w:rPr>
-                <w:rFonts w:ascii="Arial" w:hAnsi="Arial" w:eastAsia="Arial"/>
-                <w:b w:val="0"/>
+            <w:r>
+              <w:rPr>
+                <w:rFonts w:ascii="Arial" w:hAnsi="Arial" w:eastAsia="Arial"/>
+                <w:sz w:val="18"/>
+              </w:rPr>
+            </w:r>
+            <w:r>
+              <w:rPr>
+                <w:rFonts w:ascii="Arial" w:hAnsi="Arial" w:eastAsia="Arial"/>
                 <w:sz w:val="18"/>
               </w:rPr>
               <w:t>UTF-8; use value domain described by endpoint purpose</w:t>
@@ -6920,11 +7907,15 @@
               <w:keepLines/>
               <w:spacing w:after="0"/>
             </w:pPr>
-            <w:r/>
-            <w:r>
-              <w:rPr>
-                <w:rFonts w:ascii="Arial" w:hAnsi="Arial" w:eastAsia="Arial"/>
-                <w:b w:val="0"/>
+            <w:r>
+              <w:rPr>
+                <w:rFonts w:ascii="Arial" w:hAnsi="Arial" w:eastAsia="Arial"/>
+                <w:sz w:val="18"/>
+              </w:rPr>
+            </w:r>
+            <w:r>
+              <w:rPr>
+                <w:rFonts w:ascii="Arial" w:hAnsi="Arial" w:eastAsia="Arial"/>
                 <w:sz w:val="18"/>
               </w:rPr>
               <w:t>comment</w:t>
@@ -6941,11 +7932,15 @@
               <w:keepLines/>
               <w:spacing w:after="0"/>
             </w:pPr>
-            <w:r/>
-            <w:r>
-              <w:rPr>
-                <w:rFonts w:ascii="Arial" w:hAnsi="Arial" w:eastAsia="Arial"/>
-                <w:b w:val="0"/>
+            <w:r>
+              <w:rPr>
+                <w:rFonts w:ascii="Arial" w:hAnsi="Arial" w:eastAsia="Arial"/>
+                <w:sz w:val="18"/>
+              </w:rPr>
+            </w:r>
+            <w:r>
+              <w:rPr>
+                <w:rFonts w:ascii="Arial" w:hAnsi="Arial" w:eastAsia="Arial"/>
                 <w:sz w:val="18"/>
               </w:rPr>
               <w:t>string</w:t>
@@ -6962,11 +7957,15 @@
               <w:keepLines/>
               <w:spacing w:after="0"/>
             </w:pPr>
-            <w:r/>
-            <w:r>
-              <w:rPr>
-                <w:rFonts w:ascii="Arial" w:hAnsi="Arial" w:eastAsia="Arial"/>
-                <w:b w:val="0"/>
+            <w:r>
+              <w:rPr>
+                <w:rFonts w:ascii="Arial" w:hAnsi="Arial" w:eastAsia="Arial"/>
+                <w:sz w:val="18"/>
+              </w:rPr>
+            </w:r>
+            <w:r>
+              <w:rPr>
+                <w:rFonts w:ascii="Arial" w:hAnsi="Arial" w:eastAsia="Arial"/>
                 <w:sz w:val="18"/>
               </w:rPr>
               <w:t>Yes</w:t>
@@ -6983,11 +7982,15 @@
               <w:keepLines/>
               <w:spacing w:after="0"/>
             </w:pPr>
-            <w:r/>
-            <w:r>
-              <w:rPr>
-                <w:rFonts w:ascii="Arial" w:hAnsi="Arial" w:eastAsia="Arial"/>
-                <w:b w:val="0"/>
+            <w:r>
+              <w:rPr>
+                <w:rFonts w:ascii="Arial" w:hAnsi="Arial" w:eastAsia="Arial"/>
+                <w:sz w:val="18"/>
+              </w:rPr>
+            </w:r>
+            <w:r>
+              <w:rPr>
+                <w:rFonts w:ascii="Arial" w:hAnsi="Arial" w:eastAsia="Arial"/>
                 <w:sz w:val="18"/>
               </w:rPr>
               <w:t>trimmed UTF-8 Thai text; required by operation/business rule</w:t>
@@ -7200,11 +8203,15 @@
               <w:keepLines/>
               <w:spacing w:after="0"/>
             </w:pPr>
-            <w:r/>
-            <w:r>
-              <w:rPr>
-                <w:rFonts w:ascii="Arial" w:hAnsi="Arial" w:eastAsia="Arial"/>
-                <w:b w:val="0"/>
+            <w:r>
+              <w:rPr>
+                <w:rFonts w:ascii="Arial" w:hAnsi="Arial" w:eastAsia="Arial"/>
+                <w:sz w:val="18"/>
+              </w:rPr>
+            </w:r>
+            <w:r>
+              <w:rPr>
+                <w:rFonts w:ascii="Arial" w:hAnsi="Arial" w:eastAsia="Arial"/>
                 <w:sz w:val="18"/>
               </w:rPr>
               <w:t>statusCode</w:t>
@@ -7221,11 +8228,15 @@
               <w:keepLines/>
               <w:spacing w:after="0"/>
             </w:pPr>
-            <w:r/>
-            <w:r>
-              <w:rPr>
-                <w:rFonts w:ascii="Arial" w:hAnsi="Arial" w:eastAsia="Arial"/>
-                <w:b w:val="0"/>
+            <w:r>
+              <w:rPr>
+                <w:rFonts w:ascii="Arial" w:hAnsi="Arial" w:eastAsia="Arial"/>
+                <w:sz w:val="18"/>
+              </w:rPr>
+            </w:r>
+            <w:r>
+              <w:rPr>
+                <w:rFonts w:ascii="Arial" w:hAnsi="Arial" w:eastAsia="Arial"/>
                 <w:sz w:val="18"/>
               </w:rPr>
               <w:t>string</w:t>
@@ -7242,11 +8253,15 @@
               <w:keepLines/>
               <w:spacing w:after="0"/>
             </w:pPr>
-            <w:r/>
-            <w:r>
-              <w:rPr>
-                <w:rFonts w:ascii="Arial" w:hAnsi="Arial" w:eastAsia="Arial"/>
-                <w:b w:val="0"/>
+            <w:r>
+              <w:rPr>
+                <w:rFonts w:ascii="Arial" w:hAnsi="Arial" w:eastAsia="Arial"/>
+                <w:sz w:val="18"/>
+              </w:rPr>
+            </w:r>
+            <w:r>
+              <w:rPr>
+                <w:rFonts w:ascii="Arial" w:hAnsi="Arial" w:eastAsia="Arial"/>
                 <w:sz w:val="18"/>
               </w:rPr>
               <w:t>Yes</w:t>
@@ -7263,11 +8278,15 @@
               <w:keepLines/>
               <w:spacing w:after="0"/>
             </w:pPr>
-            <w:r/>
-            <w:r>
-              <w:rPr>
-                <w:rFonts w:ascii="Arial" w:hAnsi="Arial" w:eastAsia="Arial"/>
-                <w:b w:val="0"/>
+            <w:r>
+              <w:rPr>
+                <w:rFonts w:ascii="Arial" w:hAnsi="Arial" w:eastAsia="Arial"/>
+                <w:sz w:val="18"/>
+              </w:rPr>
+            </w:r>
+            <w:r>
+              <w:rPr>
+                <w:rFonts w:ascii="Arial" w:hAnsi="Arial" w:eastAsia="Arial"/>
                 <w:sz w:val="18"/>
               </w:rPr>
               <w:t>canonical code; do not replace with display label</w:t>
@@ -7289,11 +8308,15 @@
               <w:keepLines/>
               <w:spacing w:after="0"/>
             </w:pPr>
-            <w:r/>
-            <w:r>
-              <w:rPr>
-                <w:rFonts w:ascii="Arial" w:hAnsi="Arial" w:eastAsia="Arial"/>
-                <w:b w:val="0"/>
+            <w:r>
+              <w:rPr>
+                <w:rFonts w:ascii="Arial" w:hAnsi="Arial" w:eastAsia="Arial"/>
+                <w:sz w:val="18"/>
+              </w:rPr>
+            </w:r>
+            <w:r>
+              <w:rPr>
+                <w:rFonts w:ascii="Arial" w:hAnsi="Arial" w:eastAsia="Arial"/>
                 <w:sz w:val="18"/>
               </w:rPr>
               <w:t>nextSection</w:t>
@@ -7310,11 +8333,15 @@
               <w:keepLines/>
               <w:spacing w:after="0"/>
             </w:pPr>
-            <w:r/>
-            <w:r>
-              <w:rPr>
-                <w:rFonts w:ascii="Arial" w:hAnsi="Arial" w:eastAsia="Arial"/>
-                <w:b w:val="0"/>
+            <w:r>
+              <w:rPr>
+                <w:rFonts w:ascii="Arial" w:hAnsi="Arial" w:eastAsia="Arial"/>
+                <w:sz w:val="18"/>
+              </w:rPr>
+            </w:r>
+            <w:r>
+              <w:rPr>
+                <w:rFonts w:ascii="Arial" w:hAnsi="Arial" w:eastAsia="Arial"/>
                 <w:sz w:val="18"/>
               </w:rPr>
               <w:t>string</w:t>
@@ -7331,11 +8358,15 @@
               <w:keepLines/>
               <w:spacing w:after="0"/>
             </w:pPr>
-            <w:r/>
-            <w:r>
-              <w:rPr>
-                <w:rFonts w:ascii="Arial" w:hAnsi="Arial" w:eastAsia="Arial"/>
-                <w:b w:val="0"/>
+            <w:r>
+              <w:rPr>
+                <w:rFonts w:ascii="Arial" w:hAnsi="Arial" w:eastAsia="Arial"/>
+                <w:sz w:val="18"/>
+              </w:rPr>
+            </w:r>
+            <w:r>
+              <w:rPr>
+                <w:rFonts w:ascii="Arial" w:hAnsi="Arial" w:eastAsia="Arial"/>
                 <w:sz w:val="18"/>
               </w:rPr>
               <w:t>Yes</w:t>
@@ -7352,11 +8383,15 @@
               <w:keepLines/>
               <w:spacing w:after="0"/>
             </w:pPr>
-            <w:r/>
-            <w:r>
-              <w:rPr>
-                <w:rFonts w:ascii="Arial" w:hAnsi="Arial" w:eastAsia="Arial"/>
-                <w:b w:val="0"/>
+            <w:r>
+              <w:rPr>
+                <w:rFonts w:ascii="Arial" w:hAnsi="Arial" w:eastAsia="Arial"/>
+                <w:sz w:val="18"/>
+              </w:rPr>
+            </w:r>
+            <w:r>
+              <w:rPr>
+                <w:rFonts w:ascii="Arial" w:hAnsi="Arial" w:eastAsia="Arial"/>
                 <w:sz w:val="18"/>
               </w:rPr>
               <w:t>canonical code; do not replace with display label</w:t>
@@ -7378,11 +8413,15 @@
               <w:keepLines/>
               <w:spacing w:after="0"/>
             </w:pPr>
-            <w:r/>
-            <w:r>
-              <w:rPr>
-                <w:rFonts w:ascii="Arial" w:hAnsi="Arial" w:eastAsia="Arial"/>
-                <w:b w:val="0"/>
+            <w:r>
+              <w:rPr>
+                <w:rFonts w:ascii="Arial" w:hAnsi="Arial" w:eastAsia="Arial"/>
+                <w:sz w:val="18"/>
+              </w:rPr>
+            </w:r>
+            <w:r>
+              <w:rPr>
+                <w:rFonts w:ascii="Arial" w:hAnsi="Arial" w:eastAsia="Arial"/>
                 <w:sz w:val="18"/>
               </w:rPr>
               <w:t>message</w:t>
@@ -7399,11 +8438,15 @@
               <w:keepLines/>
               <w:spacing w:after="0"/>
             </w:pPr>
-            <w:r/>
-            <w:r>
-              <w:rPr>
-                <w:rFonts w:ascii="Arial" w:hAnsi="Arial" w:eastAsia="Arial"/>
-                <w:b w:val="0"/>
+            <w:r>
+              <w:rPr>
+                <w:rFonts w:ascii="Arial" w:hAnsi="Arial" w:eastAsia="Arial"/>
+                <w:sz w:val="18"/>
+              </w:rPr>
+            </w:r>
+            <w:r>
+              <w:rPr>
+                <w:rFonts w:ascii="Arial" w:hAnsi="Arial" w:eastAsia="Arial"/>
                 <w:sz w:val="18"/>
               </w:rPr>
               <w:t>string</w:t>
@@ -7420,11 +8463,15 @@
               <w:keepLines/>
               <w:spacing w:after="0"/>
             </w:pPr>
-            <w:r/>
-            <w:r>
-              <w:rPr>
-                <w:rFonts w:ascii="Arial" w:hAnsi="Arial" w:eastAsia="Arial"/>
-                <w:b w:val="0"/>
+            <w:r>
+              <w:rPr>
+                <w:rFonts w:ascii="Arial" w:hAnsi="Arial" w:eastAsia="Arial"/>
+                <w:sz w:val="18"/>
+              </w:rPr>
+            </w:r>
+            <w:r>
+              <w:rPr>
+                <w:rFonts w:ascii="Arial" w:hAnsi="Arial" w:eastAsia="Arial"/>
                 <w:sz w:val="18"/>
               </w:rPr>
               <w:t>Yes</w:t>
@@ -7441,11 +8488,15 @@
               <w:keepLines/>
               <w:spacing w:after="0"/>
             </w:pPr>
-            <w:r/>
-            <w:r>
-              <w:rPr>
-                <w:rFonts w:ascii="Arial" w:hAnsi="Arial" w:eastAsia="Arial"/>
-                <w:b w:val="0"/>
+            <w:r>
+              <w:rPr>
+                <w:rFonts w:ascii="Arial" w:hAnsi="Arial" w:eastAsia="Arial"/>
+                <w:sz w:val="18"/>
+              </w:rPr>
+            </w:r>
+            <w:r>
+              <w:rPr>
+                <w:rFonts w:ascii="Arial" w:hAnsi="Arial" w:eastAsia="Arial"/>
                 <w:sz w:val="18"/>
               </w:rPr>
               <w:t>UTF-8; use value domain described by endpoint purpose</w:t>
@@ -7455,6 +8506,1429 @@
       </w:tr>
     </w:tbl>
     <w:p/>
+    <w:p>
+      <w:pPr>
+        <w:pStyle w:val="Heading1"/>
+        <w:keepNext/>
+        <w:keepLines/>
+        <w:pageBreakBefore w:val="0"/>
+      </w:pPr>
+      <w:r>
+        <w:t>8. Skeleton Code (โครงโค้ดตั้งต้นของหน้าจอนี้)</w:t>
+      </w:r>
+    </w:p>
+    <w:p>
+      <w:pPr>
+        <w:keepNext w:val="0"/>
+      </w:pPr>
+      <w:r>
+        <w:t xml:space="preserve">โค้ดชุดนี้อิง convention ของ portal เดิม </w:t>
+      </w:r>
+      <w:r>
+        <w:rPr>
+          <w:rFonts w:ascii="Courier New" w:hAnsi="Courier New"/>
+        </w:rPr>
+        <w:t>srm-sps-spsap-web-frontend</w:t>
+      </w:r>
+      <w:r>
+        <w:t xml:space="preserve"> (build target </w:t>
+      </w:r>
+      <w:r>
+        <w:rPr>
+          <w:rFonts w:ascii="Courier New" w:hAnsi="Courier New"/>
+        </w:rPr>
+        <w:t>sbpm</w:t>
+      </w:r>
+      <w:r>
+        <w:t xml:space="preserve">): Next.js App Router + </w:t>
+      </w:r>
+      <w:r>
+        <w:rPr>
+          <w:rFonts w:ascii="Courier New" w:hAnsi="Courier New"/>
+        </w:rPr>
+        <w:t>'use client'</w:t>
+      </w:r>
+      <w:r>
+        <w:t xml:space="preserve">, PrimeReact ที่ห่อไว้แล้วใน </w:t>
+      </w:r>
+      <w:r>
+        <w:rPr>
+          <w:rFonts w:ascii="Courier New" w:hAnsi="Courier New"/>
+        </w:rPr>
+        <w:t>@/components/Form</w:t>
+      </w:r>
+      <w:r>
+        <w:t xml:space="preserve"> และ </w:t>
+      </w:r>
+      <w:r>
+        <w:rPr>
+          <w:rFonts w:ascii="Courier New" w:hAnsi="Courier New"/>
+        </w:rPr>
+        <w:t>@/components/Table</w:t>
+      </w:r>
+      <w:r>
+        <w:t xml:space="preserve">, react-hook-form + yup, Zustand </w:t>
+      </w:r>
+      <w:r>
+        <w:rPr>
+          <w:rFonts w:ascii="Courier New" w:hAnsi="Courier New"/>
+        </w:rPr>
+        <w:t>permissionStore</w:t>
+      </w:r>
+      <w:r>
+        <w:t xml:space="preserve">, axios instance กลาง </w:t>
+      </w:r>
+      <w:r>
+        <w:rPr>
+          <w:rFonts w:ascii="Courier New" w:hAnsi="Courier New"/>
+        </w:rPr>
+        <w:t>@/lib/apiClient</w:t>
+      </w:r>
+      <w:r>
+        <w:t xml:space="preserve"> และ react-query 5 — </w:t>
+      </w:r>
+      <w:r>
+        <w:rPr>
+          <w:b/>
+        </w:rPr>
+        <w:t>โปรเจกต์ไม่มี chart library</w:t>
+      </w:r>
+      <w:r>
+        <w:t xml:space="preserve"> จึงไม่มีโค้ดกราฟในเอกสารนี้ คัดลอกไปตั้งต้นได้ทันที แล้วเติมจุดที่กำกับ </w:t>
+      </w:r>
+      <w:r>
+        <w:rPr>
+          <w:rFonts w:ascii="Courier New" w:hAnsi="Courier New"/>
+        </w:rPr>
+        <w:t>TODO:</w:t>
+      </w:r>
+    </w:p>
+    <w:p>
+      <w:pPr>
+        <w:pStyle w:val="Heading3"/>
+        <w:keepNext/>
+        <w:keepLines/>
+        <w:pageBreakBefore w:val="0"/>
+      </w:pPr>
+      <w:r>
+        <w:t>8.1 ผังไฟล์ที่ต้องสร้าง</w:t>
+      </w:r>
+    </w:p>
+    <w:p>
+      <w:pPr>
+        <w:keepNext w:val="0"/>
+      </w:pPr>
+      <w:r>
+        <w:t>โครงไฟล์อิง portal เดิม (</w:t>
+      </w:r>
+      <w:r>
+        <w:rPr>
+          <w:rFonts w:ascii="Courier New" w:hAnsi="Courier New"/>
+        </w:rPr>
+        <w:t>srm-sps-spsap-web-frontend</w:t>
+      </w:r>
+      <w:r>
+        <w:t xml:space="preserve">, target </w:t>
+      </w:r>
+      <w:r>
+        <w:rPr>
+          <w:rFonts w:ascii="Courier New" w:hAnsi="Courier New"/>
+        </w:rPr>
+        <w:t>sbpm</w:t>
+      </w:r>
+      <w:r>
+        <w:t xml:space="preserve">) — โมดูล SBPGI อยู่ใต้ </w:t>
+      </w:r>
+      <w:r>
+        <w:rPr>
+          <w:rFonts w:ascii="Courier New" w:hAnsi="Courier New"/>
+        </w:rPr>
+        <w:t>src/app/(main)/sbpgi/*</w:t>
+      </w:r>
+      <w:r>
+        <w:t xml:space="preserve"> และ import ผ่าน alias </w:t>
+      </w:r>
+      <w:r>
+        <w:rPr>
+          <w:rFonts w:ascii="Courier New" w:hAnsi="Courier New"/>
+        </w:rPr>
+        <w:t>@/*</w:t>
+      </w:r>
+      <w:r>
+        <w:t xml:space="preserve"> ทุกจุด</w:t>
+      </w:r>
+    </w:p>
+    <w:tbl>
+      <w:tblPr>
+        <w:tblStyle w:val="TableGrid"/>
+        <w:tblW w:type="auto" w:w="0"/>
+        <w:jc w:val="center"/>
+        <w:tblLook w:firstColumn="1" w:firstRow="1" w:lastColumn="0" w:lastRow="0" w:noHBand="0" w:noVBand="1" w:val="04A0"/>
+      </w:tblPr>
+      <w:tblGrid>
+        <w:gridCol w:w="5040"/>
+        <w:gridCol w:w="5040"/>
+      </w:tblGrid>
+      <w:tr>
+        <w:trPr>
+          <w:cantSplit/>
+        </w:trPr>
+        <w:tc>
+          <w:tcPr>
+            <w:tcW w:type="dxa" w:w="5040"/>
+            <w:vAlign w:val="center"/>
+            <w:shd w:fill="E8EEF5"/>
+          </w:tcPr>
+          <w:p>
+            <w:pPr>
+              <w:keepLines/>
+              <w:spacing w:after="0"/>
+            </w:pPr>
+            <w:r/>
+            <w:r>
+              <w:rPr>
+                <w:rFonts w:ascii="Arial" w:hAnsi="Arial" w:eastAsia="Arial"/>
+                <w:b/>
+                <w:sz w:val="18"/>
+              </w:rPr>
+              <w:t>Path ไฟล์</w:t>
+            </w:r>
+          </w:p>
+        </w:tc>
+        <w:tc>
+          <w:tcPr>
+            <w:tcW w:type="dxa" w:w="5040"/>
+            <w:vAlign w:val="center"/>
+            <w:shd w:fill="E8EEF5"/>
+          </w:tcPr>
+          <w:p>
+            <w:pPr>
+              <w:keepLines/>
+              <w:spacing w:after="0"/>
+            </w:pPr>
+            <w:r/>
+            <w:r>
+              <w:rPr>
+                <w:rFonts w:ascii="Arial" w:hAnsi="Arial" w:eastAsia="Arial"/>
+                <w:b/>
+                <w:sz w:val="18"/>
+              </w:rPr>
+              <w:t>หน้าที่</w:t>
+            </w:r>
+          </w:p>
+        </w:tc>
+      </w:tr>
+      <w:tr>
+        <w:trPr>
+          <w:cantSplit/>
+        </w:trPr>
+        <w:tc>
+          <w:tcPr>
+            <w:tcW w:type="dxa" w:w="5040"/>
+            <w:vAlign w:val="center"/>
+          </w:tcPr>
+          <w:p>
+            <w:pPr>
+              <w:keepLines/>
+              <w:spacing w:after="0"/>
+            </w:pPr>
+            <w:r>
+              <w:rPr>
+                <w:rFonts w:ascii="Arial" w:hAnsi="Arial" w:eastAsia="Arial"/>
+                <w:sz w:val="18"/>
+              </w:rPr>
+            </w:r>
+            <w:r>
+              <w:rPr>
+                <w:rFonts w:ascii="Arial" w:hAnsi="Arial" w:eastAsia="Arial"/>
+                <w:sz w:val="18"/>
+              </w:rPr>
+              <w:t>src/app/(main)/sbpgi/documents/[docNo]/page.tsx</w:t>
+            </w:r>
+          </w:p>
+        </w:tc>
+        <w:tc>
+          <w:tcPr>
+            <w:tcW w:type="dxa" w:w="5040"/>
+            <w:vAlign w:val="center"/>
+          </w:tcPr>
+          <w:p>
+            <w:pPr>
+              <w:keepLines/>
+              <w:spacing w:after="0"/>
+            </w:pPr>
+            <w:r>
+              <w:rPr>
+                <w:rFonts w:ascii="Arial" w:hAnsi="Arial" w:eastAsia="Arial"/>
+                <w:sz w:val="18"/>
+              </w:rPr>
+            </w:r>
+            <w:r>
+              <w:rPr>
+                <w:rFonts w:ascii="Arial" w:hAnsi="Arial" w:eastAsia="Arial"/>
+                <w:sz w:val="18"/>
+              </w:rPr>
+              <w:t>route page — ใช้ร่วมกับหน้า detail — view ของ workflow section 01</w:t>
+            </w:r>
+          </w:p>
+        </w:tc>
+      </w:tr>
+      <w:tr>
+        <w:trPr>
+          <w:cantSplit/>
+        </w:trPr>
+        <w:tc>
+          <w:tcPr>
+            <w:tcW w:type="dxa" w:w="5040"/>
+            <w:vAlign w:val="center"/>
+          </w:tcPr>
+          <w:p>
+            <w:pPr>
+              <w:keepLines/>
+              <w:spacing w:after="0"/>
+            </w:pPr>
+            <w:r>
+              <w:rPr>
+                <w:rFonts w:ascii="Arial" w:hAnsi="Arial" w:eastAsia="Arial"/>
+                <w:sz w:val="18"/>
+              </w:rPr>
+            </w:r>
+            <w:r>
+              <w:rPr>
+                <w:rFonts w:ascii="Arial" w:hAnsi="Arial" w:eastAsia="Arial"/>
+                <w:sz w:val="18"/>
+              </w:rPr>
+              <w:t>src/components/sbpgi/document-detail/RoleView01.tsx</w:t>
+            </w:r>
+          </w:p>
+        </w:tc>
+        <w:tc>
+          <w:tcPr>
+            <w:tcW w:type="dxa" w:w="5040"/>
+            <w:vAlign w:val="center"/>
+          </w:tcPr>
+          <w:p>
+            <w:pPr>
+              <w:keepLines/>
+              <w:spacing w:after="0"/>
+            </w:pPr>
+            <w:r>
+              <w:rPr>
+                <w:rFonts w:ascii="Arial" w:hAnsi="Arial" w:eastAsia="Arial"/>
+                <w:sz w:val="18"/>
+              </w:rPr>
+            </w:r>
+            <w:r>
+              <w:rPr>
+                <w:rFonts w:ascii="Arial" w:hAnsi="Arial" w:eastAsia="Arial"/>
+                <w:sz w:val="18"/>
+              </w:rPr>
+              <w:t>component — view เฉพาะ workflow section 01 (อ่าน visibleSections/editableSections จาก API)</w:t>
+            </w:r>
+          </w:p>
+        </w:tc>
+      </w:tr>
+      <w:tr>
+        <w:trPr>
+          <w:cantSplit/>
+        </w:trPr>
+        <w:tc>
+          <w:tcPr>
+            <w:tcW w:type="dxa" w:w="5040"/>
+            <w:vAlign w:val="center"/>
+          </w:tcPr>
+          <w:p>
+            <w:pPr>
+              <w:keepLines/>
+              <w:spacing w:after="0"/>
+            </w:pPr>
+            <w:r>
+              <w:rPr>
+                <w:rFonts w:ascii="Arial" w:hAnsi="Arial" w:eastAsia="Arial"/>
+                <w:sz w:val="18"/>
+              </w:rPr>
+            </w:r>
+            <w:r>
+              <w:rPr>
+                <w:rFonts w:ascii="Arial" w:hAnsi="Arial" w:eastAsia="Arial"/>
+                <w:sz w:val="18"/>
+              </w:rPr>
+              <w:t>src/components/sbpgi/document-detail/ActionForm01.tsx</w:t>
+            </w:r>
+          </w:p>
+        </w:tc>
+        <w:tc>
+          <w:tcPr>
+            <w:tcW w:type="dxa" w:w="5040"/>
+            <w:vAlign w:val="center"/>
+          </w:tcPr>
+          <w:p>
+            <w:pPr>
+              <w:keepLines/>
+              <w:spacing w:after="0"/>
+            </w:pPr>
+            <w:r>
+              <w:rPr>
+                <w:rFonts w:ascii="Arial" w:hAnsi="Arial" w:eastAsia="Arial"/>
+                <w:sz w:val="18"/>
+              </w:rPr>
+            </w:r>
+            <w:r>
+              <w:rPr>
+                <w:rFonts w:ascii="Arial" w:hAnsi="Arial" w:eastAsia="Arial"/>
+                <w:sz w:val="18"/>
+              </w:rPr>
+              <w:t>component — ฟอร์มผลการพิจารณา (result + comment) ของ section นี้</w:t>
+            </w:r>
+          </w:p>
+        </w:tc>
+      </w:tr>
+      <w:tr>
+        <w:trPr>
+          <w:cantSplit/>
+        </w:trPr>
+        <w:tc>
+          <w:tcPr>
+            <w:tcW w:type="dxa" w:w="5040"/>
+            <w:vAlign w:val="center"/>
+          </w:tcPr>
+          <w:p>
+            <w:pPr>
+              <w:keepLines/>
+              <w:spacing w:after="0"/>
+            </w:pPr>
+            <w:r>
+              <w:rPr>
+                <w:rFonts w:ascii="Arial" w:hAnsi="Arial" w:eastAsia="Arial"/>
+                <w:sz w:val="18"/>
+              </w:rPr>
+            </w:r>
+            <w:r>
+              <w:rPr>
+                <w:rFonts w:ascii="Arial" w:hAnsi="Arial" w:eastAsia="Arial"/>
+                <w:sz w:val="18"/>
+              </w:rPr>
+              <w:t>src/components/sbpgi/document-detail/DocumentSection.tsx</w:t>
+            </w:r>
+          </w:p>
+        </w:tc>
+        <w:tc>
+          <w:tcPr>
+            <w:tcW w:type="dxa" w:w="5040"/>
+            <w:vAlign w:val="center"/>
+          </w:tcPr>
+          <w:p>
+            <w:pPr>
+              <w:keepLines/>
+              <w:spacing w:after="0"/>
+            </w:pPr>
+            <w:r>
+              <w:rPr>
+                <w:rFonts w:ascii="Arial" w:hAnsi="Arial" w:eastAsia="Arial"/>
+                <w:sz w:val="18"/>
+              </w:rPr>
+            </w:r>
+            <w:r>
+              <w:rPr>
+                <w:rFonts w:ascii="Arial" w:hAnsi="Arial" w:eastAsia="Arial"/>
+                <w:sz w:val="18"/>
+              </w:rPr>
+              <w:t>component ร่วม — render 1 section ตาม sectionKey (ประกาศครั้งเดียวที่ LLDD-FE-Document-Detail.pdf)</w:t>
+            </w:r>
+          </w:p>
+        </w:tc>
+      </w:tr>
+      <w:tr>
+        <w:trPr>
+          <w:cantSplit/>
+        </w:trPr>
+        <w:tc>
+          <w:tcPr>
+            <w:tcW w:type="dxa" w:w="5040"/>
+            <w:vAlign w:val="center"/>
+          </w:tcPr>
+          <w:p>
+            <w:pPr>
+              <w:keepLines/>
+              <w:spacing w:after="0"/>
+            </w:pPr>
+            <w:r>
+              <w:rPr>
+                <w:rFonts w:ascii="Arial" w:hAnsi="Arial" w:eastAsia="Arial"/>
+                <w:sz w:val="18"/>
+              </w:rPr>
+            </w:r>
+            <w:r>
+              <w:rPr>
+                <w:rFonts w:ascii="Arial" w:hAnsi="Arial" w:eastAsia="Arial"/>
+                <w:sz w:val="18"/>
+              </w:rPr>
+              <w:t>src/components/sbpgi/document-detail/ActionPanel.tsx</w:t>
+            </w:r>
+          </w:p>
+        </w:tc>
+        <w:tc>
+          <w:tcPr>
+            <w:tcW w:type="dxa" w:w="5040"/>
+            <w:vAlign w:val="center"/>
+          </w:tcPr>
+          <w:p>
+            <w:pPr>
+              <w:keepLines/>
+              <w:spacing w:after="0"/>
+            </w:pPr>
+            <w:r>
+              <w:rPr>
+                <w:rFonts w:ascii="Arial" w:hAnsi="Arial" w:eastAsia="Arial"/>
+                <w:sz w:val="18"/>
+              </w:rPr>
+            </w:r>
+            <w:r>
+              <w:rPr>
+                <w:rFonts w:ascii="Arial" w:hAnsi="Arial" w:eastAsia="Arial"/>
+                <w:sz w:val="18"/>
+              </w:rPr>
+              <w:t>component ร่วม — กล่อง action ของหน้า detail (ประกาศครั้งเดียวที่ LLDD-FE-Document-Detail.pdf)</w:t>
+            </w:r>
+          </w:p>
+        </w:tc>
+      </w:tr>
+      <w:tr>
+        <w:trPr>
+          <w:cantSplit/>
+        </w:trPr>
+        <w:tc>
+          <w:tcPr>
+            <w:tcW w:type="dxa" w:w="5040"/>
+            <w:vAlign w:val="center"/>
+          </w:tcPr>
+          <w:p>
+            <w:pPr>
+              <w:keepLines/>
+              <w:spacing w:after="0"/>
+            </w:pPr>
+            <w:r>
+              <w:rPr>
+                <w:rFonts w:ascii="Arial" w:hAnsi="Arial" w:eastAsia="Arial"/>
+                <w:sz w:val="18"/>
+              </w:rPr>
+            </w:r>
+            <w:r>
+              <w:rPr>
+                <w:rFonts w:ascii="Arial" w:hAnsi="Arial" w:eastAsia="Arial"/>
+                <w:sz w:val="18"/>
+              </w:rPr>
+              <w:t>src/services/sbpgi/document.service.ts</w:t>
+            </w:r>
+          </w:p>
+        </w:tc>
+        <w:tc>
+          <w:tcPr>
+            <w:tcW w:type="dxa" w:w="5040"/>
+            <w:vAlign w:val="center"/>
+          </w:tcPr>
+          <w:p>
+            <w:pPr>
+              <w:keepLines/>
+              <w:spacing w:after="0"/>
+            </w:pPr>
+            <w:r>
+              <w:rPr>
+                <w:rFonts w:ascii="Arial" w:hAnsi="Arial" w:eastAsia="Arial"/>
+                <w:sz w:val="18"/>
+              </w:rPr>
+            </w:r>
+            <w:r>
+              <w:rPr>
+                <w:rFonts w:ascii="Arial" w:hAnsi="Arial" w:eastAsia="Arial"/>
+                <w:sz w:val="18"/>
+              </w:rPr>
+              <w:t>service — เรียก BFF ผ่าน apiClient (GET, POST)</w:t>
+            </w:r>
+          </w:p>
+        </w:tc>
+      </w:tr>
+      <w:tr>
+        <w:trPr>
+          <w:cantSplit/>
+        </w:trPr>
+        <w:tc>
+          <w:tcPr>
+            <w:tcW w:type="dxa" w:w="5040"/>
+            <w:vAlign w:val="center"/>
+          </w:tcPr>
+          <w:p>
+            <w:pPr>
+              <w:keepLines/>
+              <w:spacing w:after="0"/>
+            </w:pPr>
+            <w:r>
+              <w:rPr>
+                <w:rFonts w:ascii="Arial" w:hAnsi="Arial" w:eastAsia="Arial"/>
+                <w:sz w:val="18"/>
+              </w:rPr>
+            </w:r>
+            <w:r>
+              <w:rPr>
+                <w:rFonts w:ascii="Arial" w:hAnsi="Arial" w:eastAsia="Arial"/>
+                <w:sz w:val="18"/>
+              </w:rPr>
+              <w:t>src/hooks/sbpgi/document.query.ts</w:t>
+            </w:r>
+          </w:p>
+        </w:tc>
+        <w:tc>
+          <w:tcPr>
+            <w:tcW w:type="dxa" w:w="5040"/>
+            <w:vAlign w:val="center"/>
+          </w:tcPr>
+          <w:p>
+            <w:pPr>
+              <w:keepLines/>
+              <w:spacing w:after="0"/>
+            </w:pPr>
+            <w:r>
+              <w:rPr>
+                <w:rFonts w:ascii="Arial" w:hAnsi="Arial" w:eastAsia="Arial"/>
+                <w:sz w:val="18"/>
+              </w:rPr>
+            </w:r>
+            <w:r>
+              <w:rPr>
+                <w:rFonts w:ascii="Arial" w:hAnsi="Arial" w:eastAsia="Arial"/>
+                <w:sz w:val="18"/>
+              </w:rPr>
+              <w:t>hook — query key factory + useQuery/useMutation + invalidate</w:t>
+            </w:r>
+          </w:p>
+        </w:tc>
+      </w:tr>
+      <w:tr>
+        <w:trPr>
+          <w:cantSplit/>
+        </w:trPr>
+        <w:tc>
+          <w:tcPr>
+            <w:tcW w:type="dxa" w:w="5040"/>
+            <w:vAlign w:val="center"/>
+          </w:tcPr>
+          <w:p>
+            <w:pPr>
+              <w:keepLines/>
+              <w:spacing w:after="0"/>
+            </w:pPr>
+            <w:r>
+              <w:rPr>
+                <w:rFonts w:ascii="Arial" w:hAnsi="Arial" w:eastAsia="Arial"/>
+                <w:sz w:val="18"/>
+              </w:rPr>
+            </w:r>
+            <w:r>
+              <w:rPr>
+                <w:rFonts w:ascii="Arial" w:hAnsi="Arial" w:eastAsia="Arial"/>
+                <w:sz w:val="18"/>
+              </w:rPr>
+              <w:t>src/types/sbpgi/document.ts</w:t>
+            </w:r>
+          </w:p>
+        </w:tc>
+        <w:tc>
+          <w:tcPr>
+            <w:tcW w:type="dxa" w:w="5040"/>
+            <w:vAlign w:val="center"/>
+          </w:tcPr>
+          <w:p>
+            <w:pPr>
+              <w:keepLines/>
+              <w:spacing w:after="0"/>
+            </w:pPr>
+            <w:r>
+              <w:rPr>
+                <w:rFonts w:ascii="Arial" w:hAnsi="Arial" w:eastAsia="Arial"/>
+                <w:sz w:val="18"/>
+              </w:rPr>
+            </w:r>
+            <w:r>
+              <w:rPr>
+                <w:rFonts w:ascii="Arial" w:hAnsi="Arial" w:eastAsia="Arial"/>
+                <w:sz w:val="18"/>
+              </w:rPr>
+              <w:t>types — request/response ตาม API contract ของเอกสารนี้</w:t>
+            </w:r>
+          </w:p>
+        </w:tc>
+      </w:tr>
+    </w:tbl>
+    <w:p/>
+    <w:p>
+      <w:pPr>
+        <w:pStyle w:val="Heading3"/>
+        <w:keepNext/>
+        <w:keepLines/>
+        <w:pageBreakBefore w:val="0"/>
+      </w:pPr>
+      <w:r>
+        <w:t>8.2 RoleView component — view เฉพาะบทบาทของหน้า Document Detail</w:t>
+      </w:r>
+    </w:p>
+    <w:p>
+      <w:pPr>
+        <w:keepLines w:val="0"/>
+        <w:ind w:left="288"/>
+      </w:pPr>
+      <w:r>
+        <w:rPr>
+          <w:rFonts w:ascii="Courier New" w:hAnsi="Courier New"/>
+          <w:sz w:val="16"/>
+        </w:rPr>
+        <w:t>'use client';</w:t>
+        <w:br/>
+        <w:t>// RoleView01 — view ของหน้า Document Detail สำหรับ workflow section 01</w:t>
+        <w:br/>
+        <w:t>// editableSections ตาม contract: sec-newstore, sec-competitor, sec-factor</w:t>
+        <w:br/>
+        <w:t>// actionOptions ที่ API ส่งให้ role นี้ (ยัง render จาก doc.actionOptions ห้าม hardcode ใน component):</w:t>
+        <w:br/>
+        <w:t>//   - เห็นควรชดเชย (ไม่บังคับความคิดเห็น)</w:t>
+        <w:br/>
+        <w:t>//   - เห็นควรไม่ชดเชย (ต้องกรอกความคิดเห็น)</w:t>
+        <w:br/>
+        <w:t>//   - ฝ่าย SBP DSA ดำเนินการ (ส่งกลับ) (ไม่บังคับความคิดเห็น)</w:t>
+        <w:br/>
+        <w:br/>
+        <w:t>import DocumentSection from '@/components/sbpgi/document-detail/DocumentSection';</w:t>
+        <w:br/>
+        <w:t>import ActionPanel from '@/components/sbpgi/document-detail/ActionPanel';</w:t>
+        <w:br/>
+        <w:t>import type { DocumentsDetailResponse } from '@/types/sbpgi/document';</w:t>
+        <w:br/>
+        <w:br/>
+        <w:t>interface Props {</w:t>
+        <w:br/>
+        <w:t xml:space="preserve">  doc: DocumentsDetailResponse;</w:t>
+        <w:br/>
+        <w:t xml:space="preserve">  onSubmitAction: (payload: { result: string; comment: string }) =&gt; void;</w:t>
+        <w:br/>
+        <w:t xml:space="preserve">  submitting?: boolean;</w:t>
+        <w:br/>
+        <w:t>}</w:t>
+        <w:br/>
+        <w:br/>
+        <w:t>export default function RoleView01({ doc, onSubmitAction, submitting }: Props) {</w:t>
+        <w:br/>
+        <w:t xml:space="preserve">  const show = (key: string) =&gt; doc.visibleSections.includes(key);</w:t>
+        <w:br/>
+        <w:t xml:space="preserve">  const editable = (key: string) =&gt; doc.editableSections.includes(key);</w:t>
+        <w:br/>
+        <w:br/>
+        <w:t xml:space="preserve">  return (</w:t>
+        <w:br/>
+        <w:t xml:space="preserve">    &lt;div className="flex flex-col gap-4"&gt;</w:t>
+        <w:br/>
+        <w:t xml:space="preserve">      {show('doc-header') &amp;&amp; &lt;DocumentSection sectionKey="doc-header" doc={doc} editable={editable('doc-header')} /&gt;}</w:t>
+        <w:br/>
+        <w:t xml:space="preserve">      {show('sec-sales') &amp;&amp; &lt;DocumentSection sectionKey="sec-sales" doc={doc} editable={editable('sec-sales')} /&gt;}</w:t>
+        <w:br/>
+        <w:t xml:space="preserve">      {show('sec-map') &amp;&amp; &lt;DocumentSection sectionKey="sec-map" doc={doc} editable={editable('sec-map')} /&gt;}</w:t>
+        <w:br/>
+        <w:t xml:space="preserve">      {show('sec-newstore') &amp;&amp; &lt;DocumentSection sectionKey="sec-newstore" doc={doc} editable={editable('sec-newstore')} /&gt;}</w:t>
+        <w:br/>
+        <w:t xml:space="preserve">      {show('sec-competitor') &amp;&amp; &lt;DocumentSection sectionKey="sec-competitor" doc={doc} editable={editable('sec-competitor')} /&gt;}</w:t>
+        <w:br/>
+        <w:t xml:space="preserve">      {show('sec-factor') &amp;&amp; &lt;DocumentSection sectionKey="sec-factor" doc={doc} editable={editable('sec-factor')} /&gt;}</w:t>
+        <w:br/>
+        <w:t xml:space="preserve">      {show('sec-attach') &amp;&amp; &lt;DocumentSection sectionKey="sec-attach" doc={doc} editable={editable('sec-attach')} /&gt;}</w:t>
+        <w:br/>
+        <w:t xml:space="preserve">      {show('sec-comp-history') &amp;&amp; &lt;DocumentSection sectionKey="sec-comp-history" doc={doc} editable={editable('sec-comp-history')} /&gt;}</w:t>
+        <w:br/>
+        <w:t xml:space="preserve">      {doc.canAction &amp;&amp; (</w:t>
+        <w:br/>
+        <w:t xml:space="preserve">        &lt;ActionPanel</w:t>
+        <w:br/>
+        <w:t xml:space="preserve">          options={doc.actionOptions}</w:t>
+        <w:br/>
+        <w:t xml:space="preserve">          onSubmit={onSubmitAction}   // TODO: บังคับกรอก comment เมื่อ option.requireComment = true</w:t>
+        <w:br/>
+        <w:t xml:space="preserve">          disabled={submitting}</w:t>
+        <w:br/>
+        <w:t xml:space="preserve">        /&gt;</w:t>
+        <w:br/>
+        <w:t xml:space="preserve">      )}</w:t>
+        <w:br/>
+        <w:t xml:space="preserve">    &lt;/div&gt;</w:t>
+        <w:br/>
+        <w:t xml:space="preserve">  );</w:t>
+        <w:br/>
+        <w:t>}</w:t>
+      </w:r>
+    </w:p>
+    <w:p>
+      <w:pPr>
+        <w:pStyle w:val="Heading3"/>
+        <w:keepNext/>
+        <w:keepLines/>
+        <w:pageBreakBefore w:val="0"/>
+      </w:pPr>
+      <w:r>
+        <w:t>8.3 service — `src/services/sbpgi/document.service.ts`</w:t>
+      </w:r>
+    </w:p>
+    <w:p>
+      <w:pPr>
+        <w:keepNext w:val="0"/>
+      </w:pPr>
+      <w:r>
+        <w:t xml:space="preserve">⚠️ </w:t>
+      </w:r>
+      <w:r>
+        <w:rPr>
+          <w:rFonts w:ascii="Courier New" w:hAnsi="Courier New"/>
+        </w:rPr>
+        <w:t>src/services/sbpgi/document.service.ts</w:t>
+      </w:r>
+      <w:r>
+        <w:t xml:space="preserve"> เป็น </w:t>
+      </w:r>
+      <w:r>
+        <w:rPr>
+          <w:b/>
+        </w:rPr>
+        <w:t>ไฟล์ร่วมของโมดูล SBPGI</w:t>
+      </w:r>
+      <w:r>
+        <w:t xml:space="preserve"> (เอกสาร FE หลายฉบับที่ใช้ domain </w:t>
+      </w:r>
+      <w:r>
+        <w:rPr>
+          <w:rFonts w:ascii="Courier New" w:hAnsi="Courier New"/>
+        </w:rPr>
+        <w:t>document</w:t>
+      </w:r>
+      <w:r>
+        <w:t xml:space="preserve"> ประกาศไฟล์นี้เหมือนกัน) — เวลา implement ให้ </w:t>
+      </w:r>
+      <w:r>
+        <w:rPr>
+          <w:b/>
+        </w:rPr>
+        <w:t>merge เพิ่ม</w:t>
+      </w:r>
+      <w:r>
+        <w:t xml:space="preserve"> เข้าไฟล์เดิม ห้ามเขียนทับทั้งไฟล์ มิฉะนั้น type/function ของเอกสารฉบับก่อนหน้าจะหายไปเงียบ ๆ</w:t>
+      </w:r>
+    </w:p>
+    <w:p>
+      <w:pPr>
+        <w:keepLines w:val="0"/>
+        <w:ind w:left="288"/>
+      </w:pPr>
+      <w:r>
+        <w:rPr>
+          <w:rFonts w:ascii="Courier New" w:hAnsi="Courier New"/>
+          <w:sz w:val="16"/>
+        </w:rPr>
+        <w:t>// src/services/sbpgi/document.service.ts</w:t>
+        <w:br/>
+        <w:t>// apiClient = axios instance กลาง (baseURL = bffUrl ซึ่งรวม /api/v1 แล้ว, withCredentials, refresh-token interceptor, global loading)</w:t>
+        <w:br/>
+        <w:t>// ห้ามสร้าง axios instance ใหม่ และห้าม set Authorization header เอง — session อยู่ใน httpOnly cookie ของ BFF</w:t>
+        <w:br/>
+        <w:br/>
+        <w:t>import apiClient from '@/lib/apiClient';</w:t>
+        <w:br/>
+        <w:t>import type { ApiResponse } from '@/types/sbpgi/common';</w:t>
+        <w:br/>
+        <w:t>import type * as T from '@/types/sbpgi/document';</w:t>
+        <w:br/>
+        <w:br/>
+        <w:t>/** GET /api/v1/documents/{docNo} — โหลด role profile P-01 สำหรับหน้า detail */</w:t>
+        <w:br/>
+        <w:t>export async function getDocumentsDetail(docNo: string): Promise&lt;T.DocumentsDetailResponse&gt; {</w:t>
+        <w:br/>
+        <w:t xml:space="preserve">  const { data } = await apiClient.get&lt;ApiResponse&lt;T.DocumentsDetailResponse&gt;&gt;(`/documents/${encodeURIComponent(docNo)}`);</w:t>
+        <w:br/>
+        <w:t xml:space="preserve">  return data.data;</w:t>
+        <w:br/>
+        <w:t>}</w:t>
+        <w:br/>
+        <w:br/>
+        <w:t>/** POST /api/v1/documents/{docNo}/actions — ตัวอย่าง positive-path จาก section 01; Section 02 ส่งต่อ AVP (03) เมื่อยอดรวม 50,001-300,000 บาท และจบที่ GM เมื่อ &lt;= 50,000 บาท (SDD GI) */</w:t>
+        <w:br/>
+        <w:t>export async function createDocumentsActions(docNo: string, body: T.CreateDocumentsActionsRequest): Promise&lt;T.CreateDocumentsActionsResponse&gt; {</w:t>
+        <w:br/>
+        <w:t xml:space="preserve">  const { data } = await apiClient.post&lt;ApiResponse&lt;T.CreateDocumentsActionsResponse&gt;&gt;(`/documents/${encodeURIComponent(docNo)}/actions`, body);</w:t>
+        <w:br/>
+        <w:t xml:space="preserve">  return data.data;</w:t>
+        <w:br/>
+        <w:t>}</w:t>
+        <w:br/>
+        <w:br/>
+        <w:t>// TODO: ยืนยันกับทีม BFF ว่า unwrap envelope { success, data } ที่ชั้นไหน (BFF หรือ FE)</w:t>
+      </w:r>
+    </w:p>
+    <w:p>
+      <w:pPr>
+        <w:pStyle w:val="Heading3"/>
+        <w:keepNext/>
+        <w:keepLines/>
+        <w:pageBreakBefore w:val="0"/>
+      </w:pPr>
+      <w:r>
+        <w:t>8.4 types — `src/types/sbpgi/document.ts`</w:t>
+      </w:r>
+    </w:p>
+    <w:p>
+      <w:pPr>
+        <w:keepNext w:val="0"/>
+      </w:pPr>
+      <w:r>
+        <w:t xml:space="preserve">⚠️ </w:t>
+      </w:r>
+      <w:r>
+        <w:rPr>
+          <w:rFonts w:ascii="Courier New" w:hAnsi="Courier New"/>
+        </w:rPr>
+        <w:t>src/types/sbpgi/document.ts</w:t>
+      </w:r>
+      <w:r>
+        <w:t xml:space="preserve"> เป็น </w:t>
+      </w:r>
+      <w:r>
+        <w:rPr>
+          <w:b/>
+        </w:rPr>
+        <w:t>ไฟล์ร่วมของโมดูล SBPGI</w:t>
+      </w:r>
+      <w:r>
+        <w:t xml:space="preserve"> (เอกสาร FE หลายฉบับที่ใช้ domain </w:t>
+      </w:r>
+      <w:r>
+        <w:rPr>
+          <w:rFonts w:ascii="Courier New" w:hAnsi="Courier New"/>
+        </w:rPr>
+        <w:t>document</w:t>
+      </w:r>
+      <w:r>
+        <w:t xml:space="preserve"> ประกาศไฟล์นี้เหมือนกัน) — เวลา implement ให้ </w:t>
+      </w:r>
+      <w:r>
+        <w:rPr>
+          <w:b/>
+        </w:rPr>
+        <w:t>merge เพิ่ม</w:t>
+      </w:r>
+      <w:r>
+        <w:t xml:space="preserve"> เข้าไฟล์เดิม ห้ามเขียนทับทั้งไฟล์ มิฉะนั้น type/function ของเอกสารฉบับก่อนหน้าจะหายไปเงียบ ๆ</w:t>
+      </w:r>
+    </w:p>
+    <w:p>
+      <w:pPr>
+        <w:keepLines w:val="0"/>
+        <w:ind w:left="288"/>
+      </w:pPr>
+      <w:r>
+        <w:rPr>
+          <w:rFonts w:ascii="Courier New" w:hAnsi="Courier New"/>
+          <w:sz w:val="16"/>
+        </w:rPr>
+        <w:t>// src/types/sbpgi/document.ts — ตรงกับตาราง API ในเอกสารนี้</w:t>
+        <w:br/>
+        <w:t>// วันที่/เดือนใน payload เป็น ค.ศ. (ISO) เสมอ — แปลงเป็น พ.ศ. เฉพาะตอน display</w:t>
+        <w:br/>
+        <w:br/>
+        <w:t>/** GET /api/v1/documents/{docNo} — response */</w:t>
+        <w:br/>
+        <w:t>export interface DocumentsDetailResponse {</w:t>
+        <w:br/>
+        <w:t xml:space="preserve">  docNo: string;</w:t>
+        <w:br/>
+        <w:t xml:space="preserve">  statusCode: string;</w:t>
+        <w:br/>
+        <w:t xml:space="preserve">  viewerRbacRoleCode: string;</w:t>
+        <w:br/>
+        <w:t xml:space="preserve">  roleProfileCode: string;</w:t>
+        <w:br/>
+        <w:t xml:space="preserve">  visibleSections: string[];</w:t>
+        <w:br/>
+        <w:t xml:space="preserve">  editableSections: string[];</w:t>
+        <w:br/>
+        <w:t xml:space="preserve">  actionOptions: {</w:t>
+        <w:br/>
+        <w:t xml:space="preserve">    value: string;</w:t>
+        <w:br/>
+        <w:t xml:space="preserve">    label: string;</w:t>
+        <w:br/>
+        <w:t xml:space="preserve">    requireComment: boolean;</w:t>
+        <w:br/>
+        <w:t xml:space="preserve">  }[];</w:t>
+        <w:br/>
+        <w:t>}</w:t>
+        <w:br/>
+        <w:br/>
+        <w:t>/** POST /api/v1/documents/{docNo}/actions — request */</w:t>
+        <w:br/>
+        <w:t>export interface CreateDocumentsActionsRequest {</w:t>
+        <w:br/>
+        <w:t xml:space="preserve">  result: string;</w:t>
+        <w:br/>
+        <w:t xml:space="preserve">  comment: string;</w:t>
+        <w:br/>
+        <w:t>}</w:t>
+        <w:br/>
+        <w:br/>
+        <w:t>/** POST /api/v1/documents/{docNo}/actions — response */</w:t>
+        <w:br/>
+        <w:t>export interface CreateDocumentsActionsResponse {</w:t>
+        <w:br/>
+        <w:t xml:space="preserve">  statusCode: string;</w:t>
+        <w:br/>
+        <w:t xml:space="preserve">  nextSection: string;</w:t>
+        <w:br/>
+        <w:t xml:space="preserve">  message: string;</w:t>
+        <w:br/>
+        <w:t>}</w:t>
+        <w:br/>
+        <w:br/>
+        <w:t>// TODO: ใส่ nullable / required ให้ตรงกับ contract ฉบับล่าสุดของ BE</w:t>
+      </w:r>
+    </w:p>
+    <w:p>
+      <w:pPr>
+        <w:pStyle w:val="Heading3"/>
+        <w:keepNext/>
+        <w:keepLines/>
+        <w:pageBreakBefore w:val="0"/>
+      </w:pPr>
+      <w:r>
+        <w:t>8.5 react-query keys + hooks — `src/hooks/sbpgi/document.query.ts`</w:t>
+      </w:r>
+    </w:p>
+    <w:p>
+      <w:pPr>
+        <w:keepNext w:val="0"/>
+      </w:pPr>
+      <w:r>
+        <w:t xml:space="preserve">⚠️ </w:t>
+      </w:r>
+      <w:r>
+        <w:rPr>
+          <w:rFonts w:ascii="Courier New" w:hAnsi="Courier New"/>
+        </w:rPr>
+        <w:t>src/hooks/sbpgi/document.query.ts</w:t>
+      </w:r>
+      <w:r>
+        <w:t xml:space="preserve"> เป็น </w:t>
+      </w:r>
+      <w:r>
+        <w:rPr>
+          <w:b/>
+        </w:rPr>
+        <w:t>ไฟล์ร่วมของโมดูล SBPGI</w:t>
+      </w:r>
+      <w:r>
+        <w:t xml:space="preserve"> (เอกสาร FE หลายฉบับที่ใช้ domain </w:t>
+      </w:r>
+      <w:r>
+        <w:rPr>
+          <w:rFonts w:ascii="Courier New" w:hAnsi="Courier New"/>
+        </w:rPr>
+        <w:t>document</w:t>
+      </w:r>
+      <w:r>
+        <w:t xml:space="preserve"> ประกาศไฟล์นี้เหมือนกัน) — เวลา implement ให้ </w:t>
+      </w:r>
+      <w:r>
+        <w:rPr>
+          <w:b/>
+        </w:rPr>
+        <w:t>merge เพิ่ม</w:t>
+      </w:r>
+      <w:r>
+        <w:t xml:space="preserve"> เข้าไฟล์เดิม ห้ามเขียนทับทั้งไฟล์ มิฉะนั้น type/function ของเอกสารฉบับก่อนหน้าจะหายไปเงียบ ๆ</w:t>
+      </w:r>
+    </w:p>
+    <w:p>
+      <w:pPr>
+        <w:keepLines w:val="0"/>
+        <w:ind w:left="288"/>
+      </w:pPr>
+      <w:r>
+        <w:rPr>
+          <w:rFonts w:ascii="Courier New" w:hAnsi="Courier New"/>
+          <w:sz w:val="16"/>
+        </w:rPr>
+        <w:t>// src/hooks/sbpgi/document.query.ts</w:t>
+        <w:br/>
+        <w:t>import { useMutation, useQuery, useQueryClient } from '@tanstack/react-query';</w:t>
+        <w:br/>
+        <w:t>import * as api from '@/services/sbpgi/document.service';</w:t>
+        <w:br/>
+        <w:t>import type * as T from '@/types/sbpgi/document';</w:t>
+        <w:br/>
+        <w:br/>
+        <w:t>export const documentKeys = {</w:t>
+        <w:br/>
+        <w:t xml:space="preserve">  all: ['sbpgi', 'document'] as const,</w:t>
+        <w:br/>
+        <w:t xml:space="preserve">  documentsDetail: (docNo: string) =&gt; [...documentKeys.all, 'documentsDetail', docNo] as const,</w:t>
+        <w:br/>
+        <w:t>};</w:t>
+        <w:br/>
+        <w:br/>
+        <w:t>export function useDocumentsDetailQuery(docNo: string) {</w:t>
+        <w:br/>
+        <w:t xml:space="preserve">  return useQuery({</w:t>
+        <w:br/>
+        <w:t xml:space="preserve">    queryKey: documentKeys.documentsDetail(docNo),</w:t>
+        <w:br/>
+        <w:t xml:space="preserve">    queryFn: () =&gt; api.getDocumentsDetail(docNo),</w:t>
+        <w:br/>
+        <w:t xml:space="preserve">    enabled: !!docNo, // ยังไม่ยิงจนกว่าจะมีพารามิเตอร์ครบ</w:t>
+        <w:br/>
+        <w:t xml:space="preserve">    staleTime: 30_000, // TODO: ปรับตามความถี่ของข้อมูลหน้านี้</w:t>
+        <w:br/>
+        <w:t xml:space="preserve">  });</w:t>
+        <w:br/>
+        <w:t>}</w:t>
+        <w:br/>
+        <w:br/>
+        <w:t>export function useCreateDocumentsActionsMutation(docNo: string) {</w:t>
+        <w:br/>
+        <w:t xml:space="preserve">  const qc = useQueryClient();</w:t>
+        <w:br/>
+        <w:t xml:space="preserve">  return useMutation({</w:t>
+        <w:br/>
+        <w:t xml:space="preserve">    mutationFn: (body: T.CreateDocumentsActionsRequest) =&gt; api.createDocumentsActions(docNo, body),</w:t>
+        <w:br/>
+        <w:t xml:space="preserve">    onSuccess: () =&gt; {</w:t>
+        <w:br/>
+        <w:t xml:space="preserve">      qc.invalidateQueries({ queryKey: documentKeys.all }); // reload list/detail/timeline</w:t>
+        <w:br/>
+        <w:t xml:space="preserve">    },</w:t>
+        <w:br/>
+        <w:t xml:space="preserve">    // TODO: onError -&gt; แสดง apiErrorMessage(error) ผ่าน Toast กลาง</w:t>
+        <w:br/>
+        <w:t xml:space="preserve">  });</w:t>
+        <w:br/>
+        <w:t>}</w:t>
+      </w:r>
+    </w:p>
+    <w:p>
+      <w:pPr>
+        <w:pStyle w:val="Heading3"/>
+        <w:keepNext/>
+        <w:keepLines/>
+        <w:pageBreakBefore w:val="0"/>
+      </w:pPr>
+      <w:r>
+        <w:t>8.6 ฟอร์มพิจารณา + validation — `src/components/sbpgi/document-detail/ActionForm01.tsx`</w:t>
+      </w:r>
+    </w:p>
+    <w:p>
+      <w:pPr>
+        <w:keepNext w:val="0"/>
+      </w:pPr>
+      <w:r>
+        <w:t>หน้านี้</w:t>
+      </w:r>
+      <w:r>
+        <w:rPr>
+          <w:b/>
+        </w:rPr>
+        <w:t>ไม่มีการค้นหา</w:t>
+      </w:r>
+      <w:r>
+        <w:t xml:space="preserve"> — ฟอร์มเดียวของหน้าคือฟอร์มผลการพิจารณาที่ยิง </w:t>
+      </w:r>
+      <w:r>
+        <w:rPr>
+          <w:rFonts w:ascii="Courier New" w:hAnsi="Courier New"/>
+        </w:rPr>
+        <w:t>POST /api/v1/documents/{docNo}/actions</w:t>
+      </w:r>
+      <w:r>
+        <w:t xml:space="preserve"> โดยส่งได้แค่ </w:t>
+      </w:r>
+      <w:r>
+        <w:rPr>
+          <w:rFonts w:ascii="Courier New" w:hAnsi="Courier New"/>
+        </w:rPr>
+        <w:t>result</w:t>
+      </w:r>
+      <w:r>
+        <w:t xml:space="preserve"> + </w:t>
+      </w:r>
+      <w:r>
+        <w:rPr>
+          <w:rFonts w:ascii="Courier New" w:hAnsi="Courier New"/>
+        </w:rPr>
+        <w:t>comment</w:t>
+      </w:r>
+    </w:p>
+    <w:p>
+      <w:pPr>
+        <w:keepLines w:val="0"/>
+        <w:ind w:left="288"/>
+      </w:pPr>
+      <w:r>
+        <w:rPr>
+          <w:rFonts w:ascii="Courier New" w:hAnsi="Courier New"/>
+          <w:sz w:val="16"/>
+        </w:rPr>
+        <w:t>'use client';</w:t>
+        <w:br/>
+        <w:t>// ActionForm01 — ฟอร์ม "ผลการพิจารณา" ของ workflow section 01</w:t>
+        <w:br/>
+        <w:t>// payload ที่ส่งจริงมีแค่ 2 field ตาม CreateDocumentsActionsRequest: { result, comment }</w:t>
+        <w:br/>
+        <w:t>// option ที่ role นี้เห็นตาม contract (render จาก doc.actionOptions ห้าม hardcode ใน JSX):</w:t>
+        <w:br/>
+        <w:t>//   - เห็นควรชดเชย (value='เห็นควรชดเชย', requireComment=false)</w:t>
+        <w:br/>
+        <w:t>//   - เห็นควรไม่ชดเชย (value='เห็นควรไม่ชดเชย', requireComment=true)</w:t>
+        <w:br/>
+        <w:t>//   - ฝ่าย SBP DSA ดำเนินการ (ส่งกลับ) (value='ฝ่าย SBP DSA ดำเนินการ (ส่งกลับ)', requireComment=false)</w:t>
+        <w:br/>
+        <w:t>// editableSections ของ role นี้ (ใช้เป็น constant สำหรับ assertion/test เท่านั้น ไม่ใช่เพื่อ hardcode การ render):</w:t>
+        <w:br/>
+        <w:t>export const EDITABLE_SECTIONS_01 = ['sec-newstore', 'sec-competitor', 'sec-factor'] as const;</w:t>
+        <w:br/>
+        <w:br/>
+        <w:t>import { Controller, useForm } from 'react-hook-form';</w:t>
+        <w:br/>
+        <w:t>import { yupResolver } from '@hookform/resolvers/yup';</w:t>
+        <w:br/>
+        <w:t>import * as yup from 'yup';</w:t>
+        <w:br/>
+        <w:t>import { RadioButtonGroup } from '@/components/Form';</w:t>
+        <w:br/>
+        <w:t>import { InputTextarea } from '@/components/Form/InputText/inputtextArea';</w:t>
+        <w:br/>
+        <w:t>import type { DocumentActionRequest } from '@/types/sbpgi/common';</w:t>
+        <w:br/>
+        <w:br/>
+        <w:t>interface ActionOption { value: string; label: string; requireComment?: boolean }</w:t>
+        <w:br/>
+        <w:br/>
+        <w:t>// ค่าที่ "บังคับกรอกความคิดเห็น" มาจาก contract ของ role นี้</w:t>
+        <w:br/>
+        <w:t>const REQUIRE_COMMENT: string[] = ['เห็นควรไม่ชดเชย'];</w:t>
+        <w:br/>
+        <w:br/>
+        <w:t>// TODO: แทนข้อความ validation ด้วยข้อความ verbatim จาก ข้อกำหนดทางธุรกิจ ก่อน UAT</w:t>
+        <w:br/>
+        <w:t>const schema = yup.object({</w:t>
+        <w:br/>
+        <w:t xml:space="preserve">  result: yup.string().required('กรุณาเลือกผลการพิจารณา'),</w:t>
+        <w:br/>
+        <w:t xml:space="preserve">  comment: yup.string().when('result', {</w:t>
+        <w:br/>
+        <w:t xml:space="preserve">    is: (v: string) =&gt; REQUIRE_COMMENT.includes(v),</w:t>
+        <w:br/>
+        <w:t xml:space="preserve">    then: (s) =&gt; s.required('กรุณาระบุความคิดเห็น'),</w:t>
+        <w:br/>
+        <w:t xml:space="preserve">    otherwise: (s) =&gt; s.optional(),</w:t>
+        <w:br/>
+        <w:t xml:space="preserve">  }),</w:t>
+        <w:br/>
+        <w:t>});</w:t>
+        <w:br/>
+        <w:br/>
+        <w:t>export default function ActionForm01({ options, onSubmit, onCancel, submitting }: {</w:t>
+        <w:br/>
+        <w:t xml:space="preserve">  options: ActionOption[];          // = doc.actionOptions จาก API</w:t>
+        <w:br/>
+        <w:t xml:space="preserve">  onSubmit: (payload: DocumentActionRequest) =&gt; void;</w:t>
+        <w:br/>
+        <w:t xml:space="preserve">  onCancel?: () =&gt; void;</w:t>
+        <w:br/>
+        <w:t xml:space="preserve">  submitting?: boolean;</w:t>
+        <w:br/>
+        <w:t>}) {</w:t>
+        <w:br/>
+        <w:t xml:space="preserve">  const { control, handleSubmit, watch, formState: { errors } } = useForm&lt;DocumentActionRequest&gt;({</w:t>
+        <w:br/>
+        <w:t xml:space="preserve">    resolver: yupResolver(schema) as never,</w:t>
+        <w:br/>
+        <w:t xml:space="preserve">    defaultValues: { result: '', comment: '' },</w:t>
+        <w:br/>
+        <w:t xml:space="preserve">    mode: 'onSubmit',</w:t>
+        <w:br/>
+        <w:t xml:space="preserve">  });</w:t>
+        <w:br/>
+        <w:t xml:space="preserve">  const mustComment = REQUIRE_COMMENT.includes(watch('result'));</w:t>
+        <w:br/>
+        <w:br/>
+        <w:t xml:space="preserve">  return (</w:t>
+        <w:br/>
+        <w:t xml:space="preserve">    &lt;form onSubmit={handleSubmit(onSubmit)} className="flex flex-col gap-3"&gt;</w:t>
+        <w:br/>
+        <w:t xml:space="preserve">      &lt;Controller</w:t>
+        <w:br/>
+        <w:t xml:space="preserve">        name="result"</w:t>
+        <w:br/>
+        <w:t xml:space="preserve">        control={control}</w:t>
+        <w:br/>
+        <w:t xml:space="preserve">        render={({ field }) =&gt; (</w:t>
+        <w:br/>
+        <w:t xml:space="preserve">          &lt;RadioButtonGroup</w:t>
+        <w:br/>
+        <w:t xml:space="preserve">            options={options.map((o) =&gt; ({ label: o.label, value: o.value }))}</w:t>
+        <w:br/>
+        <w:t xml:space="preserve">            value={field.value}</w:t>
+        <w:br/>
+        <w:t xml:space="preserve">            onChange={(e) =&gt; field.onChange(e.value)}</w:t>
+        <w:br/>
+        <w:t xml:space="preserve">            flex="col"</w:t>
+        <w:br/>
+        <w:t xml:space="preserve">            gap="8px"</w:t>
+        <w:br/>
+        <w:t xml:space="preserve">          /&gt;</w:t>
+        <w:br/>
+        <w:t xml:space="preserve">        )}</w:t>
+        <w:br/>
+        <w:t xml:space="preserve">      /&gt;</w:t>
+        <w:br/>
+        <w:t xml:space="preserve">      {errors.result &amp;&amp; &lt;span className="text-red-600"&gt;{errors.result.message}&lt;/span&gt;}</w:t>
+        <w:br/>
+        <w:t xml:space="preserve">      &lt;Controller</w:t>
+        <w:br/>
+        <w:t xml:space="preserve">        name="comment"</w:t>
+        <w:br/>
+        <w:t xml:space="preserve">        control={control}</w:t>
+        <w:br/>
+        <w:t xml:space="preserve">        render={({ field }) =&gt; (</w:t>
+        <w:br/>
+        <w:t xml:space="preserve">          &lt;InputTextarea {...field} rows={4} placeholder={mustComment ? 'ระบุความคิดเห็น (บังคับ)' : 'ความคิดเห็น'} /&gt;</w:t>
+        <w:br/>
+        <w:t xml:space="preserve">        )}</w:t>
+        <w:br/>
+        <w:t xml:space="preserve">      /&gt;</w:t>
+        <w:br/>
+        <w:t xml:space="preserve">      {errors.comment &amp;&amp; &lt;span className="text-red-600"&gt;{errors.comment.message}&lt;/span&gt;}</w:t>
+        <w:br/>
+        <w:t xml:space="preserve">      &lt;div className="flex justify-end gap-2"&gt;</w:t>
+        <w:br/>
+        <w:t xml:space="preserve">        &lt;button type="submit" className="btn btn-primary" disabled={submitting}&gt;</w:t>
+        <w:br/>
+        <w:t xml:space="preserve">          ยืนยัน</w:t>
+        <w:br/>
+        <w:t xml:space="preserve">        &lt;/button&gt;</w:t>
+        <w:br/>
+        <w:t xml:space="preserve">        &lt;button type="button" className="btn btn-secondary" onClick={onCancel}&gt;</w:t>
+        <w:br/>
+        <w:t xml:space="preserve">          ยกเลิก</w:t>
+        <w:br/>
+        <w:t xml:space="preserve">        &lt;/button&gt;</w:t>
+        <w:br/>
+        <w:t xml:space="preserve">      &lt;/div&gt;</w:t>
+        <w:br/>
+        <w:t xml:space="preserve">    &lt;/form&gt;</w:t>
+        <w:br/>
+        <w:t xml:space="preserve">  );</w:t>
+        <w:br/>
+        <w:t>}</w:t>
+      </w:r>
+    </w:p>
+    <w:p>
+      <w:pPr>
+        <w:pStyle w:val="ListBullet"/>
+        <w:keepLines/>
+      </w:pPr>
+      <w:r>
+        <w:t xml:space="preserve">ทุกหน้าเช็คสิทธิ์ด้วย </w:t>
+      </w:r>
+      <w:r>
+        <w:rPr>
+          <w:rFonts w:ascii="Courier New" w:hAnsi="Courier New"/>
+        </w:rPr>
+        <w:t>permissionStore.hasPermission(url, 'canView'|'canManage'|'canExport'|'canOther')</w:t>
+      </w:r>
+      <w:r>
+        <w:t xml:space="preserve"> แล้ว render </w:t>
+      </w:r>
+      <w:r>
+        <w:rPr>
+          <w:rFonts w:ascii="Courier New" w:hAnsi="Courier New"/>
+        </w:rPr>
+        <w:t>&lt;AccessDenied /&gt;</w:t>
+      </w:r>
+      <w:r>
+        <w:t xml:space="preserve"> เมื่อไม่มีสิทธิ์</w:t>
+      </w:r>
+    </w:p>
+    <w:p>
+      <w:pPr>
+        <w:pStyle w:val="ListBullet"/>
+        <w:keepLines/>
+      </w:pPr>
+      <w:r>
+        <w:t xml:space="preserve">เมนู/สิทธิ์มาจาก </w:t>
+      </w:r>
+      <w:r>
+        <w:rPr>
+          <w:rFonts w:ascii="Courier New" w:hAnsi="Courier New"/>
+        </w:rPr>
+        <w:t>GET /menus</w:t>
+      </w:r>
+      <w:r>
+        <w:t xml:space="preserve"> และ </w:t>
+      </w:r>
+      <w:r>
+        <w:rPr>
+          <w:rFonts w:ascii="Courier New" w:hAnsi="Courier New"/>
+        </w:rPr>
+        <w:t>GET /groups/current-user/permissions</w:t>
+      </w:r>
+      <w:r>
+        <w:t xml:space="preserve"> — ห้าม hardcode role หรือรายการเมนูใน FE</w:t>
+      </w:r>
+    </w:p>
+    <w:p>
+      <w:pPr>
+        <w:pStyle w:val="ListBullet"/>
+        <w:keepLines/>
+      </w:pPr>
+      <w:r>
+        <w:t>session อยู่ใน httpOnly cookie ของ BFF (</w:t>
+      </w:r>
+      <w:r>
+        <w:rPr>
+          <w:rFonts w:ascii="Courier New" w:hAnsi="Courier New"/>
+        </w:rPr>
+        <w:t>withCredentials: true</w:t>
+      </w:r>
+      <w:r>
+        <w:t>) — FE ไม่เก็บและไม่แนบ token เอง</w:t>
+      </w:r>
+    </w:p>
+    <w:p>
+      <w:pPr>
+        <w:pStyle w:val="ListBullet"/>
+        <w:keepLines/>
+      </w:pPr>
+      <w:r>
+        <w:t>payload ใช้วันที่ ค.ศ. เสมอ; แปลงเป็น พ.ศ. เฉพาะตอนแสดงผลผ่าน formatter กลางจุดเดียว</w:t>
+      </w:r>
+    </w:p>
+    <w:p>
+      <w:pPr>
+        <w:pStyle w:val="ListBullet"/>
+        <w:keepLines/>
+      </w:pPr>
+      <w:r>
+        <w:t xml:space="preserve">ข้อความ error แสดงจาก </w:t>
+      </w:r>
+      <w:r>
+        <w:rPr>
+          <w:rFonts w:ascii="Courier New" w:hAnsi="Courier New"/>
+        </w:rPr>
+        <w:t>error.message</w:t>
+      </w:r>
+      <w:r>
+        <w:t xml:space="preserve"> ของ BE ตรง ๆ (ห้าม paraphrase) — fallback ใช้เฉพาะกรณี network error</w:t>
+      </w:r>
+    </w:p>
     <w:p>
       <w:pPr>
         <w:pStyle w:val="Heading1"/>
@@ -7540,11 +10014,15 @@
               <w:keepLines/>
               <w:spacing w:after="0"/>
             </w:pPr>
-            <w:r/>
-            <w:r>
-              <w:rPr>
-                <w:rFonts w:ascii="Arial" w:hAnsi="Arial" w:eastAsia="Arial"/>
-                <w:b w:val="0"/>
+            <w:r>
+              <w:rPr>
+                <w:rFonts w:ascii="Arial" w:hAnsi="Arial" w:eastAsia="Arial"/>
+                <w:sz w:val="18"/>
+              </w:rPr>
+            </w:r>
+            <w:r>
+              <w:rPr>
+                <w:rFonts w:ascii="Arial" w:hAnsi="Arial" w:eastAsia="Arial"/>
                 <w:sz w:val="18"/>
               </w:rPr>
               <w:t>1</w:t>
@@ -7561,11 +10039,15 @@
               <w:keepLines/>
               <w:spacing w:after="0"/>
             </w:pPr>
-            <w:r/>
-            <w:r>
-              <w:rPr>
-                <w:rFonts w:ascii="Arial" w:hAnsi="Arial" w:eastAsia="Arial"/>
-                <w:b w:val="0"/>
+            <w:r>
+              <w:rPr>
+                <w:rFonts w:ascii="Arial" w:hAnsi="Arial" w:eastAsia="Arial"/>
+                <w:sz w:val="18"/>
+              </w:rPr>
+            </w:r>
+            <w:r>
+              <w:rPr>
+                <w:rFonts w:ascii="Arial" w:hAnsi="Arial" w:eastAsia="Arial"/>
                 <w:sz w:val="18"/>
               </w:rPr>
               <w:t>Load document detail</w:t>
@@ -7587,11 +10069,15 @@
               <w:keepLines/>
               <w:spacing w:after="0"/>
             </w:pPr>
-            <w:r/>
-            <w:r>
-              <w:rPr>
-                <w:rFonts w:ascii="Arial" w:hAnsi="Arial" w:eastAsia="Arial"/>
-                <w:b w:val="0"/>
+            <w:r>
+              <w:rPr>
+                <w:rFonts w:ascii="Arial" w:hAnsi="Arial" w:eastAsia="Arial"/>
+                <w:sz w:val="18"/>
+              </w:rPr>
+            </w:r>
+            <w:r>
+              <w:rPr>
+                <w:rFonts w:ascii="Arial" w:hAnsi="Arial" w:eastAsia="Arial"/>
                 <w:sz w:val="18"/>
               </w:rPr>
               <w:t>2</w:t>
@@ -7608,11 +10094,15 @@
               <w:keepLines/>
               <w:spacing w:after="0"/>
             </w:pPr>
-            <w:r/>
-            <w:r>
-              <w:rPr>
-                <w:rFonts w:ascii="Arial" w:hAnsi="Arial" w:eastAsia="Arial"/>
-                <w:b w:val="0"/>
+            <w:r>
+              <w:rPr>
+                <w:rFonts w:ascii="Arial" w:hAnsi="Arial" w:eastAsia="Arial"/>
+                <w:sz w:val="18"/>
+              </w:rPr>
+            </w:r>
+            <w:r>
+              <w:rPr>
+                <w:rFonts w:ascii="Arial" w:hAnsi="Arial" w:eastAsia="Arial"/>
                 <w:sz w:val="18"/>
               </w:rPr>
               <w:t>Apply visibleSections and editableSections</w:t>
@@ -7634,11 +10124,15 @@
               <w:keepLines/>
               <w:spacing w:after="0"/>
             </w:pPr>
-            <w:r/>
-            <w:r>
-              <w:rPr>
-                <w:rFonts w:ascii="Arial" w:hAnsi="Arial" w:eastAsia="Arial"/>
-                <w:b w:val="0"/>
+            <w:r>
+              <w:rPr>
+                <w:rFonts w:ascii="Arial" w:hAnsi="Arial" w:eastAsia="Arial"/>
+                <w:sz w:val="18"/>
+              </w:rPr>
+            </w:r>
+            <w:r>
+              <w:rPr>
+                <w:rFonts w:ascii="Arial" w:hAnsi="Arial" w:eastAsia="Arial"/>
                 <w:sz w:val="18"/>
               </w:rPr>
               <w:t>3</w:t>
@@ -7655,11 +10149,15 @@
               <w:keepLines/>
               <w:spacing w:after="0"/>
             </w:pPr>
-            <w:r/>
-            <w:r>
-              <w:rPr>
-                <w:rFonts w:ascii="Arial" w:hAnsi="Arial" w:eastAsia="Arial"/>
-                <w:b w:val="0"/>
+            <w:r>
+              <w:rPr>
+                <w:rFonts w:ascii="Arial" w:hAnsi="Arial" w:eastAsia="Arial"/>
+                <w:sz w:val="18"/>
+              </w:rPr>
+            </w:r>
+            <w:r>
+              <w:rPr>
+                <w:rFonts w:ascii="Arial" w:hAnsi="Arial" w:eastAsia="Arial"/>
                 <w:sz w:val="18"/>
               </w:rPr>
               <w:t>Render fields/actions for this role only</w:t>
@@ -7681,11 +10179,15 @@
               <w:keepLines/>
               <w:spacing w:after="0"/>
             </w:pPr>
-            <w:r/>
-            <w:r>
-              <w:rPr>
-                <w:rFonts w:ascii="Arial" w:hAnsi="Arial" w:eastAsia="Arial"/>
-                <w:b w:val="0"/>
+            <w:r>
+              <w:rPr>
+                <w:rFonts w:ascii="Arial" w:hAnsi="Arial" w:eastAsia="Arial"/>
+                <w:sz w:val="18"/>
+              </w:rPr>
+            </w:r>
+            <w:r>
+              <w:rPr>
+                <w:rFonts w:ascii="Arial" w:hAnsi="Arial" w:eastAsia="Arial"/>
                 <w:sz w:val="18"/>
               </w:rPr>
               <w:t>4</w:t>
@@ -7702,11 +10204,15 @@
               <w:keepLines/>
               <w:spacing w:after="0"/>
             </w:pPr>
-            <w:r/>
-            <w:r>
-              <w:rPr>
-                <w:rFonts w:ascii="Arial" w:hAnsi="Arial" w:eastAsia="Arial"/>
-                <w:b w:val="0"/>
+            <w:r>
+              <w:rPr>
+                <w:rFonts w:ascii="Arial" w:hAnsi="Arial" w:eastAsia="Arial"/>
+                <w:sz w:val="18"/>
+              </w:rPr>
+            </w:r>
+            <w:r>
+              <w:rPr>
+                <w:rFonts w:ascii="Arial" w:hAnsi="Arial" w:eastAsia="Arial"/>
                 <w:sz w:val="18"/>
               </w:rPr>
               <w:t>Validate popup text</w:t>
@@ -7728,11 +10234,15 @@
               <w:keepLines/>
               <w:spacing w:after="0"/>
             </w:pPr>
-            <w:r/>
-            <w:r>
-              <w:rPr>
-                <w:rFonts w:ascii="Arial" w:hAnsi="Arial" w:eastAsia="Arial"/>
-                <w:b w:val="0"/>
+            <w:r>
+              <w:rPr>
+                <w:rFonts w:ascii="Arial" w:hAnsi="Arial" w:eastAsia="Arial"/>
+                <w:sz w:val="18"/>
+              </w:rPr>
+            </w:r>
+            <w:r>
+              <w:rPr>
+                <w:rFonts w:ascii="Arial" w:hAnsi="Arial" w:eastAsia="Arial"/>
                 <w:sz w:val="18"/>
               </w:rPr>
               <w:t>5</w:t>
@@ -7749,11 +10259,15 @@
               <w:keepLines/>
               <w:spacing w:after="0"/>
             </w:pPr>
-            <w:r/>
-            <w:r>
-              <w:rPr>
-                <w:rFonts w:ascii="Arial" w:hAnsi="Arial" w:eastAsia="Arial"/>
-                <w:b w:val="0"/>
+            <w:r>
+              <w:rPr>
+                <w:rFonts w:ascii="Arial" w:hAnsi="Arial" w:eastAsia="Arial"/>
+                <w:sz w:val="18"/>
+              </w:rPr>
+            </w:r>
+            <w:r>
+              <w:rPr>
+                <w:rFonts w:ascii="Arial" w:hAnsi="Arial" w:eastAsia="Arial"/>
                 <w:sz w:val="18"/>
               </w:rPr>
               <w:t>Submit action or save allowed section</w:t>
@@ -7775,11 +10289,15 @@
               <w:keepLines/>
               <w:spacing w:after="0"/>
             </w:pPr>
-            <w:r/>
-            <w:r>
-              <w:rPr>
-                <w:rFonts w:ascii="Arial" w:hAnsi="Arial" w:eastAsia="Arial"/>
-                <w:b w:val="0"/>
+            <w:r>
+              <w:rPr>
+                <w:rFonts w:ascii="Arial" w:hAnsi="Arial" w:eastAsia="Arial"/>
+                <w:sz w:val="18"/>
+              </w:rPr>
+            </w:r>
+            <w:r>
+              <w:rPr>
+                <w:rFonts w:ascii="Arial" w:hAnsi="Arial" w:eastAsia="Arial"/>
                 <w:sz w:val="18"/>
               </w:rPr>
               <w:t>6</w:t>
@@ -7796,11 +10314,15 @@
               <w:keepLines/>
               <w:spacing w:after="0"/>
             </w:pPr>
-            <w:r/>
-            <w:r>
-              <w:rPr>
-                <w:rFonts w:ascii="Arial" w:hAnsi="Arial" w:eastAsia="Arial"/>
-                <w:b w:val="0"/>
+            <w:r>
+              <w:rPr>
+                <w:rFonts w:ascii="Arial" w:hAnsi="Arial" w:eastAsia="Arial"/>
+                <w:sz w:val="18"/>
+              </w:rPr>
+            </w:r>
+            <w:r>
+              <w:rPr>
+                <w:rFonts w:ascii="Arial" w:hAnsi="Arial" w:eastAsia="Arial"/>
                 <w:sz w:val="18"/>
               </w:rPr>
               <w:t>Reload detail/timeline/status</w:t>
@@ -7942,11 +10464,15 @@
               <w:keepLines/>
               <w:spacing w:after="0"/>
             </w:pPr>
-            <w:r/>
-            <w:r>
-              <w:rPr>
-                <w:rFonts w:ascii="Arial" w:hAnsi="Arial" w:eastAsia="Arial"/>
-                <w:b w:val="0"/>
+            <w:r>
+              <w:rPr>
+                <w:rFonts w:ascii="Arial" w:hAnsi="Arial" w:eastAsia="Arial"/>
+                <w:sz w:val="18"/>
+              </w:rPr>
+            </w:r>
+            <w:r>
+              <w:rPr>
+                <w:rFonts w:ascii="Arial" w:hAnsi="Arial" w:eastAsia="Arial"/>
                 <w:sz w:val="18"/>
               </w:rPr>
               <w:t>1</w:t>
@@ -7963,11 +10489,15 @@
               <w:keepLines/>
               <w:spacing w:after="0"/>
             </w:pPr>
-            <w:r/>
-            <w:r>
-              <w:rPr>
-                <w:rFonts w:ascii="Arial" w:hAnsi="Arial" w:eastAsia="Arial"/>
-                <w:b w:val="0"/>
+            <w:r>
+              <w:rPr>
+                <w:rFonts w:ascii="Arial" w:hAnsi="Arial" w:eastAsia="Arial"/>
+                <w:sz w:val="18"/>
+              </w:rPr>
+            </w:r>
+            <w:r>
+              <w:rPr>
+                <w:rFonts w:ascii="Arial" w:hAnsi="Arial" w:eastAsia="Arial"/>
                 <w:sz w:val="18"/>
               </w:rPr>
               <w:t>เปิดด้วย roleProfileCode=P-01 แล้ว sec-newstore/sec-competitor/sec-factor ต้อง editable</w:t>
@@ -7989,11 +10519,15 @@
               <w:keepLines/>
               <w:spacing w:after="0"/>
             </w:pPr>
-            <w:r/>
-            <w:r>
-              <w:rPr>
-                <w:rFonts w:ascii="Arial" w:hAnsi="Arial" w:eastAsia="Arial"/>
-                <w:b w:val="0"/>
+            <w:r>
+              <w:rPr>
+                <w:rFonts w:ascii="Arial" w:hAnsi="Arial" w:eastAsia="Arial"/>
+                <w:sz w:val="18"/>
+              </w:rPr>
+            </w:r>
+            <w:r>
+              <w:rPr>
+                <w:rFonts w:ascii="Arial" w:hAnsi="Arial" w:eastAsia="Arial"/>
                 <w:sz w:val="18"/>
               </w:rPr>
               <w:t>2</w:t>
@@ -8010,11 +10544,15 @@
               <w:keepLines/>
               <w:spacing w:after="0"/>
             </w:pPr>
-            <w:r/>
-            <w:r>
-              <w:rPr>
-                <w:rFonts w:ascii="Arial" w:hAnsi="Arial" w:eastAsia="Arial"/>
-                <w:b w:val="0"/>
+            <w:r>
+              <w:rPr>
+                <w:rFonts w:ascii="Arial" w:hAnsi="Arial" w:eastAsia="Arial"/>
+                <w:sz w:val="18"/>
+              </w:rPr>
+            </w:r>
+            <w:r>
+              <w:rPr>
+                <w:rFonts w:ascii="Arial" w:hAnsi="Arial" w:eastAsia="Arial"/>
                 <w:sz w:val="18"/>
               </w:rPr>
               <w:t>แก้ compensatePercent แล้วรวมไม่ครบ 100 ต้อง error COMPENSATE_PERCENT_INVALID</w:t>
@@ -8036,11 +10574,15 @@
               <w:keepLines/>
               <w:spacing w:after="0"/>
             </w:pPr>
-            <w:r/>
-            <w:r>
-              <w:rPr>
-                <w:rFonts w:ascii="Arial" w:hAnsi="Arial" w:eastAsia="Arial"/>
-                <w:b w:val="0"/>
+            <w:r>
+              <w:rPr>
+                <w:rFonts w:ascii="Arial" w:hAnsi="Arial" w:eastAsia="Arial"/>
+                <w:sz w:val="18"/>
+              </w:rPr>
+            </w:r>
+            <w:r>
+              <w:rPr>
+                <w:rFonts w:ascii="Arial" w:hAnsi="Arial" w:eastAsia="Arial"/>
                 <w:sz w:val="18"/>
               </w:rPr>
               <w:t>3</w:t>
@@ -8057,11 +10599,15 @@
               <w:keepLines/>
               <w:spacing w:after="0"/>
             </w:pPr>
-            <w:r/>
-            <w:r>
-              <w:rPr>
-                <w:rFonts w:ascii="Arial" w:hAnsi="Arial" w:eastAsia="Arial"/>
-                <w:b w:val="0"/>
+            <w:r>
+              <w:rPr>
+                <w:rFonts w:ascii="Arial" w:hAnsi="Arial" w:eastAsia="Arial"/>
+                <w:sz w:val="18"/>
+              </w:rPr>
+            </w:r>
+            <w:r>
+              <w:rPr>
+                <w:rFonts w:ascii="Arial" w:hAnsi="Arial" w:eastAsia="Arial"/>
                 <w:sz w:val="18"/>
               </w:rPr>
               <w:t>เพิ่มร้านคู่แข่งโดยไม่เลือก competitor ต้อง error COMPETITOR_REQUIRED</w:t>
@@ -8083,11 +10629,15 @@
               <w:keepLines/>
               <w:spacing w:after="0"/>
             </w:pPr>
-            <w:r/>
-            <w:r>
-              <w:rPr>
-                <w:rFonts w:ascii="Arial" w:hAnsi="Arial" w:eastAsia="Arial"/>
-                <w:b w:val="0"/>
+            <w:r>
+              <w:rPr>
+                <w:rFonts w:ascii="Arial" w:hAnsi="Arial" w:eastAsia="Arial"/>
+                <w:sz w:val="18"/>
+              </w:rPr>
+            </w:r>
+            <w:r>
+              <w:rPr>
+                <w:rFonts w:ascii="Arial" w:hAnsi="Arial" w:eastAsia="Arial"/>
                 <w:sz w:val="18"/>
               </w:rPr>
               <w:t>4</w:t>
@@ -8104,11 +10654,15 @@
               <w:keepLines/>
               <w:spacing w:after="0"/>
             </w:pPr>
-            <w:r/>
-            <w:r>
-              <w:rPr>
-                <w:rFonts w:ascii="Arial" w:hAnsi="Arial" w:eastAsia="Arial"/>
-                <w:b w:val="0"/>
+            <w:r>
+              <w:rPr>
+                <w:rFonts w:ascii="Arial" w:hAnsi="Arial" w:eastAsia="Arial"/>
+                <w:sz w:val="18"/>
+              </w:rPr>
+            </w:r>
+            <w:r>
+              <w:rPr>
+                <w:rFonts w:ascii="Arial" w:hAnsi="Arial" w:eastAsia="Arial"/>
                 <w:sz w:val="18"/>
               </w:rPr>
               <w:t>เพิ่มปัจจัยอื่นโดยไม่เลือก factor ต้อง error EXTERNAL_FACTOR_REQUIRED</w:t>
@@ -8130,11 +10684,15 @@
               <w:keepLines/>
               <w:spacing w:after="0"/>
             </w:pPr>
-            <w:r/>
-            <w:r>
-              <w:rPr>
-                <w:rFonts w:ascii="Arial" w:hAnsi="Arial" w:eastAsia="Arial"/>
-                <w:b w:val="0"/>
+            <w:r>
+              <w:rPr>
+                <w:rFonts w:ascii="Arial" w:hAnsi="Arial" w:eastAsia="Arial"/>
+                <w:sz w:val="18"/>
+              </w:rPr>
+            </w:r>
+            <w:r>
+              <w:rPr>
+                <w:rFonts w:ascii="Arial" w:hAnsi="Arial" w:eastAsia="Arial"/>
                 <w:sz w:val="18"/>
               </w:rPr>
               <w:t>5</w:t>
@@ -8151,11 +10709,15 @@
               <w:keepLines/>
               <w:spacing w:after="0"/>
             </w:pPr>
-            <w:r/>
-            <w:r>
-              <w:rPr>
-                <w:rFonts w:ascii="Arial" w:hAnsi="Arial" w:eastAsia="Arial"/>
-                <w:b w:val="0"/>
+            <w:r>
+              <w:rPr>
+                <w:rFonts w:ascii="Arial" w:hAnsi="Arial" w:eastAsia="Arial"/>
+                <w:sz w:val="18"/>
+              </w:rPr>
+            </w:r>
+            <w:r>
+              <w:rPr>
+                <w:rFonts w:ascii="Arial" w:hAnsi="Arial" w:eastAsia="Arial"/>
                 <w:sz w:val="18"/>
               </w:rPr>
               <w:t>sec-calc ต้องไม่ render สำหรับ role 01</w:t>
@@ -8713,12 +11275,13 @@
       <w:outlineLvl w:val="3"/>
     </w:pPr>
     <w:rPr>
-      <w:rFonts w:asciiTheme="majorHAnsi" w:eastAsiaTheme="majorEastAsia" w:hAnsiTheme="majorHAnsi" w:cstheme="majorBidi"/>
+      <w:rFonts w:asciiTheme="majorHAnsi" w:eastAsiaTheme="majorEastAsia" w:hAnsiTheme="majorHAnsi" w:cstheme="majorBidi" w:ascii="Arial" w:hAnsi="Arial" w:eastAsia="Arial"/>
       <w:b/>
       <w:bCs/>
       <w:i/>
       <w:iCs/>
-      <w:color w:val="4F81BD" w:themeColor="accent1"/>
+      <w:color w:val="2E74B5"/>
+      <w:sz w:val="20"/>
     </w:rPr>
   </w:style>
   <w:style w:type="paragraph" w:styleId="Heading5">

--- a/LLDD/word/FE/LLDD-FE-Document-Detail-Role-01-Business-Promotion.docx
+++ b/LLDD/word/FE/LLDD-FE-Document-Detail-Role-01-Business-Promotion.docx
@@ -6264,7 +6264,7 @@
                 <w:rFonts w:ascii="Arial" w:hAnsi="Arial" w:eastAsia="Arial"/>
                 <w:sz w:val="18"/>
               </w:rPr>
-              <w:t>พ.ศ. YYYY/xxxxx</w:t>
+              <w:t>ค.ศ. YYYY/xxxxx</w:t>
             </w:r>
           </w:p>
         </w:tc>
@@ -6630,7 +6630,7 @@
                 <w:rFonts w:ascii="Arial" w:hAnsi="Arial" w:eastAsia="Arial"/>
                 <w:sz w:val="18"/>
               </w:rPr>
-              <w:t>พ.ศ. YYYY/xxxxx</w:t>
+              <w:t>ค.ศ. YYYY/xxxxx</w:t>
             </w:r>
           </w:p>
         </w:tc>
@@ -9433,7 +9433,7 @@
         </w:rPr>
         <w:t>// src/types/sbpgi/document.ts — ตรงกับตาราง API ในเอกสารนี้</w:t>
         <w:br/>
-        <w:t>// วันที่/เดือนใน payload เป็น ค.ศ. (ISO) เสมอ — แปลงเป็น พ.ศ. เฉพาะตอน display</w:t>
+        <w:t>// วันที่/เดือนเป็น ค.ศ. ทั้ง payload (ISO) และ display — ไม่แปลงเป็น พ.ศ. (มติ 2026-08-06)</w:t>
         <w:br/>
         <w:br/>
         <w:t>/** GET /api/v1/documents/{docNo} — response */</w:t>
@@ -9715,11 +9715,15 @@
         <w:t>const REQUIRE_COMMENT: string[] = ['เห็นควรไม่ชดเชย'];</w:t>
         <w:br/>
         <w:br/>
-        <w:t>// TODO: แทนข้อความ validation ด้วยข้อความ verbatim จาก ข้อกำหนดทางธุรกิจ ก่อน UAT</w:t>
+        <w:t>// ⚠️ ข้อความ validation ด้านล่างเป็น verbatim จาก ข้อกำหนดทางธุรกิจ v3.1 — ห้าม paraphrase ห้ามย่อ</w:t>
+        <w:br/>
+        <w:t>//    (ข้อกำหนดทางธุรกิจ "รายการหน้าจอ" §10/§13 · ตรงกับที่ prototype Document Detail screen ใช้)</w:t>
         <w:br/>
         <w:t>const schema = yup.object({</w:t>
         <w:br/>
-        <w:t xml:space="preserve">  result: yup.string().required('กรุณาเลือกผลการพิจารณา'),</w:t>
+        <w:t xml:space="preserve">  result: yup.string().required('ท่านยังไม่เลือกผลการพิจารณา กรุณาเลือกข้อมูลก่อนกดส่งดำเนินการ'),</w:t>
+        <w:br/>
+        <w:t xml:space="preserve">  // ข้อกำหนดทางธุรกิจ บังคับให้ความคิดเห็นเป็น required เมื่อเลือกไม่ชดเชย แต่ไม่ได้ระบุข้อความ — ข้อความนี้เรากำหนดเอง</w:t>
         <w:br/>
         <w:t xml:space="preserve">  comment: yup.string().when('result', {</w:t>
         <w:br/>
@@ -9908,7 +9912,7 @@
         <w:keepLines/>
       </w:pPr>
       <w:r>
-        <w:t>payload ใช้วันที่ ค.ศ. เสมอ; แปลงเป็น พ.ศ. เฉพาะตอนแสดงผลผ่าน formatter กลางจุดเดียว</w:t>
+        <w:t>payload และการแสดงผลใช้วันที่ ค.ศ. เสมอ ผ่าน formatter กลางจุดเดียว — ไม่แปลงเป็น พ.ศ. (มติ 2026-08-06)</w:t>
       </w:r>
     </w:p>
     <w:p>

--- a/LLDD/word/FE/LLDD-FE-Document-Detail-Role-01-Business-Promotion.docx
+++ b/LLDD/word/FE/LLDD-FE-Document-Detail-Role-01-Business-Promotion.docx
@@ -5,7 +5,7 @@
     <w:p>
       <w:r>
         <w:rPr>
-          <w:rFonts w:ascii="Arial" w:hAnsi="Arial" w:eastAsia="Arial"/>
+          <w:rFonts w:ascii="Arial" w:hAnsi="Arial" w:eastAsia="Arial" w:cs="Tahoma"/>
           <w:b/>
           <w:color w:val="0B2545"/>
           <w:sz w:val="40"/>
@@ -58,7 +58,7 @@
             <w:r/>
             <w:r>
               <w:rPr>
-                <w:rFonts w:ascii="Arial" w:hAnsi="Arial" w:eastAsia="Arial"/>
+                <w:rFonts w:ascii="Arial" w:hAnsi="Arial" w:eastAsia="Arial" w:cs="Tahoma"/>
                 <w:b/>
                 <w:sz w:val="18"/>
               </w:rPr>
@@ -80,7 +80,7 @@
             <w:r/>
             <w:r>
               <w:rPr>
-                <w:rFonts w:ascii="Arial" w:hAnsi="Arial" w:eastAsia="Arial"/>
+                <w:rFonts w:ascii="Arial" w:hAnsi="Arial" w:eastAsia="Arial" w:cs="Tahoma"/>
                 <w:b/>
                 <w:sz w:val="18"/>
               </w:rPr>
@@ -105,13 +105,13 @@
             </w:pPr>
             <w:r>
               <w:rPr>
-                <w:rFonts w:ascii="Arial" w:hAnsi="Arial" w:eastAsia="Arial"/>
-                <w:sz w:val="18"/>
-              </w:rPr>
-            </w:r>
-            <w:r>
-              <w:rPr>
-                <w:rFonts w:ascii="Arial" w:hAnsi="Arial" w:eastAsia="Arial"/>
+                <w:rFonts w:ascii="Arial" w:hAnsi="Arial" w:eastAsia="Arial" w:cs="Tahoma"/>
+                <w:sz w:val="18"/>
+              </w:rPr>
+            </w:r>
+            <w:r>
+              <w:rPr>
+                <w:rFonts w:ascii="Arial" w:hAnsi="Arial" w:eastAsia="Arial" w:cs="Tahoma"/>
                 <w:sz w:val="18"/>
               </w:rPr>
               <w:t>วัตถุประสงค์</w:t>
@@ -130,13 +130,13 @@
             </w:pPr>
             <w:r>
               <w:rPr>
-                <w:rFonts w:ascii="Arial" w:hAnsi="Arial" w:eastAsia="Arial"/>
-                <w:sz w:val="18"/>
-              </w:rPr>
-            </w:r>
-            <w:r>
-              <w:rPr>
-                <w:rFonts w:ascii="Arial" w:hAnsi="Arial" w:eastAsia="Arial"/>
+                <w:rFonts w:ascii="Arial" w:hAnsi="Arial" w:eastAsia="Arial" w:cs="Tahoma"/>
+                <w:sz w:val="18"/>
+              </w:rPr>
+            </w:r>
+            <w:r>
+              <w:rPr>
+                <w:rFonts w:ascii="Arial" w:hAnsi="Arial" w:eastAsia="Arial" w:cs="Tahoma"/>
                 <w:sz w:val="18"/>
               </w:rPr>
               <w:t>ใช้เป็นรายละเอียดระดับพัฒนาสำหรับออกแบบ ลงมือพัฒนา ตรวจทาน และทดสอบขอบเขตที่ระบุในฉบับนี้</w:t>
@@ -160,13 +160,13 @@
             </w:pPr>
             <w:r>
               <w:rPr>
-                <w:rFonts w:ascii="Arial" w:hAnsi="Arial" w:eastAsia="Arial"/>
-                <w:sz w:val="18"/>
-              </w:rPr>
-            </w:r>
-            <w:r>
-              <w:rPr>
-                <w:rFonts w:ascii="Arial" w:hAnsi="Arial" w:eastAsia="Arial"/>
+                <w:rFonts w:ascii="Arial" w:hAnsi="Arial" w:eastAsia="Arial" w:cs="Tahoma"/>
+                <w:sz w:val="18"/>
+              </w:rPr>
+            </w:r>
+            <w:r>
+              <w:rPr>
+                <w:rFonts w:ascii="Arial" w:hAnsi="Arial" w:eastAsia="Arial" w:cs="Tahoma"/>
                 <w:sz w:val="18"/>
               </w:rPr>
               <w:t>ลำดับการอ่าน</w:t>
@@ -185,13 +185,13 @@
             </w:pPr>
             <w:r>
               <w:rPr>
-                <w:rFonts w:ascii="Arial" w:hAnsi="Arial" w:eastAsia="Arial"/>
-                <w:sz w:val="18"/>
-              </w:rPr>
-            </w:r>
-            <w:r>
-              <w:rPr>
-                <w:rFonts w:ascii="Arial" w:hAnsi="Arial" w:eastAsia="Arial"/>
+                <w:rFonts w:ascii="Arial" w:hAnsi="Arial" w:eastAsia="Arial" w:cs="Tahoma"/>
+                <w:sz w:val="18"/>
+              </w:rPr>
+            </w:r>
+            <w:r>
+              <w:rPr>
+                <w:rFonts w:ascii="Arial" w:hAnsi="Arial" w:eastAsia="Arial" w:cs="Tahoma"/>
                 <w:sz w:val="18"/>
               </w:rPr>
               <w:t>เริ่มจาก Overview และ Scope จากนั้นตรวจ Field/Validation, Implementation, Contract, Processing Flow, Acceptance Criteria และ Test Checklist ตามลำดับ</w:t>
@@ -215,13 +215,13 @@
             </w:pPr>
             <w:r>
               <w:rPr>
-                <w:rFonts w:ascii="Arial" w:hAnsi="Arial" w:eastAsia="Arial"/>
-                <w:sz w:val="18"/>
-              </w:rPr>
-            </w:r>
-            <w:r>
-              <w:rPr>
-                <w:rFonts w:ascii="Arial" w:hAnsi="Arial" w:eastAsia="Arial"/>
+                <w:rFonts w:ascii="Arial" w:hAnsi="Arial" w:eastAsia="Arial" w:cs="Tahoma"/>
+                <w:sz w:val="18"/>
+              </w:rPr>
+            </w:r>
+            <w:r>
+              <w:rPr>
+                <w:rFonts w:ascii="Arial" w:hAnsi="Arial" w:eastAsia="Arial" w:cs="Tahoma"/>
                 <w:sz w:val="18"/>
               </w:rPr>
               <w:t>ผลลัพธ์ที่คาดหวัง</w:t>
@@ -240,13 +240,13 @@
             </w:pPr>
             <w:r>
               <w:rPr>
-                <w:rFonts w:ascii="Arial" w:hAnsi="Arial" w:eastAsia="Arial"/>
-                <w:sz w:val="18"/>
-              </w:rPr>
-            </w:r>
-            <w:r>
-              <w:rPr>
-                <w:rFonts w:ascii="Arial" w:hAnsi="Arial" w:eastAsia="Arial"/>
+                <w:rFonts w:ascii="Arial" w:hAnsi="Arial" w:eastAsia="Arial" w:cs="Tahoma"/>
+                <w:sz w:val="18"/>
+              </w:rPr>
+            </w:r>
+            <w:r>
+              <w:rPr>
+                <w:rFonts w:ascii="Arial" w:hAnsi="Arial" w:eastAsia="Arial" w:cs="Tahoma"/>
                 <w:sz w:val="18"/>
               </w:rPr>
               <w:t>ผู้อ่านสามารถระบุ input, ขั้นตอนประมวลผล, output, เงื่อนไขผิดพลาด และหลักฐานการทดสอบได้จากเนื้อหาในฉบับเดียว</w:t>
@@ -301,7 +301,7 @@
             <w:r/>
             <w:r>
               <w:rPr>
-                <w:rFonts w:ascii="Arial" w:hAnsi="Arial" w:eastAsia="Arial"/>
+                <w:rFonts w:ascii="Arial" w:hAnsi="Arial" w:eastAsia="Arial" w:cs="Tahoma"/>
                 <w:b/>
                 <w:sz w:val="18"/>
               </w:rPr>
@@ -323,7 +323,7 @@
             <w:r/>
             <w:r>
               <w:rPr>
-                <w:rFonts w:ascii="Arial" w:hAnsi="Arial" w:eastAsia="Arial"/>
+                <w:rFonts w:ascii="Arial" w:hAnsi="Arial" w:eastAsia="Arial" w:cs="Tahoma"/>
                 <w:b/>
                 <w:sz w:val="18"/>
               </w:rPr>
@@ -348,13 +348,13 @@
             </w:pPr>
             <w:r>
               <w:rPr>
-                <w:rFonts w:ascii="Arial" w:hAnsi="Arial" w:eastAsia="Arial"/>
-                <w:sz w:val="18"/>
-              </w:rPr>
-            </w:r>
-            <w:r>
-              <w:rPr>
-                <w:rFonts w:ascii="Arial" w:hAnsi="Arial" w:eastAsia="Arial"/>
+                <w:rFonts w:ascii="Arial" w:hAnsi="Arial" w:eastAsia="Arial" w:cs="Tahoma"/>
+                <w:sz w:val="18"/>
+              </w:rPr>
+            </w:r>
+            <w:r>
+              <w:rPr>
+                <w:rFonts w:ascii="Arial" w:hAnsi="Arial" w:eastAsia="Arial" w:cs="Tahoma"/>
                 <w:sz w:val="18"/>
               </w:rPr>
               <w:t>Track</w:t>
@@ -373,13 +373,13 @@
             </w:pPr>
             <w:r>
               <w:rPr>
-                <w:rFonts w:ascii="Arial" w:hAnsi="Arial" w:eastAsia="Arial"/>
-                <w:sz w:val="18"/>
-              </w:rPr>
-            </w:r>
-            <w:r>
-              <w:rPr>
-                <w:rFonts w:ascii="Arial" w:hAnsi="Arial" w:eastAsia="Arial"/>
+                <w:rFonts w:ascii="Arial" w:hAnsi="Arial" w:eastAsia="Arial" w:cs="Tahoma"/>
+                <w:sz w:val="18"/>
+              </w:rPr>
+            </w:r>
+            <w:r>
+              <w:rPr>
+                <w:rFonts w:ascii="Arial" w:hAnsi="Arial" w:eastAsia="Arial" w:cs="Tahoma"/>
                 <w:sz w:val="18"/>
               </w:rPr>
               <w:t>FE</w:t>
@@ -403,13 +403,13 @@
             </w:pPr>
             <w:r>
               <w:rPr>
-                <w:rFonts w:ascii="Arial" w:hAnsi="Arial" w:eastAsia="Arial"/>
-                <w:sz w:val="18"/>
-              </w:rPr>
-            </w:r>
-            <w:r>
-              <w:rPr>
-                <w:rFonts w:ascii="Arial" w:hAnsi="Arial" w:eastAsia="Arial"/>
+                <w:rFonts w:ascii="Arial" w:hAnsi="Arial" w:eastAsia="Arial" w:cs="Tahoma"/>
+                <w:sz w:val="18"/>
+              </w:rPr>
+            </w:r>
+            <w:r>
+              <w:rPr>
+                <w:rFonts w:ascii="Arial" w:hAnsi="Arial" w:eastAsia="Arial" w:cs="Tahoma"/>
                 <w:sz w:val="18"/>
               </w:rPr>
               <w:t>Estimate</w:t>
@@ -428,16 +428,24 @@
             </w:pPr>
             <w:r>
               <w:rPr>
-                <w:rFonts w:ascii="Arial" w:hAnsi="Arial" w:eastAsia="Arial"/>
-                <w:sz w:val="18"/>
-              </w:rPr>
-            </w:r>
-            <w:r>
-              <w:rPr>
-                <w:rFonts w:ascii="Arial" w:hAnsi="Arial" w:eastAsia="Arial"/>
-                <w:sz w:val="18"/>
-              </w:rPr>
-              <w:t>10 ชั่วโมง</w:t>
+                <w:rFonts w:ascii="Arial" w:hAnsi="Arial" w:eastAsia="Arial" w:cs="Tahoma"/>
+                <w:sz w:val="18"/>
+              </w:rPr>
+            </w:r>
+            <w:r>
+              <w:rPr>
+                <w:rFonts w:ascii="Arial" w:hAnsi="Arial" w:eastAsia="Arial" w:cs="Tahoma"/>
+                <w:b/>
+                <w:sz w:val="18"/>
+              </w:rPr>
+              <w:t>13 ชั่วโมง</w:t>
+            </w:r>
+            <w:r>
+              <w:rPr>
+                <w:rFonts w:ascii="Arial" w:hAnsi="Arial" w:eastAsia="Arial" w:cs="Tahoma"/>
+                <w:sz w:val="18"/>
+              </w:rPr>
+              <w:t xml:space="preserve"> = implementation 10 + unit test 3 (25%)</w:t>
             </w:r>
           </w:p>
         </w:tc>
@@ -458,13 +466,13 @@
             </w:pPr>
             <w:r>
               <w:rPr>
-                <w:rFonts w:ascii="Arial" w:hAnsi="Arial" w:eastAsia="Arial"/>
-                <w:sz w:val="18"/>
-              </w:rPr>
-            </w:r>
-            <w:r>
-              <w:rPr>
-                <w:rFonts w:ascii="Arial" w:hAnsi="Arial" w:eastAsia="Arial"/>
+                <w:rFonts w:ascii="Arial" w:hAnsi="Arial" w:eastAsia="Arial" w:cs="Tahoma"/>
+                <w:sz w:val="18"/>
+              </w:rPr>
+            </w:r>
+            <w:r>
+              <w:rPr>
+                <w:rFonts w:ascii="Arial" w:hAnsi="Arial" w:eastAsia="Arial" w:cs="Tahoma"/>
                 <w:sz w:val="18"/>
               </w:rPr>
               <w:t>Owner</w:t>
@@ -483,13 +491,13 @@
             </w:pPr>
             <w:r>
               <w:rPr>
-                <w:rFonts w:ascii="Arial" w:hAnsi="Arial" w:eastAsia="Arial"/>
-                <w:sz w:val="18"/>
-              </w:rPr>
-            </w:r>
-            <w:r>
-              <w:rPr>
-                <w:rFonts w:ascii="Arial" w:hAnsi="Arial" w:eastAsia="Arial"/>
+                <w:rFonts w:ascii="Arial" w:hAnsi="Arial" w:eastAsia="Arial" w:cs="Tahoma"/>
+                <w:sz w:val="18"/>
+              </w:rPr>
+            </w:r>
+            <w:r>
+              <w:rPr>
+                <w:rFonts w:ascii="Arial" w:hAnsi="Arial" w:eastAsia="Arial" w:cs="Tahoma"/>
                 <w:sz w:val="18"/>
               </w:rPr>
               <w:t>Kittisak &lt;New&gt; Kaeowika</w:t>
@@ -513,13 +521,103 @@
             </w:pPr>
             <w:r>
               <w:rPr>
-                <w:rFonts w:ascii="Arial" w:hAnsi="Arial" w:eastAsia="Arial"/>
-                <w:sz w:val="18"/>
-              </w:rPr>
-            </w:r>
-            <w:r>
-              <w:rPr>
-                <w:rFonts w:ascii="Arial" w:hAnsi="Arial" w:eastAsia="Arial"/>
+                <w:rFonts w:ascii="Arial" w:hAnsi="Arial" w:eastAsia="Arial" w:cs="Tahoma"/>
+                <w:sz w:val="18"/>
+              </w:rPr>
+            </w:r>
+            <w:r>
+              <w:rPr>
+                <w:rFonts w:ascii="Arial" w:hAnsi="Arial" w:eastAsia="Arial" w:cs="Tahoma"/>
+                <w:sz w:val="18"/>
+              </w:rPr>
+              <w:t>Target repository</w:t>
+            </w:r>
+          </w:p>
+        </w:tc>
+        <w:tc>
+          <w:tcPr>
+            <w:tcW w:type="dxa" w:w="5040"/>
+            <w:vAlign w:val="center"/>
+          </w:tcPr>
+          <w:p>
+            <w:pPr>
+              <w:keepLines/>
+              <w:spacing w:after="0"/>
+            </w:pPr>
+            <w:r>
+              <w:rPr>
+                <w:rFonts w:ascii="Arial" w:hAnsi="Arial" w:eastAsia="Arial" w:cs="Tahoma"/>
+                <w:sz w:val="18"/>
+              </w:rPr>
+            </w:r>
+            <w:r>
+              <w:rPr>
+                <w:rFonts w:ascii="Courier New" w:hAnsi="Courier New" w:eastAsia="Courier New" w:cs="Tahoma"/>
+                <w:sz w:val="18"/>
+              </w:rPr>
+              <w:t>SBP/srm-sps-spsap-web-frontend</w:t>
+            </w:r>
+            <w:r>
+              <w:rPr>
+                <w:rFonts w:ascii="Arial" w:hAnsi="Arial" w:eastAsia="Arial" w:cs="Tahoma"/>
+                <w:sz w:val="18"/>
+              </w:rPr>
+              <w:t xml:space="preserve"> (sbp-portal · Next.js · </w:t>
+            </w:r>
+            <w:r>
+              <w:rPr>
+                <w:rFonts w:ascii="Courier New" w:hAnsi="Courier New" w:eastAsia="Courier New" w:cs="Tahoma"/>
+                <w:sz w:val="18"/>
+              </w:rPr>
+              <w:t>NEXT_PUBLIC_APP_TARGET=sbpm</w:t>
+            </w:r>
+            <w:r>
+              <w:rPr>
+                <w:rFonts w:ascii="Arial" w:hAnsi="Arial" w:eastAsia="Arial" w:cs="Tahoma"/>
+                <w:sz w:val="18"/>
+              </w:rPr>
+              <w:t xml:space="preserve">) — เรียก API ผ่าน </w:t>
+            </w:r>
+            <w:r>
+              <w:rPr>
+                <w:rFonts w:ascii="Courier New" w:hAnsi="Courier New" w:eastAsia="Courier New" w:cs="Tahoma"/>
+                <w:sz w:val="18"/>
+              </w:rPr>
+              <w:t>SBP/srm-sps-spsap-sbp-bff</w:t>
+            </w:r>
+            <w:r>
+              <w:rPr>
+                <w:rFonts w:ascii="Arial" w:hAnsi="Arial" w:eastAsia="Arial" w:cs="Tahoma"/>
+                <w:sz w:val="18"/>
+              </w:rPr>
+              <w:t xml:space="preserve"> เท่านั้น ห้ามยิง store-backend ตรง</w:t>
+            </w:r>
+          </w:p>
+        </w:tc>
+      </w:tr>
+      <w:tr>
+        <w:trPr>
+          <w:cantSplit/>
+        </w:trPr>
+        <w:tc>
+          <w:tcPr>
+            <w:tcW w:type="dxa" w:w="5040"/>
+            <w:vAlign w:val="center"/>
+          </w:tcPr>
+          <w:p>
+            <w:pPr>
+              <w:keepLines/>
+              <w:spacing w:after="0"/>
+            </w:pPr>
+            <w:r>
+              <w:rPr>
+                <w:rFonts w:ascii="Arial" w:hAnsi="Arial" w:eastAsia="Arial" w:cs="Tahoma"/>
+                <w:sz w:val="18"/>
+              </w:rPr>
+            </w:r>
+            <w:r>
+              <w:rPr>
+                <w:rFonts w:ascii="Arial" w:hAnsi="Arial" w:eastAsia="Arial" w:cs="Tahoma"/>
                 <w:sz w:val="18"/>
               </w:rPr>
               <w:t>Objective</w:t>
@@ -538,13 +636,13 @@
             </w:pPr>
             <w:r>
               <w:rPr>
-                <w:rFonts w:ascii="Arial" w:hAnsi="Arial" w:eastAsia="Arial"/>
-                <w:sz w:val="18"/>
-              </w:rPr>
-            </w:r>
-            <w:r>
-              <w:rPr>
-                <w:rFonts w:ascii="Arial" w:hAnsi="Arial" w:eastAsia="Arial"/>
+                <w:rFonts w:ascii="Arial" w:hAnsi="Arial" w:eastAsia="Arial" w:cs="Tahoma"/>
+                <w:sz w:val="18"/>
+              </w:rPr>
+            </w:r>
+            <w:r>
+              <w:rPr>
+                <w:rFonts w:ascii="Arial" w:hAnsi="Arial" w:eastAsia="Arial" w:cs="Tahoma"/>
                 <w:sz w:val="18"/>
               </w:rPr>
               <w:t>อธิบายหน้าจอ Document Detail สำหรับ role 01 - หน่วยงานส่งเสริมธุรกิจ SBP</w:t>
@@ -613,6 +711,25 @@
       </w:pPr>
       <w:r>
         <w:t>Action panel options and API response sample</w:t>
+      </w:r>
+    </w:p>
+    <w:p>
+      <w:pPr>
+        <w:pStyle w:val="Heading1"/>
+        <w:keepNext/>
+        <w:keepLines/>
+        <w:pageBreakBefore w:val="0"/>
+      </w:pPr>
+      <w:r>
+        <w:t>3. Screenshot Reference</w:t>
+      </w:r>
+    </w:p>
+    <w:p>
+      <w:pPr>
+        <w:keepNext w:val="0"/>
+      </w:pPr>
+      <w:r>
+        <w:t>ไม่มีภาพหน้าจอสำหรับหัวข้อนี้ — เป็นเอกสารฝั่ง Backend/Batch ที่ไม่มี UI (ภาพหน้าจอทั้งหมดอยู่ในเอกสารชุด FE)</w:t>
       </w:r>
     </w:p>
     <w:p>
@@ -721,7 +838,7 @@
             <w:r/>
             <w:r>
               <w:rPr>
-                <w:rFonts w:ascii="Arial" w:hAnsi="Arial" w:eastAsia="Arial"/>
+                <w:rFonts w:ascii="Arial" w:hAnsi="Arial" w:eastAsia="Arial" w:cs="Tahoma"/>
                 <w:b/>
                 <w:sz w:val="18"/>
               </w:rPr>
@@ -743,7 +860,7 @@
             <w:r/>
             <w:r>
               <w:rPr>
-                <w:rFonts w:ascii="Arial" w:hAnsi="Arial" w:eastAsia="Arial"/>
+                <w:rFonts w:ascii="Arial" w:hAnsi="Arial" w:eastAsia="Arial" w:cs="Tahoma"/>
                 <w:b/>
                 <w:sz w:val="18"/>
               </w:rPr>
@@ -765,7 +882,7 @@
             <w:r/>
             <w:r>
               <w:rPr>
-                <w:rFonts w:ascii="Arial" w:hAnsi="Arial" w:eastAsia="Arial"/>
+                <w:rFonts w:ascii="Arial" w:hAnsi="Arial" w:eastAsia="Arial" w:cs="Tahoma"/>
                 <w:b/>
                 <w:sz w:val="18"/>
               </w:rPr>
@@ -787,7 +904,7 @@
             <w:r/>
             <w:r>
               <w:rPr>
-                <w:rFonts w:ascii="Arial" w:hAnsi="Arial" w:eastAsia="Arial"/>
+                <w:rFonts w:ascii="Arial" w:hAnsi="Arial" w:eastAsia="Arial" w:cs="Tahoma"/>
                 <w:b/>
                 <w:sz w:val="18"/>
               </w:rPr>
@@ -812,13 +929,13 @@
             </w:pPr>
             <w:r>
               <w:rPr>
-                <w:rFonts w:ascii="Arial" w:hAnsi="Arial" w:eastAsia="Arial"/>
-                <w:sz w:val="18"/>
-              </w:rPr>
-            </w:r>
-            <w:r>
-              <w:rPr>
-                <w:rFonts w:ascii="Arial" w:hAnsi="Arial" w:eastAsia="Arial"/>
+                <w:rFonts w:ascii="Arial" w:hAnsi="Arial" w:eastAsia="Arial" w:cs="Tahoma"/>
+                <w:sz w:val="18"/>
+              </w:rPr>
+            </w:r>
+            <w:r>
+              <w:rPr>
+                <w:rFonts w:ascii="Arial" w:hAnsi="Arial" w:eastAsia="Arial" w:cs="Tahoma"/>
                 <w:sz w:val="18"/>
               </w:rPr>
               <w:t>roleProfileCode</w:t>
@@ -837,13 +954,13 @@
             </w:pPr>
             <w:r>
               <w:rPr>
-                <w:rFonts w:ascii="Arial" w:hAnsi="Arial" w:eastAsia="Arial"/>
-                <w:sz w:val="18"/>
-              </w:rPr>
-            </w:r>
-            <w:r>
-              <w:rPr>
-                <w:rFonts w:ascii="Arial" w:hAnsi="Arial" w:eastAsia="Arial"/>
+                <w:rFonts w:ascii="Arial" w:hAnsi="Arial" w:eastAsia="Arial" w:cs="Tahoma"/>
+                <w:sz w:val="18"/>
+              </w:rPr>
+            </w:r>
+            <w:r>
+              <w:rPr>
+                <w:rFonts w:ascii="Arial" w:hAnsi="Arial" w:eastAsia="Arial" w:cs="Tahoma"/>
                 <w:sz w:val="18"/>
               </w:rPr>
               <w:t>P-01</w:t>
@@ -862,13 +979,13 @@
             </w:pPr>
             <w:r>
               <w:rPr>
-                <w:rFonts w:ascii="Arial" w:hAnsi="Arial" w:eastAsia="Arial"/>
-                <w:sz w:val="18"/>
-              </w:rPr>
-            </w:r>
-            <w:r>
-              <w:rPr>
-                <w:rFonts w:ascii="Arial" w:hAnsi="Arial" w:eastAsia="Arial"/>
+                <w:rFonts w:ascii="Arial" w:hAnsi="Arial" w:eastAsia="Arial" w:cs="Tahoma"/>
+                <w:sz w:val="18"/>
+              </w:rPr>
+            </w:r>
+            <w:r>
+              <w:rPr>
+                <w:rFonts w:ascii="Arial" w:hAnsi="Arial" w:eastAsia="Arial" w:cs="Tahoma"/>
                 <w:sz w:val="18"/>
               </w:rPr>
               <w:t>must match API response</w:t>
@@ -887,13 +1004,13 @@
             </w:pPr>
             <w:r>
               <w:rPr>
-                <w:rFonts w:ascii="Arial" w:hAnsi="Arial" w:eastAsia="Arial"/>
-                <w:sz w:val="18"/>
-              </w:rPr>
-            </w:r>
-            <w:r>
-              <w:rPr>
-                <w:rFonts w:ascii="Arial" w:hAnsi="Arial" w:eastAsia="Arial"/>
+                <w:rFonts w:ascii="Arial" w:hAnsi="Arial" w:eastAsia="Arial" w:cs="Tahoma"/>
+                <w:sz w:val="18"/>
+              </w:rPr>
+            </w:r>
+            <w:r>
+              <w:rPr>
+                <w:rFonts w:ascii="Arial" w:hAnsi="Arial" w:eastAsia="Arial" w:cs="Tahoma"/>
                 <w:sz w:val="18"/>
               </w:rPr>
               <w:t>ใช้เลือก view profile เฉพาะบทบาทนี้; แยก namespace จาก workflow section code</w:t>
@@ -917,13 +1034,13 @@
             </w:pPr>
             <w:r>
               <w:rPr>
-                <w:rFonts w:ascii="Arial" w:hAnsi="Arial" w:eastAsia="Arial"/>
-                <w:sz w:val="18"/>
-              </w:rPr>
-            </w:r>
-            <w:r>
-              <w:rPr>
-                <w:rFonts w:ascii="Arial" w:hAnsi="Arial" w:eastAsia="Arial"/>
+                <w:rFonts w:ascii="Arial" w:hAnsi="Arial" w:eastAsia="Arial" w:cs="Tahoma"/>
+                <w:sz w:val="18"/>
+              </w:rPr>
+            </w:r>
+            <w:r>
+              <w:rPr>
+                <w:rFonts w:ascii="Arial" w:hAnsi="Arial" w:eastAsia="Arial" w:cs="Tahoma"/>
                 <w:sz w:val="18"/>
               </w:rPr>
               <w:t>statusCode</w:t>
@@ -942,13 +1059,13 @@
             </w:pPr>
             <w:r>
               <w:rPr>
-                <w:rFonts w:ascii="Arial" w:hAnsi="Arial" w:eastAsia="Arial"/>
-                <w:sz w:val="18"/>
-              </w:rPr>
-            </w:r>
-            <w:r>
-              <w:rPr>
-                <w:rFonts w:ascii="Arial" w:hAnsi="Arial" w:eastAsia="Arial"/>
+                <w:rFonts w:ascii="Arial" w:hAnsi="Arial" w:eastAsia="Arial" w:cs="Tahoma"/>
+                <w:sz w:val="18"/>
+              </w:rPr>
+            </w:r>
+            <w:r>
+              <w:rPr>
+                <w:rFonts w:ascii="Arial" w:hAnsi="Arial" w:eastAsia="Arial" w:cs="Tahoma"/>
                 <w:sz w:val="18"/>
               </w:rPr>
               <w:t>01</w:t>
@@ -967,13 +1084,13 @@
             </w:pPr>
             <w:r>
               <w:rPr>
-                <w:rFonts w:ascii="Arial" w:hAnsi="Arial" w:eastAsia="Arial"/>
-                <w:sz w:val="18"/>
-              </w:rPr>
-            </w:r>
-            <w:r>
-              <w:rPr>
-                <w:rFonts w:ascii="Arial" w:hAnsi="Arial" w:eastAsia="Arial"/>
+                <w:rFonts w:ascii="Arial" w:hAnsi="Arial" w:eastAsia="Arial" w:cs="Tahoma"/>
+                <w:sz w:val="18"/>
+              </w:rPr>
+            </w:r>
+            <w:r>
+              <w:rPr>
+                <w:rFonts w:ascii="Arial" w:hAnsi="Arial" w:eastAsia="Arial" w:cs="Tahoma"/>
                 <w:sz w:val="18"/>
               </w:rPr>
               <w:t>from API</w:t>
@@ -992,13 +1109,13 @@
             </w:pPr>
             <w:r>
               <w:rPr>
-                <w:rFonts w:ascii="Arial" w:hAnsi="Arial" w:eastAsia="Arial"/>
-                <w:sz w:val="18"/>
-              </w:rPr>
-            </w:r>
-            <w:r>
-              <w:rPr>
-                <w:rFonts w:ascii="Arial" w:hAnsi="Arial" w:eastAsia="Arial"/>
+                <w:rFonts w:ascii="Arial" w:hAnsi="Arial" w:eastAsia="Arial" w:cs="Tahoma"/>
+                <w:sz w:val="18"/>
+              </w:rPr>
+            </w:r>
+            <w:r>
+              <w:rPr>
+                <w:rFonts w:ascii="Arial" w:hAnsi="Arial" w:eastAsia="Arial" w:cs="Tahoma"/>
                 <w:sz w:val="18"/>
               </w:rPr>
               <w:t>workflow status/section code ปัจจุบัน ไม่ใช่ role profile</w:t>
@@ -1022,13 +1139,13 @@
             </w:pPr>
             <w:r>
               <w:rPr>
-                <w:rFonts w:ascii="Arial" w:hAnsi="Arial" w:eastAsia="Arial"/>
-                <w:sz w:val="18"/>
-              </w:rPr>
-            </w:r>
-            <w:r>
-              <w:rPr>
-                <w:rFonts w:ascii="Arial" w:hAnsi="Arial" w:eastAsia="Arial"/>
+                <w:rFonts w:ascii="Arial" w:hAnsi="Arial" w:eastAsia="Arial" w:cs="Tahoma"/>
+                <w:sz w:val="18"/>
+              </w:rPr>
+            </w:r>
+            <w:r>
+              <w:rPr>
+                <w:rFonts w:ascii="Arial" w:hAnsi="Arial" w:eastAsia="Arial" w:cs="Tahoma"/>
                 <w:sz w:val="18"/>
               </w:rPr>
               <w:t>visibleSections</w:t>
@@ -1047,13 +1164,13 @@
             </w:pPr>
             <w:r>
               <w:rPr>
-                <w:rFonts w:ascii="Arial" w:hAnsi="Arial" w:eastAsia="Arial"/>
-                <w:sz w:val="18"/>
-              </w:rPr>
-            </w:r>
-            <w:r>
-              <w:rPr>
-                <w:rFonts w:ascii="Arial" w:hAnsi="Arial" w:eastAsia="Arial"/>
+                <w:rFonts w:ascii="Arial" w:hAnsi="Arial" w:eastAsia="Arial" w:cs="Tahoma"/>
+                <w:sz w:val="18"/>
+              </w:rPr>
+            </w:r>
+            <w:r>
+              <w:rPr>
+                <w:rFonts w:ascii="Arial" w:hAnsi="Arial" w:eastAsia="Arial" w:cs="Tahoma"/>
                 <w:sz w:val="18"/>
               </w:rPr>
               <w:t>string[]</w:t>
@@ -1072,13 +1189,13 @@
             </w:pPr>
             <w:r>
               <w:rPr>
-                <w:rFonts w:ascii="Arial" w:hAnsi="Arial" w:eastAsia="Arial"/>
-                <w:sz w:val="18"/>
-              </w:rPr>
-            </w:r>
-            <w:r>
-              <w:rPr>
-                <w:rFonts w:ascii="Arial" w:hAnsi="Arial" w:eastAsia="Arial"/>
+                <w:rFonts w:ascii="Arial" w:hAnsi="Arial" w:eastAsia="Arial" w:cs="Tahoma"/>
+                <w:sz w:val="18"/>
+              </w:rPr>
+            </w:r>
+            <w:r>
+              <w:rPr>
+                <w:rFonts w:ascii="Arial" w:hAnsi="Arial" w:eastAsia="Arial" w:cs="Tahoma"/>
                 <w:sz w:val="18"/>
               </w:rPr>
               <w:t>from API</w:t>
@@ -1097,13 +1214,13 @@
             </w:pPr>
             <w:r>
               <w:rPr>
-                <w:rFonts w:ascii="Arial" w:hAnsi="Arial" w:eastAsia="Arial"/>
-                <w:sz w:val="18"/>
-              </w:rPr>
-            </w:r>
-            <w:r>
-              <w:rPr>
-                <w:rFonts w:ascii="Arial" w:hAnsi="Arial" w:eastAsia="Arial"/>
+                <w:rFonts w:ascii="Arial" w:hAnsi="Arial" w:eastAsia="Arial" w:cs="Tahoma"/>
+                <w:sz w:val="18"/>
+              </w:rPr>
+            </w:r>
+            <w:r>
+              <w:rPr>
+                <w:rFonts w:ascii="Arial" w:hAnsi="Arial" w:eastAsia="Arial" w:cs="Tahoma"/>
                 <w:sz w:val="18"/>
               </w:rPr>
               <w:t>FE แสดงเฉพาะ section ใน array</w:t>
@@ -1127,13 +1244,13 @@
             </w:pPr>
             <w:r>
               <w:rPr>
-                <w:rFonts w:ascii="Arial" w:hAnsi="Arial" w:eastAsia="Arial"/>
-                <w:sz w:val="18"/>
-              </w:rPr>
-            </w:r>
-            <w:r>
-              <w:rPr>
-                <w:rFonts w:ascii="Arial" w:hAnsi="Arial" w:eastAsia="Arial"/>
+                <w:rFonts w:ascii="Arial" w:hAnsi="Arial" w:eastAsia="Arial" w:cs="Tahoma"/>
+                <w:sz w:val="18"/>
+              </w:rPr>
+            </w:r>
+            <w:r>
+              <w:rPr>
+                <w:rFonts w:ascii="Arial" w:hAnsi="Arial" w:eastAsia="Arial" w:cs="Tahoma"/>
                 <w:sz w:val="18"/>
               </w:rPr>
               <w:t>editableSections</w:t>
@@ -1152,13 +1269,13 @@
             </w:pPr>
             <w:r>
               <w:rPr>
-                <w:rFonts w:ascii="Arial" w:hAnsi="Arial" w:eastAsia="Arial"/>
-                <w:sz w:val="18"/>
-              </w:rPr>
-            </w:r>
-            <w:r>
-              <w:rPr>
-                <w:rFonts w:ascii="Arial" w:hAnsi="Arial" w:eastAsia="Arial"/>
+                <w:rFonts w:ascii="Arial" w:hAnsi="Arial" w:eastAsia="Arial" w:cs="Tahoma"/>
+                <w:sz w:val="18"/>
+              </w:rPr>
+            </w:r>
+            <w:r>
+              <w:rPr>
+                <w:rFonts w:ascii="Arial" w:hAnsi="Arial" w:eastAsia="Arial" w:cs="Tahoma"/>
                 <w:sz w:val="18"/>
               </w:rPr>
               <w:t>string[]</w:t>
@@ -1177,13 +1294,13 @@
             </w:pPr>
             <w:r>
               <w:rPr>
-                <w:rFonts w:ascii="Arial" w:hAnsi="Arial" w:eastAsia="Arial"/>
-                <w:sz w:val="18"/>
-              </w:rPr>
-            </w:r>
-            <w:r>
-              <w:rPr>
-                <w:rFonts w:ascii="Arial" w:hAnsi="Arial" w:eastAsia="Arial"/>
+                <w:rFonts w:ascii="Arial" w:hAnsi="Arial" w:eastAsia="Arial" w:cs="Tahoma"/>
+                <w:sz w:val="18"/>
+              </w:rPr>
+            </w:r>
+            <w:r>
+              <w:rPr>
+                <w:rFonts w:ascii="Arial" w:hAnsi="Arial" w:eastAsia="Arial" w:cs="Tahoma"/>
                 <w:sz w:val="18"/>
               </w:rPr>
               <w:t>from API</w:t>
@@ -1202,13 +1319,13 @@
             </w:pPr>
             <w:r>
               <w:rPr>
-                <w:rFonts w:ascii="Arial" w:hAnsi="Arial" w:eastAsia="Arial"/>
-                <w:sz w:val="18"/>
-              </w:rPr>
-            </w:r>
-            <w:r>
-              <w:rPr>
-                <w:rFonts w:ascii="Arial" w:hAnsi="Arial" w:eastAsia="Arial"/>
+                <w:rFonts w:ascii="Arial" w:hAnsi="Arial" w:eastAsia="Arial" w:cs="Tahoma"/>
+                <w:sz w:val="18"/>
+              </w:rPr>
+            </w:r>
+            <w:r>
+              <w:rPr>
+                <w:rFonts w:ascii="Arial" w:hAnsi="Arial" w:eastAsia="Arial" w:cs="Tahoma"/>
                 <w:sz w:val="18"/>
               </w:rPr>
               <w:t>FE เปิด input/button เฉพาะ section ใน array</w:t>
@@ -1232,13 +1349,13 @@
             </w:pPr>
             <w:r>
               <w:rPr>
-                <w:rFonts w:ascii="Arial" w:hAnsi="Arial" w:eastAsia="Arial"/>
-                <w:sz w:val="18"/>
-              </w:rPr>
-            </w:r>
-            <w:r>
-              <w:rPr>
-                <w:rFonts w:ascii="Arial" w:hAnsi="Arial" w:eastAsia="Arial"/>
+                <w:rFonts w:ascii="Arial" w:hAnsi="Arial" w:eastAsia="Arial" w:cs="Tahoma"/>
+                <w:sz w:val="18"/>
+              </w:rPr>
+            </w:r>
+            <w:r>
+              <w:rPr>
+                <w:rFonts w:ascii="Arial" w:hAnsi="Arial" w:eastAsia="Arial" w:cs="Tahoma"/>
                 <w:sz w:val="18"/>
               </w:rPr>
               <w:t>actionOptions</w:t>
@@ -1257,13 +1374,13 @@
             </w:pPr>
             <w:r>
               <w:rPr>
-                <w:rFonts w:ascii="Arial" w:hAnsi="Arial" w:eastAsia="Arial"/>
-                <w:sz w:val="18"/>
-              </w:rPr>
-            </w:r>
-            <w:r>
-              <w:rPr>
-                <w:rFonts w:ascii="Arial" w:hAnsi="Arial" w:eastAsia="Arial"/>
+                <w:rFonts w:ascii="Arial" w:hAnsi="Arial" w:eastAsia="Arial" w:cs="Tahoma"/>
+                <w:sz w:val="18"/>
+              </w:rPr>
+            </w:r>
+            <w:r>
+              <w:rPr>
+                <w:rFonts w:ascii="Arial" w:hAnsi="Arial" w:eastAsia="Arial" w:cs="Tahoma"/>
                 <w:sz w:val="18"/>
               </w:rPr>
               <w:t>array</w:t>
@@ -1282,13 +1399,13 @@
             </w:pPr>
             <w:r>
               <w:rPr>
-                <w:rFonts w:ascii="Arial" w:hAnsi="Arial" w:eastAsia="Arial"/>
-                <w:sz w:val="18"/>
-              </w:rPr>
-            </w:r>
-            <w:r>
-              <w:rPr>
-                <w:rFonts w:ascii="Arial" w:hAnsi="Arial" w:eastAsia="Arial"/>
+                <w:rFonts w:ascii="Arial" w:hAnsi="Arial" w:eastAsia="Arial" w:cs="Tahoma"/>
+                <w:sz w:val="18"/>
+              </w:rPr>
+            </w:r>
+            <w:r>
+              <w:rPr>
+                <w:rFonts w:ascii="Arial" w:hAnsi="Arial" w:eastAsia="Arial" w:cs="Tahoma"/>
                 <w:sz w:val="18"/>
               </w:rPr>
               <w:t>from API</w:t>
@@ -1307,13 +1424,13 @@
             </w:pPr>
             <w:r>
               <w:rPr>
-                <w:rFonts w:ascii="Arial" w:hAnsi="Arial" w:eastAsia="Arial"/>
-                <w:sz w:val="18"/>
-              </w:rPr>
-            </w:r>
-            <w:r>
-              <w:rPr>
-                <w:rFonts w:ascii="Arial" w:hAnsi="Arial" w:eastAsia="Arial"/>
+                <w:rFonts w:ascii="Arial" w:hAnsi="Arial" w:eastAsia="Arial" w:cs="Tahoma"/>
+                <w:sz w:val="18"/>
+              </w:rPr>
+            </w:r>
+            <w:r>
+              <w:rPr>
+                <w:rFonts w:ascii="Arial" w:hAnsi="Arial" w:eastAsia="Arial" w:cs="Tahoma"/>
                 <w:sz w:val="18"/>
               </w:rPr>
               <w:t>FE render radio จาก array โดยไม่ hardcode</w:t>
@@ -1363,7 +1480,7 @@
             <w:r/>
             <w:r>
               <w:rPr>
-                <w:rFonts w:ascii="Arial" w:hAnsi="Arial" w:eastAsia="Arial"/>
+                <w:rFonts w:ascii="Arial" w:hAnsi="Arial" w:eastAsia="Arial" w:cs="Tahoma"/>
                 <w:b/>
                 <w:sz w:val="18"/>
               </w:rPr>
@@ -1385,7 +1502,7 @@
             <w:r/>
             <w:r>
               <w:rPr>
-                <w:rFonts w:ascii="Arial" w:hAnsi="Arial" w:eastAsia="Arial"/>
+                <w:rFonts w:ascii="Arial" w:hAnsi="Arial" w:eastAsia="Arial" w:cs="Tahoma"/>
                 <w:b/>
                 <w:sz w:val="18"/>
               </w:rPr>
@@ -1410,13 +1527,13 @@
             </w:pPr>
             <w:r>
               <w:rPr>
-                <w:rFonts w:ascii="Arial" w:hAnsi="Arial" w:eastAsia="Arial"/>
-                <w:sz w:val="18"/>
-              </w:rPr>
-            </w:r>
-            <w:r>
-              <w:rPr>
-                <w:rFonts w:ascii="Arial" w:hAnsi="Arial" w:eastAsia="Arial"/>
+                <w:rFonts w:ascii="Arial" w:hAnsi="Arial" w:eastAsia="Arial" w:cs="Tahoma"/>
+                <w:sz w:val="18"/>
+              </w:rPr>
+            </w:r>
+            <w:r>
+              <w:rPr>
+                <w:rFonts w:ascii="Arial" w:hAnsi="Arial" w:eastAsia="Arial" w:cs="Tahoma"/>
                 <w:sz w:val="18"/>
               </w:rPr>
               <w:t>Role profile</w:t>
@@ -1435,13 +1552,13 @@
             </w:pPr>
             <w:r>
               <w:rPr>
-                <w:rFonts w:ascii="Arial" w:hAnsi="Arial" w:eastAsia="Arial"/>
-                <w:sz w:val="18"/>
-              </w:rPr>
-            </w:r>
-            <w:r>
-              <w:rPr>
-                <w:rFonts w:ascii="Arial" w:hAnsi="Arial" w:eastAsia="Arial"/>
+                <w:rFonts w:ascii="Arial" w:hAnsi="Arial" w:eastAsia="Arial" w:cs="Tahoma"/>
+                <w:sz w:val="18"/>
+              </w:rPr>
+            </w:r>
+            <w:r>
+              <w:rPr>
+                <w:rFonts w:ascii="Arial" w:hAnsi="Arial" w:eastAsia="Arial" w:cs="Tahoma"/>
                 <w:sz w:val="18"/>
               </w:rPr>
               <w:t>P-01 - หน่วยงานส่งเสริมธุรกิจ SBP</w:t>
@@ -1465,13 +1582,13 @@
             </w:pPr>
             <w:r>
               <w:rPr>
-                <w:rFonts w:ascii="Arial" w:hAnsi="Arial" w:eastAsia="Arial"/>
-                <w:sz w:val="18"/>
-              </w:rPr>
-            </w:r>
-            <w:r>
-              <w:rPr>
-                <w:rFonts w:ascii="Arial" w:hAnsi="Arial" w:eastAsia="Arial"/>
+                <w:rFonts w:ascii="Arial" w:hAnsi="Arial" w:eastAsia="Arial" w:cs="Tahoma"/>
+                <w:sz w:val="18"/>
+              </w:rPr>
+            </w:r>
+            <w:r>
+              <w:rPr>
+                <w:rFonts w:ascii="Arial" w:hAnsi="Arial" w:eastAsia="Arial" w:cs="Tahoma"/>
                 <w:sz w:val="18"/>
               </w:rPr>
               <w:t>Workflow section/status code</w:t>
@@ -1490,13 +1607,13 @@
             </w:pPr>
             <w:r>
               <w:rPr>
-                <w:rFonts w:ascii="Arial" w:hAnsi="Arial" w:eastAsia="Arial"/>
-                <w:sz w:val="18"/>
-              </w:rPr>
-            </w:r>
-            <w:r>
-              <w:rPr>
-                <w:rFonts w:ascii="Arial" w:hAnsi="Arial" w:eastAsia="Arial"/>
+                <w:rFonts w:ascii="Arial" w:hAnsi="Arial" w:eastAsia="Arial" w:cs="Tahoma"/>
+                <w:sz w:val="18"/>
+              </w:rPr>
+            </w:r>
+            <w:r>
+              <w:rPr>
+                <w:rFonts w:ascii="Arial" w:hAnsi="Arial" w:eastAsia="Arial" w:cs="Tahoma"/>
                 <w:sz w:val="18"/>
               </w:rPr>
               <w:t>01</w:t>
@@ -1520,13 +1637,13 @@
             </w:pPr>
             <w:r>
               <w:rPr>
-                <w:rFonts w:ascii="Arial" w:hAnsi="Arial" w:eastAsia="Arial"/>
-                <w:sz w:val="18"/>
-              </w:rPr>
-            </w:r>
-            <w:r>
-              <w:rPr>
-                <w:rFonts w:ascii="Arial" w:hAnsi="Arial" w:eastAsia="Arial"/>
+                <w:rFonts w:ascii="Arial" w:hAnsi="Arial" w:eastAsia="Arial" w:cs="Tahoma"/>
+                <w:sz w:val="18"/>
+              </w:rPr>
+            </w:r>
+            <w:r>
+              <w:rPr>
+                <w:rFonts w:ascii="Arial" w:hAnsi="Arial" w:eastAsia="Arial" w:cs="Tahoma"/>
                 <w:sz w:val="18"/>
               </w:rPr>
               <w:t>Document status shown</w:t>
@@ -1545,13 +1662,13 @@
             </w:pPr>
             <w:r>
               <w:rPr>
-                <w:rFonts w:ascii="Arial" w:hAnsi="Arial" w:eastAsia="Arial"/>
-                <w:sz w:val="18"/>
-              </w:rPr>
-            </w:r>
-            <w:r>
-              <w:rPr>
-                <w:rFonts w:ascii="Arial" w:hAnsi="Arial" w:eastAsia="Arial"/>
+                <w:rFonts w:ascii="Arial" w:hAnsi="Arial" w:eastAsia="Arial" w:cs="Tahoma"/>
+                <w:sz w:val="18"/>
+              </w:rPr>
+            </w:r>
+            <w:r>
+              <w:rPr>
+                <w:rFonts w:ascii="Arial" w:hAnsi="Arial" w:eastAsia="Arial" w:cs="Tahoma"/>
                 <w:sz w:val="18"/>
               </w:rPr>
               <w:t>รอหน่วยงานส่งเสริมธุรกิจ SBP ดำเนินการ</w:t>
@@ -1575,13 +1692,13 @@
             </w:pPr>
             <w:r>
               <w:rPr>
-                <w:rFonts w:ascii="Arial" w:hAnsi="Arial" w:eastAsia="Arial"/>
-                <w:sz w:val="18"/>
-              </w:rPr>
-            </w:r>
-            <w:r>
-              <w:rPr>
-                <w:rFonts w:ascii="Arial" w:hAnsi="Arial" w:eastAsia="Arial"/>
+                <w:rFonts w:ascii="Arial" w:hAnsi="Arial" w:eastAsia="Arial" w:cs="Tahoma"/>
+                <w:sz w:val="18"/>
+              </w:rPr>
+            </w:r>
+            <w:r>
+              <w:rPr>
+                <w:rFonts w:ascii="Arial" w:hAnsi="Arial" w:eastAsia="Arial" w:cs="Tahoma"/>
                 <w:sz w:val="18"/>
               </w:rPr>
               <w:t>Purpose on this page</w:t>
@@ -1600,13 +1717,13 @@
             </w:pPr>
             <w:r>
               <w:rPr>
-                <w:rFonts w:ascii="Arial" w:hAnsi="Arial" w:eastAsia="Arial"/>
-                <w:sz w:val="18"/>
-              </w:rPr>
-            </w:r>
-            <w:r>
-              <w:rPr>
-                <w:rFonts w:ascii="Arial" w:hAnsi="Arial" w:eastAsia="Arial"/>
+                <w:rFonts w:ascii="Arial" w:hAnsi="Arial" w:eastAsia="Arial" w:cs="Tahoma"/>
+                <w:sz w:val="18"/>
+              </w:rPr>
+            </w:r>
+            <w:r>
+              <w:rPr>
+                <w:rFonts w:ascii="Arial" w:hAnsi="Arial" w:eastAsia="Arial" w:cs="Tahoma"/>
                 <w:sz w:val="18"/>
               </w:rPr>
               <w:t>ปรับข้อมูลร้านเปิดใหม่ ร้านคู่แข่ง ปัจจัยอื่น และส่งผลพิจารณา</w:t>
@@ -1630,13 +1747,13 @@
             </w:pPr>
             <w:r>
               <w:rPr>
-                <w:rFonts w:ascii="Arial" w:hAnsi="Arial" w:eastAsia="Arial"/>
-                <w:sz w:val="18"/>
-              </w:rPr>
-            </w:r>
-            <w:r>
-              <w:rPr>
-                <w:rFonts w:ascii="Arial" w:hAnsi="Arial" w:eastAsia="Arial"/>
+                <w:rFonts w:ascii="Arial" w:hAnsi="Arial" w:eastAsia="Arial" w:cs="Tahoma"/>
+                <w:sz w:val="18"/>
+              </w:rPr>
+            </w:r>
+            <w:r>
+              <w:rPr>
+                <w:rFonts w:ascii="Arial" w:hAnsi="Arial" w:eastAsia="Arial" w:cs="Tahoma"/>
                 <w:sz w:val="18"/>
               </w:rPr>
               <w:t>Editable sections</w:t>
@@ -1655,13 +1772,13 @@
             </w:pPr>
             <w:r>
               <w:rPr>
-                <w:rFonts w:ascii="Arial" w:hAnsi="Arial" w:eastAsia="Arial"/>
-                <w:sz w:val="18"/>
-              </w:rPr>
-            </w:r>
-            <w:r>
-              <w:rPr>
-                <w:rFonts w:ascii="Arial" w:hAnsi="Arial" w:eastAsia="Arial"/>
+                <w:rFonts w:ascii="Arial" w:hAnsi="Arial" w:eastAsia="Arial" w:cs="Tahoma"/>
+                <w:sz w:val="18"/>
+              </w:rPr>
+            </w:r>
+            <w:r>
+              <w:rPr>
+                <w:rFonts w:ascii="Arial" w:hAnsi="Arial" w:eastAsia="Arial" w:cs="Tahoma"/>
                 <w:sz w:val="18"/>
               </w:rPr>
               <w:t>sec-newstore, sec-competitor, sec-factor</w:t>
@@ -1685,13 +1802,13 @@
             </w:pPr>
             <w:r>
               <w:rPr>
-                <w:rFonts w:ascii="Arial" w:hAnsi="Arial" w:eastAsia="Arial"/>
-                <w:sz w:val="18"/>
-              </w:rPr>
-            </w:r>
-            <w:r>
-              <w:rPr>
-                <w:rFonts w:ascii="Arial" w:hAnsi="Arial" w:eastAsia="Arial"/>
+                <w:rFonts w:ascii="Arial" w:hAnsi="Arial" w:eastAsia="Arial" w:cs="Tahoma"/>
+                <w:sz w:val="18"/>
+              </w:rPr>
+            </w:r>
+            <w:r>
+              <w:rPr>
+                <w:rFonts w:ascii="Arial" w:hAnsi="Arial" w:eastAsia="Arial" w:cs="Tahoma"/>
                 <w:sz w:val="18"/>
               </w:rPr>
               <w:t>Hidden sections</w:t>
@@ -1710,13 +1827,13 @@
             </w:pPr>
             <w:r>
               <w:rPr>
-                <w:rFonts w:ascii="Arial" w:hAnsi="Arial" w:eastAsia="Arial"/>
-                <w:sz w:val="18"/>
-              </w:rPr>
-            </w:r>
-            <w:r>
-              <w:rPr>
-                <w:rFonts w:ascii="Arial" w:hAnsi="Arial" w:eastAsia="Arial"/>
+                <w:rFonts w:ascii="Arial" w:hAnsi="Arial" w:eastAsia="Arial" w:cs="Tahoma"/>
+                <w:sz w:val="18"/>
+              </w:rPr>
+            </w:r>
+            <w:r>
+              <w:rPr>
+                <w:rFonts w:ascii="Arial" w:hAnsi="Arial" w:eastAsia="Arial" w:cs="Tahoma"/>
                 <w:sz w:val="18"/>
               </w:rPr>
               <w:t>sec-calc</w:t>
@@ -1740,13 +1857,13 @@
             </w:pPr>
             <w:r>
               <w:rPr>
-                <w:rFonts w:ascii="Arial" w:hAnsi="Arial" w:eastAsia="Arial"/>
-                <w:sz w:val="18"/>
-              </w:rPr>
-            </w:r>
-            <w:r>
-              <w:rPr>
-                <w:rFonts w:ascii="Arial" w:hAnsi="Arial" w:eastAsia="Arial"/>
+                <w:rFonts w:ascii="Arial" w:hAnsi="Arial" w:eastAsia="Arial" w:cs="Tahoma"/>
+                <w:sz w:val="18"/>
+              </w:rPr>
+            </w:r>
+            <w:r>
+              <w:rPr>
+                <w:rFonts w:ascii="Arial" w:hAnsi="Arial" w:eastAsia="Arial" w:cs="Tahoma"/>
                 <w:sz w:val="18"/>
               </w:rPr>
               <w:t>Attachment upload</w:t>
@@ -1765,13 +1882,13 @@
             </w:pPr>
             <w:r>
               <w:rPr>
-                <w:rFonts w:ascii="Arial" w:hAnsi="Arial" w:eastAsia="Arial"/>
-                <w:sz w:val="18"/>
-              </w:rPr>
-            </w:r>
-            <w:r>
-              <w:rPr>
-                <w:rFonts w:ascii="Arial" w:hAnsi="Arial" w:eastAsia="Arial"/>
+                <w:rFonts w:ascii="Arial" w:hAnsi="Arial" w:eastAsia="Arial" w:cs="Tahoma"/>
+                <w:sz w:val="18"/>
+              </w:rPr>
+            </w:r>
+            <w:r>
+              <w:rPr>
+                <w:rFonts w:ascii="Arial" w:hAnsi="Arial" w:eastAsia="Arial" w:cs="Tahoma"/>
                 <w:sz w:val="18"/>
               </w:rPr>
               <w:t>Allowed</w:t>
@@ -1861,7 +1978,7 @@
             <w:r/>
             <w:r>
               <w:rPr>
-                <w:rFonts w:ascii="Arial" w:hAnsi="Arial" w:eastAsia="Arial"/>
+                <w:rFonts w:ascii="Arial" w:hAnsi="Arial" w:eastAsia="Arial" w:cs="Tahoma"/>
                 <w:b/>
                 <w:sz w:val="18"/>
               </w:rPr>
@@ -1883,7 +2000,7 @@
             <w:r/>
             <w:r>
               <w:rPr>
-                <w:rFonts w:ascii="Arial" w:hAnsi="Arial" w:eastAsia="Arial"/>
+                <w:rFonts w:ascii="Arial" w:hAnsi="Arial" w:eastAsia="Arial" w:cs="Tahoma"/>
                 <w:b/>
                 <w:sz w:val="18"/>
               </w:rPr>
@@ -1905,7 +2022,7 @@
             <w:r/>
             <w:r>
               <w:rPr>
-                <w:rFonts w:ascii="Arial" w:hAnsi="Arial" w:eastAsia="Arial"/>
+                <w:rFonts w:ascii="Arial" w:hAnsi="Arial" w:eastAsia="Arial" w:cs="Tahoma"/>
                 <w:b/>
                 <w:sz w:val="18"/>
               </w:rPr>
@@ -1927,7 +2044,7 @@
             <w:r/>
             <w:r>
               <w:rPr>
-                <w:rFonts w:ascii="Arial" w:hAnsi="Arial" w:eastAsia="Arial"/>
+                <w:rFonts w:ascii="Arial" w:hAnsi="Arial" w:eastAsia="Arial" w:cs="Tahoma"/>
                 <w:b/>
                 <w:sz w:val="18"/>
               </w:rPr>
@@ -1952,13 +2069,13 @@
             </w:pPr>
             <w:r>
               <w:rPr>
-                <w:rFonts w:ascii="Arial" w:hAnsi="Arial" w:eastAsia="Arial"/>
-                <w:sz w:val="18"/>
-              </w:rPr>
-            </w:r>
-            <w:r>
-              <w:rPr>
-                <w:rFonts w:ascii="Arial" w:hAnsi="Arial" w:eastAsia="Arial"/>
+                <w:rFonts w:ascii="Arial" w:hAnsi="Arial" w:eastAsia="Arial" w:cs="Tahoma"/>
+                <w:sz w:val="18"/>
+              </w:rPr>
+            </w:r>
+            <w:r>
+              <w:rPr>
+                <w:rFonts w:ascii="Arial" w:hAnsi="Arial" w:eastAsia="Arial" w:cs="Tahoma"/>
                 <w:sz w:val="18"/>
               </w:rPr>
               <w:t>doc-header</w:t>
@@ -1977,13 +2094,13 @@
             </w:pPr>
             <w:r>
               <w:rPr>
-                <w:rFonts w:ascii="Arial" w:hAnsi="Arial" w:eastAsia="Arial"/>
-                <w:sz w:val="18"/>
-              </w:rPr>
-            </w:r>
-            <w:r>
-              <w:rPr>
-                <w:rFonts w:ascii="Arial" w:hAnsi="Arial" w:eastAsia="Arial"/>
+                <w:rFonts w:ascii="Arial" w:hAnsi="Arial" w:eastAsia="Arial" w:cs="Tahoma"/>
+                <w:sz w:val="18"/>
+              </w:rPr>
+            </w:r>
+            <w:r>
+              <w:rPr>
+                <w:rFonts w:ascii="Arial" w:hAnsi="Arial" w:eastAsia="Arial" w:cs="Tahoma"/>
                 <w:sz w:val="18"/>
               </w:rPr>
               <w:t>ข้อมูลร้านถูกกระทบ</w:t>
@@ -2002,13 +2119,13 @@
             </w:pPr>
             <w:r>
               <w:rPr>
-                <w:rFonts w:ascii="Arial" w:hAnsi="Arial" w:eastAsia="Arial"/>
-                <w:sz w:val="18"/>
-              </w:rPr>
-            </w:r>
-            <w:r>
-              <w:rPr>
-                <w:rFonts w:ascii="Arial" w:hAnsi="Arial" w:eastAsia="Arial"/>
+                <w:rFonts w:ascii="Arial" w:hAnsi="Arial" w:eastAsia="Arial" w:cs="Tahoma"/>
+                <w:sz w:val="18"/>
+              </w:rPr>
+            </w:r>
+            <w:r>
+              <w:rPr>
+                <w:rFonts w:ascii="Arial" w:hAnsi="Arial" w:eastAsia="Arial" w:cs="Tahoma"/>
                 <w:sz w:val="18"/>
               </w:rPr>
               <w:t>Read-only</w:t>
@@ -2027,13 +2144,13 @@
             </w:pPr>
             <w:r>
               <w:rPr>
-                <w:rFonts w:ascii="Arial" w:hAnsi="Arial" w:eastAsia="Arial"/>
-                <w:sz w:val="18"/>
-              </w:rPr>
-            </w:r>
-            <w:r>
-              <w:rPr>
-                <w:rFonts w:ascii="Arial" w:hAnsi="Arial" w:eastAsia="Arial"/>
+                <w:rFonts w:ascii="Arial" w:hAnsi="Arial" w:eastAsia="Arial" w:cs="Tahoma"/>
+                <w:sz w:val="18"/>
+              </w:rPr>
+            </w:r>
+            <w:r>
+              <w:rPr>
+                <w:rFonts w:ascii="Arial" w:hAnsi="Arial" w:eastAsia="Arial" w:cs="Tahoma"/>
                 <w:sz w:val="18"/>
               </w:rPr>
               <w:t>แสดงข้อมูลและปิด input/editor</w:t>
@@ -2057,13 +2174,13 @@
             </w:pPr>
             <w:r>
               <w:rPr>
-                <w:rFonts w:ascii="Arial" w:hAnsi="Arial" w:eastAsia="Arial"/>
-                <w:sz w:val="18"/>
-              </w:rPr>
-            </w:r>
-            <w:r>
-              <w:rPr>
-                <w:rFonts w:ascii="Arial" w:hAnsi="Arial" w:eastAsia="Arial"/>
+                <w:rFonts w:ascii="Arial" w:hAnsi="Arial" w:eastAsia="Arial" w:cs="Tahoma"/>
+                <w:sz w:val="18"/>
+              </w:rPr>
+            </w:r>
+            <w:r>
+              <w:rPr>
+                <w:rFonts w:ascii="Arial" w:hAnsi="Arial" w:eastAsia="Arial" w:cs="Tahoma"/>
                 <w:sz w:val="18"/>
               </w:rPr>
               <w:t>sec-sales</w:t>
@@ -2082,13 +2199,13 @@
             </w:pPr>
             <w:r>
               <w:rPr>
-                <w:rFonts w:ascii="Arial" w:hAnsi="Arial" w:eastAsia="Arial"/>
-                <w:sz w:val="18"/>
-              </w:rPr>
-            </w:r>
-            <w:r>
-              <w:rPr>
-                <w:rFonts w:ascii="Arial" w:hAnsi="Arial" w:eastAsia="Arial"/>
+                <w:rFonts w:ascii="Arial" w:hAnsi="Arial" w:eastAsia="Arial" w:cs="Tahoma"/>
+                <w:sz w:val="18"/>
+              </w:rPr>
+            </w:r>
+            <w:r>
+              <w:rPr>
+                <w:rFonts w:ascii="Arial" w:hAnsi="Arial" w:eastAsia="Arial" w:cs="Tahoma"/>
                 <w:sz w:val="18"/>
               </w:rPr>
               <w:t>แนวโน้มยอดขายรายวัน</w:t>
@@ -2107,13 +2224,13 @@
             </w:pPr>
             <w:r>
               <w:rPr>
-                <w:rFonts w:ascii="Arial" w:hAnsi="Arial" w:eastAsia="Arial"/>
-                <w:sz w:val="18"/>
-              </w:rPr>
-            </w:r>
-            <w:r>
-              <w:rPr>
-                <w:rFonts w:ascii="Arial" w:hAnsi="Arial" w:eastAsia="Arial"/>
+                <w:rFonts w:ascii="Arial" w:hAnsi="Arial" w:eastAsia="Arial" w:cs="Tahoma"/>
+                <w:sz w:val="18"/>
+              </w:rPr>
+            </w:r>
+            <w:r>
+              <w:rPr>
+                <w:rFonts w:ascii="Arial" w:hAnsi="Arial" w:eastAsia="Arial" w:cs="Tahoma"/>
                 <w:sz w:val="18"/>
               </w:rPr>
               <w:t>Read-only</w:t>
@@ -2132,13 +2249,13 @@
             </w:pPr>
             <w:r>
               <w:rPr>
-                <w:rFonts w:ascii="Arial" w:hAnsi="Arial" w:eastAsia="Arial"/>
-                <w:sz w:val="18"/>
-              </w:rPr>
-            </w:r>
-            <w:r>
-              <w:rPr>
-                <w:rFonts w:ascii="Arial" w:hAnsi="Arial" w:eastAsia="Arial"/>
+                <w:rFonts w:ascii="Arial" w:hAnsi="Arial" w:eastAsia="Arial" w:cs="Tahoma"/>
+                <w:sz w:val="18"/>
+              </w:rPr>
+            </w:r>
+            <w:r>
+              <w:rPr>
+                <w:rFonts w:ascii="Arial" w:hAnsi="Arial" w:eastAsia="Arial" w:cs="Tahoma"/>
                 <w:sz w:val="18"/>
               </w:rPr>
               <w:t>แสดงข้อมูลและปิด input/editor</w:t>
@@ -2162,13 +2279,13 @@
             </w:pPr>
             <w:r>
               <w:rPr>
-                <w:rFonts w:ascii="Arial" w:hAnsi="Arial" w:eastAsia="Arial"/>
-                <w:sz w:val="18"/>
-              </w:rPr>
-            </w:r>
-            <w:r>
-              <w:rPr>
-                <w:rFonts w:ascii="Arial" w:hAnsi="Arial" w:eastAsia="Arial"/>
+                <w:rFonts w:ascii="Arial" w:hAnsi="Arial" w:eastAsia="Arial" w:cs="Tahoma"/>
+                <w:sz w:val="18"/>
+              </w:rPr>
+            </w:r>
+            <w:r>
+              <w:rPr>
+                <w:rFonts w:ascii="Arial" w:hAnsi="Arial" w:eastAsia="Arial" w:cs="Tahoma"/>
                 <w:sz w:val="18"/>
               </w:rPr>
               <w:t>sec-map</w:t>
@@ -2187,13 +2304,13 @@
             </w:pPr>
             <w:r>
               <w:rPr>
-                <w:rFonts w:ascii="Arial" w:hAnsi="Arial" w:eastAsia="Arial"/>
-                <w:sz w:val="18"/>
-              </w:rPr>
-            </w:r>
-            <w:r>
-              <w:rPr>
-                <w:rFonts w:ascii="Arial" w:hAnsi="Arial" w:eastAsia="Arial"/>
+                <w:rFonts w:ascii="Arial" w:hAnsi="Arial" w:eastAsia="Arial" w:cs="Tahoma"/>
+                <w:sz w:val="18"/>
+              </w:rPr>
+            </w:r>
+            <w:r>
+              <w:rPr>
+                <w:rFonts w:ascii="Arial" w:hAnsi="Arial" w:eastAsia="Arial" w:cs="Tahoma"/>
                 <w:sz w:val="18"/>
               </w:rPr>
               <w:t>แผนที่ AllMap</w:t>
@@ -2212,13 +2329,13 @@
             </w:pPr>
             <w:r>
               <w:rPr>
-                <w:rFonts w:ascii="Arial" w:hAnsi="Arial" w:eastAsia="Arial"/>
-                <w:sz w:val="18"/>
-              </w:rPr>
-            </w:r>
-            <w:r>
-              <w:rPr>
-                <w:rFonts w:ascii="Arial" w:hAnsi="Arial" w:eastAsia="Arial"/>
+                <w:rFonts w:ascii="Arial" w:hAnsi="Arial" w:eastAsia="Arial" w:cs="Tahoma"/>
+                <w:sz w:val="18"/>
+              </w:rPr>
+            </w:r>
+            <w:r>
+              <w:rPr>
+                <w:rFonts w:ascii="Arial" w:hAnsi="Arial" w:eastAsia="Arial" w:cs="Tahoma"/>
                 <w:sz w:val="18"/>
               </w:rPr>
               <w:t>Read-only</w:t>
@@ -2237,13 +2354,13 @@
             </w:pPr>
             <w:r>
               <w:rPr>
-                <w:rFonts w:ascii="Arial" w:hAnsi="Arial" w:eastAsia="Arial"/>
-                <w:sz w:val="18"/>
-              </w:rPr>
-            </w:r>
-            <w:r>
-              <w:rPr>
-                <w:rFonts w:ascii="Arial" w:hAnsi="Arial" w:eastAsia="Arial"/>
+                <w:rFonts w:ascii="Arial" w:hAnsi="Arial" w:eastAsia="Arial" w:cs="Tahoma"/>
+                <w:sz w:val="18"/>
+              </w:rPr>
+            </w:r>
+            <w:r>
+              <w:rPr>
+                <w:rFonts w:ascii="Arial" w:hAnsi="Arial" w:eastAsia="Arial" w:cs="Tahoma"/>
                 <w:sz w:val="18"/>
               </w:rPr>
               <w:t>แสดงข้อมูลและปิด input/editor</w:t>
@@ -2267,13 +2384,13 @@
             </w:pPr>
             <w:r>
               <w:rPr>
-                <w:rFonts w:ascii="Arial" w:hAnsi="Arial" w:eastAsia="Arial"/>
-                <w:sz w:val="18"/>
-              </w:rPr>
-            </w:r>
-            <w:r>
-              <w:rPr>
-                <w:rFonts w:ascii="Arial" w:hAnsi="Arial" w:eastAsia="Arial"/>
+                <w:rFonts w:ascii="Arial" w:hAnsi="Arial" w:eastAsia="Arial" w:cs="Tahoma"/>
+                <w:sz w:val="18"/>
+              </w:rPr>
+            </w:r>
+            <w:r>
+              <w:rPr>
+                <w:rFonts w:ascii="Arial" w:hAnsi="Arial" w:eastAsia="Arial" w:cs="Tahoma"/>
                 <w:sz w:val="18"/>
               </w:rPr>
               <w:t>sec-newstore</w:t>
@@ -2292,13 +2409,13 @@
             </w:pPr>
             <w:r>
               <w:rPr>
-                <w:rFonts w:ascii="Arial" w:hAnsi="Arial" w:eastAsia="Arial"/>
-                <w:sz w:val="18"/>
-              </w:rPr>
-            </w:r>
-            <w:r>
-              <w:rPr>
-                <w:rFonts w:ascii="Arial" w:hAnsi="Arial" w:eastAsia="Arial"/>
+                <w:rFonts w:ascii="Arial" w:hAnsi="Arial" w:eastAsia="Arial" w:cs="Tahoma"/>
+                <w:sz w:val="18"/>
+              </w:rPr>
+            </w:r>
+            <w:r>
+              <w:rPr>
+                <w:rFonts w:ascii="Arial" w:hAnsi="Arial" w:eastAsia="Arial" w:cs="Tahoma"/>
                 <w:sz w:val="18"/>
               </w:rPr>
               <w:t>ร้านเปิดใหม่</w:t>
@@ -2317,13 +2434,13 @@
             </w:pPr>
             <w:r>
               <w:rPr>
-                <w:rFonts w:ascii="Arial" w:hAnsi="Arial" w:eastAsia="Arial"/>
-                <w:sz w:val="18"/>
-              </w:rPr>
-            </w:r>
-            <w:r>
-              <w:rPr>
-                <w:rFonts w:ascii="Arial" w:hAnsi="Arial" w:eastAsia="Arial"/>
+                <w:rFonts w:ascii="Arial" w:hAnsi="Arial" w:eastAsia="Arial" w:cs="Tahoma"/>
+                <w:sz w:val="18"/>
+              </w:rPr>
+            </w:r>
+            <w:r>
+              <w:rPr>
+                <w:rFonts w:ascii="Arial" w:hAnsi="Arial" w:eastAsia="Arial" w:cs="Tahoma"/>
                 <w:sz w:val="18"/>
               </w:rPr>
               <w:t>Editable</w:t>
@@ -2342,13 +2459,13 @@
             </w:pPr>
             <w:r>
               <w:rPr>
-                <w:rFonts w:ascii="Arial" w:hAnsi="Arial" w:eastAsia="Arial"/>
-                <w:sz w:val="18"/>
-              </w:rPr>
-            </w:r>
-            <w:r>
-              <w:rPr>
-                <w:rFonts w:ascii="Arial" w:hAnsi="Arial" w:eastAsia="Arial"/>
+                <w:rFonts w:ascii="Arial" w:hAnsi="Arial" w:eastAsia="Arial" w:cs="Tahoma"/>
+                <w:sz w:val="18"/>
+              </w:rPr>
+            </w:r>
+            <w:r>
+              <w:rPr>
+                <w:rFonts w:ascii="Arial" w:hAnsi="Arial" w:eastAsia="Arial" w:cs="Tahoma"/>
                 <w:sz w:val="18"/>
               </w:rPr>
               <w:t>เปิด input/action เฉพาะ field ที่ระบุในเอกสารนี้</w:t>
@@ -2372,13 +2489,13 @@
             </w:pPr>
             <w:r>
               <w:rPr>
-                <w:rFonts w:ascii="Arial" w:hAnsi="Arial" w:eastAsia="Arial"/>
-                <w:sz w:val="18"/>
-              </w:rPr>
-            </w:r>
-            <w:r>
-              <w:rPr>
-                <w:rFonts w:ascii="Arial" w:hAnsi="Arial" w:eastAsia="Arial"/>
+                <w:rFonts w:ascii="Arial" w:hAnsi="Arial" w:eastAsia="Arial" w:cs="Tahoma"/>
+                <w:sz w:val="18"/>
+              </w:rPr>
+            </w:r>
+            <w:r>
+              <w:rPr>
+                <w:rFonts w:ascii="Arial" w:hAnsi="Arial" w:eastAsia="Arial" w:cs="Tahoma"/>
                 <w:sz w:val="18"/>
               </w:rPr>
               <w:t>sec-competitor</w:t>
@@ -2397,13 +2514,13 @@
             </w:pPr>
             <w:r>
               <w:rPr>
-                <w:rFonts w:ascii="Arial" w:hAnsi="Arial" w:eastAsia="Arial"/>
-                <w:sz w:val="18"/>
-              </w:rPr>
-            </w:r>
-            <w:r>
-              <w:rPr>
-                <w:rFonts w:ascii="Arial" w:hAnsi="Arial" w:eastAsia="Arial"/>
+                <w:rFonts w:ascii="Arial" w:hAnsi="Arial" w:eastAsia="Arial" w:cs="Tahoma"/>
+                <w:sz w:val="18"/>
+              </w:rPr>
+            </w:r>
+            <w:r>
+              <w:rPr>
+                <w:rFonts w:ascii="Arial" w:hAnsi="Arial" w:eastAsia="Arial" w:cs="Tahoma"/>
                 <w:sz w:val="18"/>
               </w:rPr>
               <w:t>ร้านคู่แข่งเปิดกระทบ</w:t>
@@ -2422,13 +2539,13 @@
             </w:pPr>
             <w:r>
               <w:rPr>
-                <w:rFonts w:ascii="Arial" w:hAnsi="Arial" w:eastAsia="Arial"/>
-                <w:sz w:val="18"/>
-              </w:rPr>
-            </w:r>
-            <w:r>
-              <w:rPr>
-                <w:rFonts w:ascii="Arial" w:hAnsi="Arial" w:eastAsia="Arial"/>
+                <w:rFonts w:ascii="Arial" w:hAnsi="Arial" w:eastAsia="Arial" w:cs="Tahoma"/>
+                <w:sz w:val="18"/>
+              </w:rPr>
+            </w:r>
+            <w:r>
+              <w:rPr>
+                <w:rFonts w:ascii="Arial" w:hAnsi="Arial" w:eastAsia="Arial" w:cs="Tahoma"/>
                 <w:sz w:val="18"/>
               </w:rPr>
               <w:t>Editable</w:t>
@@ -2447,13 +2564,13 @@
             </w:pPr>
             <w:r>
               <w:rPr>
-                <w:rFonts w:ascii="Arial" w:hAnsi="Arial" w:eastAsia="Arial"/>
-                <w:sz w:val="18"/>
-              </w:rPr>
-            </w:r>
-            <w:r>
-              <w:rPr>
-                <w:rFonts w:ascii="Arial" w:hAnsi="Arial" w:eastAsia="Arial"/>
+                <w:rFonts w:ascii="Arial" w:hAnsi="Arial" w:eastAsia="Arial" w:cs="Tahoma"/>
+                <w:sz w:val="18"/>
+              </w:rPr>
+            </w:r>
+            <w:r>
+              <w:rPr>
+                <w:rFonts w:ascii="Arial" w:hAnsi="Arial" w:eastAsia="Arial" w:cs="Tahoma"/>
                 <w:sz w:val="18"/>
               </w:rPr>
               <w:t>เปิด input/action เฉพาะ field ที่ระบุในเอกสารนี้</w:t>
@@ -2477,13 +2594,13 @@
             </w:pPr>
             <w:r>
               <w:rPr>
-                <w:rFonts w:ascii="Arial" w:hAnsi="Arial" w:eastAsia="Arial"/>
-                <w:sz w:val="18"/>
-              </w:rPr>
-            </w:r>
-            <w:r>
-              <w:rPr>
-                <w:rFonts w:ascii="Arial" w:hAnsi="Arial" w:eastAsia="Arial"/>
+                <w:rFonts w:ascii="Arial" w:hAnsi="Arial" w:eastAsia="Arial" w:cs="Tahoma"/>
+                <w:sz w:val="18"/>
+              </w:rPr>
+            </w:r>
+            <w:r>
+              <w:rPr>
+                <w:rFonts w:ascii="Arial" w:hAnsi="Arial" w:eastAsia="Arial" w:cs="Tahoma"/>
                 <w:sz w:val="18"/>
               </w:rPr>
               <w:t>sec-factor</w:t>
@@ -2502,13 +2619,13 @@
             </w:pPr>
             <w:r>
               <w:rPr>
-                <w:rFonts w:ascii="Arial" w:hAnsi="Arial" w:eastAsia="Arial"/>
-                <w:sz w:val="18"/>
-              </w:rPr>
-            </w:r>
-            <w:r>
-              <w:rPr>
-                <w:rFonts w:ascii="Arial" w:hAnsi="Arial" w:eastAsia="Arial"/>
+                <w:rFonts w:ascii="Arial" w:hAnsi="Arial" w:eastAsia="Arial" w:cs="Tahoma"/>
+                <w:sz w:val="18"/>
+              </w:rPr>
+            </w:r>
+            <w:r>
+              <w:rPr>
+                <w:rFonts w:ascii="Arial" w:hAnsi="Arial" w:eastAsia="Arial" w:cs="Tahoma"/>
                 <w:sz w:val="18"/>
               </w:rPr>
               <w:t>ปัจจัยอื่นๆ</w:t>
@@ -2527,13 +2644,13 @@
             </w:pPr>
             <w:r>
               <w:rPr>
-                <w:rFonts w:ascii="Arial" w:hAnsi="Arial" w:eastAsia="Arial"/>
-                <w:sz w:val="18"/>
-              </w:rPr>
-            </w:r>
-            <w:r>
-              <w:rPr>
-                <w:rFonts w:ascii="Arial" w:hAnsi="Arial" w:eastAsia="Arial"/>
+                <w:rFonts w:ascii="Arial" w:hAnsi="Arial" w:eastAsia="Arial" w:cs="Tahoma"/>
+                <w:sz w:val="18"/>
+              </w:rPr>
+            </w:r>
+            <w:r>
+              <w:rPr>
+                <w:rFonts w:ascii="Arial" w:hAnsi="Arial" w:eastAsia="Arial" w:cs="Tahoma"/>
                 <w:sz w:val="18"/>
               </w:rPr>
               <w:t>Editable</w:t>
@@ -2552,13 +2669,13 @@
             </w:pPr>
             <w:r>
               <w:rPr>
-                <w:rFonts w:ascii="Arial" w:hAnsi="Arial" w:eastAsia="Arial"/>
-                <w:sz w:val="18"/>
-              </w:rPr>
-            </w:r>
-            <w:r>
-              <w:rPr>
-                <w:rFonts w:ascii="Arial" w:hAnsi="Arial" w:eastAsia="Arial"/>
+                <w:rFonts w:ascii="Arial" w:hAnsi="Arial" w:eastAsia="Arial" w:cs="Tahoma"/>
+                <w:sz w:val="18"/>
+              </w:rPr>
+            </w:r>
+            <w:r>
+              <w:rPr>
+                <w:rFonts w:ascii="Arial" w:hAnsi="Arial" w:eastAsia="Arial" w:cs="Tahoma"/>
                 <w:sz w:val="18"/>
               </w:rPr>
               <w:t>เปิด input/action เฉพาะ field ที่ระบุในเอกสารนี้</w:t>
@@ -2582,13 +2699,13 @@
             </w:pPr>
             <w:r>
               <w:rPr>
-                <w:rFonts w:ascii="Arial" w:hAnsi="Arial" w:eastAsia="Arial"/>
-                <w:sz w:val="18"/>
-              </w:rPr>
-            </w:r>
-            <w:r>
-              <w:rPr>
-                <w:rFonts w:ascii="Arial" w:hAnsi="Arial" w:eastAsia="Arial"/>
+                <w:rFonts w:ascii="Arial" w:hAnsi="Arial" w:eastAsia="Arial" w:cs="Tahoma"/>
+                <w:sz w:val="18"/>
+              </w:rPr>
+            </w:r>
+            <w:r>
+              <w:rPr>
+                <w:rFonts w:ascii="Arial" w:hAnsi="Arial" w:eastAsia="Arial" w:cs="Tahoma"/>
                 <w:sz w:val="18"/>
               </w:rPr>
               <w:t>sec-attach</w:t>
@@ -2607,13 +2724,13 @@
             </w:pPr>
             <w:r>
               <w:rPr>
-                <w:rFonts w:ascii="Arial" w:hAnsi="Arial" w:eastAsia="Arial"/>
-                <w:sz w:val="18"/>
-              </w:rPr>
-            </w:r>
-            <w:r>
-              <w:rPr>
-                <w:rFonts w:ascii="Arial" w:hAnsi="Arial" w:eastAsia="Arial"/>
+                <w:rFonts w:ascii="Arial" w:hAnsi="Arial" w:eastAsia="Arial" w:cs="Tahoma"/>
+                <w:sz w:val="18"/>
+              </w:rPr>
+            </w:r>
+            <w:r>
+              <w:rPr>
+                <w:rFonts w:ascii="Arial" w:hAnsi="Arial" w:eastAsia="Arial" w:cs="Tahoma"/>
                 <w:sz w:val="18"/>
               </w:rPr>
               <w:t>เอกสารแนบทั้งหมด</w:t>
@@ -2632,13 +2749,13 @@
             </w:pPr>
             <w:r>
               <w:rPr>
-                <w:rFonts w:ascii="Arial" w:hAnsi="Arial" w:eastAsia="Arial"/>
-                <w:sz w:val="18"/>
-              </w:rPr>
-            </w:r>
-            <w:r>
-              <w:rPr>
-                <w:rFonts w:ascii="Arial" w:hAnsi="Arial" w:eastAsia="Arial"/>
+                <w:rFonts w:ascii="Arial" w:hAnsi="Arial" w:eastAsia="Arial" w:cs="Tahoma"/>
+                <w:sz w:val="18"/>
+              </w:rPr>
+            </w:r>
+            <w:r>
+              <w:rPr>
+                <w:rFonts w:ascii="Arial" w:hAnsi="Arial" w:eastAsia="Arial" w:cs="Tahoma"/>
                 <w:sz w:val="18"/>
               </w:rPr>
               <w:t>Read-only + Upload</w:t>
@@ -2657,13 +2774,13 @@
             </w:pPr>
             <w:r>
               <w:rPr>
-                <w:rFonts w:ascii="Arial" w:hAnsi="Arial" w:eastAsia="Arial"/>
-                <w:sz w:val="18"/>
-              </w:rPr>
-            </w:r>
-            <w:r>
-              <w:rPr>
-                <w:rFonts w:ascii="Arial" w:hAnsi="Arial" w:eastAsia="Arial"/>
+                <w:rFonts w:ascii="Arial" w:hAnsi="Arial" w:eastAsia="Arial" w:cs="Tahoma"/>
+                <w:sz w:val="18"/>
+              </w:rPr>
+            </w:r>
+            <w:r>
+              <w:rPr>
+                <w:rFonts w:ascii="Arial" w:hAnsi="Arial" w:eastAsia="Arial" w:cs="Tahoma"/>
                 <w:sz w:val="18"/>
               </w:rPr>
               <w:t>ดูรายการไฟล์และเพิ่มไฟล์แนบได้</w:t>
@@ -2687,13 +2804,13 @@
             </w:pPr>
             <w:r>
               <w:rPr>
-                <w:rFonts w:ascii="Arial" w:hAnsi="Arial" w:eastAsia="Arial"/>
-                <w:sz w:val="18"/>
-              </w:rPr>
-            </w:r>
-            <w:r>
-              <w:rPr>
-                <w:rFonts w:ascii="Arial" w:hAnsi="Arial" w:eastAsia="Arial"/>
+                <w:rFonts w:ascii="Arial" w:hAnsi="Arial" w:eastAsia="Arial" w:cs="Tahoma"/>
+                <w:sz w:val="18"/>
+              </w:rPr>
+            </w:r>
+            <w:r>
+              <w:rPr>
+                <w:rFonts w:ascii="Arial" w:hAnsi="Arial" w:eastAsia="Arial" w:cs="Tahoma"/>
                 <w:sz w:val="18"/>
               </w:rPr>
               <w:t>sec-calc</w:t>
@@ -2712,13 +2829,13 @@
             </w:pPr>
             <w:r>
               <w:rPr>
-                <w:rFonts w:ascii="Arial" w:hAnsi="Arial" w:eastAsia="Arial"/>
-                <w:sz w:val="18"/>
-              </w:rPr>
-            </w:r>
-            <w:r>
-              <w:rPr>
-                <w:rFonts w:ascii="Arial" w:hAnsi="Arial" w:eastAsia="Arial"/>
+                <w:rFonts w:ascii="Arial" w:hAnsi="Arial" w:eastAsia="Arial" w:cs="Tahoma"/>
+                <w:sz w:val="18"/>
+              </w:rPr>
+            </w:r>
+            <w:r>
+              <w:rPr>
+                <w:rFonts w:ascii="Arial" w:hAnsi="Arial" w:eastAsia="Arial" w:cs="Tahoma"/>
                 <w:sz w:val="18"/>
               </w:rPr>
               <w:t>คำนวณเงินชดเชย</w:t>
@@ -2737,13 +2854,13 @@
             </w:pPr>
             <w:r>
               <w:rPr>
-                <w:rFonts w:ascii="Arial" w:hAnsi="Arial" w:eastAsia="Arial"/>
-                <w:sz w:val="18"/>
-              </w:rPr>
-            </w:r>
-            <w:r>
-              <w:rPr>
-                <w:rFonts w:ascii="Arial" w:hAnsi="Arial" w:eastAsia="Arial"/>
+                <w:rFonts w:ascii="Arial" w:hAnsi="Arial" w:eastAsia="Arial" w:cs="Tahoma"/>
+                <w:sz w:val="18"/>
+              </w:rPr>
+            </w:r>
+            <w:r>
+              <w:rPr>
+                <w:rFonts w:ascii="Arial" w:hAnsi="Arial" w:eastAsia="Arial" w:cs="Tahoma"/>
                 <w:sz w:val="18"/>
               </w:rPr>
               <w:t>Hidden</w:t>
@@ -2762,13 +2879,13 @@
             </w:pPr>
             <w:r>
               <w:rPr>
-                <w:rFonts w:ascii="Arial" w:hAnsi="Arial" w:eastAsia="Arial"/>
-                <w:sz w:val="18"/>
-              </w:rPr>
-            </w:r>
-            <w:r>
-              <w:rPr>
-                <w:rFonts w:ascii="Arial" w:hAnsi="Arial" w:eastAsia="Arial"/>
+                <w:rFonts w:ascii="Arial" w:hAnsi="Arial" w:eastAsia="Arial" w:cs="Tahoma"/>
+                <w:sz w:val="18"/>
+              </w:rPr>
+            </w:r>
+            <w:r>
+              <w:rPr>
+                <w:rFonts w:ascii="Arial" w:hAnsi="Arial" w:eastAsia="Arial" w:cs="Tahoma"/>
                 <w:sz w:val="18"/>
               </w:rPr>
               <w:t>ไม่ render section</w:t>
@@ -2792,13 +2909,13 @@
             </w:pPr>
             <w:r>
               <w:rPr>
-                <w:rFonts w:ascii="Arial" w:hAnsi="Arial" w:eastAsia="Arial"/>
-                <w:sz w:val="18"/>
-              </w:rPr>
-            </w:r>
-            <w:r>
-              <w:rPr>
-                <w:rFonts w:ascii="Arial" w:hAnsi="Arial" w:eastAsia="Arial"/>
+                <w:rFonts w:ascii="Arial" w:hAnsi="Arial" w:eastAsia="Arial" w:cs="Tahoma"/>
+                <w:sz w:val="18"/>
+              </w:rPr>
+            </w:r>
+            <w:r>
+              <w:rPr>
+                <w:rFonts w:ascii="Arial" w:hAnsi="Arial" w:eastAsia="Arial" w:cs="Tahoma"/>
                 <w:sz w:val="18"/>
               </w:rPr>
               <w:t>sec-comp-history</w:t>
@@ -2817,13 +2934,13 @@
             </w:pPr>
             <w:r>
               <w:rPr>
-                <w:rFonts w:ascii="Arial" w:hAnsi="Arial" w:eastAsia="Arial"/>
-                <w:sz w:val="18"/>
-              </w:rPr>
-            </w:r>
-            <w:r>
-              <w:rPr>
-                <w:rFonts w:ascii="Arial" w:hAnsi="Arial" w:eastAsia="Arial"/>
+                <w:rFonts w:ascii="Arial" w:hAnsi="Arial" w:eastAsia="Arial" w:cs="Tahoma"/>
+                <w:sz w:val="18"/>
+              </w:rPr>
+            </w:r>
+            <w:r>
+              <w:rPr>
+                <w:rFonts w:ascii="Arial" w:hAnsi="Arial" w:eastAsia="Arial" w:cs="Tahoma"/>
                 <w:sz w:val="18"/>
               </w:rPr>
               <w:t>ประวัติการชดเชย</w:t>
@@ -2842,13 +2959,13 @@
             </w:pPr>
             <w:r>
               <w:rPr>
-                <w:rFonts w:ascii="Arial" w:hAnsi="Arial" w:eastAsia="Arial"/>
-                <w:sz w:val="18"/>
-              </w:rPr>
-            </w:r>
-            <w:r>
-              <w:rPr>
-                <w:rFonts w:ascii="Arial" w:hAnsi="Arial" w:eastAsia="Arial"/>
+                <w:rFonts w:ascii="Arial" w:hAnsi="Arial" w:eastAsia="Arial" w:cs="Tahoma"/>
+                <w:sz w:val="18"/>
+              </w:rPr>
+            </w:r>
+            <w:r>
+              <w:rPr>
+                <w:rFonts w:ascii="Arial" w:hAnsi="Arial" w:eastAsia="Arial" w:cs="Tahoma"/>
                 <w:sz w:val="18"/>
               </w:rPr>
               <w:t>Read-only</w:t>
@@ -2867,13 +2984,13 @@
             </w:pPr>
             <w:r>
               <w:rPr>
-                <w:rFonts w:ascii="Arial" w:hAnsi="Arial" w:eastAsia="Arial"/>
-                <w:sz w:val="18"/>
-              </w:rPr>
-            </w:r>
-            <w:r>
-              <w:rPr>
-                <w:rFonts w:ascii="Arial" w:hAnsi="Arial" w:eastAsia="Arial"/>
+                <w:rFonts w:ascii="Arial" w:hAnsi="Arial" w:eastAsia="Arial" w:cs="Tahoma"/>
+                <w:sz w:val="18"/>
+              </w:rPr>
+            </w:r>
+            <w:r>
+              <w:rPr>
+                <w:rFonts w:ascii="Arial" w:hAnsi="Arial" w:eastAsia="Arial" w:cs="Tahoma"/>
                 <w:sz w:val="18"/>
               </w:rPr>
               <w:t>แสดงข้อมูลและปิด input/editor</w:t>
@@ -2897,13 +3014,13 @@
             </w:pPr>
             <w:r>
               <w:rPr>
-                <w:rFonts w:ascii="Arial" w:hAnsi="Arial" w:eastAsia="Arial"/>
-                <w:sz w:val="18"/>
-              </w:rPr>
-            </w:r>
-            <w:r>
-              <w:rPr>
-                <w:rFonts w:ascii="Arial" w:hAnsi="Arial" w:eastAsia="Arial"/>
+                <w:rFonts w:ascii="Arial" w:hAnsi="Arial" w:eastAsia="Arial" w:cs="Tahoma"/>
+                <w:sz w:val="18"/>
+              </w:rPr>
+            </w:r>
+            <w:r>
+              <w:rPr>
+                <w:rFonts w:ascii="Arial" w:hAnsi="Arial" w:eastAsia="Arial" w:cs="Tahoma"/>
                 <w:sz w:val="18"/>
               </w:rPr>
               <w:t>sec-decision-history</w:t>
@@ -2922,13 +3039,13 @@
             </w:pPr>
             <w:r>
               <w:rPr>
-                <w:rFonts w:ascii="Arial" w:hAnsi="Arial" w:eastAsia="Arial"/>
-                <w:sz w:val="18"/>
-              </w:rPr>
-            </w:r>
-            <w:r>
-              <w:rPr>
-                <w:rFonts w:ascii="Arial" w:hAnsi="Arial" w:eastAsia="Arial"/>
+                <w:rFonts w:ascii="Arial" w:hAnsi="Arial" w:eastAsia="Arial" w:cs="Tahoma"/>
+                <w:sz w:val="18"/>
+              </w:rPr>
+            </w:r>
+            <w:r>
+              <w:rPr>
+                <w:rFonts w:ascii="Arial" w:hAnsi="Arial" w:eastAsia="Arial" w:cs="Tahoma"/>
                 <w:sz w:val="18"/>
               </w:rPr>
               <w:t>ผลการพิจารณา (ประวัติ)</w:t>
@@ -2947,13 +3064,13 @@
             </w:pPr>
             <w:r>
               <w:rPr>
-                <w:rFonts w:ascii="Arial" w:hAnsi="Arial" w:eastAsia="Arial"/>
-                <w:sz w:val="18"/>
-              </w:rPr>
-            </w:r>
-            <w:r>
-              <w:rPr>
-                <w:rFonts w:ascii="Arial" w:hAnsi="Arial" w:eastAsia="Arial"/>
+                <w:rFonts w:ascii="Arial" w:hAnsi="Arial" w:eastAsia="Arial" w:cs="Tahoma"/>
+                <w:sz w:val="18"/>
+              </w:rPr>
+            </w:r>
+            <w:r>
+              <w:rPr>
+                <w:rFonts w:ascii="Arial" w:hAnsi="Arial" w:eastAsia="Arial" w:cs="Tahoma"/>
                 <w:sz w:val="18"/>
               </w:rPr>
               <w:t>Read-only</w:t>
@@ -2972,13 +3089,13 @@
             </w:pPr>
             <w:r>
               <w:rPr>
-                <w:rFonts w:ascii="Arial" w:hAnsi="Arial" w:eastAsia="Arial"/>
-                <w:sz w:val="18"/>
-              </w:rPr>
-            </w:r>
-            <w:r>
-              <w:rPr>
-                <w:rFonts w:ascii="Arial" w:hAnsi="Arial" w:eastAsia="Arial"/>
+                <w:rFonts w:ascii="Arial" w:hAnsi="Arial" w:eastAsia="Arial" w:cs="Tahoma"/>
+                <w:sz w:val="18"/>
+              </w:rPr>
+            </w:r>
+            <w:r>
+              <w:rPr>
+                <w:rFonts w:ascii="Arial" w:hAnsi="Arial" w:eastAsia="Arial" w:cs="Tahoma"/>
                 <w:sz w:val="18"/>
               </w:rPr>
               <w:t>แสดงข้อมูลและปิด input/editor</w:t>
@@ -3002,13 +3119,13 @@
             </w:pPr>
             <w:r>
               <w:rPr>
-                <w:rFonts w:ascii="Arial" w:hAnsi="Arial" w:eastAsia="Arial"/>
-                <w:sz w:val="18"/>
-              </w:rPr>
-            </w:r>
-            <w:r>
-              <w:rPr>
-                <w:rFonts w:ascii="Arial" w:hAnsi="Arial" w:eastAsia="Arial"/>
+                <w:rFonts w:ascii="Arial" w:hAnsi="Arial" w:eastAsia="Arial" w:cs="Tahoma"/>
+                <w:sz w:val="18"/>
+              </w:rPr>
+            </w:r>
+            <w:r>
+              <w:rPr>
+                <w:rFonts w:ascii="Arial" w:hAnsi="Arial" w:eastAsia="Arial" w:cs="Tahoma"/>
                 <w:sz w:val="18"/>
               </w:rPr>
               <w:t>sec-action</w:t>
@@ -3027,13 +3144,13 @@
             </w:pPr>
             <w:r>
               <w:rPr>
-                <w:rFonts w:ascii="Arial" w:hAnsi="Arial" w:eastAsia="Arial"/>
-                <w:sz w:val="18"/>
-              </w:rPr>
-            </w:r>
-            <w:r>
-              <w:rPr>
-                <w:rFonts w:ascii="Arial" w:hAnsi="Arial" w:eastAsia="Arial"/>
+                <w:rFonts w:ascii="Arial" w:hAnsi="Arial" w:eastAsia="Arial" w:cs="Tahoma"/>
+                <w:sz w:val="18"/>
+              </w:rPr>
+            </w:r>
+            <w:r>
+              <w:rPr>
+                <w:rFonts w:ascii="Arial" w:hAnsi="Arial" w:eastAsia="Arial" w:cs="Tahoma"/>
                 <w:sz w:val="18"/>
               </w:rPr>
               <w:t>พิจารณา / ส่งดำเนินการ</w:t>
@@ -3052,13 +3169,13 @@
             </w:pPr>
             <w:r>
               <w:rPr>
-                <w:rFonts w:ascii="Arial" w:hAnsi="Arial" w:eastAsia="Arial"/>
-                <w:sz w:val="18"/>
-              </w:rPr>
-            </w:r>
-            <w:r>
-              <w:rPr>
-                <w:rFonts w:ascii="Arial" w:hAnsi="Arial" w:eastAsia="Arial"/>
+                <w:rFonts w:ascii="Arial" w:hAnsi="Arial" w:eastAsia="Arial" w:cs="Tahoma"/>
+                <w:sz w:val="18"/>
+              </w:rPr>
+            </w:r>
+            <w:r>
+              <w:rPr>
+                <w:rFonts w:ascii="Arial" w:hAnsi="Arial" w:eastAsia="Arial" w:cs="Tahoma"/>
                 <w:sz w:val="18"/>
               </w:rPr>
               <w:t>Action</w:t>
@@ -3077,13 +3194,13 @@
             </w:pPr>
             <w:r>
               <w:rPr>
-                <w:rFonts w:ascii="Arial" w:hAnsi="Arial" w:eastAsia="Arial"/>
-                <w:sz w:val="18"/>
-              </w:rPr>
-            </w:r>
-            <w:r>
-              <w:rPr>
-                <w:rFonts w:ascii="Arial" w:hAnsi="Arial" w:eastAsia="Arial"/>
+                <w:rFonts w:ascii="Arial" w:hAnsi="Arial" w:eastAsia="Arial" w:cs="Tahoma"/>
+                <w:sz w:val="18"/>
+              </w:rPr>
+            </w:r>
+            <w:r>
+              <w:rPr>
+                <w:rFonts w:ascii="Arial" w:hAnsi="Arial" w:eastAsia="Arial" w:cs="Tahoma"/>
                 <w:sz w:val="18"/>
               </w:rPr>
               <w:t>แสดง radio result, textarea comment, ปุ่มส่งดำเนินการ</w:t>
@@ -3134,7 +3251,7 @@
             <w:r/>
             <w:r>
               <w:rPr>
-                <w:rFonts w:ascii="Arial" w:hAnsi="Arial" w:eastAsia="Arial"/>
+                <w:rFonts w:ascii="Arial" w:hAnsi="Arial" w:eastAsia="Arial" w:cs="Tahoma"/>
                 <w:b/>
                 <w:sz w:val="18"/>
               </w:rPr>
@@ -3156,7 +3273,7 @@
             <w:r/>
             <w:r>
               <w:rPr>
-                <w:rFonts w:ascii="Arial" w:hAnsi="Arial" w:eastAsia="Arial"/>
+                <w:rFonts w:ascii="Arial" w:hAnsi="Arial" w:eastAsia="Arial" w:cs="Tahoma"/>
                 <w:b/>
                 <w:sz w:val="18"/>
               </w:rPr>
@@ -3178,7 +3295,7 @@
             <w:r/>
             <w:r>
               <w:rPr>
-                <w:rFonts w:ascii="Arial" w:hAnsi="Arial" w:eastAsia="Arial"/>
+                <w:rFonts w:ascii="Arial" w:hAnsi="Arial" w:eastAsia="Arial" w:cs="Tahoma"/>
                 <w:b/>
                 <w:sz w:val="18"/>
               </w:rPr>
@@ -3203,13 +3320,13 @@
             </w:pPr>
             <w:r>
               <w:rPr>
-                <w:rFonts w:ascii="Arial" w:hAnsi="Arial" w:eastAsia="Arial"/>
-                <w:sz w:val="18"/>
-              </w:rPr>
-            </w:r>
-            <w:r>
-              <w:rPr>
-                <w:rFonts w:ascii="Arial" w:hAnsi="Arial" w:eastAsia="Arial"/>
+                <w:rFonts w:ascii="Arial" w:hAnsi="Arial" w:eastAsia="Arial" w:cs="Tahoma"/>
+                <w:sz w:val="18"/>
+              </w:rPr>
+            </w:r>
+            <w:r>
+              <w:rPr>
+                <w:rFonts w:ascii="Arial" w:hAnsi="Arial" w:eastAsia="Arial" w:cs="Tahoma"/>
                 <w:sz w:val="18"/>
               </w:rPr>
               <w:t>ร้านเปิดใหม่</w:t>
@@ -3228,13 +3345,13 @@
             </w:pPr>
             <w:r>
               <w:rPr>
-                <w:rFonts w:ascii="Arial" w:hAnsi="Arial" w:eastAsia="Arial"/>
-                <w:sz w:val="18"/>
-              </w:rPr>
-            </w:r>
-            <w:r>
-              <w:rPr>
-                <w:rFonts w:ascii="Arial" w:hAnsi="Arial" w:eastAsia="Arial"/>
+                <w:rFonts w:ascii="Arial" w:hAnsi="Arial" w:eastAsia="Arial" w:cs="Tahoma"/>
+                <w:sz w:val="18"/>
+              </w:rPr>
+            </w:r>
+            <w:r>
+              <w:rPr>
+                <w:rFonts w:ascii="Arial" w:hAnsi="Arial" w:eastAsia="Arial" w:cs="Tahoma"/>
                 <w:sz w:val="18"/>
               </w:rPr>
               <w:t>newStoreCode, newStoreName, openDate, distanceKm, compensatePercent, calculatedCompensationAmount</w:t>
@@ -3253,13 +3370,13 @@
             </w:pPr>
             <w:r>
               <w:rPr>
-                <w:rFonts w:ascii="Arial" w:hAnsi="Arial" w:eastAsia="Arial"/>
-                <w:sz w:val="18"/>
-              </w:rPr>
-            </w:r>
-            <w:r>
-              <w:rPr>
-                <w:rFonts w:ascii="Arial" w:hAnsi="Arial" w:eastAsia="Arial"/>
+                <w:rFonts w:ascii="Arial" w:hAnsi="Arial" w:eastAsia="Arial" w:cs="Tahoma"/>
+                <w:sz w:val="18"/>
+              </w:rPr>
+            </w:r>
+            <w:r>
+              <w:rPr>
+                <w:rFonts w:ascii="Arial" w:hAnsi="Arial" w:eastAsia="Arial" w:cs="Tahoma"/>
                 <w:sz w:val="18"/>
               </w:rPr>
               <w:t>แก้ได้เฉพาะ compensatePercent; ผลรวมต้องเท่ากับ 100</w:t>
@@ -3283,13 +3400,13 @@
             </w:pPr>
             <w:r>
               <w:rPr>
-                <w:rFonts w:ascii="Arial" w:hAnsi="Arial" w:eastAsia="Arial"/>
-                <w:sz w:val="18"/>
-              </w:rPr>
-            </w:r>
-            <w:r>
-              <w:rPr>
-                <w:rFonts w:ascii="Arial" w:hAnsi="Arial" w:eastAsia="Arial"/>
+                <w:rFonts w:ascii="Arial" w:hAnsi="Arial" w:eastAsia="Arial" w:cs="Tahoma"/>
+                <w:sz w:val="18"/>
+              </w:rPr>
+            </w:r>
+            <w:r>
+              <w:rPr>
+                <w:rFonts w:ascii="Arial" w:hAnsi="Arial" w:eastAsia="Arial" w:cs="Tahoma"/>
                 <w:sz w:val="18"/>
               </w:rPr>
               <w:t>ร้านคู่แข่ง</w:t>
@@ -3308,13 +3425,13 @@
             </w:pPr>
             <w:r>
               <w:rPr>
-                <w:rFonts w:ascii="Arial" w:hAnsi="Arial" w:eastAsia="Arial"/>
-                <w:sz w:val="18"/>
-              </w:rPr>
-            </w:r>
-            <w:r>
-              <w:rPr>
-                <w:rFonts w:ascii="Arial" w:hAnsi="Arial" w:eastAsia="Arial"/>
+                <w:rFonts w:ascii="Arial" w:hAnsi="Arial" w:eastAsia="Arial" w:cs="Tahoma"/>
+                <w:sz w:val="18"/>
+              </w:rPr>
+            </w:r>
+            <w:r>
+              <w:rPr>
+                <w:rFonts w:ascii="Arial" w:hAnsi="Arial" w:eastAsia="Arial" w:cs="Tahoma"/>
                 <w:sz w:val="18"/>
               </w:rPr>
               <w:t>competitorName, openedImpactDate, detail, remark</w:t>
@@ -3333,13 +3450,13 @@
             </w:pPr>
             <w:r>
               <w:rPr>
-                <w:rFonts w:ascii="Arial" w:hAnsi="Arial" w:eastAsia="Arial"/>
-                <w:sz w:val="18"/>
-              </w:rPr>
-            </w:r>
-            <w:r>
-              <w:rPr>
-                <w:rFonts w:ascii="Arial" w:hAnsi="Arial" w:eastAsia="Arial"/>
+                <w:rFonts w:ascii="Arial" w:hAnsi="Arial" w:eastAsia="Arial" w:cs="Tahoma"/>
+                <w:sz w:val="18"/>
+              </w:rPr>
+            </w:r>
+            <w:r>
+              <w:rPr>
+                <w:rFonts w:ascii="Arial" w:hAnsi="Arial" w:eastAsia="Arial" w:cs="Tahoma"/>
                 <w:sz w:val="18"/>
               </w:rPr>
               <w:t>เพิ่ม/แก้/ลบได้; ต้องเลือกร้านคู่แข่งก่อนบันทึก</w:t>
@@ -3363,13 +3480,13 @@
             </w:pPr>
             <w:r>
               <w:rPr>
-                <w:rFonts w:ascii="Arial" w:hAnsi="Arial" w:eastAsia="Arial"/>
-                <w:sz w:val="18"/>
-              </w:rPr>
-            </w:r>
-            <w:r>
-              <w:rPr>
-                <w:rFonts w:ascii="Arial" w:hAnsi="Arial" w:eastAsia="Arial"/>
+                <w:rFonts w:ascii="Arial" w:hAnsi="Arial" w:eastAsia="Arial" w:cs="Tahoma"/>
+                <w:sz w:val="18"/>
+              </w:rPr>
+            </w:r>
+            <w:r>
+              <w:rPr>
+                <w:rFonts w:ascii="Arial" w:hAnsi="Arial" w:eastAsia="Arial" w:cs="Tahoma"/>
                 <w:sz w:val="18"/>
               </w:rPr>
               <w:t>ปัจจัยอื่นๆ</w:t>
@@ -3388,13 +3505,13 @@
             </w:pPr>
             <w:r>
               <w:rPr>
-                <w:rFonts w:ascii="Arial" w:hAnsi="Arial" w:eastAsia="Arial"/>
-                <w:sz w:val="18"/>
-              </w:rPr>
-            </w:r>
-            <w:r>
-              <w:rPr>
-                <w:rFonts w:ascii="Arial" w:hAnsi="Arial" w:eastAsia="Arial"/>
+                <w:rFonts w:ascii="Arial" w:hAnsi="Arial" w:eastAsia="Arial" w:cs="Tahoma"/>
+                <w:sz w:val="18"/>
+              </w:rPr>
+            </w:r>
+            <w:r>
+              <w:rPr>
+                <w:rFonts w:ascii="Arial" w:hAnsi="Arial" w:eastAsia="Arial" w:cs="Tahoma"/>
                 <w:sz w:val="18"/>
               </w:rPr>
               <w:t>factorName, startDate, endDate, detail, remark</w:t>
@@ -3413,13 +3530,13 @@
             </w:pPr>
             <w:r>
               <w:rPr>
-                <w:rFonts w:ascii="Arial" w:hAnsi="Arial" w:eastAsia="Arial"/>
-                <w:sz w:val="18"/>
-              </w:rPr>
-            </w:r>
-            <w:r>
-              <w:rPr>
-                <w:rFonts w:ascii="Arial" w:hAnsi="Arial" w:eastAsia="Arial"/>
+                <w:rFonts w:ascii="Arial" w:hAnsi="Arial" w:eastAsia="Arial" w:cs="Tahoma"/>
+                <w:sz w:val="18"/>
+              </w:rPr>
+            </w:r>
+            <w:r>
+              <w:rPr>
+                <w:rFonts w:ascii="Arial" w:hAnsi="Arial" w:eastAsia="Arial" w:cs="Tahoma"/>
                 <w:sz w:val="18"/>
               </w:rPr>
               <w:t>เพิ่ม/แก้/ลบได้; endDate ต้องไม่ก่อน startDate</w:t>
@@ -3443,13 +3560,13 @@
             </w:pPr>
             <w:r>
               <w:rPr>
-                <w:rFonts w:ascii="Arial" w:hAnsi="Arial" w:eastAsia="Arial"/>
-                <w:sz w:val="18"/>
-              </w:rPr>
-            </w:r>
-            <w:r>
-              <w:rPr>
-                <w:rFonts w:ascii="Arial" w:hAnsi="Arial" w:eastAsia="Arial"/>
+                <w:rFonts w:ascii="Arial" w:hAnsi="Arial" w:eastAsia="Arial" w:cs="Tahoma"/>
+                <w:sz w:val="18"/>
+              </w:rPr>
+            </w:r>
+            <w:r>
+              <w:rPr>
+                <w:rFonts w:ascii="Arial" w:hAnsi="Arial" w:eastAsia="Arial" w:cs="Tahoma"/>
                 <w:sz w:val="18"/>
               </w:rPr>
               <w:t>เอกสารแนบ</w:t>
@@ -3468,13 +3585,13 @@
             </w:pPr>
             <w:r>
               <w:rPr>
-                <w:rFonts w:ascii="Arial" w:hAnsi="Arial" w:eastAsia="Arial"/>
-                <w:sz w:val="18"/>
-              </w:rPr>
-            </w:r>
-            <w:r>
-              <w:rPr>
-                <w:rFonts w:ascii="Arial" w:hAnsi="Arial" w:eastAsia="Arial"/>
+                <w:rFonts w:ascii="Arial" w:hAnsi="Arial" w:eastAsia="Arial" w:cs="Tahoma"/>
+                <w:sz w:val="18"/>
+              </w:rPr>
+            </w:r>
+            <w:r>
+              <w:rPr>
+                <w:rFonts w:ascii="Arial" w:hAnsi="Arial" w:eastAsia="Arial" w:cs="Tahoma"/>
                 <w:sz w:val="18"/>
               </w:rPr>
               <w:t>file, fileName, attachmentType, remark</w:t>
@@ -3493,13 +3610,13 @@
             </w:pPr>
             <w:r>
               <w:rPr>
-                <w:rFonts w:ascii="Arial" w:hAnsi="Arial" w:eastAsia="Arial"/>
-                <w:sz w:val="18"/>
-              </w:rPr>
-            </w:r>
-            <w:r>
-              <w:rPr>
-                <w:rFonts w:ascii="Arial" w:hAnsi="Arial" w:eastAsia="Arial"/>
+                <w:rFonts w:ascii="Arial" w:hAnsi="Arial" w:eastAsia="Arial" w:cs="Tahoma"/>
+                <w:sz w:val="18"/>
+              </w:rPr>
+            </w:r>
+            <w:r>
+              <w:rPr>
+                <w:rFonts w:ascii="Arial" w:hAnsi="Arial" w:eastAsia="Arial" w:cs="Tahoma"/>
                 <w:sz w:val="18"/>
               </w:rPr>
               <w:t>เพิ่มไฟล์ได้; ขนาด &lt;= 5 MB; extension ต้องอยู่ใน allowlist</w:t>
@@ -3523,13 +3640,13 @@
             </w:pPr>
             <w:r>
               <w:rPr>
-                <w:rFonts w:ascii="Arial" w:hAnsi="Arial" w:eastAsia="Arial"/>
-                <w:sz w:val="18"/>
-              </w:rPr>
-            </w:r>
-            <w:r>
-              <w:rPr>
-                <w:rFonts w:ascii="Arial" w:hAnsi="Arial" w:eastAsia="Arial"/>
+                <w:rFonts w:ascii="Arial" w:hAnsi="Arial" w:eastAsia="Arial" w:cs="Tahoma"/>
+                <w:sz w:val="18"/>
+              </w:rPr>
+            </w:r>
+            <w:r>
+              <w:rPr>
+                <w:rFonts w:ascii="Arial" w:hAnsi="Arial" w:eastAsia="Arial" w:cs="Tahoma"/>
                 <w:sz w:val="18"/>
               </w:rPr>
               <w:t>แผงพิจารณา</w:t>
@@ -3548,13 +3665,13 @@
             </w:pPr>
             <w:r>
               <w:rPr>
-                <w:rFonts w:ascii="Arial" w:hAnsi="Arial" w:eastAsia="Arial"/>
-                <w:sz w:val="18"/>
-              </w:rPr>
-            </w:r>
-            <w:r>
-              <w:rPr>
-                <w:rFonts w:ascii="Arial" w:hAnsi="Arial" w:eastAsia="Arial"/>
+                <w:rFonts w:ascii="Arial" w:hAnsi="Arial" w:eastAsia="Arial" w:cs="Tahoma"/>
+                <w:sz w:val="18"/>
+              </w:rPr>
+            </w:r>
+            <w:r>
+              <w:rPr>
+                <w:rFonts w:ascii="Arial" w:hAnsi="Arial" w:eastAsia="Arial" w:cs="Tahoma"/>
                 <w:sz w:val="18"/>
               </w:rPr>
               <w:t>result, comment</w:t>
@@ -3573,13 +3690,13 @@
             </w:pPr>
             <w:r>
               <w:rPr>
-                <w:rFonts w:ascii="Arial" w:hAnsi="Arial" w:eastAsia="Arial"/>
-                <w:sz w:val="18"/>
-              </w:rPr>
-            </w:r>
-            <w:r>
-              <w:rPr>
-                <w:rFonts w:ascii="Arial" w:hAnsi="Arial" w:eastAsia="Arial"/>
+                <w:rFonts w:ascii="Arial" w:hAnsi="Arial" w:eastAsia="Arial" w:cs="Tahoma"/>
+                <w:sz w:val="18"/>
+              </w:rPr>
+            </w:r>
+            <w:r>
+              <w:rPr>
+                <w:rFonts w:ascii="Arial" w:hAnsi="Arial" w:eastAsia="Arial" w:cs="Tahoma"/>
                 <w:sz w:val="18"/>
               </w:rPr>
               <w:t>result required; comment required เมื่อเลือก เห็นควรไม่ชดเชย</w:t>
@@ -3609,7 +3726,7 @@
       </w:r>
       <w:r>
         <w:rPr>
-          <w:rFonts w:ascii="Courier New" w:hAnsi="Courier New"/>
+          <w:rFonts w:ascii="Courier New" w:hAnsi="Courier New" w:eastAsia="Courier New" w:cs="Tahoma"/>
         </w:rPr>
         <w:t>actionOptions</w:t>
       </w:r>
@@ -3618,7 +3735,7 @@
       </w:r>
       <w:r>
         <w:rPr>
-          <w:rFonts w:ascii="Courier New" w:hAnsi="Courier New"/>
+          <w:rFonts w:ascii="Courier New" w:hAnsi="Courier New" w:eastAsia="Courier New" w:cs="Tahoma"/>
         </w:rPr>
         <w:t>{result,comment}</w:t>
       </w:r>
@@ -3655,7 +3772,7 @@
             <w:r/>
             <w:r>
               <w:rPr>
-                <w:rFonts w:ascii="Arial" w:hAnsi="Arial" w:eastAsia="Arial"/>
+                <w:rFonts w:ascii="Arial" w:hAnsi="Arial" w:eastAsia="Arial" w:cs="Tahoma"/>
                 <w:b/>
                 <w:sz w:val="18"/>
               </w:rPr>
@@ -3677,7 +3794,7 @@
             <w:r/>
             <w:r>
               <w:rPr>
-                <w:rFonts w:ascii="Arial" w:hAnsi="Arial" w:eastAsia="Arial"/>
+                <w:rFonts w:ascii="Arial" w:hAnsi="Arial" w:eastAsia="Arial" w:cs="Tahoma"/>
                 <w:b/>
                 <w:sz w:val="18"/>
               </w:rPr>
@@ -3702,13 +3819,13 @@
             </w:pPr>
             <w:r>
               <w:rPr>
-                <w:rFonts w:ascii="Arial" w:hAnsi="Arial" w:eastAsia="Arial"/>
-                <w:sz w:val="18"/>
-              </w:rPr>
-            </w:r>
-            <w:r>
-              <w:rPr>
-                <w:rFonts w:ascii="Arial" w:hAnsi="Arial" w:eastAsia="Arial"/>
+                <w:rFonts w:ascii="Arial" w:hAnsi="Arial" w:eastAsia="Arial" w:cs="Tahoma"/>
+                <w:sz w:val="18"/>
+              </w:rPr>
+            </w:r>
+            <w:r>
+              <w:rPr>
+                <w:rFonts w:ascii="Arial" w:hAnsi="Arial" w:eastAsia="Arial" w:cs="Tahoma"/>
                 <w:sz w:val="18"/>
               </w:rPr>
               <w:t>เห็นควรชดเชย</w:t>
@@ -3727,13 +3844,13 @@
             </w:pPr>
             <w:r>
               <w:rPr>
-                <w:rFonts w:ascii="Arial" w:hAnsi="Arial" w:eastAsia="Arial"/>
-                <w:sz w:val="18"/>
-              </w:rPr>
-            </w:r>
-            <w:r>
-              <w:rPr>
-                <w:rFonts w:ascii="Arial" w:hAnsi="Arial" w:eastAsia="Arial"/>
+                <w:rFonts w:ascii="Arial" w:hAnsi="Arial" w:eastAsia="Arial" w:cs="Tahoma"/>
+                <w:sz w:val="18"/>
+              </w:rPr>
+            </w:r>
+            <w:r>
+              <w:rPr>
+                <w:rFonts w:ascii="Arial" w:hAnsi="Arial" w:eastAsia="Arial" w:cs="Tahoma"/>
                 <w:sz w:val="18"/>
               </w:rPr>
               <w:t>comment optional</w:t>
@@ -3757,13 +3874,13 @@
             </w:pPr>
             <w:r>
               <w:rPr>
-                <w:rFonts w:ascii="Arial" w:hAnsi="Arial" w:eastAsia="Arial"/>
-                <w:sz w:val="18"/>
-              </w:rPr>
-            </w:r>
-            <w:r>
-              <w:rPr>
-                <w:rFonts w:ascii="Arial" w:hAnsi="Arial" w:eastAsia="Arial"/>
+                <w:rFonts w:ascii="Arial" w:hAnsi="Arial" w:eastAsia="Arial" w:cs="Tahoma"/>
+                <w:sz w:val="18"/>
+              </w:rPr>
+            </w:r>
+            <w:r>
+              <w:rPr>
+                <w:rFonts w:ascii="Arial" w:hAnsi="Arial" w:eastAsia="Arial" w:cs="Tahoma"/>
                 <w:sz w:val="18"/>
               </w:rPr>
               <w:t>เห็นควรไม่ชดเชย</w:t>
@@ -3782,13 +3899,13 @@
             </w:pPr>
             <w:r>
               <w:rPr>
-                <w:rFonts w:ascii="Arial" w:hAnsi="Arial" w:eastAsia="Arial"/>
-                <w:sz w:val="18"/>
-              </w:rPr>
-            </w:r>
-            <w:r>
-              <w:rPr>
-                <w:rFonts w:ascii="Arial" w:hAnsi="Arial" w:eastAsia="Arial"/>
+                <w:rFonts w:ascii="Arial" w:hAnsi="Arial" w:eastAsia="Arial" w:cs="Tahoma"/>
+                <w:sz w:val="18"/>
+              </w:rPr>
+            </w:r>
+            <w:r>
+              <w:rPr>
+                <w:rFonts w:ascii="Arial" w:hAnsi="Arial" w:eastAsia="Arial" w:cs="Tahoma"/>
                 <w:sz w:val="18"/>
               </w:rPr>
               <w:t>ต้องกรอก comment</w:t>
@@ -3812,13 +3929,13 @@
             </w:pPr>
             <w:r>
               <w:rPr>
-                <w:rFonts w:ascii="Arial" w:hAnsi="Arial" w:eastAsia="Arial"/>
-                <w:sz w:val="18"/>
-              </w:rPr>
-            </w:r>
-            <w:r>
-              <w:rPr>
-                <w:rFonts w:ascii="Arial" w:hAnsi="Arial" w:eastAsia="Arial"/>
+                <w:rFonts w:ascii="Arial" w:hAnsi="Arial" w:eastAsia="Arial" w:cs="Tahoma"/>
+                <w:sz w:val="18"/>
+              </w:rPr>
+            </w:r>
+            <w:r>
+              <w:rPr>
+                <w:rFonts w:ascii="Arial" w:hAnsi="Arial" w:eastAsia="Arial" w:cs="Tahoma"/>
                 <w:sz w:val="18"/>
               </w:rPr>
               <w:t>ฝ่าย SBP DSA ดำเนินการ (ส่งกลับ)</w:t>
@@ -3837,13 +3954,13 @@
             </w:pPr>
             <w:r>
               <w:rPr>
-                <w:rFonts w:ascii="Arial" w:hAnsi="Arial" w:eastAsia="Arial"/>
-                <w:sz w:val="18"/>
-              </w:rPr>
-            </w:r>
-            <w:r>
-              <w:rPr>
-                <w:rFonts w:ascii="Arial" w:hAnsi="Arial" w:eastAsia="Arial"/>
+                <w:rFonts w:ascii="Arial" w:hAnsi="Arial" w:eastAsia="Arial" w:cs="Tahoma"/>
+                <w:sz w:val="18"/>
+              </w:rPr>
+            </w:r>
+            <w:r>
+              <w:rPr>
+                <w:rFonts w:ascii="Arial" w:hAnsi="Arial" w:eastAsia="Arial" w:cs="Tahoma"/>
                 <w:sz w:val="18"/>
               </w:rPr>
               <w:t>comment ตาม actionOptions.requireComment</w:t>
@@ -3892,7 +4009,7 @@
             <w:r/>
             <w:r>
               <w:rPr>
-                <w:rFonts w:ascii="Arial" w:hAnsi="Arial" w:eastAsia="Arial"/>
+                <w:rFonts w:ascii="Arial" w:hAnsi="Arial" w:eastAsia="Arial" w:cs="Tahoma"/>
                 <w:b/>
                 <w:sz w:val="18"/>
               </w:rPr>
@@ -3918,7 +4035,7 @@
             <w:r/>
             <w:r>
               <w:rPr>
-                <w:rFonts w:ascii="Courier New" w:hAnsi="Courier New" w:eastAsia="Courier New"/>
+                <w:rFonts w:ascii="Courier New" w:hAnsi="Courier New" w:eastAsia="Courier New" w:cs="Tahoma"/>
                 <w:sz w:val="16"/>
               </w:rPr>
               <w:t>{</w:t>
@@ -4050,7 +4167,7 @@
             <w:r/>
             <w:r>
               <w:rPr>
-                <w:rFonts w:ascii="Arial" w:hAnsi="Arial" w:eastAsia="Arial"/>
+                <w:rFonts w:ascii="Arial" w:hAnsi="Arial" w:eastAsia="Arial" w:cs="Tahoma"/>
                 <w:b/>
                 <w:sz w:val="18"/>
               </w:rPr>
@@ -4072,7 +4189,7 @@
             <w:r/>
             <w:r>
               <w:rPr>
-                <w:rFonts w:ascii="Arial" w:hAnsi="Arial" w:eastAsia="Arial"/>
+                <w:rFonts w:ascii="Arial" w:hAnsi="Arial" w:eastAsia="Arial" w:cs="Tahoma"/>
                 <w:b/>
                 <w:sz w:val="18"/>
               </w:rPr>
@@ -4097,13 +4214,13 @@
             </w:pPr>
             <w:r>
               <w:rPr>
-                <w:rFonts w:ascii="Arial" w:hAnsi="Arial" w:eastAsia="Arial"/>
-                <w:sz w:val="18"/>
-              </w:rPr>
-            </w:r>
-            <w:r>
-              <w:rPr>
-                <w:rFonts w:ascii="Arial" w:hAnsi="Arial" w:eastAsia="Arial"/>
+                <w:rFonts w:ascii="Arial" w:hAnsi="Arial" w:eastAsia="Arial" w:cs="Tahoma"/>
+                <w:sz w:val="18"/>
+              </w:rPr>
+            </w:r>
+            <w:r>
+              <w:rPr>
+                <w:rFonts w:ascii="Arial" w:hAnsi="Arial" w:eastAsia="Arial" w:cs="Tahoma"/>
                 <w:sz w:val="18"/>
               </w:rPr>
               <w:t>กดส่งดำเนินการโดยไม่เลือกผลการพิจารณา</w:t>
@@ -4122,13 +4239,13 @@
             </w:pPr>
             <w:r>
               <w:rPr>
-                <w:rFonts w:ascii="Arial" w:hAnsi="Arial" w:eastAsia="Arial"/>
-                <w:sz w:val="18"/>
-              </w:rPr>
-            </w:r>
-            <w:r>
-              <w:rPr>
-                <w:rFonts w:ascii="Arial" w:hAnsi="Arial" w:eastAsia="Arial"/>
+                <w:rFonts w:ascii="Arial" w:hAnsi="Arial" w:eastAsia="Arial" w:cs="Tahoma"/>
+                <w:sz w:val="18"/>
+              </w:rPr>
+            </w:r>
+            <w:r>
+              <w:rPr>
+                <w:rFonts w:ascii="Arial" w:hAnsi="Arial" w:eastAsia="Arial" w:cs="Tahoma"/>
                 <w:sz w:val="18"/>
               </w:rPr>
               <w:t>ท่านยังไม่เลือกผลการพิจารณา กรุณาเลือกข้อมูลก่อนกดส่งดำเนินการ</w:t>
@@ -4152,13 +4269,13 @@
             </w:pPr>
             <w:r>
               <w:rPr>
-                <w:rFonts w:ascii="Arial" w:hAnsi="Arial" w:eastAsia="Arial"/>
-                <w:sz w:val="18"/>
-              </w:rPr>
-            </w:r>
-            <w:r>
-              <w:rPr>
-                <w:rFonts w:ascii="Arial" w:hAnsi="Arial" w:eastAsia="Arial"/>
+                <w:rFonts w:ascii="Arial" w:hAnsi="Arial" w:eastAsia="Arial" w:cs="Tahoma"/>
+                <w:sz w:val="18"/>
+              </w:rPr>
+            </w:r>
+            <w:r>
+              <w:rPr>
+                <w:rFonts w:ascii="Arial" w:hAnsi="Arial" w:eastAsia="Arial" w:cs="Tahoma"/>
                 <w:sz w:val="18"/>
               </w:rPr>
               <w:t>result ที่ requireComment=true แต่ comment ว่าง</w:t>
@@ -4177,13 +4294,13 @@
             </w:pPr>
             <w:r>
               <w:rPr>
-                <w:rFonts w:ascii="Arial" w:hAnsi="Arial" w:eastAsia="Arial"/>
-                <w:sz w:val="18"/>
-              </w:rPr>
-            </w:r>
-            <w:r>
-              <w:rPr>
-                <w:rFonts w:ascii="Arial" w:hAnsi="Arial" w:eastAsia="Arial"/>
+                <w:rFonts w:ascii="Arial" w:hAnsi="Arial" w:eastAsia="Arial" w:cs="Tahoma"/>
+                <w:sz w:val="18"/>
+              </w:rPr>
+            </w:r>
+            <w:r>
+              <w:rPr>
+                <w:rFonts w:ascii="Arial" w:hAnsi="Arial" w:eastAsia="Arial" w:cs="Tahoma"/>
                 <w:sz w:val="18"/>
               </w:rPr>
               <w:t>กรุณากรอกความคิดเห็นเพิ่มเติม (บังคับกรอกสำหรับผลการพิจารณานี้) ก่อนส่งดำเนินการ</w:t>
@@ -4207,13 +4324,13 @@
             </w:pPr>
             <w:r>
               <w:rPr>
-                <w:rFonts w:ascii="Arial" w:hAnsi="Arial" w:eastAsia="Arial"/>
-                <w:sz w:val="18"/>
-              </w:rPr>
-            </w:r>
-            <w:r>
-              <w:rPr>
-                <w:rFonts w:ascii="Arial" w:hAnsi="Arial" w:eastAsia="Arial"/>
+                <w:rFonts w:ascii="Arial" w:hAnsi="Arial" w:eastAsia="Arial" w:cs="Tahoma"/>
+                <w:sz w:val="18"/>
+              </w:rPr>
+            </w:r>
+            <w:r>
+              <w:rPr>
+                <w:rFonts w:ascii="Arial" w:hAnsi="Arial" w:eastAsia="Arial" w:cs="Tahoma"/>
                 <w:sz w:val="18"/>
               </w:rPr>
               <w:t>ผลรวม %ชดเชยร้านเปิดใหม่ไม่เท่ากับ 100</w:t>
@@ -4232,13 +4349,13 @@
             </w:pPr>
             <w:r>
               <w:rPr>
-                <w:rFonts w:ascii="Arial" w:hAnsi="Arial" w:eastAsia="Arial"/>
-                <w:sz w:val="18"/>
-              </w:rPr>
-            </w:r>
-            <w:r>
-              <w:rPr>
-                <w:rFonts w:ascii="Arial" w:hAnsi="Arial" w:eastAsia="Arial"/>
+                <w:rFonts w:ascii="Arial" w:hAnsi="Arial" w:eastAsia="Arial" w:cs="Tahoma"/>
+                <w:sz w:val="18"/>
+              </w:rPr>
+            </w:r>
+            <w:r>
+              <w:rPr>
+                <w:rFonts w:ascii="Arial" w:hAnsi="Arial" w:eastAsia="Arial" w:cs="Tahoma"/>
                 <w:sz w:val="18"/>
               </w:rPr>
               <w:t>โปรดตรวจสอบ %ชดเชย ของท่าน รวมกันแล้วไม่เท่ากับ 100%</w:t>
@@ -4288,7 +4405,7 @@
             <w:r/>
             <w:r>
               <w:rPr>
-                <w:rFonts w:ascii="Arial" w:hAnsi="Arial" w:eastAsia="Arial"/>
+                <w:rFonts w:ascii="Arial" w:hAnsi="Arial" w:eastAsia="Arial" w:cs="Tahoma"/>
                 <w:b/>
                 <w:sz w:val="18"/>
               </w:rPr>
@@ -4310,7 +4427,7 @@
             <w:r/>
             <w:r>
               <w:rPr>
-                <w:rFonts w:ascii="Arial" w:hAnsi="Arial" w:eastAsia="Arial"/>
+                <w:rFonts w:ascii="Arial" w:hAnsi="Arial" w:eastAsia="Arial" w:cs="Tahoma"/>
                 <w:b/>
                 <w:sz w:val="18"/>
               </w:rPr>
@@ -4335,13 +4452,13 @@
             </w:pPr>
             <w:r>
               <w:rPr>
-                <w:rFonts w:ascii="Arial" w:hAnsi="Arial" w:eastAsia="Arial"/>
-                <w:sz w:val="18"/>
-              </w:rPr>
-            </w:r>
-            <w:r>
-              <w:rPr>
-                <w:rFonts w:ascii="Arial" w:hAnsi="Arial" w:eastAsia="Arial"/>
+                <w:rFonts w:ascii="Arial" w:hAnsi="Arial" w:eastAsia="Arial" w:cs="Tahoma"/>
+                <w:sz w:val="18"/>
+              </w:rPr>
+            </w:r>
+            <w:r>
+              <w:rPr>
+                <w:rFonts w:ascii="Arial" w:hAnsi="Arial" w:eastAsia="Arial" w:cs="Tahoma"/>
                 <w:sz w:val="18"/>
               </w:rPr>
               <w:t>1</w:t>
@@ -4360,13 +4477,13 @@
             </w:pPr>
             <w:r>
               <w:rPr>
-                <w:rFonts w:ascii="Arial" w:hAnsi="Arial" w:eastAsia="Arial"/>
-                <w:sz w:val="18"/>
-              </w:rPr>
-            </w:r>
-            <w:r>
-              <w:rPr>
-                <w:rFonts w:ascii="Arial" w:hAnsi="Arial" w:eastAsia="Arial"/>
+                <w:rFonts w:ascii="Arial" w:hAnsi="Arial" w:eastAsia="Arial" w:cs="Tahoma"/>
+                <w:sz w:val="18"/>
+              </w:rPr>
+            </w:r>
+            <w:r>
+              <w:rPr>
+                <w:rFonts w:ascii="Arial" w:hAnsi="Arial" w:eastAsia="Arial" w:cs="Tahoma"/>
                 <w:sz w:val="18"/>
               </w:rPr>
               <w:t>เปิดด้วย roleProfileCode=P-01 แล้ว sec-newstore/sec-competitor/sec-factor ต้อง editable</w:t>
@@ -4390,13 +4507,13 @@
             </w:pPr>
             <w:r>
               <w:rPr>
-                <w:rFonts w:ascii="Arial" w:hAnsi="Arial" w:eastAsia="Arial"/>
-                <w:sz w:val="18"/>
-              </w:rPr>
-            </w:r>
-            <w:r>
-              <w:rPr>
-                <w:rFonts w:ascii="Arial" w:hAnsi="Arial" w:eastAsia="Arial"/>
+                <w:rFonts w:ascii="Arial" w:hAnsi="Arial" w:eastAsia="Arial" w:cs="Tahoma"/>
+                <w:sz w:val="18"/>
+              </w:rPr>
+            </w:r>
+            <w:r>
+              <w:rPr>
+                <w:rFonts w:ascii="Arial" w:hAnsi="Arial" w:eastAsia="Arial" w:cs="Tahoma"/>
                 <w:sz w:val="18"/>
               </w:rPr>
               <w:t>2</w:t>
@@ -4415,13 +4532,13 @@
             </w:pPr>
             <w:r>
               <w:rPr>
-                <w:rFonts w:ascii="Arial" w:hAnsi="Arial" w:eastAsia="Arial"/>
-                <w:sz w:val="18"/>
-              </w:rPr>
-            </w:r>
-            <w:r>
-              <w:rPr>
-                <w:rFonts w:ascii="Arial" w:hAnsi="Arial" w:eastAsia="Arial"/>
+                <w:rFonts w:ascii="Arial" w:hAnsi="Arial" w:eastAsia="Arial" w:cs="Tahoma"/>
+                <w:sz w:val="18"/>
+              </w:rPr>
+            </w:r>
+            <w:r>
+              <w:rPr>
+                <w:rFonts w:ascii="Arial" w:hAnsi="Arial" w:eastAsia="Arial" w:cs="Tahoma"/>
                 <w:sz w:val="18"/>
               </w:rPr>
               <w:t>แก้ compensatePercent แล้วรวมไม่ครบ 100 ต้อง error COMPENSATE_PERCENT_INVALID</w:t>
@@ -4445,13 +4562,13 @@
             </w:pPr>
             <w:r>
               <w:rPr>
-                <w:rFonts w:ascii="Arial" w:hAnsi="Arial" w:eastAsia="Arial"/>
-                <w:sz w:val="18"/>
-              </w:rPr>
-            </w:r>
-            <w:r>
-              <w:rPr>
-                <w:rFonts w:ascii="Arial" w:hAnsi="Arial" w:eastAsia="Arial"/>
+                <w:rFonts w:ascii="Arial" w:hAnsi="Arial" w:eastAsia="Arial" w:cs="Tahoma"/>
+                <w:sz w:val="18"/>
+              </w:rPr>
+            </w:r>
+            <w:r>
+              <w:rPr>
+                <w:rFonts w:ascii="Arial" w:hAnsi="Arial" w:eastAsia="Arial" w:cs="Tahoma"/>
                 <w:sz w:val="18"/>
               </w:rPr>
               <w:t>3</w:t>
@@ -4470,13 +4587,13 @@
             </w:pPr>
             <w:r>
               <w:rPr>
-                <w:rFonts w:ascii="Arial" w:hAnsi="Arial" w:eastAsia="Arial"/>
-                <w:sz w:val="18"/>
-              </w:rPr>
-            </w:r>
-            <w:r>
-              <w:rPr>
-                <w:rFonts w:ascii="Arial" w:hAnsi="Arial" w:eastAsia="Arial"/>
+                <w:rFonts w:ascii="Arial" w:hAnsi="Arial" w:eastAsia="Arial" w:cs="Tahoma"/>
+                <w:sz w:val="18"/>
+              </w:rPr>
+            </w:r>
+            <w:r>
+              <w:rPr>
+                <w:rFonts w:ascii="Arial" w:hAnsi="Arial" w:eastAsia="Arial" w:cs="Tahoma"/>
                 <w:sz w:val="18"/>
               </w:rPr>
               <w:t>เพิ่มร้านคู่แข่งโดยไม่เลือก competitor ต้อง error COMPETITOR_REQUIRED</w:t>
@@ -4500,13 +4617,13 @@
             </w:pPr>
             <w:r>
               <w:rPr>
-                <w:rFonts w:ascii="Arial" w:hAnsi="Arial" w:eastAsia="Arial"/>
-                <w:sz w:val="18"/>
-              </w:rPr>
-            </w:r>
-            <w:r>
-              <w:rPr>
-                <w:rFonts w:ascii="Arial" w:hAnsi="Arial" w:eastAsia="Arial"/>
+                <w:rFonts w:ascii="Arial" w:hAnsi="Arial" w:eastAsia="Arial" w:cs="Tahoma"/>
+                <w:sz w:val="18"/>
+              </w:rPr>
+            </w:r>
+            <w:r>
+              <w:rPr>
+                <w:rFonts w:ascii="Arial" w:hAnsi="Arial" w:eastAsia="Arial" w:cs="Tahoma"/>
                 <w:sz w:val="18"/>
               </w:rPr>
               <w:t>4</w:t>
@@ -4525,13 +4642,13 @@
             </w:pPr>
             <w:r>
               <w:rPr>
-                <w:rFonts w:ascii="Arial" w:hAnsi="Arial" w:eastAsia="Arial"/>
-                <w:sz w:val="18"/>
-              </w:rPr>
-            </w:r>
-            <w:r>
-              <w:rPr>
-                <w:rFonts w:ascii="Arial" w:hAnsi="Arial" w:eastAsia="Arial"/>
+                <w:rFonts w:ascii="Arial" w:hAnsi="Arial" w:eastAsia="Arial" w:cs="Tahoma"/>
+                <w:sz w:val="18"/>
+              </w:rPr>
+            </w:r>
+            <w:r>
+              <w:rPr>
+                <w:rFonts w:ascii="Arial" w:hAnsi="Arial" w:eastAsia="Arial" w:cs="Tahoma"/>
                 <w:sz w:val="18"/>
               </w:rPr>
               <w:t>เพิ่มปัจจัยอื่นโดยไม่เลือก factor ต้อง error EXTERNAL_FACTOR_REQUIRED</w:t>
@@ -4555,13 +4672,13 @@
             </w:pPr>
             <w:r>
               <w:rPr>
-                <w:rFonts w:ascii="Arial" w:hAnsi="Arial" w:eastAsia="Arial"/>
-                <w:sz w:val="18"/>
-              </w:rPr>
-            </w:r>
-            <w:r>
-              <w:rPr>
-                <w:rFonts w:ascii="Arial" w:hAnsi="Arial" w:eastAsia="Arial"/>
+                <w:rFonts w:ascii="Arial" w:hAnsi="Arial" w:eastAsia="Arial" w:cs="Tahoma"/>
+                <w:sz w:val="18"/>
+              </w:rPr>
+            </w:r>
+            <w:r>
+              <w:rPr>
+                <w:rFonts w:ascii="Arial" w:hAnsi="Arial" w:eastAsia="Arial" w:cs="Tahoma"/>
                 <w:sz w:val="18"/>
               </w:rPr>
               <w:t>5</w:t>
@@ -4580,13 +4697,13 @@
             </w:pPr>
             <w:r>
               <w:rPr>
-                <w:rFonts w:ascii="Arial" w:hAnsi="Arial" w:eastAsia="Arial"/>
-                <w:sz w:val="18"/>
-              </w:rPr>
-            </w:r>
-            <w:r>
-              <w:rPr>
-                <w:rFonts w:ascii="Arial" w:hAnsi="Arial" w:eastAsia="Arial"/>
+                <w:rFonts w:ascii="Arial" w:hAnsi="Arial" w:eastAsia="Arial" w:cs="Tahoma"/>
+                <w:sz w:val="18"/>
+              </w:rPr>
+            </w:r>
+            <w:r>
+              <w:rPr>
+                <w:rFonts w:ascii="Arial" w:hAnsi="Arial" w:eastAsia="Arial" w:cs="Tahoma"/>
                 <w:sz w:val="18"/>
               </w:rPr>
               <w:t>sec-calc ต้องไม่ render สำหรับ role 01</w:t>
@@ -4598,13 +4715,13 @@
     <w:p/>
     <w:p>
       <w:pPr>
-        <w:pStyle w:val="Heading1"/>
+        <w:pStyle w:val="Heading2"/>
         <w:keepNext/>
         <w:keepLines/>
         <w:pageBreakBefore w:val="0"/>
       </w:pPr>
       <w:r>
-        <w:t>5.1 Input / Progress / Output Contract</w:t>
+        <w:t>5.9 Input / Progress / Output Contract</w:t>
       </w:r>
     </w:p>
     <w:tbl>
@@ -4636,7 +4753,7 @@
             <w:r/>
             <w:r>
               <w:rPr>
-                <w:rFonts w:ascii="Arial" w:hAnsi="Arial" w:eastAsia="Arial"/>
+                <w:rFonts w:ascii="Arial" w:hAnsi="Arial" w:eastAsia="Arial" w:cs="Tahoma"/>
                 <w:b/>
                 <w:sz w:val="18"/>
               </w:rPr>
@@ -4658,7 +4775,7 @@
             <w:r/>
             <w:r>
               <w:rPr>
-                <w:rFonts w:ascii="Arial" w:hAnsi="Arial" w:eastAsia="Arial"/>
+                <w:rFonts w:ascii="Arial" w:hAnsi="Arial" w:eastAsia="Arial" w:cs="Tahoma"/>
                 <w:b/>
                 <w:sz w:val="18"/>
               </w:rPr>
@@ -4683,13 +4800,13 @@
             </w:pPr>
             <w:r>
               <w:rPr>
-                <w:rFonts w:ascii="Arial" w:hAnsi="Arial" w:eastAsia="Arial"/>
-                <w:sz w:val="18"/>
-              </w:rPr>
-            </w:r>
-            <w:r>
-              <w:rPr>
-                <w:rFonts w:ascii="Arial" w:hAnsi="Arial" w:eastAsia="Arial"/>
+                <w:rFonts w:ascii="Arial" w:hAnsi="Arial" w:eastAsia="Arial" w:cs="Tahoma"/>
+                <w:sz w:val="18"/>
+              </w:rPr>
+            </w:r>
+            <w:r>
+              <w:rPr>
+                <w:rFonts w:ascii="Arial" w:hAnsi="Arial" w:eastAsia="Arial" w:cs="Tahoma"/>
                 <w:sz w:val="18"/>
               </w:rPr>
               <w:t>Input</w:t>
@@ -4708,13 +4825,13 @@
             </w:pPr>
             <w:r>
               <w:rPr>
-                <w:rFonts w:ascii="Arial" w:hAnsi="Arial" w:eastAsia="Arial"/>
-                <w:sz w:val="18"/>
-              </w:rPr>
-            </w:r>
-            <w:r>
-              <w:rPr>
-                <w:rFonts w:ascii="Arial" w:hAnsi="Arial" w:eastAsia="Arial"/>
+                <w:rFonts w:ascii="Arial" w:hAnsi="Arial" w:eastAsia="Arial" w:cs="Tahoma"/>
+                <w:sz w:val="18"/>
+              </w:rPr>
+            </w:r>
+            <w:r>
+              <w:rPr>
+                <w:rFonts w:ascii="Arial" w:hAnsi="Arial" w:eastAsia="Arial" w:cs="Tahoma"/>
                 <w:sz w:val="18"/>
               </w:rPr>
               <w:t>GET /api/v1/documents/{docNo}; POST /api/v1/documents/{docNo}/actions</w:t>
@@ -4738,13 +4855,13 @@
             </w:pPr>
             <w:r>
               <w:rPr>
-                <w:rFonts w:ascii="Arial" w:hAnsi="Arial" w:eastAsia="Arial"/>
-                <w:sz w:val="18"/>
-              </w:rPr>
-            </w:r>
-            <w:r>
-              <w:rPr>
-                <w:rFonts w:ascii="Arial" w:hAnsi="Arial" w:eastAsia="Arial"/>
+                <w:rFonts w:ascii="Arial" w:hAnsi="Arial" w:eastAsia="Arial" w:cs="Tahoma"/>
+                <w:sz w:val="18"/>
+              </w:rPr>
+            </w:r>
+            <w:r>
+              <w:rPr>
+                <w:rFonts w:ascii="Arial" w:hAnsi="Arial" w:eastAsia="Arial" w:cs="Tahoma"/>
                 <w:sz w:val="18"/>
               </w:rPr>
               <w:t>Progress</w:t>
@@ -4763,13 +4880,13 @@
             </w:pPr>
             <w:r>
               <w:rPr>
-                <w:rFonts w:ascii="Arial" w:hAnsi="Arial" w:eastAsia="Arial"/>
-                <w:sz w:val="18"/>
-              </w:rPr>
-            </w:r>
-            <w:r>
-              <w:rPr>
-                <w:rFonts w:ascii="Arial" w:hAnsi="Arial" w:eastAsia="Arial"/>
+                <w:rFonts w:ascii="Arial" w:hAnsi="Arial" w:eastAsia="Arial" w:cs="Tahoma"/>
+                <w:sz w:val="18"/>
+              </w:rPr>
+            </w:r>
+            <w:r>
+              <w:rPr>
+                <w:rFonts w:ascii="Arial" w:hAnsi="Arial" w:eastAsia="Arial" w:cs="Tahoma"/>
                 <w:sz w:val="18"/>
               </w:rPr>
               <w:t>Load document detail; Apply visibleSections and editableSections; Render fields/actions for this role only; Validate popup text</w:t>
@@ -4793,13 +4910,13 @@
             </w:pPr>
             <w:r>
               <w:rPr>
-                <w:rFonts w:ascii="Arial" w:hAnsi="Arial" w:eastAsia="Arial"/>
-                <w:sz w:val="18"/>
-              </w:rPr>
-            </w:r>
-            <w:r>
-              <w:rPr>
-                <w:rFonts w:ascii="Arial" w:hAnsi="Arial" w:eastAsia="Arial"/>
+                <w:rFonts w:ascii="Arial" w:hAnsi="Arial" w:eastAsia="Arial" w:cs="Tahoma"/>
+                <w:sz w:val="18"/>
+              </w:rPr>
+            </w:r>
+            <w:r>
+              <w:rPr>
+                <w:rFonts w:ascii="Arial" w:hAnsi="Arial" w:eastAsia="Arial" w:cs="Tahoma"/>
                 <w:sz w:val="18"/>
               </w:rPr>
               <w:t>Output</w:t>
@@ -4818,13 +4935,13 @@
             </w:pPr>
             <w:r>
               <w:rPr>
-                <w:rFonts w:ascii="Arial" w:hAnsi="Arial" w:eastAsia="Arial"/>
-                <w:sz w:val="18"/>
-              </w:rPr>
-            </w:r>
-            <w:r>
-              <w:rPr>
-                <w:rFonts w:ascii="Arial" w:hAnsi="Arial" w:eastAsia="Arial"/>
+                <w:rFonts w:ascii="Arial" w:hAnsi="Arial" w:eastAsia="Arial" w:cs="Tahoma"/>
+                <w:sz w:val="18"/>
+              </w:rPr>
+            </w:r>
+            <w:r>
+              <w:rPr>
+                <w:rFonts w:ascii="Arial" w:hAnsi="Arial" w:eastAsia="Arial" w:cs="Tahoma"/>
                 <w:sz w:val="18"/>
               </w:rPr>
               <w:t>Rendered UI state or normalized API response with status/message and audit-ready trace reference.</w:t>
@@ -4875,7 +4992,7 @@
             <w:r/>
             <w:r>
               <w:rPr>
-                <w:rFonts w:ascii="Arial" w:hAnsi="Arial" w:eastAsia="Arial"/>
+                <w:rFonts w:ascii="Arial" w:hAnsi="Arial" w:eastAsia="Arial" w:cs="Tahoma"/>
                 <w:b/>
                 <w:sz w:val="18"/>
               </w:rPr>
@@ -4897,7 +5014,7 @@
             <w:r/>
             <w:r>
               <w:rPr>
-                <w:rFonts w:ascii="Arial" w:hAnsi="Arial" w:eastAsia="Arial"/>
+                <w:rFonts w:ascii="Arial" w:hAnsi="Arial" w:eastAsia="Arial" w:cs="Tahoma"/>
                 <w:b/>
                 <w:sz w:val="18"/>
               </w:rPr>
@@ -4919,7 +5036,7 @@
             <w:r/>
             <w:r>
               <w:rPr>
-                <w:rFonts w:ascii="Arial" w:hAnsi="Arial" w:eastAsia="Arial"/>
+                <w:rFonts w:ascii="Arial" w:hAnsi="Arial" w:eastAsia="Arial" w:cs="Tahoma"/>
                 <w:b/>
                 <w:sz w:val="18"/>
               </w:rPr>
@@ -4944,13 +5061,13 @@
             </w:pPr>
             <w:r>
               <w:rPr>
-                <w:rFonts w:ascii="Arial" w:hAnsi="Arial" w:eastAsia="Arial"/>
-                <w:sz w:val="18"/>
-              </w:rPr>
-            </w:r>
-            <w:r>
-              <w:rPr>
-                <w:rFonts w:ascii="Arial" w:hAnsi="Arial" w:eastAsia="Arial"/>
+                <w:rFonts w:ascii="Arial" w:hAnsi="Arial" w:eastAsia="Arial" w:cs="Tahoma"/>
+                <w:sz w:val="18"/>
+              </w:rPr>
+            </w:r>
+            <w:r>
+              <w:rPr>
+                <w:rFonts w:ascii="Arial" w:hAnsi="Arial" w:eastAsia="Arial" w:cs="Tahoma"/>
                 <w:sz w:val="18"/>
               </w:rPr>
               <w:t>Load exact profile</w:t>
@@ -4969,13 +5086,13 @@
             </w:pPr>
             <w:r>
               <w:rPr>
-                <w:rFonts w:ascii="Arial" w:hAnsi="Arial" w:eastAsia="Arial"/>
-                <w:sz w:val="18"/>
-              </w:rPr>
-            </w:r>
-            <w:r>
-              <w:rPr>
-                <w:rFonts w:ascii="Arial" w:hAnsi="Arial" w:eastAsia="Arial"/>
+                <w:rFonts w:ascii="Arial" w:hAnsi="Arial" w:eastAsia="Arial" w:cs="Tahoma"/>
+                <w:sz w:val="18"/>
+              </w:rPr>
+            </w:r>
+            <w:r>
+              <w:rPr>
+                <w:rFonts w:ascii="Arial" w:hAnsi="Arial" w:eastAsia="Arial" w:cs="Tahoma"/>
                 <w:sz w:val="18"/>
               </w:rPr>
               <w:t>เรียก GET /api/v1/documents/{docNo} และยืนยัน roleProfileCode=P-01, statusCode=01 ก่อน render action state</w:t>
@@ -4994,13 +5111,13 @@
             </w:pPr>
             <w:r>
               <w:rPr>
-                <w:rFonts w:ascii="Arial" w:hAnsi="Arial" w:eastAsia="Arial"/>
-                <w:sz w:val="18"/>
-              </w:rPr>
-            </w:r>
-            <w:r>
-              <w:rPr>
-                <w:rFonts w:ascii="Arial" w:hAnsi="Arial" w:eastAsia="Arial"/>
+                <w:rFonts w:ascii="Arial" w:hAnsi="Arial" w:eastAsia="Arial" w:cs="Tahoma"/>
+                <w:sz w:val="18"/>
+              </w:rPr>
+            </w:r>
+            <w:r>
+              <w:rPr>
+                <w:rFonts w:ascii="Arial" w:hAnsi="Arial" w:eastAsia="Arial" w:cs="Tahoma"/>
                 <w:sz w:val="18"/>
               </w:rPr>
               <w:t>profile mismatch ต้อง fail closed; ไม่ใช้ role switcher เพื่อจำลอง P-01</w:t>
@@ -5024,13 +5141,13 @@
             </w:pPr>
             <w:r>
               <w:rPr>
-                <w:rFonts w:ascii="Arial" w:hAnsi="Arial" w:eastAsia="Arial"/>
-                <w:sz w:val="18"/>
-              </w:rPr>
-            </w:r>
-            <w:r>
-              <w:rPr>
-                <w:rFonts w:ascii="Arial" w:hAnsi="Arial" w:eastAsia="Arial"/>
+                <w:rFonts w:ascii="Arial" w:hAnsi="Arial" w:eastAsia="Arial" w:cs="Tahoma"/>
+                <w:sz w:val="18"/>
+              </w:rPr>
+            </w:r>
+            <w:r>
+              <w:rPr>
+                <w:rFonts w:ascii="Arial" w:hAnsi="Arial" w:eastAsia="Arial" w:cs="Tahoma"/>
                 <w:sz w:val="18"/>
               </w:rPr>
               <w:t>Render profile sections</w:t>
@@ -5049,13 +5166,13 @@
             </w:pPr>
             <w:r>
               <w:rPr>
-                <w:rFonts w:ascii="Arial" w:hAnsi="Arial" w:eastAsia="Arial"/>
-                <w:sz w:val="18"/>
-              </w:rPr>
-            </w:r>
-            <w:r>
-              <w:rPr>
-                <w:rFonts w:ascii="Arial" w:hAnsi="Arial" w:eastAsia="Arial"/>
+                <w:rFonts w:ascii="Arial" w:hAnsi="Arial" w:eastAsia="Arial" w:cs="Tahoma"/>
+                <w:sz w:val="18"/>
+              </w:rPr>
+            </w:r>
+            <w:r>
+              <w:rPr>
+                <w:rFonts w:ascii="Arial" w:hAnsi="Arial" w:eastAsia="Arial" w:cs="Tahoma"/>
                 <w:sz w:val="18"/>
               </w:rPr>
               <w:t>render เฉพาะ visibleSections ของ P-01: doc-header, sec-sales, sec-map, sec-newstore, sec-competitor, sec-factor, sec-attach, sec-comp-history, sec-decision-history, sec-action; ซ่อน: sec-calc</w:t>
@@ -5074,13 +5191,13 @@
             </w:pPr>
             <w:r>
               <w:rPr>
-                <w:rFonts w:ascii="Arial" w:hAnsi="Arial" w:eastAsia="Arial"/>
-                <w:sz w:val="18"/>
-              </w:rPr>
-            </w:r>
-            <w:r>
-              <w:rPr>
-                <w:rFonts w:ascii="Arial" w:hAnsi="Arial" w:eastAsia="Arial"/>
+                <w:rFonts w:ascii="Arial" w:hAnsi="Arial" w:eastAsia="Arial" w:cs="Tahoma"/>
+                <w:sz w:val="18"/>
+              </w:rPr>
+            </w:r>
+            <w:r>
+              <w:rPr>
+                <w:rFonts w:ascii="Arial" w:hAnsi="Arial" w:eastAsia="Arial" w:cs="Tahoma"/>
                 <w:sz w:val="18"/>
               </w:rPr>
               <w:t>section ที่ซ่อนต้องไม่อยู่ใน DOM และ section key ที่ไม่รู้จักต้อง log/ignore แบบ fail closed</w:t>
@@ -5104,13 +5221,13 @@
             </w:pPr>
             <w:r>
               <w:rPr>
-                <w:rFonts w:ascii="Arial" w:hAnsi="Arial" w:eastAsia="Arial"/>
-                <w:sz w:val="18"/>
-              </w:rPr>
-            </w:r>
-            <w:r>
-              <w:rPr>
-                <w:rFonts w:ascii="Arial" w:hAnsi="Arial" w:eastAsia="Arial"/>
+                <w:rFonts w:ascii="Arial" w:hAnsi="Arial" w:eastAsia="Arial" w:cs="Tahoma"/>
+                <w:sz w:val="18"/>
+              </w:rPr>
+            </w:r>
+            <w:r>
+              <w:rPr>
+                <w:rFonts w:ascii="Arial" w:hAnsi="Arial" w:eastAsia="Arial" w:cs="Tahoma"/>
                 <w:sz w:val="18"/>
               </w:rPr>
               <w:t>Apply edit boundary</w:t>
@@ -5129,13 +5246,13 @@
             </w:pPr>
             <w:r>
               <w:rPr>
-                <w:rFonts w:ascii="Arial" w:hAnsi="Arial" w:eastAsia="Arial"/>
-                <w:sz w:val="18"/>
-              </w:rPr>
-            </w:r>
-            <w:r>
-              <w:rPr>
-                <w:rFonts w:ascii="Arial" w:hAnsi="Arial" w:eastAsia="Arial"/>
+                <w:rFonts w:ascii="Arial" w:hAnsi="Arial" w:eastAsia="Arial" w:cs="Tahoma"/>
+                <w:sz w:val="18"/>
+              </w:rPr>
+            </w:r>
+            <w:r>
+              <w:rPr>
+                <w:rFonts w:ascii="Arial" w:hAnsi="Arial" w:eastAsia="Arial" w:cs="Tahoma"/>
                 <w:sz w:val="18"/>
               </w:rPr>
               <w:t>เปิด mutation control เฉพาะ editableSections ของ P-01: sec-newstore, sec-competitor, sec-factor</w:t>
@@ -5154,13 +5271,13 @@
             </w:pPr>
             <w:r>
               <w:rPr>
-                <w:rFonts w:ascii="Arial" w:hAnsi="Arial" w:eastAsia="Arial"/>
-                <w:sz w:val="18"/>
-              </w:rPr>
-            </w:r>
-            <w:r>
-              <w:rPr>
-                <w:rFonts w:ascii="Arial" w:hAnsi="Arial" w:eastAsia="Arial"/>
+                <w:rFonts w:ascii="Arial" w:hAnsi="Arial" w:eastAsia="Arial" w:cs="Tahoma"/>
+                <w:sz w:val="18"/>
+              </w:rPr>
+            </w:r>
+            <w:r>
+              <w:rPr>
+                <w:rFonts w:ascii="Arial" w:hAnsi="Arial" w:eastAsia="Arial" w:cs="Tahoma"/>
                 <w:sz w:val="18"/>
               </w:rPr>
               <w:t>read-only section ไม่มี focusable input/save/add/delete และ payload ต้องไม่มี field นอก editableSections</w:t>
@@ -5184,13 +5301,13 @@
             </w:pPr>
             <w:r>
               <w:rPr>
-                <w:rFonts w:ascii="Arial" w:hAnsi="Arial" w:eastAsia="Arial"/>
-                <w:sz w:val="18"/>
-              </w:rPr>
-            </w:r>
-            <w:r>
-              <w:rPr>
-                <w:rFonts w:ascii="Arial" w:hAnsi="Arial" w:eastAsia="Arial"/>
+                <w:rFonts w:ascii="Arial" w:hAnsi="Arial" w:eastAsia="Arial" w:cs="Tahoma"/>
+                <w:sz w:val="18"/>
+              </w:rPr>
+            </w:r>
+            <w:r>
+              <w:rPr>
+                <w:rFonts w:ascii="Arial" w:hAnsi="Arial" w:eastAsia="Arial" w:cs="Tahoma"/>
                 <w:sz w:val="18"/>
               </w:rPr>
               <w:t>Attachment control</w:t>
@@ -5209,13 +5326,13 @@
             </w:pPr>
             <w:r>
               <w:rPr>
-                <w:rFonts w:ascii="Arial" w:hAnsi="Arial" w:eastAsia="Arial"/>
-                <w:sz w:val="18"/>
-              </w:rPr>
-            </w:r>
-            <w:r>
-              <w:rPr>
-                <w:rFonts w:ascii="Arial" w:hAnsi="Arial" w:eastAsia="Arial"/>
+                <w:rFonts w:ascii="Arial" w:hAnsi="Arial" w:eastAsia="Arial" w:cs="Tahoma"/>
+                <w:sz w:val="18"/>
+              </w:rPr>
+            </w:r>
+            <w:r>
+              <w:rPr>
+                <w:rFonts w:ascii="Arial" w:hAnsi="Arial" w:eastAsia="Arial" w:cs="Tahoma"/>
                 <w:sz w:val="18"/>
               </w:rPr>
               <w:t>canUploadAttachment=true สำหรับ Business Promotion; ใช้ allowlist, 5 MB และ scan-status contract</w:t>
@@ -5234,13 +5351,13 @@
             </w:pPr>
             <w:r>
               <w:rPr>
-                <w:rFonts w:ascii="Arial" w:hAnsi="Arial" w:eastAsia="Arial"/>
-                <w:sz w:val="18"/>
-              </w:rPr>
-            </w:r>
-            <w:r>
-              <w:rPr>
-                <w:rFonts w:ascii="Arial" w:hAnsi="Arial" w:eastAsia="Arial"/>
+                <w:rFonts w:ascii="Arial" w:hAnsi="Arial" w:eastAsia="Arial" w:cs="Tahoma"/>
+                <w:sz w:val="18"/>
+              </w:rPr>
+            </w:r>
+            <w:r>
+              <w:rPr>
+                <w:rFonts w:ascii="Arial" w:hAnsi="Arial" w:eastAsia="Arial" w:cs="Tahoma"/>
                 <w:sz w:val="18"/>
               </w:rPr>
               <w:t>ปุ่ม upload ตรง flag, FILE_TOO_LARGE/FILE_SCAN_BLOCKED แสดงที่ attachment section</w:t>
@@ -5264,13 +5381,13 @@
             </w:pPr>
             <w:r>
               <w:rPr>
-                <w:rFonts w:ascii="Arial" w:hAnsi="Arial" w:eastAsia="Arial"/>
-                <w:sz w:val="18"/>
-              </w:rPr>
-            </w:r>
-            <w:r>
-              <w:rPr>
-                <w:rFonts w:ascii="Arial" w:hAnsi="Arial" w:eastAsia="Arial"/>
+                <w:rFonts w:ascii="Arial" w:hAnsi="Arial" w:eastAsia="Arial" w:cs="Tahoma"/>
+                <w:sz w:val="18"/>
+              </w:rPr>
+            </w:r>
+            <w:r>
+              <w:rPr>
+                <w:rFonts w:ascii="Arial" w:hAnsi="Arial" w:eastAsia="Arial" w:cs="Tahoma"/>
                 <w:sz w:val="18"/>
               </w:rPr>
               <w:t>Render exact action set</w:t>
@@ -5289,13 +5406,13 @@
             </w:pPr>
             <w:r>
               <w:rPr>
-                <w:rFonts w:ascii="Arial" w:hAnsi="Arial" w:eastAsia="Arial"/>
-                <w:sz w:val="18"/>
-              </w:rPr>
-            </w:r>
-            <w:r>
-              <w:rPr>
-                <w:rFonts w:ascii="Arial" w:hAnsi="Arial" w:eastAsia="Arial"/>
+                <w:rFonts w:ascii="Arial" w:hAnsi="Arial" w:eastAsia="Arial" w:cs="Tahoma"/>
+                <w:sz w:val="18"/>
+              </w:rPr>
+            </w:r>
+            <w:r>
+              <w:rPr>
+                <w:rFonts w:ascii="Arial" w:hAnsi="Arial" w:eastAsia="Arial" w:cs="Tahoma"/>
                 <w:sz w:val="18"/>
               </w:rPr>
               <w:t>แสดง actionOptions ของ P-01 เท่านั้น: เห็นควรชดเชย; เห็นควรไม่ชดเชย; ฝ่าย SBP DSA ดำเนินการ (ส่งกลับ); comment rules: เห็นควรชดเชย: comment optional; เห็นควรไม่ชดเชย: ต้องกรอก comment; ฝ่าย SBP DSA ดำเนินการ (ส่งกลับ): comment ตาม actionOptions.requireComment</w:t>
@@ -5314,13 +5431,13 @@
             </w:pPr>
             <w:r>
               <w:rPr>
-                <w:rFonts w:ascii="Arial" w:hAnsi="Arial" w:eastAsia="Arial"/>
-                <w:sz w:val="18"/>
-              </w:rPr>
-            </w:r>
-            <w:r>
-              <w:rPr>
-                <w:rFonts w:ascii="Arial" w:hAnsi="Arial" w:eastAsia="Arial"/>
+                <w:rFonts w:ascii="Arial" w:hAnsi="Arial" w:eastAsia="Arial" w:cs="Tahoma"/>
+                <w:sz w:val="18"/>
+              </w:rPr>
+            </w:r>
+            <w:r>
+              <w:rPr>
+                <w:rFonts w:ascii="Arial" w:hAnsi="Arial" w:eastAsia="Arial" w:cs="Tahoma"/>
                 <w:sz w:val="18"/>
               </w:rPr>
               <w:t>radio label/requireComment มาจาก API และ FE ไม่คำนวณ nextSection</w:t>
@@ -5344,13 +5461,13 @@
             </w:pPr>
             <w:r>
               <w:rPr>
-                <w:rFonts w:ascii="Arial" w:hAnsi="Arial" w:eastAsia="Arial"/>
-                <w:sz w:val="18"/>
-              </w:rPr>
-            </w:r>
-            <w:r>
-              <w:rPr>
-                <w:rFonts w:ascii="Arial" w:hAnsi="Arial" w:eastAsia="Arial"/>
+                <w:rFonts w:ascii="Arial" w:hAnsi="Arial" w:eastAsia="Arial" w:cs="Tahoma"/>
+                <w:sz w:val="18"/>
+              </w:rPr>
+            </w:r>
+            <w:r>
+              <w:rPr>
+                <w:rFonts w:ascii="Arial" w:hAnsi="Arial" w:eastAsia="Arial" w:cs="Tahoma"/>
                 <w:sz w:val="18"/>
               </w:rPr>
               <w:t>Submit and reload</w:t>
@@ -5369,13 +5486,13 @@
             </w:pPr>
             <w:r>
               <w:rPr>
-                <w:rFonts w:ascii="Arial" w:hAnsi="Arial" w:eastAsia="Arial"/>
-                <w:sz w:val="18"/>
-              </w:rPr>
-            </w:r>
-            <w:r>
-              <w:rPr>
-                <w:rFonts w:ascii="Arial" w:hAnsi="Arial" w:eastAsia="Arial"/>
+                <w:rFonts w:ascii="Arial" w:hAnsi="Arial" w:eastAsia="Arial" w:cs="Tahoma"/>
+                <w:sz w:val="18"/>
+              </w:rPr>
+            </w:r>
+            <w:r>
+              <w:rPr>
+                <w:rFonts w:ascii="Arial" w:hAnsi="Arial" w:eastAsia="Arial" w:cs="Tahoma"/>
                 <w:sz w:val="18"/>
               </w:rPr>
               <w:t>ส่ง result/comment สำหรับ P-01 แล้ว invalidate detail, timeline, task/list cache</w:t>
@@ -5394,13 +5511,13 @@
             </w:pPr>
             <w:r>
               <w:rPr>
-                <w:rFonts w:ascii="Arial" w:hAnsi="Arial" w:eastAsia="Arial"/>
-                <w:sz w:val="18"/>
-              </w:rPr>
-            </w:r>
-            <w:r>
-              <w:rPr>
-                <w:rFonts w:ascii="Arial" w:hAnsi="Arial" w:eastAsia="Arial"/>
+                <w:rFonts w:ascii="Arial" w:hAnsi="Arial" w:eastAsia="Arial" w:cs="Tahoma"/>
+                <w:sz w:val="18"/>
+              </w:rPr>
+            </w:r>
+            <w:r>
+              <w:rPr>
+                <w:rFonts w:ascii="Arial" w:hAnsi="Arial" w:eastAsia="Arial" w:cs="Tahoma"/>
                 <w:sz w:val="18"/>
               </w:rPr>
               <w:t>หลัง submit ต้องโหลด status/actionOptions ใหม่และไม่คง action set ของ P-01 เมื่อ workflow เปลี่ยนขั้น</w:t>
@@ -5452,7 +5569,7 @@
             <w:r/>
             <w:r>
               <w:rPr>
-                <w:rFonts w:ascii="Arial" w:hAnsi="Arial" w:eastAsia="Arial"/>
+                <w:rFonts w:ascii="Arial" w:hAnsi="Arial" w:eastAsia="Arial" w:cs="Tahoma"/>
                 <w:b/>
                 <w:sz w:val="18"/>
               </w:rPr>
@@ -5474,7 +5591,7 @@
             <w:r/>
             <w:r>
               <w:rPr>
-                <w:rFonts w:ascii="Arial" w:hAnsi="Arial" w:eastAsia="Arial"/>
+                <w:rFonts w:ascii="Arial" w:hAnsi="Arial" w:eastAsia="Arial" w:cs="Tahoma"/>
                 <w:b/>
                 <w:sz w:val="18"/>
               </w:rPr>
@@ -5496,7 +5613,7 @@
             <w:r/>
             <w:r>
               <w:rPr>
-                <w:rFonts w:ascii="Arial" w:hAnsi="Arial" w:eastAsia="Arial"/>
+                <w:rFonts w:ascii="Arial" w:hAnsi="Arial" w:eastAsia="Arial" w:cs="Tahoma"/>
                 <w:b/>
                 <w:sz w:val="18"/>
               </w:rPr>
@@ -5518,7 +5635,7 @@
             <w:r/>
             <w:r>
               <w:rPr>
-                <w:rFonts w:ascii="Arial" w:hAnsi="Arial" w:eastAsia="Arial"/>
+                <w:rFonts w:ascii="Arial" w:hAnsi="Arial" w:eastAsia="Arial" w:cs="Tahoma"/>
                 <w:b/>
                 <w:sz w:val="18"/>
               </w:rPr>
@@ -5543,13 +5660,13 @@
             </w:pPr>
             <w:r>
               <w:rPr>
-                <w:rFonts w:ascii="Arial" w:hAnsi="Arial" w:eastAsia="Arial"/>
-                <w:sz w:val="18"/>
-              </w:rPr>
-            </w:r>
-            <w:r>
-              <w:rPr>
-                <w:rFonts w:ascii="Arial" w:hAnsi="Arial" w:eastAsia="Arial"/>
+                <w:rFonts w:ascii="Arial" w:hAnsi="Arial" w:eastAsia="Arial" w:cs="Tahoma"/>
+                <w:sz w:val="18"/>
+              </w:rPr>
+            </w:r>
+            <w:r>
+              <w:rPr>
+                <w:rFonts w:ascii="Arial" w:hAnsi="Arial" w:eastAsia="Arial" w:cs="Tahoma"/>
                 <w:sz w:val="18"/>
               </w:rPr>
               <w:t>Load detail</w:t>
@@ -5568,13 +5685,13 @@
             </w:pPr>
             <w:r>
               <w:rPr>
-                <w:rFonts w:ascii="Arial" w:hAnsi="Arial" w:eastAsia="Arial"/>
-                <w:sz w:val="18"/>
-              </w:rPr>
-            </w:r>
-            <w:r>
-              <w:rPr>
-                <w:rFonts w:ascii="Arial" w:hAnsi="Arial" w:eastAsia="Arial"/>
+                <w:rFonts w:ascii="Arial" w:hAnsi="Arial" w:eastAsia="Arial" w:cs="Tahoma"/>
+                <w:sz w:val="18"/>
+              </w:rPr>
+            </w:r>
+            <w:r>
+              <w:rPr>
+                <w:rFonts w:ascii="Arial" w:hAnsi="Arial" w:eastAsia="Arial" w:cs="Tahoma"/>
                 <w:sz w:val="18"/>
               </w:rPr>
               <w:t>เปิดเอกสาร</w:t>
@@ -5593,13 +5710,13 @@
             </w:pPr>
             <w:r>
               <w:rPr>
-                <w:rFonts w:ascii="Arial" w:hAnsi="Arial" w:eastAsia="Arial"/>
-                <w:sz w:val="18"/>
-              </w:rPr>
-            </w:r>
-            <w:r>
-              <w:rPr>
-                <w:rFonts w:ascii="Arial" w:hAnsi="Arial" w:eastAsia="Arial"/>
+                <w:rFonts w:ascii="Arial" w:hAnsi="Arial" w:eastAsia="Arial" w:cs="Tahoma"/>
+                <w:sz w:val="18"/>
+              </w:rPr>
+            </w:r>
+            <w:r>
+              <w:rPr>
+                <w:rFonts w:ascii="Arial" w:hAnsi="Arial" w:eastAsia="Arial" w:cs="Tahoma"/>
                 <w:sz w:val="18"/>
               </w:rPr>
               <w:t>GET /api/v1/documents/{docNo}</w:t>
@@ -5618,13 +5735,13 @@
             </w:pPr>
             <w:r>
               <w:rPr>
-                <w:rFonts w:ascii="Arial" w:hAnsi="Arial" w:eastAsia="Arial"/>
-                <w:sz w:val="18"/>
-              </w:rPr>
-            </w:r>
-            <w:r>
-              <w:rPr>
-                <w:rFonts w:ascii="Arial" w:hAnsi="Arial" w:eastAsia="Arial"/>
+                <w:rFonts w:ascii="Arial" w:hAnsi="Arial" w:eastAsia="Arial" w:cs="Tahoma"/>
+                <w:sz w:val="18"/>
+              </w:rPr>
+            </w:r>
+            <w:r>
+              <w:rPr>
+                <w:rFonts w:ascii="Arial" w:hAnsi="Arial" w:eastAsia="Arial" w:cs="Tahoma"/>
                 <w:sz w:val="18"/>
               </w:rPr>
               <w:t>render role profile</w:t>
@@ -5648,13 +5765,13 @@
             </w:pPr>
             <w:r>
               <w:rPr>
-                <w:rFonts w:ascii="Arial" w:hAnsi="Arial" w:eastAsia="Arial"/>
-                <w:sz w:val="18"/>
-              </w:rPr>
-            </w:r>
-            <w:r>
-              <w:rPr>
-                <w:rFonts w:ascii="Arial" w:hAnsi="Arial" w:eastAsia="Arial"/>
+                <w:rFonts w:ascii="Arial" w:hAnsi="Arial" w:eastAsia="Arial" w:cs="Tahoma"/>
+                <w:sz w:val="18"/>
+              </w:rPr>
+            </w:r>
+            <w:r>
+              <w:rPr>
+                <w:rFonts w:ascii="Arial" w:hAnsi="Arial" w:eastAsia="Arial" w:cs="Tahoma"/>
                 <w:sz w:val="18"/>
               </w:rPr>
               <w:t>Save editable section</w:t>
@@ -5673,13 +5790,13 @@
             </w:pPr>
             <w:r>
               <w:rPr>
-                <w:rFonts w:ascii="Arial" w:hAnsi="Arial" w:eastAsia="Arial"/>
-                <w:sz w:val="18"/>
-              </w:rPr>
-            </w:r>
-            <w:r>
-              <w:rPr>
-                <w:rFonts w:ascii="Arial" w:hAnsi="Arial" w:eastAsia="Arial"/>
+                <w:rFonts w:ascii="Arial" w:hAnsi="Arial" w:eastAsia="Arial" w:cs="Tahoma"/>
+                <w:sz w:val="18"/>
+              </w:rPr>
+            </w:r>
+            <w:r>
+              <w:rPr>
+                <w:rFonts w:ascii="Arial" w:hAnsi="Arial" w:eastAsia="Arial" w:cs="Tahoma"/>
                 <w:sz w:val="18"/>
               </w:rPr>
               <w:t>ปุ่มบันทึก</w:t>
@@ -5698,13 +5815,13 @@
             </w:pPr>
             <w:r>
               <w:rPr>
-                <w:rFonts w:ascii="Arial" w:hAnsi="Arial" w:eastAsia="Arial"/>
-                <w:sz w:val="18"/>
-              </w:rPr>
-            </w:r>
-            <w:r>
-              <w:rPr>
-                <w:rFonts w:ascii="Arial" w:hAnsi="Arial" w:eastAsia="Arial"/>
+                <w:rFonts w:ascii="Arial" w:hAnsi="Arial" w:eastAsia="Arial" w:cs="Tahoma"/>
+                <w:sz w:val="18"/>
+              </w:rPr>
+            </w:r>
+            <w:r>
+              <w:rPr>
+                <w:rFonts w:ascii="Arial" w:hAnsi="Arial" w:eastAsia="Arial" w:cs="Tahoma"/>
                 <w:sz w:val="18"/>
               </w:rPr>
               <w:t>PUT /api/v1/documents/{docNo}</w:t>
@@ -5723,13 +5840,13 @@
             </w:pPr>
             <w:r>
               <w:rPr>
-                <w:rFonts w:ascii="Arial" w:hAnsi="Arial" w:eastAsia="Arial"/>
-                <w:sz w:val="18"/>
-              </w:rPr>
-            </w:r>
-            <w:r>
-              <w:rPr>
-                <w:rFonts w:ascii="Arial" w:hAnsi="Arial" w:eastAsia="Arial"/>
+                <w:rFonts w:ascii="Arial" w:hAnsi="Arial" w:eastAsia="Arial" w:cs="Tahoma"/>
+                <w:sz w:val="18"/>
+              </w:rPr>
+            </w:r>
+            <w:r>
+              <w:rPr>
+                <w:rFonts w:ascii="Arial" w:hAnsi="Arial" w:eastAsia="Arial" w:cs="Tahoma"/>
                 <w:sz w:val="18"/>
               </w:rPr>
               <w:t>ใช้เฉพาะ role ที่มี editableSections</w:t>
@@ -5753,13 +5870,13 @@
             </w:pPr>
             <w:r>
               <w:rPr>
-                <w:rFonts w:ascii="Arial" w:hAnsi="Arial" w:eastAsia="Arial"/>
-                <w:sz w:val="18"/>
-              </w:rPr>
-            </w:r>
-            <w:r>
-              <w:rPr>
-                <w:rFonts w:ascii="Arial" w:hAnsi="Arial" w:eastAsia="Arial"/>
+                <w:rFonts w:ascii="Arial" w:hAnsi="Arial" w:eastAsia="Arial" w:cs="Tahoma"/>
+                <w:sz w:val="18"/>
+              </w:rPr>
+            </w:r>
+            <w:r>
+              <w:rPr>
+                <w:rFonts w:ascii="Arial" w:hAnsi="Arial" w:eastAsia="Arial" w:cs="Tahoma"/>
                 <w:sz w:val="18"/>
               </w:rPr>
               <w:t>Upload attachment</w:t>
@@ -5778,13 +5895,13 @@
             </w:pPr>
             <w:r>
               <w:rPr>
-                <w:rFonts w:ascii="Arial" w:hAnsi="Arial" w:eastAsia="Arial"/>
-                <w:sz w:val="18"/>
-              </w:rPr>
-            </w:r>
-            <w:r>
-              <w:rPr>
-                <w:rFonts w:ascii="Arial" w:hAnsi="Arial" w:eastAsia="Arial"/>
+                <w:rFonts w:ascii="Arial" w:hAnsi="Arial" w:eastAsia="Arial" w:cs="Tahoma"/>
+                <w:sz w:val="18"/>
+              </w:rPr>
+            </w:r>
+            <w:r>
+              <w:rPr>
+                <w:rFonts w:ascii="Arial" w:hAnsi="Arial" w:eastAsia="Arial" w:cs="Tahoma"/>
                 <w:sz w:val="18"/>
               </w:rPr>
               <w:t>เลือกไฟล์</w:t>
@@ -5803,13 +5920,13 @@
             </w:pPr>
             <w:r>
               <w:rPr>
-                <w:rFonts w:ascii="Arial" w:hAnsi="Arial" w:eastAsia="Arial"/>
-                <w:sz w:val="18"/>
-              </w:rPr>
-            </w:r>
-            <w:r>
-              <w:rPr>
-                <w:rFonts w:ascii="Arial" w:hAnsi="Arial" w:eastAsia="Arial"/>
+                <w:rFonts w:ascii="Arial" w:hAnsi="Arial" w:eastAsia="Arial" w:cs="Tahoma"/>
+                <w:sz w:val="18"/>
+              </w:rPr>
+            </w:r>
+            <w:r>
+              <w:rPr>
+                <w:rFonts w:ascii="Arial" w:hAnsi="Arial" w:eastAsia="Arial" w:cs="Tahoma"/>
                 <w:sz w:val="18"/>
               </w:rPr>
               <w:t>POST /api/v1/documents/{docNo}/attachments</w:t>
@@ -5828,13 +5945,13 @@
             </w:pPr>
             <w:r>
               <w:rPr>
-                <w:rFonts w:ascii="Arial" w:hAnsi="Arial" w:eastAsia="Arial"/>
-                <w:sz w:val="18"/>
-              </w:rPr>
-            </w:r>
-            <w:r>
-              <w:rPr>
-                <w:rFonts w:ascii="Arial" w:hAnsi="Arial" w:eastAsia="Arial"/>
+                <w:rFonts w:ascii="Arial" w:hAnsi="Arial" w:eastAsia="Arial" w:cs="Tahoma"/>
+                <w:sz w:val="18"/>
+              </w:rPr>
+            </w:r>
+            <w:r>
+              <w:rPr>
+                <w:rFonts w:ascii="Arial" w:hAnsi="Arial" w:eastAsia="Arial" w:cs="Tahoma"/>
                 <w:sz w:val="18"/>
               </w:rPr>
               <w:t>append attachment when allowed</w:t>
@@ -5858,13 +5975,13 @@
             </w:pPr>
             <w:r>
               <w:rPr>
-                <w:rFonts w:ascii="Arial" w:hAnsi="Arial" w:eastAsia="Arial"/>
-                <w:sz w:val="18"/>
-              </w:rPr>
-            </w:r>
-            <w:r>
-              <w:rPr>
-                <w:rFonts w:ascii="Arial" w:hAnsi="Arial" w:eastAsia="Arial"/>
+                <w:rFonts w:ascii="Arial" w:hAnsi="Arial" w:eastAsia="Arial" w:cs="Tahoma"/>
+                <w:sz w:val="18"/>
+              </w:rPr>
+            </w:r>
+            <w:r>
+              <w:rPr>
+                <w:rFonts w:ascii="Arial" w:hAnsi="Arial" w:eastAsia="Arial" w:cs="Tahoma"/>
                 <w:sz w:val="18"/>
               </w:rPr>
               <w:t>Submit action</w:t>
@@ -5883,13 +6000,13 @@
             </w:pPr>
             <w:r>
               <w:rPr>
-                <w:rFonts w:ascii="Arial" w:hAnsi="Arial" w:eastAsia="Arial"/>
-                <w:sz w:val="18"/>
-              </w:rPr>
-            </w:r>
-            <w:r>
-              <w:rPr>
-                <w:rFonts w:ascii="Arial" w:hAnsi="Arial" w:eastAsia="Arial"/>
+                <w:rFonts w:ascii="Arial" w:hAnsi="Arial" w:eastAsia="Arial" w:cs="Tahoma"/>
+                <w:sz w:val="18"/>
+              </w:rPr>
+            </w:r>
+            <w:r>
+              <w:rPr>
+                <w:rFonts w:ascii="Arial" w:hAnsi="Arial" w:eastAsia="Arial" w:cs="Tahoma"/>
                 <w:sz w:val="18"/>
               </w:rPr>
               <w:t>ปุ่มส่งดำเนินการ</w:t>
@@ -5908,13 +6025,13 @@
             </w:pPr>
             <w:r>
               <w:rPr>
-                <w:rFonts w:ascii="Arial" w:hAnsi="Arial" w:eastAsia="Arial"/>
-                <w:sz w:val="18"/>
-              </w:rPr>
-            </w:r>
-            <w:r>
-              <w:rPr>
-                <w:rFonts w:ascii="Arial" w:hAnsi="Arial" w:eastAsia="Arial"/>
+                <w:rFonts w:ascii="Arial" w:hAnsi="Arial" w:eastAsia="Arial" w:cs="Tahoma"/>
+                <w:sz w:val="18"/>
+              </w:rPr>
+            </w:r>
+            <w:r>
+              <w:rPr>
+                <w:rFonts w:ascii="Arial" w:hAnsi="Arial" w:eastAsia="Arial" w:cs="Tahoma"/>
                 <w:sz w:val="18"/>
               </w:rPr>
               <w:t>POST /api/v1/documents/{docNo}/actions</w:t>
@@ -5933,13 +6050,13 @@
             </w:pPr>
             <w:r>
               <w:rPr>
-                <w:rFonts w:ascii="Arial" w:hAnsi="Arial" w:eastAsia="Arial"/>
-                <w:sz w:val="18"/>
-              </w:rPr>
-            </w:r>
-            <w:r>
-              <w:rPr>
-                <w:rFonts w:ascii="Arial" w:hAnsi="Arial" w:eastAsia="Arial"/>
+                <w:rFonts w:ascii="Arial" w:hAnsi="Arial" w:eastAsia="Arial" w:cs="Tahoma"/>
+                <w:sz w:val="18"/>
+              </w:rPr>
+            </w:r>
+            <w:r>
+              <w:rPr>
+                <w:rFonts w:ascii="Arial" w:hAnsi="Arial" w:eastAsia="Arial" w:cs="Tahoma"/>
                 <w:sz w:val="18"/>
               </w:rPr>
               <w:t>submit selected result</w:t>
@@ -6007,7 +6124,7 @@
             <w:r/>
             <w:r>
               <w:rPr>
-                <w:rFonts w:ascii="Arial" w:hAnsi="Arial" w:eastAsia="Arial"/>
+                <w:rFonts w:ascii="Arial" w:hAnsi="Arial" w:eastAsia="Arial" w:cs="Tahoma"/>
                 <w:b/>
                 <w:sz w:val="18"/>
               </w:rPr>
@@ -6033,7 +6150,7 @@
             <w:r/>
             <w:r>
               <w:rPr>
-                <w:rFonts w:ascii="Courier New" w:hAnsi="Courier New" w:eastAsia="Courier New"/>
+                <w:rFonts w:ascii="Courier New" w:hAnsi="Courier New" w:eastAsia="Courier New" w:cs="Tahoma"/>
                 <w:sz w:val="16"/>
               </w:rPr>
               <w:t>{</w:t>
@@ -6089,7 +6206,7 @@
             <w:r/>
             <w:r>
               <w:rPr>
-                <w:rFonts w:ascii="Arial" w:hAnsi="Arial" w:eastAsia="Arial"/>
+                <w:rFonts w:ascii="Arial" w:hAnsi="Arial" w:eastAsia="Arial" w:cs="Tahoma"/>
                 <w:b/>
                 <w:sz w:val="18"/>
               </w:rPr>
@@ -6111,7 +6228,7 @@
             <w:r/>
             <w:r>
               <w:rPr>
-                <w:rFonts w:ascii="Arial" w:hAnsi="Arial" w:eastAsia="Arial"/>
+                <w:rFonts w:ascii="Arial" w:hAnsi="Arial" w:eastAsia="Arial" w:cs="Tahoma"/>
                 <w:b/>
                 <w:sz w:val="18"/>
               </w:rPr>
@@ -6133,7 +6250,7 @@
             <w:r/>
             <w:r>
               <w:rPr>
-                <w:rFonts w:ascii="Arial" w:hAnsi="Arial" w:eastAsia="Arial"/>
+                <w:rFonts w:ascii="Arial" w:hAnsi="Arial" w:eastAsia="Arial" w:cs="Tahoma"/>
                 <w:b/>
                 <w:sz w:val="18"/>
               </w:rPr>
@@ -6155,7 +6272,7 @@
             <w:r/>
             <w:r>
               <w:rPr>
-                <w:rFonts w:ascii="Arial" w:hAnsi="Arial" w:eastAsia="Arial"/>
+                <w:rFonts w:ascii="Arial" w:hAnsi="Arial" w:eastAsia="Arial" w:cs="Tahoma"/>
                 <w:b/>
                 <w:sz w:val="18"/>
               </w:rPr>
@@ -6180,13 +6297,13 @@
             </w:pPr>
             <w:r>
               <w:rPr>
-                <w:rFonts w:ascii="Arial" w:hAnsi="Arial" w:eastAsia="Arial"/>
-                <w:sz w:val="18"/>
-              </w:rPr>
-            </w:r>
-            <w:r>
-              <w:rPr>
-                <w:rFonts w:ascii="Arial" w:hAnsi="Arial" w:eastAsia="Arial"/>
+                <w:rFonts w:ascii="Arial" w:hAnsi="Arial" w:eastAsia="Arial" w:cs="Tahoma"/>
+                <w:sz w:val="18"/>
+              </w:rPr>
+            </w:r>
+            <w:r>
+              <w:rPr>
+                <w:rFonts w:ascii="Arial" w:hAnsi="Arial" w:eastAsia="Arial" w:cs="Tahoma"/>
                 <w:sz w:val="18"/>
               </w:rPr>
               <w:t>docNo</w:t>
@@ -6205,13 +6322,13 @@
             </w:pPr>
             <w:r>
               <w:rPr>
-                <w:rFonts w:ascii="Arial" w:hAnsi="Arial" w:eastAsia="Arial"/>
-                <w:sz w:val="18"/>
-              </w:rPr>
-            </w:r>
-            <w:r>
-              <w:rPr>
-                <w:rFonts w:ascii="Arial" w:hAnsi="Arial" w:eastAsia="Arial"/>
+                <w:rFonts w:ascii="Arial" w:hAnsi="Arial" w:eastAsia="Arial" w:cs="Tahoma"/>
+                <w:sz w:val="18"/>
+              </w:rPr>
+            </w:r>
+            <w:r>
+              <w:rPr>
+                <w:rFonts w:ascii="Arial" w:hAnsi="Arial" w:eastAsia="Arial" w:cs="Tahoma"/>
                 <w:sz w:val="18"/>
               </w:rPr>
               <w:t>string</w:t>
@@ -6230,13 +6347,13 @@
             </w:pPr>
             <w:r>
               <w:rPr>
-                <w:rFonts w:ascii="Arial" w:hAnsi="Arial" w:eastAsia="Arial"/>
-                <w:sz w:val="18"/>
-              </w:rPr>
-            </w:r>
-            <w:r>
-              <w:rPr>
-                <w:rFonts w:ascii="Arial" w:hAnsi="Arial" w:eastAsia="Arial"/>
+                <w:rFonts w:ascii="Arial" w:hAnsi="Arial" w:eastAsia="Arial" w:cs="Tahoma"/>
+                <w:sz w:val="18"/>
+              </w:rPr>
+            </w:r>
+            <w:r>
+              <w:rPr>
+                <w:rFonts w:ascii="Arial" w:hAnsi="Arial" w:eastAsia="Arial" w:cs="Tahoma"/>
                 <w:sz w:val="18"/>
               </w:rPr>
               <w:t>No</w:t>
@@ -6255,13 +6372,13 @@
             </w:pPr>
             <w:r>
               <w:rPr>
-                <w:rFonts w:ascii="Arial" w:hAnsi="Arial" w:eastAsia="Arial"/>
-                <w:sz w:val="18"/>
-              </w:rPr>
-            </w:r>
-            <w:r>
-              <w:rPr>
-                <w:rFonts w:ascii="Arial" w:hAnsi="Arial" w:eastAsia="Arial"/>
+                <w:rFonts w:ascii="Arial" w:hAnsi="Arial" w:eastAsia="Arial" w:cs="Tahoma"/>
+                <w:sz w:val="18"/>
+              </w:rPr>
+            </w:r>
+            <w:r>
+              <w:rPr>
+                <w:rFonts w:ascii="Arial" w:hAnsi="Arial" w:eastAsia="Arial" w:cs="Tahoma"/>
                 <w:sz w:val="18"/>
               </w:rPr>
               <w:t>ค.ศ. YYYY/xxxxx</w:t>
@@ -6299,7 +6416,7 @@
             <w:r/>
             <w:r>
               <w:rPr>
-                <w:rFonts w:ascii="Arial" w:hAnsi="Arial" w:eastAsia="Arial"/>
+                <w:rFonts w:ascii="Arial" w:hAnsi="Arial" w:eastAsia="Arial" w:cs="Tahoma"/>
                 <w:b/>
                 <w:sz w:val="18"/>
               </w:rPr>
@@ -6325,7 +6442,7 @@
             <w:r/>
             <w:r>
               <w:rPr>
-                <w:rFonts w:ascii="Courier New" w:hAnsi="Courier New" w:eastAsia="Courier New"/>
+                <w:rFonts w:ascii="Courier New" w:hAnsi="Courier New" w:eastAsia="Courier New" w:cs="Tahoma"/>
                 <w:sz w:val="16"/>
               </w:rPr>
               <w:t>{</w:t>
@@ -6455,7 +6572,7 @@
             <w:r/>
             <w:r>
               <w:rPr>
-                <w:rFonts w:ascii="Arial" w:hAnsi="Arial" w:eastAsia="Arial"/>
+                <w:rFonts w:ascii="Arial" w:hAnsi="Arial" w:eastAsia="Arial" w:cs="Tahoma"/>
                 <w:b/>
                 <w:sz w:val="18"/>
               </w:rPr>
@@ -6477,7 +6594,7 @@
             <w:r/>
             <w:r>
               <w:rPr>
-                <w:rFonts w:ascii="Arial" w:hAnsi="Arial" w:eastAsia="Arial"/>
+                <w:rFonts w:ascii="Arial" w:hAnsi="Arial" w:eastAsia="Arial" w:cs="Tahoma"/>
                 <w:b/>
                 <w:sz w:val="18"/>
               </w:rPr>
@@ -6499,7 +6616,7 @@
             <w:r/>
             <w:r>
               <w:rPr>
-                <w:rFonts w:ascii="Arial" w:hAnsi="Arial" w:eastAsia="Arial"/>
+                <w:rFonts w:ascii="Arial" w:hAnsi="Arial" w:eastAsia="Arial" w:cs="Tahoma"/>
                 <w:b/>
                 <w:sz w:val="18"/>
               </w:rPr>
@@ -6521,7 +6638,7 @@
             <w:r/>
             <w:r>
               <w:rPr>
-                <w:rFonts w:ascii="Arial" w:hAnsi="Arial" w:eastAsia="Arial"/>
+                <w:rFonts w:ascii="Arial" w:hAnsi="Arial" w:eastAsia="Arial" w:cs="Tahoma"/>
                 <w:b/>
                 <w:sz w:val="18"/>
               </w:rPr>
@@ -6546,13 +6663,13 @@
             </w:pPr>
             <w:r>
               <w:rPr>
-                <w:rFonts w:ascii="Arial" w:hAnsi="Arial" w:eastAsia="Arial"/>
-                <w:sz w:val="18"/>
-              </w:rPr>
-            </w:r>
-            <w:r>
-              <w:rPr>
-                <w:rFonts w:ascii="Arial" w:hAnsi="Arial" w:eastAsia="Arial"/>
+                <w:rFonts w:ascii="Arial" w:hAnsi="Arial" w:eastAsia="Arial" w:cs="Tahoma"/>
+                <w:sz w:val="18"/>
+              </w:rPr>
+            </w:r>
+            <w:r>
+              <w:rPr>
+                <w:rFonts w:ascii="Arial" w:hAnsi="Arial" w:eastAsia="Arial" w:cs="Tahoma"/>
                 <w:sz w:val="18"/>
               </w:rPr>
               <w:t>docNo</w:t>
@@ -6571,13 +6688,13 @@
             </w:pPr>
             <w:r>
               <w:rPr>
-                <w:rFonts w:ascii="Arial" w:hAnsi="Arial" w:eastAsia="Arial"/>
-                <w:sz w:val="18"/>
-              </w:rPr>
-            </w:r>
-            <w:r>
-              <w:rPr>
-                <w:rFonts w:ascii="Arial" w:hAnsi="Arial" w:eastAsia="Arial"/>
+                <w:rFonts w:ascii="Arial" w:hAnsi="Arial" w:eastAsia="Arial" w:cs="Tahoma"/>
+                <w:sz w:val="18"/>
+              </w:rPr>
+            </w:r>
+            <w:r>
+              <w:rPr>
+                <w:rFonts w:ascii="Arial" w:hAnsi="Arial" w:eastAsia="Arial" w:cs="Tahoma"/>
                 <w:sz w:val="18"/>
               </w:rPr>
               <w:t>string</w:t>
@@ -6596,13 +6713,13 @@
             </w:pPr>
             <w:r>
               <w:rPr>
-                <w:rFonts w:ascii="Arial" w:hAnsi="Arial" w:eastAsia="Arial"/>
-                <w:sz w:val="18"/>
-              </w:rPr>
-            </w:r>
-            <w:r>
-              <w:rPr>
-                <w:rFonts w:ascii="Arial" w:hAnsi="Arial" w:eastAsia="Arial"/>
+                <w:rFonts w:ascii="Arial" w:hAnsi="Arial" w:eastAsia="Arial" w:cs="Tahoma"/>
+                <w:sz w:val="18"/>
+              </w:rPr>
+            </w:r>
+            <w:r>
+              <w:rPr>
+                <w:rFonts w:ascii="Arial" w:hAnsi="Arial" w:eastAsia="Arial" w:cs="Tahoma"/>
                 <w:sz w:val="18"/>
               </w:rPr>
               <w:t>Yes</w:t>
@@ -6621,13 +6738,13 @@
             </w:pPr>
             <w:r>
               <w:rPr>
-                <w:rFonts w:ascii="Arial" w:hAnsi="Arial" w:eastAsia="Arial"/>
-                <w:sz w:val="18"/>
-              </w:rPr>
-            </w:r>
-            <w:r>
-              <w:rPr>
-                <w:rFonts w:ascii="Arial" w:hAnsi="Arial" w:eastAsia="Arial"/>
+                <w:rFonts w:ascii="Arial" w:hAnsi="Arial" w:eastAsia="Arial" w:cs="Tahoma"/>
+                <w:sz w:val="18"/>
+              </w:rPr>
+            </w:r>
+            <w:r>
+              <w:rPr>
+                <w:rFonts w:ascii="Arial" w:hAnsi="Arial" w:eastAsia="Arial" w:cs="Tahoma"/>
                 <w:sz w:val="18"/>
               </w:rPr>
               <w:t>ค.ศ. YYYY/xxxxx</w:t>
@@ -6651,13 +6768,13 @@
             </w:pPr>
             <w:r>
               <w:rPr>
-                <w:rFonts w:ascii="Arial" w:hAnsi="Arial" w:eastAsia="Arial"/>
-                <w:sz w:val="18"/>
-              </w:rPr>
-            </w:r>
-            <w:r>
-              <w:rPr>
-                <w:rFonts w:ascii="Arial" w:hAnsi="Arial" w:eastAsia="Arial"/>
+                <w:rFonts w:ascii="Arial" w:hAnsi="Arial" w:eastAsia="Arial" w:cs="Tahoma"/>
+                <w:sz w:val="18"/>
+              </w:rPr>
+            </w:r>
+            <w:r>
+              <w:rPr>
+                <w:rFonts w:ascii="Arial" w:hAnsi="Arial" w:eastAsia="Arial" w:cs="Tahoma"/>
                 <w:sz w:val="18"/>
               </w:rPr>
               <w:t>statusCode</w:t>
@@ -6676,13 +6793,13 @@
             </w:pPr>
             <w:r>
               <w:rPr>
-                <w:rFonts w:ascii="Arial" w:hAnsi="Arial" w:eastAsia="Arial"/>
-                <w:sz w:val="18"/>
-              </w:rPr>
-            </w:r>
-            <w:r>
-              <w:rPr>
-                <w:rFonts w:ascii="Arial" w:hAnsi="Arial" w:eastAsia="Arial"/>
+                <w:rFonts w:ascii="Arial" w:hAnsi="Arial" w:eastAsia="Arial" w:cs="Tahoma"/>
+                <w:sz w:val="18"/>
+              </w:rPr>
+            </w:r>
+            <w:r>
+              <w:rPr>
+                <w:rFonts w:ascii="Arial" w:hAnsi="Arial" w:eastAsia="Arial" w:cs="Tahoma"/>
                 <w:sz w:val="18"/>
               </w:rPr>
               <w:t>string</w:t>
@@ -6701,13 +6818,13 @@
             </w:pPr>
             <w:r>
               <w:rPr>
-                <w:rFonts w:ascii="Arial" w:hAnsi="Arial" w:eastAsia="Arial"/>
-                <w:sz w:val="18"/>
-              </w:rPr>
-            </w:r>
-            <w:r>
-              <w:rPr>
-                <w:rFonts w:ascii="Arial" w:hAnsi="Arial" w:eastAsia="Arial"/>
+                <w:rFonts w:ascii="Arial" w:hAnsi="Arial" w:eastAsia="Arial" w:cs="Tahoma"/>
+                <w:sz w:val="18"/>
+              </w:rPr>
+            </w:r>
+            <w:r>
+              <w:rPr>
+                <w:rFonts w:ascii="Arial" w:hAnsi="Arial" w:eastAsia="Arial" w:cs="Tahoma"/>
                 <w:sz w:val="18"/>
               </w:rPr>
               <w:t>Yes</w:t>
@@ -6726,13 +6843,13 @@
             </w:pPr>
             <w:r>
               <w:rPr>
-                <w:rFonts w:ascii="Arial" w:hAnsi="Arial" w:eastAsia="Arial"/>
-                <w:sz w:val="18"/>
-              </w:rPr>
-            </w:r>
-            <w:r>
-              <w:rPr>
-                <w:rFonts w:ascii="Arial" w:hAnsi="Arial" w:eastAsia="Arial"/>
+                <w:rFonts w:ascii="Arial" w:hAnsi="Arial" w:eastAsia="Arial" w:cs="Tahoma"/>
+                <w:sz w:val="18"/>
+              </w:rPr>
+            </w:r>
+            <w:r>
+              <w:rPr>
+                <w:rFonts w:ascii="Arial" w:hAnsi="Arial" w:eastAsia="Arial" w:cs="Tahoma"/>
                 <w:sz w:val="18"/>
               </w:rPr>
               <w:t>canonical code; do not replace with display label</w:t>
@@ -6756,13 +6873,13 @@
             </w:pPr>
             <w:r>
               <w:rPr>
-                <w:rFonts w:ascii="Arial" w:hAnsi="Arial" w:eastAsia="Arial"/>
-                <w:sz w:val="18"/>
-              </w:rPr>
-            </w:r>
-            <w:r>
-              <w:rPr>
-                <w:rFonts w:ascii="Arial" w:hAnsi="Arial" w:eastAsia="Arial"/>
+                <w:rFonts w:ascii="Arial" w:hAnsi="Arial" w:eastAsia="Arial" w:cs="Tahoma"/>
+                <w:sz w:val="18"/>
+              </w:rPr>
+            </w:r>
+            <w:r>
+              <w:rPr>
+                <w:rFonts w:ascii="Arial" w:hAnsi="Arial" w:eastAsia="Arial" w:cs="Tahoma"/>
                 <w:sz w:val="18"/>
               </w:rPr>
               <w:t>viewerRbacRoleCode</w:t>
@@ -6781,13 +6898,13 @@
             </w:pPr>
             <w:r>
               <w:rPr>
-                <w:rFonts w:ascii="Arial" w:hAnsi="Arial" w:eastAsia="Arial"/>
-                <w:sz w:val="18"/>
-              </w:rPr>
-            </w:r>
-            <w:r>
-              <w:rPr>
-                <w:rFonts w:ascii="Arial" w:hAnsi="Arial" w:eastAsia="Arial"/>
+                <w:rFonts w:ascii="Arial" w:hAnsi="Arial" w:eastAsia="Arial" w:cs="Tahoma"/>
+                <w:sz w:val="18"/>
+              </w:rPr>
+            </w:r>
+            <w:r>
+              <w:rPr>
+                <w:rFonts w:ascii="Arial" w:hAnsi="Arial" w:eastAsia="Arial" w:cs="Tahoma"/>
                 <w:sz w:val="18"/>
               </w:rPr>
               <w:t>string</w:t>
@@ -6806,13 +6923,13 @@
             </w:pPr>
             <w:r>
               <w:rPr>
-                <w:rFonts w:ascii="Arial" w:hAnsi="Arial" w:eastAsia="Arial"/>
-                <w:sz w:val="18"/>
-              </w:rPr>
-            </w:r>
-            <w:r>
-              <w:rPr>
-                <w:rFonts w:ascii="Arial" w:hAnsi="Arial" w:eastAsia="Arial"/>
+                <w:rFonts w:ascii="Arial" w:hAnsi="Arial" w:eastAsia="Arial" w:cs="Tahoma"/>
+                <w:sz w:val="18"/>
+              </w:rPr>
+            </w:r>
+            <w:r>
+              <w:rPr>
+                <w:rFonts w:ascii="Arial" w:hAnsi="Arial" w:eastAsia="Arial" w:cs="Tahoma"/>
                 <w:sz w:val="18"/>
               </w:rPr>
               <w:t>Yes</w:t>
@@ -6831,13 +6948,13 @@
             </w:pPr>
             <w:r>
               <w:rPr>
-                <w:rFonts w:ascii="Arial" w:hAnsi="Arial" w:eastAsia="Arial"/>
-                <w:sz w:val="18"/>
-              </w:rPr>
-            </w:r>
-            <w:r>
-              <w:rPr>
-                <w:rFonts w:ascii="Arial" w:hAnsi="Arial" w:eastAsia="Arial"/>
+                <w:rFonts w:ascii="Arial" w:hAnsi="Arial" w:eastAsia="Arial" w:cs="Tahoma"/>
+                <w:sz w:val="18"/>
+              </w:rPr>
+            </w:r>
+            <w:r>
+              <w:rPr>
+                <w:rFonts w:ascii="Arial" w:hAnsi="Arial" w:eastAsia="Arial" w:cs="Tahoma"/>
                 <w:sz w:val="18"/>
               </w:rPr>
               <w:t>UTF-8; use value domain described by endpoint purpose</w:t>
@@ -6861,13 +6978,13 @@
             </w:pPr>
             <w:r>
               <w:rPr>
-                <w:rFonts w:ascii="Arial" w:hAnsi="Arial" w:eastAsia="Arial"/>
-                <w:sz w:val="18"/>
-              </w:rPr>
-            </w:r>
-            <w:r>
-              <w:rPr>
-                <w:rFonts w:ascii="Arial" w:hAnsi="Arial" w:eastAsia="Arial"/>
+                <w:rFonts w:ascii="Arial" w:hAnsi="Arial" w:eastAsia="Arial" w:cs="Tahoma"/>
+                <w:sz w:val="18"/>
+              </w:rPr>
+            </w:r>
+            <w:r>
+              <w:rPr>
+                <w:rFonts w:ascii="Arial" w:hAnsi="Arial" w:eastAsia="Arial" w:cs="Tahoma"/>
                 <w:sz w:val="18"/>
               </w:rPr>
               <w:t>roleProfileCode</w:t>
@@ -6886,13 +7003,13 @@
             </w:pPr>
             <w:r>
               <w:rPr>
-                <w:rFonts w:ascii="Arial" w:hAnsi="Arial" w:eastAsia="Arial"/>
-                <w:sz w:val="18"/>
-              </w:rPr>
-            </w:r>
-            <w:r>
-              <w:rPr>
-                <w:rFonts w:ascii="Arial" w:hAnsi="Arial" w:eastAsia="Arial"/>
+                <w:rFonts w:ascii="Arial" w:hAnsi="Arial" w:eastAsia="Arial" w:cs="Tahoma"/>
+                <w:sz w:val="18"/>
+              </w:rPr>
+            </w:r>
+            <w:r>
+              <w:rPr>
+                <w:rFonts w:ascii="Arial" w:hAnsi="Arial" w:eastAsia="Arial" w:cs="Tahoma"/>
                 <w:sz w:val="18"/>
               </w:rPr>
               <w:t>string</w:t>
@@ -6911,13 +7028,13 @@
             </w:pPr>
             <w:r>
               <w:rPr>
-                <w:rFonts w:ascii="Arial" w:hAnsi="Arial" w:eastAsia="Arial"/>
-                <w:sz w:val="18"/>
-              </w:rPr>
-            </w:r>
-            <w:r>
-              <w:rPr>
-                <w:rFonts w:ascii="Arial" w:hAnsi="Arial" w:eastAsia="Arial"/>
+                <w:rFonts w:ascii="Arial" w:hAnsi="Arial" w:eastAsia="Arial" w:cs="Tahoma"/>
+                <w:sz w:val="18"/>
+              </w:rPr>
+            </w:r>
+            <w:r>
+              <w:rPr>
+                <w:rFonts w:ascii="Arial" w:hAnsi="Arial" w:eastAsia="Arial" w:cs="Tahoma"/>
                 <w:sz w:val="18"/>
               </w:rPr>
               <w:t>Yes</w:t>
@@ -6936,13 +7053,13 @@
             </w:pPr>
             <w:r>
               <w:rPr>
-                <w:rFonts w:ascii="Arial" w:hAnsi="Arial" w:eastAsia="Arial"/>
-                <w:sz w:val="18"/>
-              </w:rPr>
-            </w:r>
-            <w:r>
-              <w:rPr>
-                <w:rFonts w:ascii="Arial" w:hAnsi="Arial" w:eastAsia="Arial"/>
+                <w:rFonts w:ascii="Arial" w:hAnsi="Arial" w:eastAsia="Arial" w:cs="Tahoma"/>
+                <w:sz w:val="18"/>
+              </w:rPr>
+            </w:r>
+            <w:r>
+              <w:rPr>
+                <w:rFonts w:ascii="Arial" w:hAnsi="Arial" w:eastAsia="Arial" w:cs="Tahoma"/>
                 <w:sz w:val="18"/>
               </w:rPr>
               <w:t>UTF-8; use value domain described by endpoint purpose</w:t>
@@ -6966,13 +7083,13 @@
             </w:pPr>
             <w:r>
               <w:rPr>
-                <w:rFonts w:ascii="Arial" w:hAnsi="Arial" w:eastAsia="Arial"/>
-                <w:sz w:val="18"/>
-              </w:rPr>
-            </w:r>
-            <w:r>
-              <w:rPr>
-                <w:rFonts w:ascii="Arial" w:hAnsi="Arial" w:eastAsia="Arial"/>
+                <w:rFonts w:ascii="Arial" w:hAnsi="Arial" w:eastAsia="Arial" w:cs="Tahoma"/>
+                <w:sz w:val="18"/>
+              </w:rPr>
+            </w:r>
+            <w:r>
+              <w:rPr>
+                <w:rFonts w:ascii="Arial" w:hAnsi="Arial" w:eastAsia="Arial" w:cs="Tahoma"/>
                 <w:sz w:val="18"/>
               </w:rPr>
               <w:t>visibleSections</w:t>
@@ -6991,13 +7108,13 @@
             </w:pPr>
             <w:r>
               <w:rPr>
-                <w:rFonts w:ascii="Arial" w:hAnsi="Arial" w:eastAsia="Arial"/>
-                <w:sz w:val="18"/>
-              </w:rPr>
-            </w:r>
-            <w:r>
-              <w:rPr>
-                <w:rFonts w:ascii="Arial" w:hAnsi="Arial" w:eastAsia="Arial"/>
+                <w:rFonts w:ascii="Arial" w:hAnsi="Arial" w:eastAsia="Arial" w:cs="Tahoma"/>
+                <w:sz w:val="18"/>
+              </w:rPr>
+            </w:r>
+            <w:r>
+              <w:rPr>
+                <w:rFonts w:ascii="Arial" w:hAnsi="Arial" w:eastAsia="Arial" w:cs="Tahoma"/>
                 <w:sz w:val="18"/>
               </w:rPr>
               <w:t>array&lt;string&gt;</w:t>
@@ -7016,13 +7133,13 @@
             </w:pPr>
             <w:r>
               <w:rPr>
-                <w:rFonts w:ascii="Arial" w:hAnsi="Arial" w:eastAsia="Arial"/>
-                <w:sz w:val="18"/>
-              </w:rPr>
-            </w:r>
-            <w:r>
-              <w:rPr>
-                <w:rFonts w:ascii="Arial" w:hAnsi="Arial" w:eastAsia="Arial"/>
+                <w:rFonts w:ascii="Arial" w:hAnsi="Arial" w:eastAsia="Arial" w:cs="Tahoma"/>
+                <w:sz w:val="18"/>
+              </w:rPr>
+            </w:r>
+            <w:r>
+              <w:rPr>
+                <w:rFonts w:ascii="Arial" w:hAnsi="Arial" w:eastAsia="Arial" w:cs="Tahoma"/>
                 <w:sz w:val="18"/>
               </w:rPr>
               <w:t>Yes</w:t>
@@ -7041,13 +7158,13 @@
             </w:pPr>
             <w:r>
               <w:rPr>
-                <w:rFonts w:ascii="Arial" w:hAnsi="Arial" w:eastAsia="Arial"/>
-                <w:sz w:val="18"/>
-              </w:rPr>
-            </w:r>
-            <w:r>
-              <w:rPr>
-                <w:rFonts w:ascii="Arial" w:hAnsi="Arial" w:eastAsia="Arial"/>
+                <w:rFonts w:ascii="Arial" w:hAnsi="Arial" w:eastAsia="Arial" w:cs="Tahoma"/>
+                <w:sz w:val="18"/>
+              </w:rPr>
+            </w:r>
+            <w:r>
+              <w:rPr>
+                <w:rFonts w:ascii="Arial" w:hAnsi="Arial" w:eastAsia="Arial" w:cs="Tahoma"/>
                 <w:sz w:val="18"/>
               </w:rPr>
               <w:t>JSON array; element type shown in Type column</w:t>
@@ -7071,13 +7188,13 @@
             </w:pPr>
             <w:r>
               <w:rPr>
-                <w:rFonts w:ascii="Arial" w:hAnsi="Arial" w:eastAsia="Arial"/>
-                <w:sz w:val="18"/>
-              </w:rPr>
-            </w:r>
-            <w:r>
-              <w:rPr>
-                <w:rFonts w:ascii="Arial" w:hAnsi="Arial" w:eastAsia="Arial"/>
+                <w:rFonts w:ascii="Arial" w:hAnsi="Arial" w:eastAsia="Arial" w:cs="Tahoma"/>
+                <w:sz w:val="18"/>
+              </w:rPr>
+            </w:r>
+            <w:r>
+              <w:rPr>
+                <w:rFonts w:ascii="Arial" w:hAnsi="Arial" w:eastAsia="Arial" w:cs="Tahoma"/>
                 <w:sz w:val="18"/>
               </w:rPr>
               <w:t>editableSections</w:t>
@@ -7096,13 +7213,13 @@
             </w:pPr>
             <w:r>
               <w:rPr>
-                <w:rFonts w:ascii="Arial" w:hAnsi="Arial" w:eastAsia="Arial"/>
-                <w:sz w:val="18"/>
-              </w:rPr>
-            </w:r>
-            <w:r>
-              <w:rPr>
-                <w:rFonts w:ascii="Arial" w:hAnsi="Arial" w:eastAsia="Arial"/>
+                <w:rFonts w:ascii="Arial" w:hAnsi="Arial" w:eastAsia="Arial" w:cs="Tahoma"/>
+                <w:sz w:val="18"/>
+              </w:rPr>
+            </w:r>
+            <w:r>
+              <w:rPr>
+                <w:rFonts w:ascii="Arial" w:hAnsi="Arial" w:eastAsia="Arial" w:cs="Tahoma"/>
                 <w:sz w:val="18"/>
               </w:rPr>
               <w:t>array&lt;string&gt;</w:t>
@@ -7121,13 +7238,13 @@
             </w:pPr>
             <w:r>
               <w:rPr>
-                <w:rFonts w:ascii="Arial" w:hAnsi="Arial" w:eastAsia="Arial"/>
-                <w:sz w:val="18"/>
-              </w:rPr>
-            </w:r>
-            <w:r>
-              <w:rPr>
-                <w:rFonts w:ascii="Arial" w:hAnsi="Arial" w:eastAsia="Arial"/>
+                <w:rFonts w:ascii="Arial" w:hAnsi="Arial" w:eastAsia="Arial" w:cs="Tahoma"/>
+                <w:sz w:val="18"/>
+              </w:rPr>
+            </w:r>
+            <w:r>
+              <w:rPr>
+                <w:rFonts w:ascii="Arial" w:hAnsi="Arial" w:eastAsia="Arial" w:cs="Tahoma"/>
                 <w:sz w:val="18"/>
               </w:rPr>
               <w:t>Yes</w:t>
@@ -7146,13 +7263,13 @@
             </w:pPr>
             <w:r>
               <w:rPr>
-                <w:rFonts w:ascii="Arial" w:hAnsi="Arial" w:eastAsia="Arial"/>
-                <w:sz w:val="18"/>
-              </w:rPr>
-            </w:r>
-            <w:r>
-              <w:rPr>
-                <w:rFonts w:ascii="Arial" w:hAnsi="Arial" w:eastAsia="Arial"/>
+                <w:rFonts w:ascii="Arial" w:hAnsi="Arial" w:eastAsia="Arial" w:cs="Tahoma"/>
+                <w:sz w:val="18"/>
+              </w:rPr>
+            </w:r>
+            <w:r>
+              <w:rPr>
+                <w:rFonts w:ascii="Arial" w:hAnsi="Arial" w:eastAsia="Arial" w:cs="Tahoma"/>
                 <w:sz w:val="18"/>
               </w:rPr>
               <w:t>JSON array; element type shown in Type column</w:t>
@@ -7176,13 +7293,13 @@
             </w:pPr>
             <w:r>
               <w:rPr>
-                <w:rFonts w:ascii="Arial" w:hAnsi="Arial" w:eastAsia="Arial"/>
-                <w:sz w:val="18"/>
-              </w:rPr>
-            </w:r>
-            <w:r>
-              <w:rPr>
-                <w:rFonts w:ascii="Arial" w:hAnsi="Arial" w:eastAsia="Arial"/>
+                <w:rFonts w:ascii="Arial" w:hAnsi="Arial" w:eastAsia="Arial" w:cs="Tahoma"/>
+                <w:sz w:val="18"/>
+              </w:rPr>
+            </w:r>
+            <w:r>
+              <w:rPr>
+                <w:rFonts w:ascii="Arial" w:hAnsi="Arial" w:eastAsia="Arial" w:cs="Tahoma"/>
                 <w:sz w:val="18"/>
               </w:rPr>
               <w:t>actionOptions</w:t>
@@ -7201,13 +7318,13 @@
             </w:pPr>
             <w:r>
               <w:rPr>
-                <w:rFonts w:ascii="Arial" w:hAnsi="Arial" w:eastAsia="Arial"/>
-                <w:sz w:val="18"/>
-              </w:rPr>
-            </w:r>
-            <w:r>
-              <w:rPr>
-                <w:rFonts w:ascii="Arial" w:hAnsi="Arial" w:eastAsia="Arial"/>
+                <w:rFonts w:ascii="Arial" w:hAnsi="Arial" w:eastAsia="Arial" w:cs="Tahoma"/>
+                <w:sz w:val="18"/>
+              </w:rPr>
+            </w:r>
+            <w:r>
+              <w:rPr>
+                <w:rFonts w:ascii="Arial" w:hAnsi="Arial" w:eastAsia="Arial" w:cs="Tahoma"/>
                 <w:sz w:val="18"/>
               </w:rPr>
               <w:t>array&lt;object&gt;</w:t>
@@ -7226,13 +7343,13 @@
             </w:pPr>
             <w:r>
               <w:rPr>
-                <w:rFonts w:ascii="Arial" w:hAnsi="Arial" w:eastAsia="Arial"/>
-                <w:sz w:val="18"/>
-              </w:rPr>
-            </w:r>
-            <w:r>
-              <w:rPr>
-                <w:rFonts w:ascii="Arial" w:hAnsi="Arial" w:eastAsia="Arial"/>
+                <w:rFonts w:ascii="Arial" w:hAnsi="Arial" w:eastAsia="Arial" w:cs="Tahoma"/>
+                <w:sz w:val="18"/>
+              </w:rPr>
+            </w:r>
+            <w:r>
+              <w:rPr>
+                <w:rFonts w:ascii="Arial" w:hAnsi="Arial" w:eastAsia="Arial" w:cs="Tahoma"/>
                 <w:sz w:val="18"/>
               </w:rPr>
               <w:t>Yes</w:t>
@@ -7251,13 +7368,13 @@
             </w:pPr>
             <w:r>
               <w:rPr>
-                <w:rFonts w:ascii="Arial" w:hAnsi="Arial" w:eastAsia="Arial"/>
-                <w:sz w:val="18"/>
-              </w:rPr>
-            </w:r>
-            <w:r>
-              <w:rPr>
-                <w:rFonts w:ascii="Arial" w:hAnsi="Arial" w:eastAsia="Arial"/>
+                <w:rFonts w:ascii="Arial" w:hAnsi="Arial" w:eastAsia="Arial" w:cs="Tahoma"/>
+                <w:sz w:val="18"/>
+              </w:rPr>
+            </w:r>
+            <w:r>
+              <w:rPr>
+                <w:rFonts w:ascii="Arial" w:hAnsi="Arial" w:eastAsia="Arial" w:cs="Tahoma"/>
                 <w:sz w:val="18"/>
               </w:rPr>
               <w:t>JSON array; element type shown in Type column</w:t>
@@ -7281,13 +7398,13 @@
             </w:pPr>
             <w:r>
               <w:rPr>
-                <w:rFonts w:ascii="Arial" w:hAnsi="Arial" w:eastAsia="Arial"/>
-                <w:sz w:val="18"/>
-              </w:rPr>
-            </w:r>
-            <w:r>
-              <w:rPr>
-                <w:rFonts w:ascii="Arial" w:hAnsi="Arial" w:eastAsia="Arial"/>
+                <w:rFonts w:ascii="Arial" w:hAnsi="Arial" w:eastAsia="Arial" w:cs="Tahoma"/>
+                <w:sz w:val="18"/>
+              </w:rPr>
+            </w:r>
+            <w:r>
+              <w:rPr>
+                <w:rFonts w:ascii="Arial" w:hAnsi="Arial" w:eastAsia="Arial" w:cs="Tahoma"/>
                 <w:sz w:val="18"/>
               </w:rPr>
               <w:t>actionOptions[].value</w:t>
@@ -7306,13 +7423,13 @@
             </w:pPr>
             <w:r>
               <w:rPr>
-                <w:rFonts w:ascii="Arial" w:hAnsi="Arial" w:eastAsia="Arial"/>
-                <w:sz w:val="18"/>
-              </w:rPr>
-            </w:r>
-            <w:r>
-              <w:rPr>
-                <w:rFonts w:ascii="Arial" w:hAnsi="Arial" w:eastAsia="Arial"/>
+                <w:rFonts w:ascii="Arial" w:hAnsi="Arial" w:eastAsia="Arial" w:cs="Tahoma"/>
+                <w:sz w:val="18"/>
+              </w:rPr>
+            </w:r>
+            <w:r>
+              <w:rPr>
+                <w:rFonts w:ascii="Arial" w:hAnsi="Arial" w:eastAsia="Arial" w:cs="Tahoma"/>
                 <w:sz w:val="18"/>
               </w:rPr>
               <w:t>string</w:t>
@@ -7331,13 +7448,13 @@
             </w:pPr>
             <w:r>
               <w:rPr>
-                <w:rFonts w:ascii="Arial" w:hAnsi="Arial" w:eastAsia="Arial"/>
-                <w:sz w:val="18"/>
-              </w:rPr>
-            </w:r>
-            <w:r>
-              <w:rPr>
-                <w:rFonts w:ascii="Arial" w:hAnsi="Arial" w:eastAsia="Arial"/>
+                <w:rFonts w:ascii="Arial" w:hAnsi="Arial" w:eastAsia="Arial" w:cs="Tahoma"/>
+                <w:sz w:val="18"/>
+              </w:rPr>
+            </w:r>
+            <w:r>
+              <w:rPr>
+                <w:rFonts w:ascii="Arial" w:hAnsi="Arial" w:eastAsia="Arial" w:cs="Tahoma"/>
                 <w:sz w:val="18"/>
               </w:rPr>
               <w:t>Yes</w:t>
@@ -7356,13 +7473,13 @@
             </w:pPr>
             <w:r>
               <w:rPr>
-                <w:rFonts w:ascii="Arial" w:hAnsi="Arial" w:eastAsia="Arial"/>
-                <w:sz w:val="18"/>
-              </w:rPr>
-            </w:r>
-            <w:r>
-              <w:rPr>
-                <w:rFonts w:ascii="Arial" w:hAnsi="Arial" w:eastAsia="Arial"/>
+                <w:rFonts w:ascii="Arial" w:hAnsi="Arial" w:eastAsia="Arial" w:cs="Tahoma"/>
+                <w:sz w:val="18"/>
+              </w:rPr>
+            </w:r>
+            <w:r>
+              <w:rPr>
+                <w:rFonts w:ascii="Arial" w:hAnsi="Arial" w:eastAsia="Arial" w:cs="Tahoma"/>
                 <w:sz w:val="18"/>
               </w:rPr>
               <w:t>UTF-8; use value domain described by endpoint purpose</w:t>
@@ -7386,13 +7503,13 @@
             </w:pPr>
             <w:r>
               <w:rPr>
-                <w:rFonts w:ascii="Arial" w:hAnsi="Arial" w:eastAsia="Arial"/>
-                <w:sz w:val="18"/>
-              </w:rPr>
-            </w:r>
-            <w:r>
-              <w:rPr>
-                <w:rFonts w:ascii="Arial" w:hAnsi="Arial" w:eastAsia="Arial"/>
+                <w:rFonts w:ascii="Arial" w:hAnsi="Arial" w:eastAsia="Arial" w:cs="Tahoma"/>
+                <w:sz w:val="18"/>
+              </w:rPr>
+            </w:r>
+            <w:r>
+              <w:rPr>
+                <w:rFonts w:ascii="Arial" w:hAnsi="Arial" w:eastAsia="Arial" w:cs="Tahoma"/>
                 <w:sz w:val="18"/>
               </w:rPr>
               <w:t>actionOptions[].label</w:t>
@@ -7411,13 +7528,13 @@
             </w:pPr>
             <w:r>
               <w:rPr>
-                <w:rFonts w:ascii="Arial" w:hAnsi="Arial" w:eastAsia="Arial"/>
-                <w:sz w:val="18"/>
-              </w:rPr>
-            </w:r>
-            <w:r>
-              <w:rPr>
-                <w:rFonts w:ascii="Arial" w:hAnsi="Arial" w:eastAsia="Arial"/>
+                <w:rFonts w:ascii="Arial" w:hAnsi="Arial" w:eastAsia="Arial" w:cs="Tahoma"/>
+                <w:sz w:val="18"/>
+              </w:rPr>
+            </w:r>
+            <w:r>
+              <w:rPr>
+                <w:rFonts w:ascii="Arial" w:hAnsi="Arial" w:eastAsia="Arial" w:cs="Tahoma"/>
                 <w:sz w:val="18"/>
               </w:rPr>
               <w:t>string</w:t>
@@ -7436,13 +7553,13 @@
             </w:pPr>
             <w:r>
               <w:rPr>
-                <w:rFonts w:ascii="Arial" w:hAnsi="Arial" w:eastAsia="Arial"/>
-                <w:sz w:val="18"/>
-              </w:rPr>
-            </w:r>
-            <w:r>
-              <w:rPr>
-                <w:rFonts w:ascii="Arial" w:hAnsi="Arial" w:eastAsia="Arial"/>
+                <w:rFonts w:ascii="Arial" w:hAnsi="Arial" w:eastAsia="Arial" w:cs="Tahoma"/>
+                <w:sz w:val="18"/>
+              </w:rPr>
+            </w:r>
+            <w:r>
+              <w:rPr>
+                <w:rFonts w:ascii="Arial" w:hAnsi="Arial" w:eastAsia="Arial" w:cs="Tahoma"/>
                 <w:sz w:val="18"/>
               </w:rPr>
               <w:t>Yes</w:t>
@@ -7461,13 +7578,13 @@
             </w:pPr>
             <w:r>
               <w:rPr>
-                <w:rFonts w:ascii="Arial" w:hAnsi="Arial" w:eastAsia="Arial"/>
-                <w:sz w:val="18"/>
-              </w:rPr>
-            </w:r>
-            <w:r>
-              <w:rPr>
-                <w:rFonts w:ascii="Arial" w:hAnsi="Arial" w:eastAsia="Arial"/>
+                <w:rFonts w:ascii="Arial" w:hAnsi="Arial" w:eastAsia="Arial" w:cs="Tahoma"/>
+                <w:sz w:val="18"/>
+              </w:rPr>
+            </w:r>
+            <w:r>
+              <w:rPr>
+                <w:rFonts w:ascii="Arial" w:hAnsi="Arial" w:eastAsia="Arial" w:cs="Tahoma"/>
                 <w:sz w:val="18"/>
               </w:rPr>
               <w:t>UTF-8; use value domain described by endpoint purpose</w:t>
@@ -7491,13 +7608,13 @@
             </w:pPr>
             <w:r>
               <w:rPr>
-                <w:rFonts w:ascii="Arial" w:hAnsi="Arial" w:eastAsia="Arial"/>
-                <w:sz w:val="18"/>
-              </w:rPr>
-            </w:r>
-            <w:r>
-              <w:rPr>
-                <w:rFonts w:ascii="Arial" w:hAnsi="Arial" w:eastAsia="Arial"/>
+                <w:rFonts w:ascii="Arial" w:hAnsi="Arial" w:eastAsia="Arial" w:cs="Tahoma"/>
+                <w:sz w:val="18"/>
+              </w:rPr>
+            </w:r>
+            <w:r>
+              <w:rPr>
+                <w:rFonts w:ascii="Arial" w:hAnsi="Arial" w:eastAsia="Arial" w:cs="Tahoma"/>
                 <w:sz w:val="18"/>
               </w:rPr>
               <w:t>actionOptions[].requireComment</w:t>
@@ -7516,13 +7633,13 @@
             </w:pPr>
             <w:r>
               <w:rPr>
-                <w:rFonts w:ascii="Arial" w:hAnsi="Arial" w:eastAsia="Arial"/>
-                <w:sz w:val="18"/>
-              </w:rPr>
-            </w:r>
-            <w:r>
-              <w:rPr>
-                <w:rFonts w:ascii="Arial" w:hAnsi="Arial" w:eastAsia="Arial"/>
+                <w:rFonts w:ascii="Arial" w:hAnsi="Arial" w:eastAsia="Arial" w:cs="Tahoma"/>
+                <w:sz w:val="18"/>
+              </w:rPr>
+            </w:r>
+            <w:r>
+              <w:rPr>
+                <w:rFonts w:ascii="Arial" w:hAnsi="Arial" w:eastAsia="Arial" w:cs="Tahoma"/>
                 <w:sz w:val="18"/>
               </w:rPr>
               <w:t>boolean</w:t>
@@ -7541,13 +7658,13 @@
             </w:pPr>
             <w:r>
               <w:rPr>
-                <w:rFonts w:ascii="Arial" w:hAnsi="Arial" w:eastAsia="Arial"/>
-                <w:sz w:val="18"/>
-              </w:rPr>
-            </w:r>
-            <w:r>
-              <w:rPr>
-                <w:rFonts w:ascii="Arial" w:hAnsi="Arial" w:eastAsia="Arial"/>
+                <w:rFonts w:ascii="Arial" w:hAnsi="Arial" w:eastAsia="Arial" w:cs="Tahoma"/>
+                <w:sz w:val="18"/>
+              </w:rPr>
+            </w:r>
+            <w:r>
+              <w:rPr>
+                <w:rFonts w:ascii="Arial" w:hAnsi="Arial" w:eastAsia="Arial" w:cs="Tahoma"/>
                 <w:sz w:val="18"/>
               </w:rPr>
               <w:t>Yes</w:t>
@@ -7566,13 +7683,13 @@
             </w:pPr>
             <w:r>
               <w:rPr>
-                <w:rFonts w:ascii="Arial" w:hAnsi="Arial" w:eastAsia="Arial"/>
-                <w:sz w:val="18"/>
-              </w:rPr>
-            </w:r>
-            <w:r>
-              <w:rPr>
-                <w:rFonts w:ascii="Arial" w:hAnsi="Arial" w:eastAsia="Arial"/>
+                <w:rFonts w:ascii="Arial" w:hAnsi="Arial" w:eastAsia="Arial" w:cs="Tahoma"/>
+                <w:sz w:val="18"/>
+              </w:rPr>
+            </w:r>
+            <w:r>
+              <w:rPr>
+                <w:rFonts w:ascii="Arial" w:hAnsi="Arial" w:eastAsia="Arial" w:cs="Tahoma"/>
                 <w:sz w:val="18"/>
               </w:rPr>
               <w:t>UTF-8; use value domain described by endpoint purpose</w:t>
@@ -7598,7 +7715,7 @@
         <w:keepNext w:val="0"/>
       </w:pPr>
       <w:r>
-        <w:t>ตัวอย่าง positive-path จาก section 01; Section 02 ส่งต่อ AVP (03) เมื่อยอดรวม 50,001-300,000 บาท และจบที่ GM เมื่อ &lt;= 50,000 บาท (SDD GI)</w:t>
+        <w:t>ตัวอย่าง positive-path จาก section 01; Section 02 ส่งต่อ AVP (03) เมื่อยอดรวม ≥ 100,000 บาท และจบที่ GM เมื่อ &lt; 100,000 บาท (มติ 2026-08-18)</w:t>
       </w:r>
     </w:p>
     <w:tbl>
@@ -7629,7 +7746,7 @@
             <w:r/>
             <w:r>
               <w:rPr>
-                <w:rFonts w:ascii="Arial" w:hAnsi="Arial" w:eastAsia="Arial"/>
+                <w:rFonts w:ascii="Arial" w:hAnsi="Arial" w:eastAsia="Arial" w:cs="Tahoma"/>
                 <w:b/>
                 <w:sz w:val="18"/>
               </w:rPr>
@@ -7655,7 +7772,7 @@
             <w:r/>
             <w:r>
               <w:rPr>
-                <w:rFonts w:ascii="Courier New" w:hAnsi="Courier New" w:eastAsia="Courier New"/>
+                <w:rFonts w:ascii="Courier New" w:hAnsi="Courier New" w:eastAsia="Courier New" w:cs="Tahoma"/>
                 <w:sz w:val="16"/>
               </w:rPr>
               <w:t>{</w:t>
@@ -7713,7 +7830,7 @@
             <w:r/>
             <w:r>
               <w:rPr>
-                <w:rFonts w:ascii="Arial" w:hAnsi="Arial" w:eastAsia="Arial"/>
+                <w:rFonts w:ascii="Arial" w:hAnsi="Arial" w:eastAsia="Arial" w:cs="Tahoma"/>
                 <w:b/>
                 <w:sz w:val="18"/>
               </w:rPr>
@@ -7735,7 +7852,7 @@
             <w:r/>
             <w:r>
               <w:rPr>
-                <w:rFonts w:ascii="Arial" w:hAnsi="Arial" w:eastAsia="Arial"/>
+                <w:rFonts w:ascii="Arial" w:hAnsi="Arial" w:eastAsia="Arial" w:cs="Tahoma"/>
                 <w:b/>
                 <w:sz w:val="18"/>
               </w:rPr>
@@ -7757,7 +7874,7 @@
             <w:r/>
             <w:r>
               <w:rPr>
-                <w:rFonts w:ascii="Arial" w:hAnsi="Arial" w:eastAsia="Arial"/>
+                <w:rFonts w:ascii="Arial" w:hAnsi="Arial" w:eastAsia="Arial" w:cs="Tahoma"/>
                 <w:b/>
                 <w:sz w:val="18"/>
               </w:rPr>
@@ -7779,7 +7896,7 @@
             <w:r/>
             <w:r>
               <w:rPr>
-                <w:rFonts w:ascii="Arial" w:hAnsi="Arial" w:eastAsia="Arial"/>
+                <w:rFonts w:ascii="Arial" w:hAnsi="Arial" w:eastAsia="Arial" w:cs="Tahoma"/>
                 <w:b/>
                 <w:sz w:val="18"/>
               </w:rPr>
@@ -7804,13 +7921,13 @@
             </w:pPr>
             <w:r>
               <w:rPr>
-                <w:rFonts w:ascii="Arial" w:hAnsi="Arial" w:eastAsia="Arial"/>
-                <w:sz w:val="18"/>
-              </w:rPr>
-            </w:r>
-            <w:r>
-              <w:rPr>
-                <w:rFonts w:ascii="Arial" w:hAnsi="Arial" w:eastAsia="Arial"/>
+                <w:rFonts w:ascii="Arial" w:hAnsi="Arial" w:eastAsia="Arial" w:cs="Tahoma"/>
+                <w:sz w:val="18"/>
+              </w:rPr>
+            </w:r>
+            <w:r>
+              <w:rPr>
+                <w:rFonts w:ascii="Arial" w:hAnsi="Arial" w:eastAsia="Arial" w:cs="Tahoma"/>
                 <w:sz w:val="18"/>
               </w:rPr>
               <w:t>result</w:t>
@@ -7829,13 +7946,13 @@
             </w:pPr>
             <w:r>
               <w:rPr>
-                <w:rFonts w:ascii="Arial" w:hAnsi="Arial" w:eastAsia="Arial"/>
-                <w:sz w:val="18"/>
-              </w:rPr>
-            </w:r>
-            <w:r>
-              <w:rPr>
-                <w:rFonts w:ascii="Arial" w:hAnsi="Arial" w:eastAsia="Arial"/>
+                <w:rFonts w:ascii="Arial" w:hAnsi="Arial" w:eastAsia="Arial" w:cs="Tahoma"/>
+                <w:sz w:val="18"/>
+              </w:rPr>
+            </w:r>
+            <w:r>
+              <w:rPr>
+                <w:rFonts w:ascii="Arial" w:hAnsi="Arial" w:eastAsia="Arial" w:cs="Tahoma"/>
                 <w:sz w:val="18"/>
               </w:rPr>
               <w:t>string</w:t>
@@ -7854,13 +7971,13 @@
             </w:pPr>
             <w:r>
               <w:rPr>
-                <w:rFonts w:ascii="Arial" w:hAnsi="Arial" w:eastAsia="Arial"/>
-                <w:sz w:val="18"/>
-              </w:rPr>
-            </w:r>
-            <w:r>
-              <w:rPr>
-                <w:rFonts w:ascii="Arial" w:hAnsi="Arial" w:eastAsia="Arial"/>
+                <w:rFonts w:ascii="Arial" w:hAnsi="Arial" w:eastAsia="Arial" w:cs="Tahoma"/>
+                <w:sz w:val="18"/>
+              </w:rPr>
+            </w:r>
+            <w:r>
+              <w:rPr>
+                <w:rFonts w:ascii="Arial" w:hAnsi="Arial" w:eastAsia="Arial" w:cs="Tahoma"/>
                 <w:sz w:val="18"/>
               </w:rPr>
               <w:t>Yes</w:t>
@@ -7879,13 +7996,13 @@
             </w:pPr>
             <w:r>
               <w:rPr>
-                <w:rFonts w:ascii="Arial" w:hAnsi="Arial" w:eastAsia="Arial"/>
-                <w:sz w:val="18"/>
-              </w:rPr>
-            </w:r>
-            <w:r>
-              <w:rPr>
-                <w:rFonts w:ascii="Arial" w:hAnsi="Arial" w:eastAsia="Arial"/>
+                <w:rFonts w:ascii="Arial" w:hAnsi="Arial" w:eastAsia="Arial" w:cs="Tahoma"/>
+                <w:sz w:val="18"/>
+              </w:rPr>
+            </w:r>
+            <w:r>
+              <w:rPr>
+                <w:rFonts w:ascii="Arial" w:hAnsi="Arial" w:eastAsia="Arial" w:cs="Tahoma"/>
                 <w:sz w:val="18"/>
               </w:rPr>
               <w:t>UTF-8; use value domain described by endpoint purpose</w:t>
@@ -7909,13 +8026,13 @@
             </w:pPr>
             <w:r>
               <w:rPr>
-                <w:rFonts w:ascii="Arial" w:hAnsi="Arial" w:eastAsia="Arial"/>
-                <w:sz w:val="18"/>
-              </w:rPr>
-            </w:r>
-            <w:r>
-              <w:rPr>
-                <w:rFonts w:ascii="Arial" w:hAnsi="Arial" w:eastAsia="Arial"/>
+                <w:rFonts w:ascii="Arial" w:hAnsi="Arial" w:eastAsia="Arial" w:cs="Tahoma"/>
+                <w:sz w:val="18"/>
+              </w:rPr>
+            </w:r>
+            <w:r>
+              <w:rPr>
+                <w:rFonts w:ascii="Arial" w:hAnsi="Arial" w:eastAsia="Arial" w:cs="Tahoma"/>
                 <w:sz w:val="18"/>
               </w:rPr>
               <w:t>comment</w:t>
@@ -7934,13 +8051,13 @@
             </w:pPr>
             <w:r>
               <w:rPr>
-                <w:rFonts w:ascii="Arial" w:hAnsi="Arial" w:eastAsia="Arial"/>
-                <w:sz w:val="18"/>
-              </w:rPr>
-            </w:r>
-            <w:r>
-              <w:rPr>
-                <w:rFonts w:ascii="Arial" w:hAnsi="Arial" w:eastAsia="Arial"/>
+                <w:rFonts w:ascii="Arial" w:hAnsi="Arial" w:eastAsia="Arial" w:cs="Tahoma"/>
+                <w:sz w:val="18"/>
+              </w:rPr>
+            </w:r>
+            <w:r>
+              <w:rPr>
+                <w:rFonts w:ascii="Arial" w:hAnsi="Arial" w:eastAsia="Arial" w:cs="Tahoma"/>
                 <w:sz w:val="18"/>
               </w:rPr>
               <w:t>string</w:t>
@@ -7959,13 +8076,13 @@
             </w:pPr>
             <w:r>
               <w:rPr>
-                <w:rFonts w:ascii="Arial" w:hAnsi="Arial" w:eastAsia="Arial"/>
-                <w:sz w:val="18"/>
-              </w:rPr>
-            </w:r>
-            <w:r>
-              <w:rPr>
-                <w:rFonts w:ascii="Arial" w:hAnsi="Arial" w:eastAsia="Arial"/>
+                <w:rFonts w:ascii="Arial" w:hAnsi="Arial" w:eastAsia="Arial" w:cs="Tahoma"/>
+                <w:sz w:val="18"/>
+              </w:rPr>
+            </w:r>
+            <w:r>
+              <w:rPr>
+                <w:rFonts w:ascii="Arial" w:hAnsi="Arial" w:eastAsia="Arial" w:cs="Tahoma"/>
                 <w:sz w:val="18"/>
               </w:rPr>
               <w:t>Yes</w:t>
@@ -7984,13 +8101,13 @@
             </w:pPr>
             <w:r>
               <w:rPr>
-                <w:rFonts w:ascii="Arial" w:hAnsi="Arial" w:eastAsia="Arial"/>
-                <w:sz w:val="18"/>
-              </w:rPr>
-            </w:r>
-            <w:r>
-              <w:rPr>
-                <w:rFonts w:ascii="Arial" w:hAnsi="Arial" w:eastAsia="Arial"/>
+                <w:rFonts w:ascii="Arial" w:hAnsi="Arial" w:eastAsia="Arial" w:cs="Tahoma"/>
+                <w:sz w:val="18"/>
+              </w:rPr>
+            </w:r>
+            <w:r>
+              <w:rPr>
+                <w:rFonts w:ascii="Arial" w:hAnsi="Arial" w:eastAsia="Arial" w:cs="Tahoma"/>
                 <w:sz w:val="18"/>
               </w:rPr>
               <w:t>trimmed UTF-8 Thai text; required by operation/business rule</w:t>
@@ -8028,7 +8145,7 @@
             <w:r/>
             <w:r>
               <w:rPr>
-                <w:rFonts w:ascii="Arial" w:hAnsi="Arial" w:eastAsia="Arial"/>
+                <w:rFonts w:ascii="Arial" w:hAnsi="Arial" w:eastAsia="Arial" w:cs="Tahoma"/>
                 <w:b/>
                 <w:sz w:val="18"/>
               </w:rPr>
@@ -8054,7 +8171,7 @@
             <w:r/>
             <w:r>
               <w:rPr>
-                <w:rFonts w:ascii="Courier New" w:hAnsi="Courier New" w:eastAsia="Courier New"/>
+                <w:rFonts w:ascii="Courier New" w:hAnsi="Courier New" w:eastAsia="Courier New" w:cs="Tahoma"/>
                 <w:sz w:val="16"/>
               </w:rPr>
               <w:t>{</w:t>
@@ -8114,7 +8231,7 @@
             <w:r/>
             <w:r>
               <w:rPr>
-                <w:rFonts w:ascii="Arial" w:hAnsi="Arial" w:eastAsia="Arial"/>
+                <w:rFonts w:ascii="Arial" w:hAnsi="Arial" w:eastAsia="Arial" w:cs="Tahoma"/>
                 <w:b/>
                 <w:sz w:val="18"/>
               </w:rPr>
@@ -8136,7 +8253,7 @@
             <w:r/>
             <w:r>
               <w:rPr>
-                <w:rFonts w:ascii="Arial" w:hAnsi="Arial" w:eastAsia="Arial"/>
+                <w:rFonts w:ascii="Arial" w:hAnsi="Arial" w:eastAsia="Arial" w:cs="Tahoma"/>
                 <w:b/>
                 <w:sz w:val="18"/>
               </w:rPr>
@@ -8158,7 +8275,7 @@
             <w:r/>
             <w:r>
               <w:rPr>
-                <w:rFonts w:ascii="Arial" w:hAnsi="Arial" w:eastAsia="Arial"/>
+                <w:rFonts w:ascii="Arial" w:hAnsi="Arial" w:eastAsia="Arial" w:cs="Tahoma"/>
                 <w:b/>
                 <w:sz w:val="18"/>
               </w:rPr>
@@ -8180,7 +8297,7 @@
             <w:r/>
             <w:r>
               <w:rPr>
-                <w:rFonts w:ascii="Arial" w:hAnsi="Arial" w:eastAsia="Arial"/>
+                <w:rFonts w:ascii="Arial" w:hAnsi="Arial" w:eastAsia="Arial" w:cs="Tahoma"/>
                 <w:b/>
                 <w:sz w:val="18"/>
               </w:rPr>
@@ -8205,13 +8322,13 @@
             </w:pPr>
             <w:r>
               <w:rPr>
-                <w:rFonts w:ascii="Arial" w:hAnsi="Arial" w:eastAsia="Arial"/>
-                <w:sz w:val="18"/>
-              </w:rPr>
-            </w:r>
-            <w:r>
-              <w:rPr>
-                <w:rFonts w:ascii="Arial" w:hAnsi="Arial" w:eastAsia="Arial"/>
+                <w:rFonts w:ascii="Arial" w:hAnsi="Arial" w:eastAsia="Arial" w:cs="Tahoma"/>
+                <w:sz w:val="18"/>
+              </w:rPr>
+            </w:r>
+            <w:r>
+              <w:rPr>
+                <w:rFonts w:ascii="Arial" w:hAnsi="Arial" w:eastAsia="Arial" w:cs="Tahoma"/>
                 <w:sz w:val="18"/>
               </w:rPr>
               <w:t>statusCode</w:t>
@@ -8230,13 +8347,13 @@
             </w:pPr>
             <w:r>
               <w:rPr>
-                <w:rFonts w:ascii="Arial" w:hAnsi="Arial" w:eastAsia="Arial"/>
-                <w:sz w:val="18"/>
-              </w:rPr>
-            </w:r>
-            <w:r>
-              <w:rPr>
-                <w:rFonts w:ascii="Arial" w:hAnsi="Arial" w:eastAsia="Arial"/>
+                <w:rFonts w:ascii="Arial" w:hAnsi="Arial" w:eastAsia="Arial" w:cs="Tahoma"/>
+                <w:sz w:val="18"/>
+              </w:rPr>
+            </w:r>
+            <w:r>
+              <w:rPr>
+                <w:rFonts w:ascii="Arial" w:hAnsi="Arial" w:eastAsia="Arial" w:cs="Tahoma"/>
                 <w:sz w:val="18"/>
               </w:rPr>
               <w:t>string</w:t>
@@ -8255,13 +8372,13 @@
             </w:pPr>
             <w:r>
               <w:rPr>
-                <w:rFonts w:ascii="Arial" w:hAnsi="Arial" w:eastAsia="Arial"/>
-                <w:sz w:val="18"/>
-              </w:rPr>
-            </w:r>
-            <w:r>
-              <w:rPr>
-                <w:rFonts w:ascii="Arial" w:hAnsi="Arial" w:eastAsia="Arial"/>
+                <w:rFonts w:ascii="Arial" w:hAnsi="Arial" w:eastAsia="Arial" w:cs="Tahoma"/>
+                <w:sz w:val="18"/>
+              </w:rPr>
+            </w:r>
+            <w:r>
+              <w:rPr>
+                <w:rFonts w:ascii="Arial" w:hAnsi="Arial" w:eastAsia="Arial" w:cs="Tahoma"/>
                 <w:sz w:val="18"/>
               </w:rPr>
               <w:t>Yes</w:t>
@@ -8280,13 +8397,13 @@
             </w:pPr>
             <w:r>
               <w:rPr>
-                <w:rFonts w:ascii="Arial" w:hAnsi="Arial" w:eastAsia="Arial"/>
-                <w:sz w:val="18"/>
-              </w:rPr>
-            </w:r>
-            <w:r>
-              <w:rPr>
-                <w:rFonts w:ascii="Arial" w:hAnsi="Arial" w:eastAsia="Arial"/>
+                <w:rFonts w:ascii="Arial" w:hAnsi="Arial" w:eastAsia="Arial" w:cs="Tahoma"/>
+                <w:sz w:val="18"/>
+              </w:rPr>
+            </w:r>
+            <w:r>
+              <w:rPr>
+                <w:rFonts w:ascii="Arial" w:hAnsi="Arial" w:eastAsia="Arial" w:cs="Tahoma"/>
                 <w:sz w:val="18"/>
               </w:rPr>
               <w:t>canonical code; do not replace with display label</w:t>
@@ -8310,13 +8427,13 @@
             </w:pPr>
             <w:r>
               <w:rPr>
-                <w:rFonts w:ascii="Arial" w:hAnsi="Arial" w:eastAsia="Arial"/>
-                <w:sz w:val="18"/>
-              </w:rPr>
-            </w:r>
-            <w:r>
-              <w:rPr>
-                <w:rFonts w:ascii="Arial" w:hAnsi="Arial" w:eastAsia="Arial"/>
+                <w:rFonts w:ascii="Arial" w:hAnsi="Arial" w:eastAsia="Arial" w:cs="Tahoma"/>
+                <w:sz w:val="18"/>
+              </w:rPr>
+            </w:r>
+            <w:r>
+              <w:rPr>
+                <w:rFonts w:ascii="Arial" w:hAnsi="Arial" w:eastAsia="Arial" w:cs="Tahoma"/>
                 <w:sz w:val="18"/>
               </w:rPr>
               <w:t>nextSection</w:t>
@@ -8335,13 +8452,13 @@
             </w:pPr>
             <w:r>
               <w:rPr>
-                <w:rFonts w:ascii="Arial" w:hAnsi="Arial" w:eastAsia="Arial"/>
-                <w:sz w:val="18"/>
-              </w:rPr>
-            </w:r>
-            <w:r>
-              <w:rPr>
-                <w:rFonts w:ascii="Arial" w:hAnsi="Arial" w:eastAsia="Arial"/>
+                <w:rFonts w:ascii="Arial" w:hAnsi="Arial" w:eastAsia="Arial" w:cs="Tahoma"/>
+                <w:sz w:val="18"/>
+              </w:rPr>
+            </w:r>
+            <w:r>
+              <w:rPr>
+                <w:rFonts w:ascii="Arial" w:hAnsi="Arial" w:eastAsia="Arial" w:cs="Tahoma"/>
                 <w:sz w:val="18"/>
               </w:rPr>
               <w:t>string</w:t>
@@ -8360,13 +8477,13 @@
             </w:pPr>
             <w:r>
               <w:rPr>
-                <w:rFonts w:ascii="Arial" w:hAnsi="Arial" w:eastAsia="Arial"/>
-                <w:sz w:val="18"/>
-              </w:rPr>
-            </w:r>
-            <w:r>
-              <w:rPr>
-                <w:rFonts w:ascii="Arial" w:hAnsi="Arial" w:eastAsia="Arial"/>
+                <w:rFonts w:ascii="Arial" w:hAnsi="Arial" w:eastAsia="Arial" w:cs="Tahoma"/>
+                <w:sz w:val="18"/>
+              </w:rPr>
+            </w:r>
+            <w:r>
+              <w:rPr>
+                <w:rFonts w:ascii="Arial" w:hAnsi="Arial" w:eastAsia="Arial" w:cs="Tahoma"/>
                 <w:sz w:val="18"/>
               </w:rPr>
               <w:t>Yes</w:t>
@@ -8385,13 +8502,13 @@
             </w:pPr>
             <w:r>
               <w:rPr>
-                <w:rFonts w:ascii="Arial" w:hAnsi="Arial" w:eastAsia="Arial"/>
-                <w:sz w:val="18"/>
-              </w:rPr>
-            </w:r>
-            <w:r>
-              <w:rPr>
-                <w:rFonts w:ascii="Arial" w:hAnsi="Arial" w:eastAsia="Arial"/>
+                <w:rFonts w:ascii="Arial" w:hAnsi="Arial" w:eastAsia="Arial" w:cs="Tahoma"/>
+                <w:sz w:val="18"/>
+              </w:rPr>
+            </w:r>
+            <w:r>
+              <w:rPr>
+                <w:rFonts w:ascii="Arial" w:hAnsi="Arial" w:eastAsia="Arial" w:cs="Tahoma"/>
                 <w:sz w:val="18"/>
               </w:rPr>
               <w:t>canonical code; do not replace with display label</w:t>
@@ -8415,13 +8532,13 @@
             </w:pPr>
             <w:r>
               <w:rPr>
-                <w:rFonts w:ascii="Arial" w:hAnsi="Arial" w:eastAsia="Arial"/>
-                <w:sz w:val="18"/>
-              </w:rPr>
-            </w:r>
-            <w:r>
-              <w:rPr>
-                <w:rFonts w:ascii="Arial" w:hAnsi="Arial" w:eastAsia="Arial"/>
+                <w:rFonts w:ascii="Arial" w:hAnsi="Arial" w:eastAsia="Arial" w:cs="Tahoma"/>
+                <w:sz w:val="18"/>
+              </w:rPr>
+            </w:r>
+            <w:r>
+              <w:rPr>
+                <w:rFonts w:ascii="Arial" w:hAnsi="Arial" w:eastAsia="Arial" w:cs="Tahoma"/>
                 <w:sz w:val="18"/>
               </w:rPr>
               <w:t>message</w:t>
@@ -8440,13 +8557,13 @@
             </w:pPr>
             <w:r>
               <w:rPr>
-                <w:rFonts w:ascii="Arial" w:hAnsi="Arial" w:eastAsia="Arial"/>
-                <w:sz w:val="18"/>
-              </w:rPr>
-            </w:r>
-            <w:r>
-              <w:rPr>
-                <w:rFonts w:ascii="Arial" w:hAnsi="Arial" w:eastAsia="Arial"/>
+                <w:rFonts w:ascii="Arial" w:hAnsi="Arial" w:eastAsia="Arial" w:cs="Tahoma"/>
+                <w:sz w:val="18"/>
+              </w:rPr>
+            </w:r>
+            <w:r>
+              <w:rPr>
+                <w:rFonts w:ascii="Arial" w:hAnsi="Arial" w:eastAsia="Arial" w:cs="Tahoma"/>
                 <w:sz w:val="18"/>
               </w:rPr>
               <w:t>string</w:t>
@@ -8465,13 +8582,13 @@
             </w:pPr>
             <w:r>
               <w:rPr>
-                <w:rFonts w:ascii="Arial" w:hAnsi="Arial" w:eastAsia="Arial"/>
-                <w:sz w:val="18"/>
-              </w:rPr>
-            </w:r>
-            <w:r>
-              <w:rPr>
-                <w:rFonts w:ascii="Arial" w:hAnsi="Arial" w:eastAsia="Arial"/>
+                <w:rFonts w:ascii="Arial" w:hAnsi="Arial" w:eastAsia="Arial" w:cs="Tahoma"/>
+                <w:sz w:val="18"/>
+              </w:rPr>
+            </w:r>
+            <w:r>
+              <w:rPr>
+                <w:rFonts w:ascii="Arial" w:hAnsi="Arial" w:eastAsia="Arial" w:cs="Tahoma"/>
                 <w:sz w:val="18"/>
               </w:rPr>
               <w:t>Yes</w:t>
@@ -8490,13 +8607,13 @@
             </w:pPr>
             <w:r>
               <w:rPr>
-                <w:rFonts w:ascii="Arial" w:hAnsi="Arial" w:eastAsia="Arial"/>
-                <w:sz w:val="18"/>
-              </w:rPr>
-            </w:r>
-            <w:r>
-              <w:rPr>
-                <w:rFonts w:ascii="Arial" w:hAnsi="Arial" w:eastAsia="Arial"/>
+                <w:rFonts w:ascii="Arial" w:hAnsi="Arial" w:eastAsia="Arial" w:cs="Tahoma"/>
+                <w:sz w:val="18"/>
+              </w:rPr>
+            </w:r>
+            <w:r>
+              <w:rPr>
+                <w:rFonts w:ascii="Arial" w:hAnsi="Arial" w:eastAsia="Arial" w:cs="Tahoma"/>
                 <w:sz w:val="18"/>
               </w:rPr>
               <w:t>UTF-8; use value domain described by endpoint purpose</w:t>
@@ -8526,7 +8643,7 @@
       </w:r>
       <w:r>
         <w:rPr>
-          <w:rFonts w:ascii="Courier New" w:hAnsi="Courier New"/>
+          <w:rFonts w:ascii="Courier New" w:hAnsi="Courier New" w:eastAsia="Courier New" w:cs="Tahoma"/>
         </w:rPr>
         <w:t>srm-sps-spsap-web-frontend</w:t>
       </w:r>
@@ -8535,7 +8652,7 @@
       </w:r>
       <w:r>
         <w:rPr>
-          <w:rFonts w:ascii="Courier New" w:hAnsi="Courier New"/>
+          <w:rFonts w:ascii="Courier New" w:hAnsi="Courier New" w:eastAsia="Courier New" w:cs="Tahoma"/>
         </w:rPr>
         <w:t>sbpm</w:t>
       </w:r>
@@ -8544,7 +8661,7 @@
       </w:r>
       <w:r>
         <w:rPr>
-          <w:rFonts w:ascii="Courier New" w:hAnsi="Courier New"/>
+          <w:rFonts w:ascii="Courier New" w:hAnsi="Courier New" w:eastAsia="Courier New" w:cs="Tahoma"/>
         </w:rPr>
         <w:t>'use client'</w:t>
       </w:r>
@@ -8553,7 +8670,7 @@
       </w:r>
       <w:r>
         <w:rPr>
-          <w:rFonts w:ascii="Courier New" w:hAnsi="Courier New"/>
+          <w:rFonts w:ascii="Courier New" w:hAnsi="Courier New" w:eastAsia="Courier New" w:cs="Tahoma"/>
         </w:rPr>
         <w:t>@/components/Form</w:t>
       </w:r>
@@ -8562,7 +8679,7 @@
       </w:r>
       <w:r>
         <w:rPr>
-          <w:rFonts w:ascii="Courier New" w:hAnsi="Courier New"/>
+          <w:rFonts w:ascii="Courier New" w:hAnsi="Courier New" w:eastAsia="Courier New" w:cs="Tahoma"/>
         </w:rPr>
         <w:t>@/components/Table</w:t>
       </w:r>
@@ -8571,7 +8688,7 @@
       </w:r>
       <w:r>
         <w:rPr>
-          <w:rFonts w:ascii="Courier New" w:hAnsi="Courier New"/>
+          <w:rFonts w:ascii="Courier New" w:hAnsi="Courier New" w:eastAsia="Courier New" w:cs="Tahoma"/>
         </w:rPr>
         <w:t>permissionStore</w:t>
       </w:r>
@@ -8580,7 +8697,7 @@
       </w:r>
       <w:r>
         <w:rPr>
-          <w:rFonts w:ascii="Courier New" w:hAnsi="Courier New"/>
+          <w:rFonts w:ascii="Courier New" w:hAnsi="Courier New" w:eastAsia="Courier New" w:cs="Tahoma"/>
         </w:rPr>
         <w:t>@/lib/apiClient</w:t>
       </w:r>
@@ -8598,7 +8715,7 @@
       </w:r>
       <w:r>
         <w:rPr>
-          <w:rFonts w:ascii="Courier New" w:hAnsi="Courier New"/>
+          <w:rFonts w:ascii="Courier New" w:hAnsi="Courier New" w:eastAsia="Courier New" w:cs="Tahoma"/>
         </w:rPr>
         <w:t>TODO:</w:t>
       </w:r>
@@ -8623,7 +8740,7 @@
       </w:r>
       <w:r>
         <w:rPr>
-          <w:rFonts w:ascii="Courier New" w:hAnsi="Courier New"/>
+          <w:rFonts w:ascii="Courier New" w:hAnsi="Courier New" w:eastAsia="Courier New" w:cs="Tahoma"/>
         </w:rPr>
         <w:t>srm-sps-spsap-web-frontend</w:t>
       </w:r>
@@ -8632,7 +8749,7 @@
       </w:r>
       <w:r>
         <w:rPr>
-          <w:rFonts w:ascii="Courier New" w:hAnsi="Courier New"/>
+          <w:rFonts w:ascii="Courier New" w:hAnsi="Courier New" w:eastAsia="Courier New" w:cs="Tahoma"/>
         </w:rPr>
         <w:t>sbpm</w:t>
       </w:r>
@@ -8641,7 +8758,7 @@
       </w:r>
       <w:r>
         <w:rPr>
-          <w:rFonts w:ascii="Courier New" w:hAnsi="Courier New"/>
+          <w:rFonts w:ascii="Courier New" w:hAnsi="Courier New" w:eastAsia="Courier New" w:cs="Tahoma"/>
         </w:rPr>
         <w:t>src/app/(main)/sbpgi/*</w:t>
       </w:r>
@@ -8650,7 +8767,7 @@
       </w:r>
       <w:r>
         <w:rPr>
-          <w:rFonts w:ascii="Courier New" w:hAnsi="Courier New"/>
+          <w:rFonts w:ascii="Courier New" w:hAnsi="Courier New" w:eastAsia="Courier New" w:cs="Tahoma"/>
         </w:rPr>
         <w:t>@/*</w:t>
       </w:r>
@@ -8687,7 +8804,7 @@
             <w:r/>
             <w:r>
               <w:rPr>
-                <w:rFonts w:ascii="Arial" w:hAnsi="Arial" w:eastAsia="Arial"/>
+                <w:rFonts w:ascii="Arial" w:hAnsi="Arial" w:eastAsia="Arial" w:cs="Tahoma"/>
                 <w:b/>
                 <w:sz w:val="18"/>
               </w:rPr>
@@ -8709,7 +8826,7 @@
             <w:r/>
             <w:r>
               <w:rPr>
-                <w:rFonts w:ascii="Arial" w:hAnsi="Arial" w:eastAsia="Arial"/>
+                <w:rFonts w:ascii="Arial" w:hAnsi="Arial" w:eastAsia="Arial" w:cs="Tahoma"/>
                 <w:b/>
                 <w:sz w:val="18"/>
               </w:rPr>
@@ -8734,13 +8851,13 @@
             </w:pPr>
             <w:r>
               <w:rPr>
-                <w:rFonts w:ascii="Arial" w:hAnsi="Arial" w:eastAsia="Arial"/>
-                <w:sz w:val="18"/>
-              </w:rPr>
-            </w:r>
-            <w:r>
-              <w:rPr>
-                <w:rFonts w:ascii="Arial" w:hAnsi="Arial" w:eastAsia="Arial"/>
+                <w:rFonts w:ascii="Arial" w:hAnsi="Arial" w:eastAsia="Arial" w:cs="Tahoma"/>
+                <w:sz w:val="18"/>
+              </w:rPr>
+            </w:r>
+            <w:r>
+              <w:rPr>
+                <w:rFonts w:ascii="Arial" w:hAnsi="Arial" w:eastAsia="Arial" w:cs="Tahoma"/>
                 <w:sz w:val="18"/>
               </w:rPr>
               <w:t>src/app/(main)/sbpgi/documents/[docNo]/page.tsx</w:t>
@@ -8759,13 +8876,13 @@
             </w:pPr>
             <w:r>
               <w:rPr>
-                <w:rFonts w:ascii="Arial" w:hAnsi="Arial" w:eastAsia="Arial"/>
-                <w:sz w:val="18"/>
-              </w:rPr>
-            </w:r>
-            <w:r>
-              <w:rPr>
-                <w:rFonts w:ascii="Arial" w:hAnsi="Arial" w:eastAsia="Arial"/>
+                <w:rFonts w:ascii="Arial" w:hAnsi="Arial" w:eastAsia="Arial" w:cs="Tahoma"/>
+                <w:sz w:val="18"/>
+              </w:rPr>
+            </w:r>
+            <w:r>
+              <w:rPr>
+                <w:rFonts w:ascii="Arial" w:hAnsi="Arial" w:eastAsia="Arial" w:cs="Tahoma"/>
                 <w:sz w:val="18"/>
               </w:rPr>
               <w:t>route page — ใช้ร่วมกับหน้า detail — view ของ workflow section 01</w:t>
@@ -8789,13 +8906,13 @@
             </w:pPr>
             <w:r>
               <w:rPr>
-                <w:rFonts w:ascii="Arial" w:hAnsi="Arial" w:eastAsia="Arial"/>
-                <w:sz w:val="18"/>
-              </w:rPr>
-            </w:r>
-            <w:r>
-              <w:rPr>
-                <w:rFonts w:ascii="Arial" w:hAnsi="Arial" w:eastAsia="Arial"/>
+                <w:rFonts w:ascii="Arial" w:hAnsi="Arial" w:eastAsia="Arial" w:cs="Tahoma"/>
+                <w:sz w:val="18"/>
+              </w:rPr>
+            </w:r>
+            <w:r>
+              <w:rPr>
+                <w:rFonts w:ascii="Arial" w:hAnsi="Arial" w:eastAsia="Arial" w:cs="Tahoma"/>
                 <w:sz w:val="18"/>
               </w:rPr>
               <w:t>src/components/sbpgi/document-detail/RoleView01.tsx</w:t>
@@ -8814,13 +8931,13 @@
             </w:pPr>
             <w:r>
               <w:rPr>
-                <w:rFonts w:ascii="Arial" w:hAnsi="Arial" w:eastAsia="Arial"/>
-                <w:sz w:val="18"/>
-              </w:rPr>
-            </w:r>
-            <w:r>
-              <w:rPr>
-                <w:rFonts w:ascii="Arial" w:hAnsi="Arial" w:eastAsia="Arial"/>
+                <w:rFonts w:ascii="Arial" w:hAnsi="Arial" w:eastAsia="Arial" w:cs="Tahoma"/>
+                <w:sz w:val="18"/>
+              </w:rPr>
+            </w:r>
+            <w:r>
+              <w:rPr>
+                <w:rFonts w:ascii="Arial" w:hAnsi="Arial" w:eastAsia="Arial" w:cs="Tahoma"/>
                 <w:sz w:val="18"/>
               </w:rPr>
               <w:t>component — view เฉพาะ workflow section 01 (อ่าน visibleSections/editableSections จาก API)</w:t>
@@ -8844,13 +8961,13 @@
             </w:pPr>
             <w:r>
               <w:rPr>
-                <w:rFonts w:ascii="Arial" w:hAnsi="Arial" w:eastAsia="Arial"/>
-                <w:sz w:val="18"/>
-              </w:rPr>
-            </w:r>
-            <w:r>
-              <w:rPr>
-                <w:rFonts w:ascii="Arial" w:hAnsi="Arial" w:eastAsia="Arial"/>
+                <w:rFonts w:ascii="Arial" w:hAnsi="Arial" w:eastAsia="Arial" w:cs="Tahoma"/>
+                <w:sz w:val="18"/>
+              </w:rPr>
+            </w:r>
+            <w:r>
+              <w:rPr>
+                <w:rFonts w:ascii="Arial" w:hAnsi="Arial" w:eastAsia="Arial" w:cs="Tahoma"/>
                 <w:sz w:val="18"/>
               </w:rPr>
               <w:t>src/components/sbpgi/document-detail/ActionForm01.tsx</w:t>
@@ -8869,13 +8986,13 @@
             </w:pPr>
             <w:r>
               <w:rPr>
-                <w:rFonts w:ascii="Arial" w:hAnsi="Arial" w:eastAsia="Arial"/>
-                <w:sz w:val="18"/>
-              </w:rPr>
-            </w:r>
-            <w:r>
-              <w:rPr>
-                <w:rFonts w:ascii="Arial" w:hAnsi="Arial" w:eastAsia="Arial"/>
+                <w:rFonts w:ascii="Arial" w:hAnsi="Arial" w:eastAsia="Arial" w:cs="Tahoma"/>
+                <w:sz w:val="18"/>
+              </w:rPr>
+            </w:r>
+            <w:r>
+              <w:rPr>
+                <w:rFonts w:ascii="Arial" w:hAnsi="Arial" w:eastAsia="Arial" w:cs="Tahoma"/>
                 <w:sz w:val="18"/>
               </w:rPr>
               <w:t>component — ฟอร์มผลการพิจารณา (result + comment) ของ section นี้</w:t>
@@ -8899,13 +9016,13 @@
             </w:pPr>
             <w:r>
               <w:rPr>
-                <w:rFonts w:ascii="Arial" w:hAnsi="Arial" w:eastAsia="Arial"/>
-                <w:sz w:val="18"/>
-              </w:rPr>
-            </w:r>
-            <w:r>
-              <w:rPr>
-                <w:rFonts w:ascii="Arial" w:hAnsi="Arial" w:eastAsia="Arial"/>
+                <w:rFonts w:ascii="Arial" w:hAnsi="Arial" w:eastAsia="Arial" w:cs="Tahoma"/>
+                <w:sz w:val="18"/>
+              </w:rPr>
+            </w:r>
+            <w:r>
+              <w:rPr>
+                <w:rFonts w:ascii="Arial" w:hAnsi="Arial" w:eastAsia="Arial" w:cs="Tahoma"/>
                 <w:sz w:val="18"/>
               </w:rPr>
               <w:t>src/components/sbpgi/document-detail/DocumentSection.tsx</w:t>
@@ -8924,13 +9041,13 @@
             </w:pPr>
             <w:r>
               <w:rPr>
-                <w:rFonts w:ascii="Arial" w:hAnsi="Arial" w:eastAsia="Arial"/>
-                <w:sz w:val="18"/>
-              </w:rPr>
-            </w:r>
-            <w:r>
-              <w:rPr>
-                <w:rFonts w:ascii="Arial" w:hAnsi="Arial" w:eastAsia="Arial"/>
+                <w:rFonts w:ascii="Arial" w:hAnsi="Arial" w:eastAsia="Arial" w:cs="Tahoma"/>
+                <w:sz w:val="18"/>
+              </w:rPr>
+            </w:r>
+            <w:r>
+              <w:rPr>
+                <w:rFonts w:ascii="Arial" w:hAnsi="Arial" w:eastAsia="Arial" w:cs="Tahoma"/>
                 <w:sz w:val="18"/>
               </w:rPr>
               <w:t>component ร่วม — render 1 section ตาม sectionKey (ประกาศครั้งเดียวที่ LLDD-FE-Document-Detail.pdf)</w:t>
@@ -8954,13 +9071,13 @@
             </w:pPr>
             <w:r>
               <w:rPr>
-                <w:rFonts w:ascii="Arial" w:hAnsi="Arial" w:eastAsia="Arial"/>
-                <w:sz w:val="18"/>
-              </w:rPr>
-            </w:r>
-            <w:r>
-              <w:rPr>
-                <w:rFonts w:ascii="Arial" w:hAnsi="Arial" w:eastAsia="Arial"/>
+                <w:rFonts w:ascii="Arial" w:hAnsi="Arial" w:eastAsia="Arial" w:cs="Tahoma"/>
+                <w:sz w:val="18"/>
+              </w:rPr>
+            </w:r>
+            <w:r>
+              <w:rPr>
+                <w:rFonts w:ascii="Arial" w:hAnsi="Arial" w:eastAsia="Arial" w:cs="Tahoma"/>
                 <w:sz w:val="18"/>
               </w:rPr>
               <w:t>src/components/sbpgi/document-detail/ActionPanel.tsx</w:t>
@@ -8979,13 +9096,13 @@
             </w:pPr>
             <w:r>
               <w:rPr>
-                <w:rFonts w:ascii="Arial" w:hAnsi="Arial" w:eastAsia="Arial"/>
-                <w:sz w:val="18"/>
-              </w:rPr>
-            </w:r>
-            <w:r>
-              <w:rPr>
-                <w:rFonts w:ascii="Arial" w:hAnsi="Arial" w:eastAsia="Arial"/>
+                <w:rFonts w:ascii="Arial" w:hAnsi="Arial" w:eastAsia="Arial" w:cs="Tahoma"/>
+                <w:sz w:val="18"/>
+              </w:rPr>
+            </w:r>
+            <w:r>
+              <w:rPr>
+                <w:rFonts w:ascii="Arial" w:hAnsi="Arial" w:eastAsia="Arial" w:cs="Tahoma"/>
                 <w:sz w:val="18"/>
               </w:rPr>
               <w:t>component ร่วม — กล่อง action ของหน้า detail (ประกาศครั้งเดียวที่ LLDD-FE-Document-Detail.pdf)</w:t>
@@ -9009,13 +9126,13 @@
             </w:pPr>
             <w:r>
               <w:rPr>
-                <w:rFonts w:ascii="Arial" w:hAnsi="Arial" w:eastAsia="Arial"/>
-                <w:sz w:val="18"/>
-              </w:rPr>
-            </w:r>
-            <w:r>
-              <w:rPr>
-                <w:rFonts w:ascii="Arial" w:hAnsi="Arial" w:eastAsia="Arial"/>
+                <w:rFonts w:ascii="Arial" w:hAnsi="Arial" w:eastAsia="Arial" w:cs="Tahoma"/>
+                <w:sz w:val="18"/>
+              </w:rPr>
+            </w:r>
+            <w:r>
+              <w:rPr>
+                <w:rFonts w:ascii="Arial" w:hAnsi="Arial" w:eastAsia="Arial" w:cs="Tahoma"/>
                 <w:sz w:val="18"/>
               </w:rPr>
               <w:t>src/services/sbpgi/document.service.ts</w:t>
@@ -9034,13 +9151,13 @@
             </w:pPr>
             <w:r>
               <w:rPr>
-                <w:rFonts w:ascii="Arial" w:hAnsi="Arial" w:eastAsia="Arial"/>
-                <w:sz w:val="18"/>
-              </w:rPr>
-            </w:r>
-            <w:r>
-              <w:rPr>
-                <w:rFonts w:ascii="Arial" w:hAnsi="Arial" w:eastAsia="Arial"/>
+                <w:rFonts w:ascii="Arial" w:hAnsi="Arial" w:eastAsia="Arial" w:cs="Tahoma"/>
+                <w:sz w:val="18"/>
+              </w:rPr>
+            </w:r>
+            <w:r>
+              <w:rPr>
+                <w:rFonts w:ascii="Arial" w:hAnsi="Arial" w:eastAsia="Arial" w:cs="Tahoma"/>
                 <w:sz w:val="18"/>
               </w:rPr>
               <w:t>service — เรียก BFF ผ่าน apiClient (GET, POST)</w:t>
@@ -9064,13 +9181,13 @@
             </w:pPr>
             <w:r>
               <w:rPr>
-                <w:rFonts w:ascii="Arial" w:hAnsi="Arial" w:eastAsia="Arial"/>
-                <w:sz w:val="18"/>
-              </w:rPr>
-            </w:r>
-            <w:r>
-              <w:rPr>
-                <w:rFonts w:ascii="Arial" w:hAnsi="Arial" w:eastAsia="Arial"/>
+                <w:rFonts w:ascii="Arial" w:hAnsi="Arial" w:eastAsia="Arial" w:cs="Tahoma"/>
+                <w:sz w:val="18"/>
+              </w:rPr>
+            </w:r>
+            <w:r>
+              <w:rPr>
+                <w:rFonts w:ascii="Arial" w:hAnsi="Arial" w:eastAsia="Arial" w:cs="Tahoma"/>
                 <w:sz w:val="18"/>
               </w:rPr>
               <w:t>src/hooks/sbpgi/document.query.ts</w:t>
@@ -9089,13 +9206,13 @@
             </w:pPr>
             <w:r>
               <w:rPr>
-                <w:rFonts w:ascii="Arial" w:hAnsi="Arial" w:eastAsia="Arial"/>
-                <w:sz w:val="18"/>
-              </w:rPr>
-            </w:r>
-            <w:r>
-              <w:rPr>
-                <w:rFonts w:ascii="Arial" w:hAnsi="Arial" w:eastAsia="Arial"/>
+                <w:rFonts w:ascii="Arial" w:hAnsi="Arial" w:eastAsia="Arial" w:cs="Tahoma"/>
+                <w:sz w:val="18"/>
+              </w:rPr>
+            </w:r>
+            <w:r>
+              <w:rPr>
+                <w:rFonts w:ascii="Arial" w:hAnsi="Arial" w:eastAsia="Arial" w:cs="Tahoma"/>
                 <w:sz w:val="18"/>
               </w:rPr>
               <w:t>hook — query key factory + useQuery/useMutation + invalidate</w:t>
@@ -9119,13 +9236,13 @@
             </w:pPr>
             <w:r>
               <w:rPr>
-                <w:rFonts w:ascii="Arial" w:hAnsi="Arial" w:eastAsia="Arial"/>
-                <w:sz w:val="18"/>
-              </w:rPr>
-            </w:r>
-            <w:r>
-              <w:rPr>
-                <w:rFonts w:ascii="Arial" w:hAnsi="Arial" w:eastAsia="Arial"/>
+                <w:rFonts w:ascii="Arial" w:hAnsi="Arial" w:eastAsia="Arial" w:cs="Tahoma"/>
+                <w:sz w:val="18"/>
+              </w:rPr>
+            </w:r>
+            <w:r>
+              <w:rPr>
+                <w:rFonts w:ascii="Arial" w:hAnsi="Arial" w:eastAsia="Arial" w:cs="Tahoma"/>
                 <w:sz w:val="18"/>
               </w:rPr>
               <w:t>src/types/sbpgi/document.ts</w:t>
@@ -9144,13 +9261,13 @@
             </w:pPr>
             <w:r>
               <w:rPr>
-                <w:rFonts w:ascii="Arial" w:hAnsi="Arial" w:eastAsia="Arial"/>
-                <w:sz w:val="18"/>
-              </w:rPr>
-            </w:r>
-            <w:r>
-              <w:rPr>
-                <w:rFonts w:ascii="Arial" w:hAnsi="Arial" w:eastAsia="Arial"/>
+                <w:rFonts w:ascii="Arial" w:hAnsi="Arial" w:eastAsia="Arial" w:cs="Tahoma"/>
+                <w:sz w:val="18"/>
+              </w:rPr>
+            </w:r>
+            <w:r>
+              <w:rPr>
+                <w:rFonts w:ascii="Arial" w:hAnsi="Arial" w:eastAsia="Arial" w:cs="Tahoma"/>
                 <w:sz w:val="18"/>
               </w:rPr>
               <w:t>types — request/response ตาม API contract ของเอกสารนี้</w:t>
@@ -9178,7 +9295,7 @@
       </w:pPr>
       <w:r>
         <w:rPr>
-          <w:rFonts w:ascii="Courier New" w:hAnsi="Courier New"/>
+          <w:rFonts w:ascii="Courier New" w:hAnsi="Courier New" w:eastAsia="Courier New" w:cs="Tahoma"/>
           <w:sz w:val="16"/>
         </w:rPr>
         <w:t>'use client';</w:t>
@@ -9282,7 +9399,7 @@
       </w:r>
       <w:r>
         <w:rPr>
-          <w:rFonts w:ascii="Courier New" w:hAnsi="Courier New"/>
+          <w:rFonts w:ascii="Courier New" w:hAnsi="Courier New" w:eastAsia="Courier New" w:cs="Tahoma"/>
         </w:rPr>
         <w:t>src/services/sbpgi/document.service.ts</w:t>
       </w:r>
@@ -9300,7 +9417,7 @@
       </w:r>
       <w:r>
         <w:rPr>
-          <w:rFonts w:ascii="Courier New" w:hAnsi="Courier New"/>
+          <w:rFonts w:ascii="Courier New" w:hAnsi="Courier New" w:eastAsia="Courier New" w:cs="Tahoma"/>
         </w:rPr>
         <w:t>document</w:t>
       </w:r>
@@ -9324,7 +9441,7 @@
       </w:pPr>
       <w:r>
         <w:rPr>
-          <w:rFonts w:ascii="Courier New" w:hAnsi="Courier New"/>
+          <w:rFonts w:ascii="Courier New" w:hAnsi="Courier New" w:eastAsia="Courier New" w:cs="Tahoma"/>
           <w:sz w:val="16"/>
         </w:rPr>
         <w:t>// src/services/sbpgi/document.service.ts</w:t>
@@ -9352,7 +9469,7 @@
         <w:t>}</w:t>
         <w:br/>
         <w:br/>
-        <w:t>/** POST /api/v1/documents/{docNo}/actions — ตัวอย่าง positive-path จาก section 01; Section 02 ส่งต่อ AVP (03) เมื่อยอดรวม 50,001-300,000 บาท และจบที่ GM เมื่อ &lt;= 50,000 บาท (SDD GI) */</w:t>
+        <w:t>/** POST /api/v1/documents/{docNo}/actions — ตัวอย่าง positive-path จาก section 01; Section 02 ส่งต่อ AVP (03) เมื่อยอดรวม ≥ 100,000 บาท และจบที่ GM เมื่อ &lt; 100,000 บาท (มติ 2026-08-18) */</w:t>
         <w:br/>
         <w:t>export async function createDocumentsActions(docNo: string, body: T.CreateDocumentsActionsRequest): Promise&lt;T.CreateDocumentsActionsResponse&gt; {</w:t>
         <w:br/>
@@ -9386,7 +9503,7 @@
       </w:r>
       <w:r>
         <w:rPr>
-          <w:rFonts w:ascii="Courier New" w:hAnsi="Courier New"/>
+          <w:rFonts w:ascii="Courier New" w:hAnsi="Courier New" w:eastAsia="Courier New" w:cs="Tahoma"/>
         </w:rPr>
         <w:t>src/types/sbpgi/document.ts</w:t>
       </w:r>
@@ -9404,7 +9521,7 @@
       </w:r>
       <w:r>
         <w:rPr>
-          <w:rFonts w:ascii="Courier New" w:hAnsi="Courier New"/>
+          <w:rFonts w:ascii="Courier New" w:hAnsi="Courier New" w:eastAsia="Courier New" w:cs="Tahoma"/>
         </w:rPr>
         <w:t>document</w:t>
       </w:r>
@@ -9428,7 +9545,7 @@
       </w:pPr>
       <w:r>
         <w:rPr>
-          <w:rFonts w:ascii="Courier New" w:hAnsi="Courier New"/>
+          <w:rFonts w:ascii="Courier New" w:hAnsi="Courier New" w:eastAsia="Courier New" w:cs="Tahoma"/>
           <w:sz w:val="16"/>
         </w:rPr>
         <w:t>// src/types/sbpgi/document.ts — ตรงกับตาราง API ในเอกสารนี้</w:t>
@@ -9512,7 +9629,7 @@
       </w:r>
       <w:r>
         <w:rPr>
-          <w:rFonts w:ascii="Courier New" w:hAnsi="Courier New"/>
+          <w:rFonts w:ascii="Courier New" w:hAnsi="Courier New" w:eastAsia="Courier New" w:cs="Tahoma"/>
         </w:rPr>
         <w:t>src/hooks/sbpgi/document.query.ts</w:t>
       </w:r>
@@ -9530,7 +9647,7 @@
       </w:r>
       <w:r>
         <w:rPr>
-          <w:rFonts w:ascii="Courier New" w:hAnsi="Courier New"/>
+          <w:rFonts w:ascii="Courier New" w:hAnsi="Courier New" w:eastAsia="Courier New" w:cs="Tahoma"/>
         </w:rPr>
         <w:t>document</w:t>
       </w:r>
@@ -9554,7 +9671,7 @@
       </w:pPr>
       <w:r>
         <w:rPr>
-          <w:rFonts w:ascii="Courier New" w:hAnsi="Courier New"/>
+          <w:rFonts w:ascii="Courier New" w:hAnsi="Courier New" w:eastAsia="Courier New" w:cs="Tahoma"/>
           <w:sz w:val="16"/>
         </w:rPr>
         <w:t>// src/hooks/sbpgi/document.query.ts</w:t>
@@ -9642,7 +9759,7 @@
       </w:r>
       <w:r>
         <w:rPr>
-          <w:rFonts w:ascii="Courier New" w:hAnsi="Courier New"/>
+          <w:rFonts w:ascii="Courier New" w:hAnsi="Courier New" w:eastAsia="Courier New" w:cs="Tahoma"/>
         </w:rPr>
         <w:t>POST /api/v1/documents/{docNo}/actions</w:t>
       </w:r>
@@ -9651,7 +9768,7 @@
       </w:r>
       <w:r>
         <w:rPr>
-          <w:rFonts w:ascii="Courier New" w:hAnsi="Courier New"/>
+          <w:rFonts w:ascii="Courier New" w:hAnsi="Courier New" w:eastAsia="Courier New" w:cs="Tahoma"/>
         </w:rPr>
         <w:t>result</w:t>
       </w:r>
@@ -9660,7 +9777,7 @@
       </w:r>
       <w:r>
         <w:rPr>
-          <w:rFonts w:ascii="Courier New" w:hAnsi="Courier New"/>
+          <w:rFonts w:ascii="Courier New" w:hAnsi="Courier New" w:eastAsia="Courier New" w:cs="Tahoma"/>
         </w:rPr>
         <w:t>comment</w:t>
       </w:r>
@@ -9672,7 +9789,7 @@
       </w:pPr>
       <w:r>
         <w:rPr>
-          <w:rFonts w:ascii="Courier New" w:hAnsi="Courier New"/>
+          <w:rFonts w:ascii="Courier New" w:hAnsi="Courier New" w:eastAsia="Courier New" w:cs="Tahoma"/>
           <w:sz w:val="16"/>
         </w:rPr>
         <w:t>'use client';</w:t>
@@ -9844,7 +9961,7 @@
       </w:r>
       <w:r>
         <w:rPr>
-          <w:rFonts w:ascii="Courier New" w:hAnsi="Courier New"/>
+          <w:rFonts w:ascii="Courier New" w:hAnsi="Courier New" w:eastAsia="Courier New" w:cs="Tahoma"/>
         </w:rPr>
         <w:t>permissionStore.hasPermission(url, 'canView'|'canManage'|'canExport'|'canOther')</w:t>
       </w:r>
@@ -9853,7 +9970,7 @@
       </w:r>
       <w:r>
         <w:rPr>
-          <w:rFonts w:ascii="Courier New" w:hAnsi="Courier New"/>
+          <w:rFonts w:ascii="Courier New" w:hAnsi="Courier New" w:eastAsia="Courier New" w:cs="Tahoma"/>
         </w:rPr>
         <w:t>&lt;AccessDenied /&gt;</w:t>
       </w:r>
@@ -9871,7 +9988,7 @@
       </w:r>
       <w:r>
         <w:rPr>
-          <w:rFonts w:ascii="Courier New" w:hAnsi="Courier New"/>
+          <w:rFonts w:ascii="Courier New" w:hAnsi="Courier New" w:eastAsia="Courier New" w:cs="Tahoma"/>
         </w:rPr>
         <w:t>GET /menus</w:t>
       </w:r>
@@ -9880,7 +9997,7 @@
       </w:r>
       <w:r>
         <w:rPr>
-          <w:rFonts w:ascii="Courier New" w:hAnsi="Courier New"/>
+          <w:rFonts w:ascii="Courier New" w:hAnsi="Courier New" w:eastAsia="Courier New" w:cs="Tahoma"/>
         </w:rPr>
         <w:t>GET /groups/current-user/permissions</w:t>
       </w:r>
@@ -9898,7 +10015,7 @@
       </w:r>
       <w:r>
         <w:rPr>
-          <w:rFonts w:ascii="Courier New" w:hAnsi="Courier New"/>
+          <w:rFonts w:ascii="Courier New" w:hAnsi="Courier New" w:eastAsia="Courier New" w:cs="Tahoma"/>
         </w:rPr>
         <w:t>withCredentials: true</w:t>
       </w:r>
@@ -9925,7 +10042,7 @@
       </w:r>
       <w:r>
         <w:rPr>
-          <w:rFonts w:ascii="Courier New" w:hAnsi="Courier New"/>
+          <w:rFonts w:ascii="Courier New" w:hAnsi="Courier New" w:eastAsia="Courier New" w:cs="Tahoma"/>
         </w:rPr>
         <w:t>error.message</w:t>
       </w:r>
@@ -9973,7 +10090,7 @@
             <w:r/>
             <w:r>
               <w:rPr>
-                <w:rFonts w:ascii="Arial" w:hAnsi="Arial" w:eastAsia="Arial"/>
+                <w:rFonts w:ascii="Arial" w:hAnsi="Arial" w:eastAsia="Arial" w:cs="Tahoma"/>
                 <w:b/>
                 <w:sz w:val="18"/>
               </w:rPr>
@@ -9995,7 +10112,7 @@
             <w:r/>
             <w:r>
               <w:rPr>
-                <w:rFonts w:ascii="Arial" w:hAnsi="Arial" w:eastAsia="Arial"/>
+                <w:rFonts w:ascii="Arial" w:hAnsi="Arial" w:eastAsia="Arial" w:cs="Tahoma"/>
                 <w:b/>
                 <w:sz w:val="18"/>
               </w:rPr>
@@ -10020,13 +10137,13 @@
             </w:pPr>
             <w:r>
               <w:rPr>
-                <w:rFonts w:ascii="Arial" w:hAnsi="Arial" w:eastAsia="Arial"/>
-                <w:sz w:val="18"/>
-              </w:rPr>
-            </w:r>
-            <w:r>
-              <w:rPr>
-                <w:rFonts w:ascii="Arial" w:hAnsi="Arial" w:eastAsia="Arial"/>
+                <w:rFonts w:ascii="Arial" w:hAnsi="Arial" w:eastAsia="Arial" w:cs="Tahoma"/>
+                <w:sz w:val="18"/>
+              </w:rPr>
+            </w:r>
+            <w:r>
+              <w:rPr>
+                <w:rFonts w:ascii="Arial" w:hAnsi="Arial" w:eastAsia="Arial" w:cs="Tahoma"/>
                 <w:sz w:val="18"/>
               </w:rPr>
               <w:t>1</w:t>
@@ -10045,13 +10162,13 @@
             </w:pPr>
             <w:r>
               <w:rPr>
-                <w:rFonts w:ascii="Arial" w:hAnsi="Arial" w:eastAsia="Arial"/>
-                <w:sz w:val="18"/>
-              </w:rPr>
-            </w:r>
-            <w:r>
-              <w:rPr>
-                <w:rFonts w:ascii="Arial" w:hAnsi="Arial" w:eastAsia="Arial"/>
+                <w:rFonts w:ascii="Arial" w:hAnsi="Arial" w:eastAsia="Arial" w:cs="Tahoma"/>
+                <w:sz w:val="18"/>
+              </w:rPr>
+            </w:r>
+            <w:r>
+              <w:rPr>
+                <w:rFonts w:ascii="Arial" w:hAnsi="Arial" w:eastAsia="Arial" w:cs="Tahoma"/>
                 <w:sz w:val="18"/>
               </w:rPr>
               <w:t>Load document detail</w:t>
@@ -10075,13 +10192,13 @@
             </w:pPr>
             <w:r>
               <w:rPr>
-                <w:rFonts w:ascii="Arial" w:hAnsi="Arial" w:eastAsia="Arial"/>
-                <w:sz w:val="18"/>
-              </w:rPr>
-            </w:r>
-            <w:r>
-              <w:rPr>
-                <w:rFonts w:ascii="Arial" w:hAnsi="Arial" w:eastAsia="Arial"/>
+                <w:rFonts w:ascii="Arial" w:hAnsi="Arial" w:eastAsia="Arial" w:cs="Tahoma"/>
+                <w:sz w:val="18"/>
+              </w:rPr>
+            </w:r>
+            <w:r>
+              <w:rPr>
+                <w:rFonts w:ascii="Arial" w:hAnsi="Arial" w:eastAsia="Arial" w:cs="Tahoma"/>
                 <w:sz w:val="18"/>
               </w:rPr>
               <w:t>2</w:t>
@@ -10100,13 +10217,13 @@
             </w:pPr>
             <w:r>
               <w:rPr>
-                <w:rFonts w:ascii="Arial" w:hAnsi="Arial" w:eastAsia="Arial"/>
-                <w:sz w:val="18"/>
-              </w:rPr>
-            </w:r>
-            <w:r>
-              <w:rPr>
-                <w:rFonts w:ascii="Arial" w:hAnsi="Arial" w:eastAsia="Arial"/>
+                <w:rFonts w:ascii="Arial" w:hAnsi="Arial" w:eastAsia="Arial" w:cs="Tahoma"/>
+                <w:sz w:val="18"/>
+              </w:rPr>
+            </w:r>
+            <w:r>
+              <w:rPr>
+                <w:rFonts w:ascii="Arial" w:hAnsi="Arial" w:eastAsia="Arial" w:cs="Tahoma"/>
                 <w:sz w:val="18"/>
               </w:rPr>
               <w:t>Apply visibleSections and editableSections</w:t>
@@ -10130,13 +10247,13 @@
             </w:pPr>
             <w:r>
               <w:rPr>
-                <w:rFonts w:ascii="Arial" w:hAnsi="Arial" w:eastAsia="Arial"/>
-                <w:sz w:val="18"/>
-              </w:rPr>
-            </w:r>
-            <w:r>
-              <w:rPr>
-                <w:rFonts w:ascii="Arial" w:hAnsi="Arial" w:eastAsia="Arial"/>
+                <w:rFonts w:ascii="Arial" w:hAnsi="Arial" w:eastAsia="Arial" w:cs="Tahoma"/>
+                <w:sz w:val="18"/>
+              </w:rPr>
+            </w:r>
+            <w:r>
+              <w:rPr>
+                <w:rFonts w:ascii="Arial" w:hAnsi="Arial" w:eastAsia="Arial" w:cs="Tahoma"/>
                 <w:sz w:val="18"/>
               </w:rPr>
               <w:t>3</w:t>
@@ -10155,13 +10272,13 @@
             </w:pPr>
             <w:r>
               <w:rPr>
-                <w:rFonts w:ascii="Arial" w:hAnsi="Arial" w:eastAsia="Arial"/>
-                <w:sz w:val="18"/>
-              </w:rPr>
-            </w:r>
-            <w:r>
-              <w:rPr>
-                <w:rFonts w:ascii="Arial" w:hAnsi="Arial" w:eastAsia="Arial"/>
+                <w:rFonts w:ascii="Arial" w:hAnsi="Arial" w:eastAsia="Arial" w:cs="Tahoma"/>
+                <w:sz w:val="18"/>
+              </w:rPr>
+            </w:r>
+            <w:r>
+              <w:rPr>
+                <w:rFonts w:ascii="Arial" w:hAnsi="Arial" w:eastAsia="Arial" w:cs="Tahoma"/>
                 <w:sz w:val="18"/>
               </w:rPr>
               <w:t>Render fields/actions for this role only</w:t>
@@ -10185,13 +10302,13 @@
             </w:pPr>
             <w:r>
               <w:rPr>
-                <w:rFonts w:ascii="Arial" w:hAnsi="Arial" w:eastAsia="Arial"/>
-                <w:sz w:val="18"/>
-              </w:rPr>
-            </w:r>
-            <w:r>
-              <w:rPr>
-                <w:rFonts w:ascii="Arial" w:hAnsi="Arial" w:eastAsia="Arial"/>
+                <w:rFonts w:ascii="Arial" w:hAnsi="Arial" w:eastAsia="Arial" w:cs="Tahoma"/>
+                <w:sz w:val="18"/>
+              </w:rPr>
+            </w:r>
+            <w:r>
+              <w:rPr>
+                <w:rFonts w:ascii="Arial" w:hAnsi="Arial" w:eastAsia="Arial" w:cs="Tahoma"/>
                 <w:sz w:val="18"/>
               </w:rPr>
               <w:t>4</w:t>
@@ -10210,13 +10327,13 @@
             </w:pPr>
             <w:r>
               <w:rPr>
-                <w:rFonts w:ascii="Arial" w:hAnsi="Arial" w:eastAsia="Arial"/>
-                <w:sz w:val="18"/>
-              </w:rPr>
-            </w:r>
-            <w:r>
-              <w:rPr>
-                <w:rFonts w:ascii="Arial" w:hAnsi="Arial" w:eastAsia="Arial"/>
+                <w:rFonts w:ascii="Arial" w:hAnsi="Arial" w:eastAsia="Arial" w:cs="Tahoma"/>
+                <w:sz w:val="18"/>
+              </w:rPr>
+            </w:r>
+            <w:r>
+              <w:rPr>
+                <w:rFonts w:ascii="Arial" w:hAnsi="Arial" w:eastAsia="Arial" w:cs="Tahoma"/>
                 <w:sz w:val="18"/>
               </w:rPr>
               <w:t>Validate popup text</w:t>
@@ -10240,13 +10357,13 @@
             </w:pPr>
             <w:r>
               <w:rPr>
-                <w:rFonts w:ascii="Arial" w:hAnsi="Arial" w:eastAsia="Arial"/>
-                <w:sz w:val="18"/>
-              </w:rPr>
-            </w:r>
-            <w:r>
-              <w:rPr>
-                <w:rFonts w:ascii="Arial" w:hAnsi="Arial" w:eastAsia="Arial"/>
+                <w:rFonts w:ascii="Arial" w:hAnsi="Arial" w:eastAsia="Arial" w:cs="Tahoma"/>
+                <w:sz w:val="18"/>
+              </w:rPr>
+            </w:r>
+            <w:r>
+              <w:rPr>
+                <w:rFonts w:ascii="Arial" w:hAnsi="Arial" w:eastAsia="Arial" w:cs="Tahoma"/>
                 <w:sz w:val="18"/>
               </w:rPr>
               <w:t>5</w:t>
@@ -10265,13 +10382,13 @@
             </w:pPr>
             <w:r>
               <w:rPr>
-                <w:rFonts w:ascii="Arial" w:hAnsi="Arial" w:eastAsia="Arial"/>
-                <w:sz w:val="18"/>
-              </w:rPr>
-            </w:r>
-            <w:r>
-              <w:rPr>
-                <w:rFonts w:ascii="Arial" w:hAnsi="Arial" w:eastAsia="Arial"/>
+                <w:rFonts w:ascii="Arial" w:hAnsi="Arial" w:eastAsia="Arial" w:cs="Tahoma"/>
+                <w:sz w:val="18"/>
+              </w:rPr>
+            </w:r>
+            <w:r>
+              <w:rPr>
+                <w:rFonts w:ascii="Arial" w:hAnsi="Arial" w:eastAsia="Arial" w:cs="Tahoma"/>
                 <w:sz w:val="18"/>
               </w:rPr>
               <w:t>Submit action or save allowed section</w:t>
@@ -10295,13 +10412,13 @@
             </w:pPr>
             <w:r>
               <w:rPr>
-                <w:rFonts w:ascii="Arial" w:hAnsi="Arial" w:eastAsia="Arial"/>
-                <w:sz w:val="18"/>
-              </w:rPr>
-            </w:r>
-            <w:r>
-              <w:rPr>
-                <w:rFonts w:ascii="Arial" w:hAnsi="Arial" w:eastAsia="Arial"/>
+                <w:rFonts w:ascii="Arial" w:hAnsi="Arial" w:eastAsia="Arial" w:cs="Tahoma"/>
+                <w:sz w:val="18"/>
+              </w:rPr>
+            </w:r>
+            <w:r>
+              <w:rPr>
+                <w:rFonts w:ascii="Arial" w:hAnsi="Arial" w:eastAsia="Arial" w:cs="Tahoma"/>
                 <w:sz w:val="18"/>
               </w:rPr>
               <w:t>6</w:t>
@@ -10320,13 +10437,13 @@
             </w:pPr>
             <w:r>
               <w:rPr>
-                <w:rFonts w:ascii="Arial" w:hAnsi="Arial" w:eastAsia="Arial"/>
-                <w:sz w:val="18"/>
-              </w:rPr>
-            </w:r>
-            <w:r>
-              <w:rPr>
-                <w:rFonts w:ascii="Arial" w:hAnsi="Arial" w:eastAsia="Arial"/>
+                <w:rFonts w:ascii="Arial" w:hAnsi="Arial" w:eastAsia="Arial" w:cs="Tahoma"/>
+                <w:sz w:val="18"/>
+              </w:rPr>
+            </w:r>
+            <w:r>
+              <w:rPr>
+                <w:rFonts w:ascii="Arial" w:hAnsi="Arial" w:eastAsia="Arial" w:cs="Tahoma"/>
                 <w:sz w:val="18"/>
               </w:rPr>
               <w:t>Reload detail/timeline/status</w:t>
@@ -10423,7 +10540,7 @@
             <w:r/>
             <w:r>
               <w:rPr>
-                <w:rFonts w:ascii="Arial" w:hAnsi="Arial" w:eastAsia="Arial"/>
+                <w:rFonts w:ascii="Arial" w:hAnsi="Arial" w:eastAsia="Arial" w:cs="Tahoma"/>
                 <w:b/>
                 <w:sz w:val="18"/>
               </w:rPr>
@@ -10445,7 +10562,7 @@
             <w:r/>
             <w:r>
               <w:rPr>
-                <w:rFonts w:ascii="Arial" w:hAnsi="Arial" w:eastAsia="Arial"/>
+                <w:rFonts w:ascii="Arial" w:hAnsi="Arial" w:eastAsia="Arial" w:cs="Tahoma"/>
                 <w:b/>
                 <w:sz w:val="18"/>
               </w:rPr>
@@ -10470,13 +10587,13 @@
             </w:pPr>
             <w:r>
               <w:rPr>
-                <w:rFonts w:ascii="Arial" w:hAnsi="Arial" w:eastAsia="Arial"/>
-                <w:sz w:val="18"/>
-              </w:rPr>
-            </w:r>
-            <w:r>
-              <w:rPr>
-                <w:rFonts w:ascii="Arial" w:hAnsi="Arial" w:eastAsia="Arial"/>
+                <w:rFonts w:ascii="Arial" w:hAnsi="Arial" w:eastAsia="Arial" w:cs="Tahoma"/>
+                <w:sz w:val="18"/>
+              </w:rPr>
+            </w:r>
+            <w:r>
+              <w:rPr>
+                <w:rFonts w:ascii="Arial" w:hAnsi="Arial" w:eastAsia="Arial" w:cs="Tahoma"/>
                 <w:sz w:val="18"/>
               </w:rPr>
               <w:t>1</w:t>
@@ -10495,13 +10612,13 @@
             </w:pPr>
             <w:r>
               <w:rPr>
-                <w:rFonts w:ascii="Arial" w:hAnsi="Arial" w:eastAsia="Arial"/>
-                <w:sz w:val="18"/>
-              </w:rPr>
-            </w:r>
-            <w:r>
-              <w:rPr>
-                <w:rFonts w:ascii="Arial" w:hAnsi="Arial" w:eastAsia="Arial"/>
+                <w:rFonts w:ascii="Arial" w:hAnsi="Arial" w:eastAsia="Arial" w:cs="Tahoma"/>
+                <w:sz w:val="18"/>
+              </w:rPr>
+            </w:r>
+            <w:r>
+              <w:rPr>
+                <w:rFonts w:ascii="Arial" w:hAnsi="Arial" w:eastAsia="Arial" w:cs="Tahoma"/>
                 <w:sz w:val="18"/>
               </w:rPr>
               <w:t>เปิดด้วย roleProfileCode=P-01 แล้ว sec-newstore/sec-competitor/sec-factor ต้อง editable</w:t>
@@ -10525,13 +10642,13 @@
             </w:pPr>
             <w:r>
               <w:rPr>
-                <w:rFonts w:ascii="Arial" w:hAnsi="Arial" w:eastAsia="Arial"/>
-                <w:sz w:val="18"/>
-              </w:rPr>
-            </w:r>
-            <w:r>
-              <w:rPr>
-                <w:rFonts w:ascii="Arial" w:hAnsi="Arial" w:eastAsia="Arial"/>
+                <w:rFonts w:ascii="Arial" w:hAnsi="Arial" w:eastAsia="Arial" w:cs="Tahoma"/>
+                <w:sz w:val="18"/>
+              </w:rPr>
+            </w:r>
+            <w:r>
+              <w:rPr>
+                <w:rFonts w:ascii="Arial" w:hAnsi="Arial" w:eastAsia="Arial" w:cs="Tahoma"/>
                 <w:sz w:val="18"/>
               </w:rPr>
               <w:t>2</w:t>
@@ -10550,13 +10667,13 @@
             </w:pPr>
             <w:r>
               <w:rPr>
-                <w:rFonts w:ascii="Arial" w:hAnsi="Arial" w:eastAsia="Arial"/>
-                <w:sz w:val="18"/>
-              </w:rPr>
-            </w:r>
-            <w:r>
-              <w:rPr>
-                <w:rFonts w:ascii="Arial" w:hAnsi="Arial" w:eastAsia="Arial"/>
+                <w:rFonts w:ascii="Arial" w:hAnsi="Arial" w:eastAsia="Arial" w:cs="Tahoma"/>
+                <w:sz w:val="18"/>
+              </w:rPr>
+            </w:r>
+            <w:r>
+              <w:rPr>
+                <w:rFonts w:ascii="Arial" w:hAnsi="Arial" w:eastAsia="Arial" w:cs="Tahoma"/>
                 <w:sz w:val="18"/>
               </w:rPr>
               <w:t>แก้ compensatePercent แล้วรวมไม่ครบ 100 ต้อง error COMPENSATE_PERCENT_INVALID</w:t>
@@ -10580,13 +10697,13 @@
             </w:pPr>
             <w:r>
               <w:rPr>
-                <w:rFonts w:ascii="Arial" w:hAnsi="Arial" w:eastAsia="Arial"/>
-                <w:sz w:val="18"/>
-              </w:rPr>
-            </w:r>
-            <w:r>
-              <w:rPr>
-                <w:rFonts w:ascii="Arial" w:hAnsi="Arial" w:eastAsia="Arial"/>
+                <w:rFonts w:ascii="Arial" w:hAnsi="Arial" w:eastAsia="Arial" w:cs="Tahoma"/>
+                <w:sz w:val="18"/>
+              </w:rPr>
+            </w:r>
+            <w:r>
+              <w:rPr>
+                <w:rFonts w:ascii="Arial" w:hAnsi="Arial" w:eastAsia="Arial" w:cs="Tahoma"/>
                 <w:sz w:val="18"/>
               </w:rPr>
               <w:t>3</w:t>
@@ -10605,13 +10722,13 @@
             </w:pPr>
             <w:r>
               <w:rPr>
-                <w:rFonts w:ascii="Arial" w:hAnsi="Arial" w:eastAsia="Arial"/>
-                <w:sz w:val="18"/>
-              </w:rPr>
-            </w:r>
-            <w:r>
-              <w:rPr>
-                <w:rFonts w:ascii="Arial" w:hAnsi="Arial" w:eastAsia="Arial"/>
+                <w:rFonts w:ascii="Arial" w:hAnsi="Arial" w:eastAsia="Arial" w:cs="Tahoma"/>
+                <w:sz w:val="18"/>
+              </w:rPr>
+            </w:r>
+            <w:r>
+              <w:rPr>
+                <w:rFonts w:ascii="Arial" w:hAnsi="Arial" w:eastAsia="Arial" w:cs="Tahoma"/>
                 <w:sz w:val="18"/>
               </w:rPr>
               <w:t>เพิ่มร้านคู่แข่งโดยไม่เลือก competitor ต้อง error COMPETITOR_REQUIRED</w:t>
@@ -10635,13 +10752,13 @@
             </w:pPr>
             <w:r>
               <w:rPr>
-                <w:rFonts w:ascii="Arial" w:hAnsi="Arial" w:eastAsia="Arial"/>
-                <w:sz w:val="18"/>
-              </w:rPr>
-            </w:r>
-            <w:r>
-              <w:rPr>
-                <w:rFonts w:ascii="Arial" w:hAnsi="Arial" w:eastAsia="Arial"/>
+                <w:rFonts w:ascii="Arial" w:hAnsi="Arial" w:eastAsia="Arial" w:cs="Tahoma"/>
+                <w:sz w:val="18"/>
+              </w:rPr>
+            </w:r>
+            <w:r>
+              <w:rPr>
+                <w:rFonts w:ascii="Arial" w:hAnsi="Arial" w:eastAsia="Arial" w:cs="Tahoma"/>
                 <w:sz w:val="18"/>
               </w:rPr>
               <w:t>4</w:t>
@@ -10660,13 +10777,13 @@
             </w:pPr>
             <w:r>
               <w:rPr>
-                <w:rFonts w:ascii="Arial" w:hAnsi="Arial" w:eastAsia="Arial"/>
-                <w:sz w:val="18"/>
-              </w:rPr>
-            </w:r>
-            <w:r>
-              <w:rPr>
-                <w:rFonts w:ascii="Arial" w:hAnsi="Arial" w:eastAsia="Arial"/>
+                <w:rFonts w:ascii="Arial" w:hAnsi="Arial" w:eastAsia="Arial" w:cs="Tahoma"/>
+                <w:sz w:val="18"/>
+              </w:rPr>
+            </w:r>
+            <w:r>
+              <w:rPr>
+                <w:rFonts w:ascii="Arial" w:hAnsi="Arial" w:eastAsia="Arial" w:cs="Tahoma"/>
                 <w:sz w:val="18"/>
               </w:rPr>
               <w:t>เพิ่มปัจจัยอื่นโดยไม่เลือก factor ต้อง error EXTERNAL_FACTOR_REQUIRED</w:t>
@@ -10690,13 +10807,13 @@
             </w:pPr>
             <w:r>
               <w:rPr>
-                <w:rFonts w:ascii="Arial" w:hAnsi="Arial" w:eastAsia="Arial"/>
-                <w:sz w:val="18"/>
-              </w:rPr>
-            </w:r>
-            <w:r>
-              <w:rPr>
-                <w:rFonts w:ascii="Arial" w:hAnsi="Arial" w:eastAsia="Arial"/>
+                <w:rFonts w:ascii="Arial" w:hAnsi="Arial" w:eastAsia="Arial" w:cs="Tahoma"/>
+                <w:sz w:val="18"/>
+              </w:rPr>
+            </w:r>
+            <w:r>
+              <w:rPr>
+                <w:rFonts w:ascii="Arial" w:hAnsi="Arial" w:eastAsia="Arial" w:cs="Tahoma"/>
                 <w:sz w:val="18"/>
               </w:rPr>
               <w:t>5</w:t>
@@ -10715,13 +10832,13 @@
             </w:pPr>
             <w:r>
               <w:rPr>
-                <w:rFonts w:ascii="Arial" w:hAnsi="Arial" w:eastAsia="Arial"/>
-                <w:sz w:val="18"/>
-              </w:rPr>
-            </w:r>
-            <w:r>
-              <w:rPr>
-                <w:rFonts w:ascii="Arial" w:hAnsi="Arial" w:eastAsia="Arial"/>
+                <w:rFonts w:ascii="Arial" w:hAnsi="Arial" w:eastAsia="Arial" w:cs="Tahoma"/>
+                <w:sz w:val="18"/>
+              </w:rPr>
+            </w:r>
+            <w:r>
+              <w:rPr>
+                <w:rFonts w:ascii="Arial" w:hAnsi="Arial" w:eastAsia="Arial" w:cs="Tahoma"/>
                 <w:sz w:val="18"/>
               </w:rPr>
               <w:t>sec-calc ต้องไม่ render สำหรับ role 01</w:t>
@@ -10730,6 +10847,1278 @@
         </w:tc>
       </w:tr>
     </w:tbl>
+    <w:p/>
+    <w:p>
+      <w:pPr>
+        <w:pStyle w:val="Heading1"/>
+        <w:keepNext/>
+        <w:keepLines/>
+        <w:pageBreakBefore w:val="0"/>
+      </w:pPr>
+      <w:r>
+        <w:t>12. Unit Test Scope</w:t>
+      </w:r>
+    </w:p>
+    <w:p>
+      <w:pPr>
+        <w:keepNext w:val="0"/>
+      </w:pPr>
+      <w:r>
+        <w:rPr>
+          <w:b/>
+        </w:rPr>
+        <w:t>3 ชั่วโมง</w:t>
+      </w:r>
+      <w:r>
+        <w:t xml:space="preserve"> (25% ของ implementation 10 ชั่วโมง) · เครื่องมือ: Jest + React Testing Library + msw (mock API layer)</w:t>
+      </w:r>
+    </w:p>
+    <w:p>
+      <w:r>
+        <w:t xml:space="preserve">หัวข้อนี้คือ </w:t>
+      </w:r>
+      <w:r>
+        <w:rPr>
+          <w:b/>
+        </w:rPr>
+        <w:t>unit test</w:t>
+      </w:r>
+      <w:r>
+        <w:t xml:space="preserve"> ที่ต้องเขียนคู่กับโค้ด — ต่างจาก *Developer Test Checklist* ซึ่งเป็น scenario ระดับ end-to-end/manual ที่ใช้ตอนตรวจรับ · รายการด้านล่าง derive จาก field/validation, acceptance criteria, endpoint และตารางที่เอกสารนี้เขียน</w:t>
+      </w:r>
+    </w:p>
+    <w:tbl>
+      <w:tblPr>
+        <w:tblStyle w:val="TableGrid"/>
+        <w:tblW w:type="auto" w:w="0"/>
+        <w:jc w:val="center"/>
+        <w:tblLook w:firstColumn="1" w:firstRow="1" w:lastColumn="0" w:lastRow="0" w:noHBand="0" w:noVBand="1" w:val="04A0"/>
+      </w:tblPr>
+      <w:tblGrid>
+        <w:gridCol w:w="3360"/>
+        <w:gridCol w:w="3360"/>
+        <w:gridCol w:w="3360"/>
+      </w:tblGrid>
+      <w:tr>
+        <w:trPr>
+          <w:cantSplit/>
+        </w:trPr>
+        <w:tc>
+          <w:tcPr>
+            <w:tcW w:type="dxa" w:w="3360"/>
+            <w:vAlign w:val="center"/>
+            <w:shd w:fill="E8EEF5"/>
+          </w:tcPr>
+          <w:p>
+            <w:pPr>
+              <w:keepLines/>
+              <w:spacing w:after="0"/>
+            </w:pPr>
+            <w:r/>
+            <w:r>
+              <w:rPr>
+                <w:rFonts w:ascii="Arial" w:hAnsi="Arial" w:eastAsia="Arial" w:cs="Tahoma"/>
+                <w:b/>
+                <w:sz w:val="18"/>
+              </w:rPr>
+              <w:t>สิ่งที่ทดสอบ</w:t>
+            </w:r>
+          </w:p>
+        </w:tc>
+        <w:tc>
+          <w:tcPr>
+            <w:tcW w:type="dxa" w:w="3360"/>
+            <w:vAlign w:val="center"/>
+            <w:shd w:fill="E8EEF5"/>
+          </w:tcPr>
+          <w:p>
+            <w:pPr>
+              <w:keepLines/>
+              <w:spacing w:after="0"/>
+            </w:pPr>
+            <w:r/>
+            <w:r>
+              <w:rPr>
+                <w:rFonts w:ascii="Arial" w:hAnsi="Arial" w:eastAsia="Arial" w:cs="Tahoma"/>
+                <w:b/>
+                <w:sz w:val="18"/>
+              </w:rPr>
+              <w:t>ประเภท</w:t>
+            </w:r>
+          </w:p>
+        </w:tc>
+        <w:tc>
+          <w:tcPr>
+            <w:tcW w:type="dxa" w:w="3360"/>
+            <w:vAlign w:val="center"/>
+            <w:shd w:fill="E8EEF5"/>
+          </w:tcPr>
+          <w:p>
+            <w:pPr>
+              <w:keepLines/>
+              <w:spacing w:after="0"/>
+            </w:pPr>
+            <w:r/>
+            <w:r>
+              <w:rPr>
+                <w:rFonts w:ascii="Arial" w:hAnsi="Arial" w:eastAsia="Arial" w:cs="Tahoma"/>
+                <w:b/>
+                <w:sz w:val="18"/>
+              </w:rPr>
+              <w:t>เกณฑ์ผ่าน</w:t>
+            </w:r>
+          </w:p>
+        </w:tc>
+      </w:tr>
+      <w:tr>
+        <w:trPr>
+          <w:cantSplit/>
+        </w:trPr>
+        <w:tc>
+          <w:tcPr>
+            <w:tcW w:type="dxa" w:w="3360"/>
+            <w:vAlign w:val="center"/>
+          </w:tcPr>
+          <w:p>
+            <w:pPr>
+              <w:keepLines/>
+              <w:spacing w:after="0"/>
+            </w:pPr>
+            <w:r>
+              <w:rPr>
+                <w:rFonts w:ascii="Arial" w:hAnsi="Arial" w:eastAsia="Arial" w:cs="Tahoma"/>
+                <w:sz w:val="18"/>
+              </w:rPr>
+            </w:r>
+            <w:r>
+              <w:rPr>
+                <w:rFonts w:ascii="Courier New" w:hAnsi="Courier New" w:eastAsia="Courier New" w:cs="Tahoma"/>
+                <w:sz w:val="18"/>
+              </w:rPr>
+              <w:t>roleProfileCode</w:t>
+            </w:r>
+          </w:p>
+        </w:tc>
+        <w:tc>
+          <w:tcPr>
+            <w:tcW w:type="dxa" w:w="3360"/>
+            <w:vAlign w:val="center"/>
+          </w:tcPr>
+          <w:p>
+            <w:pPr>
+              <w:keepLines/>
+              <w:spacing w:after="0"/>
+            </w:pPr>
+            <w:r>
+              <w:rPr>
+                <w:rFonts w:ascii="Arial" w:hAnsi="Arial" w:eastAsia="Arial" w:cs="Tahoma"/>
+                <w:sz w:val="18"/>
+              </w:rPr>
+            </w:r>
+            <w:r>
+              <w:rPr>
+                <w:rFonts w:ascii="Arial" w:hAnsi="Arial" w:eastAsia="Arial" w:cs="Tahoma"/>
+                <w:sz w:val="18"/>
+              </w:rPr>
+              <w:t>validation</w:t>
+            </w:r>
+          </w:p>
+        </w:tc>
+        <w:tc>
+          <w:tcPr>
+            <w:tcW w:type="dxa" w:w="3360"/>
+            <w:vAlign w:val="center"/>
+          </w:tcPr>
+          <w:p>
+            <w:pPr>
+              <w:keepLines/>
+              <w:spacing w:after="0"/>
+            </w:pPr>
+            <w:r>
+              <w:rPr>
+                <w:rFonts w:ascii="Arial" w:hAnsi="Arial" w:eastAsia="Arial" w:cs="Tahoma"/>
+                <w:sz w:val="18"/>
+              </w:rPr>
+            </w:r>
+            <w:r>
+              <w:rPr>
+                <w:rFonts w:ascii="Arial" w:hAnsi="Arial" w:eastAsia="Arial" w:cs="Tahoma"/>
+                <w:sz w:val="18"/>
+              </w:rPr>
+              <w:t>ผ่านเมื่อถูกกฎ / โยน error เมื่อผิด — กฎ: must match API response · รูปแบบ: P-01</w:t>
+            </w:r>
+          </w:p>
+        </w:tc>
+      </w:tr>
+      <w:tr>
+        <w:trPr>
+          <w:cantSplit/>
+        </w:trPr>
+        <w:tc>
+          <w:tcPr>
+            <w:tcW w:type="dxa" w:w="3360"/>
+            <w:vAlign w:val="center"/>
+          </w:tcPr>
+          <w:p>
+            <w:pPr>
+              <w:keepLines/>
+              <w:spacing w:after="0"/>
+            </w:pPr>
+            <w:r>
+              <w:rPr>
+                <w:rFonts w:ascii="Arial" w:hAnsi="Arial" w:eastAsia="Arial" w:cs="Tahoma"/>
+                <w:sz w:val="18"/>
+              </w:rPr>
+            </w:r>
+            <w:r>
+              <w:rPr>
+                <w:rFonts w:ascii="Courier New" w:hAnsi="Courier New" w:eastAsia="Courier New" w:cs="Tahoma"/>
+                <w:sz w:val="18"/>
+              </w:rPr>
+              <w:t>statusCode</w:t>
+            </w:r>
+          </w:p>
+        </w:tc>
+        <w:tc>
+          <w:tcPr>
+            <w:tcW w:type="dxa" w:w="3360"/>
+            <w:vAlign w:val="center"/>
+          </w:tcPr>
+          <w:p>
+            <w:pPr>
+              <w:keepLines/>
+              <w:spacing w:after="0"/>
+            </w:pPr>
+            <w:r>
+              <w:rPr>
+                <w:rFonts w:ascii="Arial" w:hAnsi="Arial" w:eastAsia="Arial" w:cs="Tahoma"/>
+                <w:sz w:val="18"/>
+              </w:rPr>
+            </w:r>
+            <w:r>
+              <w:rPr>
+                <w:rFonts w:ascii="Arial" w:hAnsi="Arial" w:eastAsia="Arial" w:cs="Tahoma"/>
+                <w:sz w:val="18"/>
+              </w:rPr>
+              <w:t>validation</w:t>
+            </w:r>
+          </w:p>
+        </w:tc>
+        <w:tc>
+          <w:tcPr>
+            <w:tcW w:type="dxa" w:w="3360"/>
+            <w:vAlign w:val="center"/>
+          </w:tcPr>
+          <w:p>
+            <w:pPr>
+              <w:keepLines/>
+              <w:spacing w:after="0"/>
+            </w:pPr>
+            <w:r>
+              <w:rPr>
+                <w:rFonts w:ascii="Arial" w:hAnsi="Arial" w:eastAsia="Arial" w:cs="Tahoma"/>
+                <w:sz w:val="18"/>
+              </w:rPr>
+            </w:r>
+            <w:r>
+              <w:rPr>
+                <w:rFonts w:ascii="Arial" w:hAnsi="Arial" w:eastAsia="Arial" w:cs="Tahoma"/>
+                <w:sz w:val="18"/>
+              </w:rPr>
+              <w:t>ผ่านเมื่อถูกกฎ / โยน error เมื่อผิด — กฎ: from API · รูปแบบ: 01</w:t>
+            </w:r>
+          </w:p>
+        </w:tc>
+      </w:tr>
+      <w:tr>
+        <w:trPr>
+          <w:cantSplit/>
+        </w:trPr>
+        <w:tc>
+          <w:tcPr>
+            <w:tcW w:type="dxa" w:w="3360"/>
+            <w:vAlign w:val="center"/>
+          </w:tcPr>
+          <w:p>
+            <w:pPr>
+              <w:keepLines/>
+              <w:spacing w:after="0"/>
+            </w:pPr>
+            <w:r>
+              <w:rPr>
+                <w:rFonts w:ascii="Arial" w:hAnsi="Arial" w:eastAsia="Arial" w:cs="Tahoma"/>
+                <w:sz w:val="18"/>
+              </w:rPr>
+            </w:r>
+            <w:r>
+              <w:rPr>
+                <w:rFonts w:ascii="Courier New" w:hAnsi="Courier New" w:eastAsia="Courier New" w:cs="Tahoma"/>
+                <w:sz w:val="18"/>
+              </w:rPr>
+              <w:t>visibleSections</w:t>
+            </w:r>
+          </w:p>
+        </w:tc>
+        <w:tc>
+          <w:tcPr>
+            <w:tcW w:type="dxa" w:w="3360"/>
+            <w:vAlign w:val="center"/>
+          </w:tcPr>
+          <w:p>
+            <w:pPr>
+              <w:keepLines/>
+              <w:spacing w:after="0"/>
+            </w:pPr>
+            <w:r>
+              <w:rPr>
+                <w:rFonts w:ascii="Arial" w:hAnsi="Arial" w:eastAsia="Arial" w:cs="Tahoma"/>
+                <w:sz w:val="18"/>
+              </w:rPr>
+            </w:r>
+            <w:r>
+              <w:rPr>
+                <w:rFonts w:ascii="Arial" w:hAnsi="Arial" w:eastAsia="Arial" w:cs="Tahoma"/>
+                <w:sz w:val="18"/>
+              </w:rPr>
+              <w:t>validation</w:t>
+            </w:r>
+          </w:p>
+        </w:tc>
+        <w:tc>
+          <w:tcPr>
+            <w:tcW w:type="dxa" w:w="3360"/>
+            <w:vAlign w:val="center"/>
+          </w:tcPr>
+          <w:p>
+            <w:pPr>
+              <w:keepLines/>
+              <w:spacing w:after="0"/>
+            </w:pPr>
+            <w:r>
+              <w:rPr>
+                <w:rFonts w:ascii="Arial" w:hAnsi="Arial" w:eastAsia="Arial" w:cs="Tahoma"/>
+                <w:sz w:val="18"/>
+              </w:rPr>
+            </w:r>
+            <w:r>
+              <w:rPr>
+                <w:rFonts w:ascii="Arial" w:hAnsi="Arial" w:eastAsia="Arial" w:cs="Tahoma"/>
+                <w:sz w:val="18"/>
+              </w:rPr>
+              <w:t>ผ่านเมื่อถูกกฎ / โยน error เมื่อผิด — กฎ: from API · รูปแบบ: string[]</w:t>
+            </w:r>
+          </w:p>
+        </w:tc>
+      </w:tr>
+      <w:tr>
+        <w:trPr>
+          <w:cantSplit/>
+        </w:trPr>
+        <w:tc>
+          <w:tcPr>
+            <w:tcW w:type="dxa" w:w="3360"/>
+            <w:vAlign w:val="center"/>
+          </w:tcPr>
+          <w:p>
+            <w:pPr>
+              <w:keepLines/>
+              <w:spacing w:after="0"/>
+            </w:pPr>
+            <w:r>
+              <w:rPr>
+                <w:rFonts w:ascii="Arial" w:hAnsi="Arial" w:eastAsia="Arial" w:cs="Tahoma"/>
+                <w:sz w:val="18"/>
+              </w:rPr>
+            </w:r>
+            <w:r>
+              <w:rPr>
+                <w:rFonts w:ascii="Courier New" w:hAnsi="Courier New" w:eastAsia="Courier New" w:cs="Tahoma"/>
+                <w:sz w:val="18"/>
+              </w:rPr>
+              <w:t>editableSections</w:t>
+            </w:r>
+          </w:p>
+        </w:tc>
+        <w:tc>
+          <w:tcPr>
+            <w:tcW w:type="dxa" w:w="3360"/>
+            <w:vAlign w:val="center"/>
+          </w:tcPr>
+          <w:p>
+            <w:pPr>
+              <w:keepLines/>
+              <w:spacing w:after="0"/>
+            </w:pPr>
+            <w:r>
+              <w:rPr>
+                <w:rFonts w:ascii="Arial" w:hAnsi="Arial" w:eastAsia="Arial" w:cs="Tahoma"/>
+                <w:sz w:val="18"/>
+              </w:rPr>
+            </w:r>
+            <w:r>
+              <w:rPr>
+                <w:rFonts w:ascii="Arial" w:hAnsi="Arial" w:eastAsia="Arial" w:cs="Tahoma"/>
+                <w:sz w:val="18"/>
+              </w:rPr>
+              <w:t>validation</w:t>
+            </w:r>
+          </w:p>
+        </w:tc>
+        <w:tc>
+          <w:tcPr>
+            <w:tcW w:type="dxa" w:w="3360"/>
+            <w:vAlign w:val="center"/>
+          </w:tcPr>
+          <w:p>
+            <w:pPr>
+              <w:keepLines/>
+              <w:spacing w:after="0"/>
+            </w:pPr>
+            <w:r>
+              <w:rPr>
+                <w:rFonts w:ascii="Arial" w:hAnsi="Arial" w:eastAsia="Arial" w:cs="Tahoma"/>
+                <w:sz w:val="18"/>
+              </w:rPr>
+            </w:r>
+            <w:r>
+              <w:rPr>
+                <w:rFonts w:ascii="Arial" w:hAnsi="Arial" w:eastAsia="Arial" w:cs="Tahoma"/>
+                <w:sz w:val="18"/>
+              </w:rPr>
+              <w:t>ผ่านเมื่อถูกกฎ / โยน error เมื่อผิด — กฎ: from API · รูปแบบ: string[]</w:t>
+            </w:r>
+          </w:p>
+        </w:tc>
+      </w:tr>
+      <w:tr>
+        <w:trPr>
+          <w:cantSplit/>
+        </w:trPr>
+        <w:tc>
+          <w:tcPr>
+            <w:tcW w:type="dxa" w:w="3360"/>
+            <w:vAlign w:val="center"/>
+          </w:tcPr>
+          <w:p>
+            <w:pPr>
+              <w:keepLines/>
+              <w:spacing w:after="0"/>
+            </w:pPr>
+            <w:r>
+              <w:rPr>
+                <w:rFonts w:ascii="Arial" w:hAnsi="Arial" w:eastAsia="Arial" w:cs="Tahoma"/>
+                <w:sz w:val="18"/>
+              </w:rPr>
+            </w:r>
+            <w:r>
+              <w:rPr>
+                <w:rFonts w:ascii="Courier New" w:hAnsi="Courier New" w:eastAsia="Courier New" w:cs="Tahoma"/>
+                <w:sz w:val="18"/>
+              </w:rPr>
+              <w:t>actionOptions</w:t>
+            </w:r>
+          </w:p>
+        </w:tc>
+        <w:tc>
+          <w:tcPr>
+            <w:tcW w:type="dxa" w:w="3360"/>
+            <w:vAlign w:val="center"/>
+          </w:tcPr>
+          <w:p>
+            <w:pPr>
+              <w:keepLines/>
+              <w:spacing w:after="0"/>
+            </w:pPr>
+            <w:r>
+              <w:rPr>
+                <w:rFonts w:ascii="Arial" w:hAnsi="Arial" w:eastAsia="Arial" w:cs="Tahoma"/>
+                <w:sz w:val="18"/>
+              </w:rPr>
+            </w:r>
+            <w:r>
+              <w:rPr>
+                <w:rFonts w:ascii="Arial" w:hAnsi="Arial" w:eastAsia="Arial" w:cs="Tahoma"/>
+                <w:sz w:val="18"/>
+              </w:rPr>
+              <w:t>validation</w:t>
+            </w:r>
+          </w:p>
+        </w:tc>
+        <w:tc>
+          <w:tcPr>
+            <w:tcW w:type="dxa" w:w="3360"/>
+            <w:vAlign w:val="center"/>
+          </w:tcPr>
+          <w:p>
+            <w:pPr>
+              <w:keepLines/>
+              <w:spacing w:after="0"/>
+            </w:pPr>
+            <w:r>
+              <w:rPr>
+                <w:rFonts w:ascii="Arial" w:hAnsi="Arial" w:eastAsia="Arial" w:cs="Tahoma"/>
+                <w:sz w:val="18"/>
+              </w:rPr>
+            </w:r>
+            <w:r>
+              <w:rPr>
+                <w:rFonts w:ascii="Arial" w:hAnsi="Arial" w:eastAsia="Arial" w:cs="Tahoma"/>
+                <w:sz w:val="18"/>
+              </w:rPr>
+              <w:t>ผ่านเมื่อถูกกฎ / โยน error เมื่อผิด — กฎ: from API · รูปแบบ: array</w:t>
+            </w:r>
+          </w:p>
+        </w:tc>
+      </w:tr>
+      <w:tr>
+        <w:trPr>
+          <w:cantSplit/>
+        </w:trPr>
+        <w:tc>
+          <w:tcPr>
+            <w:tcW w:type="dxa" w:w="3360"/>
+            <w:vAlign w:val="center"/>
+          </w:tcPr>
+          <w:p>
+            <w:pPr>
+              <w:keepLines/>
+              <w:spacing w:after="0"/>
+            </w:pPr>
+            <w:r>
+              <w:rPr>
+                <w:rFonts w:ascii="Arial" w:hAnsi="Arial" w:eastAsia="Arial" w:cs="Tahoma"/>
+                <w:sz w:val="18"/>
+              </w:rPr>
+            </w:r>
+            <w:r>
+              <w:rPr>
+                <w:rFonts w:ascii="Arial" w:hAnsi="Arial" w:eastAsia="Arial" w:cs="Tahoma"/>
+                <w:sz w:val="18"/>
+              </w:rPr>
+              <w:t>business rule</w:t>
+            </w:r>
+          </w:p>
+        </w:tc>
+        <w:tc>
+          <w:tcPr>
+            <w:tcW w:type="dxa" w:w="3360"/>
+            <w:vAlign w:val="center"/>
+          </w:tcPr>
+          <w:p>
+            <w:pPr>
+              <w:keepLines/>
+              <w:spacing w:after="0"/>
+            </w:pPr>
+            <w:r>
+              <w:rPr>
+                <w:rFonts w:ascii="Arial" w:hAnsi="Arial" w:eastAsia="Arial" w:cs="Tahoma"/>
+                <w:sz w:val="18"/>
+              </w:rPr>
+            </w:r>
+            <w:r>
+              <w:rPr>
+                <w:rFonts w:ascii="Arial" w:hAnsi="Arial" w:eastAsia="Arial" w:cs="Tahoma"/>
+                <w:sz w:val="18"/>
+              </w:rPr>
+              <w:t>logic</w:t>
+            </w:r>
+          </w:p>
+        </w:tc>
+        <w:tc>
+          <w:tcPr>
+            <w:tcW w:type="dxa" w:w="3360"/>
+            <w:vAlign w:val="center"/>
+          </w:tcPr>
+          <w:p>
+            <w:pPr>
+              <w:keepLines/>
+              <w:spacing w:after="0"/>
+            </w:pPr>
+            <w:r>
+              <w:rPr>
+                <w:rFonts w:ascii="Arial" w:hAnsi="Arial" w:eastAsia="Arial" w:cs="Tahoma"/>
+                <w:sz w:val="18"/>
+              </w:rPr>
+            </w:r>
+            <w:r>
+              <w:rPr>
+                <w:rFonts w:ascii="Arial" w:hAnsi="Arial" w:eastAsia="Arial" w:cs="Tahoma"/>
+                <w:sz w:val="18"/>
+              </w:rPr>
+              <w:t>ไม่แสดง role switcher ใน production</w:t>
+            </w:r>
+          </w:p>
+        </w:tc>
+      </w:tr>
+      <w:tr>
+        <w:trPr>
+          <w:cantSplit/>
+        </w:trPr>
+        <w:tc>
+          <w:tcPr>
+            <w:tcW w:type="dxa" w:w="3360"/>
+            <w:vAlign w:val="center"/>
+          </w:tcPr>
+          <w:p>
+            <w:pPr>
+              <w:keepLines/>
+              <w:spacing w:after="0"/>
+            </w:pPr>
+            <w:r>
+              <w:rPr>
+                <w:rFonts w:ascii="Arial" w:hAnsi="Arial" w:eastAsia="Arial" w:cs="Tahoma"/>
+                <w:sz w:val="18"/>
+              </w:rPr>
+            </w:r>
+            <w:r>
+              <w:rPr>
+                <w:rFonts w:ascii="Arial" w:hAnsi="Arial" w:eastAsia="Arial" w:cs="Tahoma"/>
+                <w:sz w:val="18"/>
+              </w:rPr>
+              <w:t>business rule</w:t>
+            </w:r>
+          </w:p>
+        </w:tc>
+        <w:tc>
+          <w:tcPr>
+            <w:tcW w:type="dxa" w:w="3360"/>
+            <w:vAlign w:val="center"/>
+          </w:tcPr>
+          <w:p>
+            <w:pPr>
+              <w:keepLines/>
+              <w:spacing w:after="0"/>
+            </w:pPr>
+            <w:r>
+              <w:rPr>
+                <w:rFonts w:ascii="Arial" w:hAnsi="Arial" w:eastAsia="Arial" w:cs="Tahoma"/>
+                <w:sz w:val="18"/>
+              </w:rPr>
+            </w:r>
+            <w:r>
+              <w:rPr>
+                <w:rFonts w:ascii="Arial" w:hAnsi="Arial" w:eastAsia="Arial" w:cs="Tahoma"/>
+                <w:sz w:val="18"/>
+              </w:rPr>
+              <w:t>logic</w:t>
+            </w:r>
+          </w:p>
+        </w:tc>
+        <w:tc>
+          <w:tcPr>
+            <w:tcW w:type="dxa" w:w="3360"/>
+            <w:vAlign w:val="center"/>
+          </w:tcPr>
+          <w:p>
+            <w:pPr>
+              <w:keepLines/>
+              <w:spacing w:after="0"/>
+            </w:pPr>
+            <w:r>
+              <w:rPr>
+                <w:rFonts w:ascii="Arial" w:hAnsi="Arial" w:eastAsia="Arial" w:cs="Tahoma"/>
+                <w:sz w:val="18"/>
+              </w:rPr>
+            </w:r>
+            <w:r>
+              <w:rPr>
+                <w:rFonts w:ascii="Arial" w:hAnsi="Arial" w:eastAsia="Arial" w:cs="Tahoma"/>
+                <w:sz w:val="18"/>
+              </w:rPr>
+              <w:t>section ที่ hidden ต้องไม่ render</w:t>
+            </w:r>
+          </w:p>
+        </w:tc>
+      </w:tr>
+      <w:tr>
+        <w:trPr>
+          <w:cantSplit/>
+        </w:trPr>
+        <w:tc>
+          <w:tcPr>
+            <w:tcW w:type="dxa" w:w="3360"/>
+            <w:vAlign w:val="center"/>
+          </w:tcPr>
+          <w:p>
+            <w:pPr>
+              <w:keepLines/>
+              <w:spacing w:after="0"/>
+            </w:pPr>
+            <w:r>
+              <w:rPr>
+                <w:rFonts w:ascii="Arial" w:hAnsi="Arial" w:eastAsia="Arial" w:cs="Tahoma"/>
+                <w:sz w:val="18"/>
+              </w:rPr>
+            </w:r>
+            <w:r>
+              <w:rPr>
+                <w:rFonts w:ascii="Arial" w:hAnsi="Arial" w:eastAsia="Arial" w:cs="Tahoma"/>
+                <w:sz w:val="18"/>
+              </w:rPr>
+              <w:t>business rule</w:t>
+            </w:r>
+          </w:p>
+        </w:tc>
+        <w:tc>
+          <w:tcPr>
+            <w:tcW w:type="dxa" w:w="3360"/>
+            <w:vAlign w:val="center"/>
+          </w:tcPr>
+          <w:p>
+            <w:pPr>
+              <w:keepLines/>
+              <w:spacing w:after="0"/>
+            </w:pPr>
+            <w:r>
+              <w:rPr>
+                <w:rFonts w:ascii="Arial" w:hAnsi="Arial" w:eastAsia="Arial" w:cs="Tahoma"/>
+                <w:sz w:val="18"/>
+              </w:rPr>
+            </w:r>
+            <w:r>
+              <w:rPr>
+                <w:rFonts w:ascii="Arial" w:hAnsi="Arial" w:eastAsia="Arial" w:cs="Tahoma"/>
+                <w:sz w:val="18"/>
+              </w:rPr>
+              <w:t>logic</w:t>
+            </w:r>
+          </w:p>
+        </w:tc>
+        <w:tc>
+          <w:tcPr>
+            <w:tcW w:type="dxa" w:w="3360"/>
+            <w:vAlign w:val="center"/>
+          </w:tcPr>
+          <w:p>
+            <w:pPr>
+              <w:keepLines/>
+              <w:spacing w:after="0"/>
+            </w:pPr>
+            <w:r>
+              <w:rPr>
+                <w:rFonts w:ascii="Arial" w:hAnsi="Arial" w:eastAsia="Arial" w:cs="Tahoma"/>
+                <w:sz w:val="18"/>
+              </w:rPr>
+            </w:r>
+            <w:r>
+              <w:rPr>
+                <w:rFonts w:ascii="Arial" w:hAnsi="Arial" w:eastAsia="Arial" w:cs="Tahoma"/>
+                <w:sz w:val="18"/>
+              </w:rPr>
+              <w:t>section ที่ read-only ต้องไม่มี editable control</w:t>
+            </w:r>
+          </w:p>
+        </w:tc>
+      </w:tr>
+      <w:tr>
+        <w:trPr>
+          <w:cantSplit/>
+        </w:trPr>
+        <w:tc>
+          <w:tcPr>
+            <w:tcW w:type="dxa" w:w="3360"/>
+            <w:vAlign w:val="center"/>
+          </w:tcPr>
+          <w:p>
+            <w:pPr>
+              <w:keepLines/>
+              <w:spacing w:after="0"/>
+            </w:pPr>
+            <w:r>
+              <w:rPr>
+                <w:rFonts w:ascii="Arial" w:hAnsi="Arial" w:eastAsia="Arial" w:cs="Tahoma"/>
+                <w:sz w:val="18"/>
+              </w:rPr>
+            </w:r>
+            <w:r>
+              <w:rPr>
+                <w:rFonts w:ascii="Arial" w:hAnsi="Arial" w:eastAsia="Arial" w:cs="Tahoma"/>
+                <w:sz w:val="18"/>
+              </w:rPr>
+              <w:t>business rule</w:t>
+            </w:r>
+          </w:p>
+        </w:tc>
+        <w:tc>
+          <w:tcPr>
+            <w:tcW w:type="dxa" w:w="3360"/>
+            <w:vAlign w:val="center"/>
+          </w:tcPr>
+          <w:p>
+            <w:pPr>
+              <w:keepLines/>
+              <w:spacing w:after="0"/>
+            </w:pPr>
+            <w:r>
+              <w:rPr>
+                <w:rFonts w:ascii="Arial" w:hAnsi="Arial" w:eastAsia="Arial" w:cs="Tahoma"/>
+                <w:sz w:val="18"/>
+              </w:rPr>
+            </w:r>
+            <w:r>
+              <w:rPr>
+                <w:rFonts w:ascii="Arial" w:hAnsi="Arial" w:eastAsia="Arial" w:cs="Tahoma"/>
+                <w:sz w:val="18"/>
+              </w:rPr>
+              <w:t>logic</w:t>
+            </w:r>
+          </w:p>
+        </w:tc>
+        <w:tc>
+          <w:tcPr>
+            <w:tcW w:type="dxa" w:w="3360"/>
+            <w:vAlign w:val="center"/>
+          </w:tcPr>
+          <w:p>
+            <w:pPr>
+              <w:keepLines/>
+              <w:spacing w:after="0"/>
+            </w:pPr>
+            <w:r>
+              <w:rPr>
+                <w:rFonts w:ascii="Arial" w:hAnsi="Arial" w:eastAsia="Arial" w:cs="Tahoma"/>
+                <w:sz w:val="18"/>
+              </w:rPr>
+            </w:r>
+            <w:r>
+              <w:rPr>
+                <w:rFonts w:ascii="Arial" w:hAnsi="Arial" w:eastAsia="Arial" w:cs="Tahoma"/>
+                <w:sz w:val="18"/>
+              </w:rPr>
+              <w:t>action panel ตรงกับ actionOptions จาก API</w:t>
+            </w:r>
+          </w:p>
+        </w:tc>
+      </w:tr>
+      <w:tr>
+        <w:trPr>
+          <w:cantSplit/>
+        </w:trPr>
+        <w:tc>
+          <w:tcPr>
+            <w:tcW w:type="dxa" w:w="3360"/>
+            <w:vAlign w:val="center"/>
+          </w:tcPr>
+          <w:p>
+            <w:pPr>
+              <w:keepLines/>
+              <w:spacing w:after="0"/>
+            </w:pPr>
+            <w:r>
+              <w:rPr>
+                <w:rFonts w:ascii="Arial" w:hAnsi="Arial" w:eastAsia="Arial" w:cs="Tahoma"/>
+                <w:sz w:val="18"/>
+              </w:rPr>
+            </w:r>
+            <w:r>
+              <w:rPr>
+                <w:rFonts w:ascii="Courier New" w:hAnsi="Courier New" w:eastAsia="Courier New" w:cs="Tahoma"/>
+                <w:sz w:val="18"/>
+              </w:rPr>
+              <w:t>GET /api/v1/documents/{docNo}</w:t>
+            </w:r>
+          </w:p>
+        </w:tc>
+        <w:tc>
+          <w:tcPr>
+            <w:tcW w:type="dxa" w:w="3360"/>
+            <w:vAlign w:val="center"/>
+          </w:tcPr>
+          <w:p>
+            <w:pPr>
+              <w:keepLines/>
+              <w:spacing w:after="0"/>
+            </w:pPr>
+            <w:r>
+              <w:rPr>
+                <w:rFonts w:ascii="Arial" w:hAnsi="Arial" w:eastAsia="Arial" w:cs="Tahoma"/>
+                <w:sz w:val="18"/>
+              </w:rPr>
+            </w:r>
+            <w:r>
+              <w:rPr>
+                <w:rFonts w:ascii="Arial" w:hAnsi="Arial" w:eastAsia="Arial" w:cs="Tahoma"/>
+                <w:sz w:val="18"/>
+              </w:rPr>
+              <w:t>api client</w:t>
+            </w:r>
+          </w:p>
+        </w:tc>
+        <w:tc>
+          <w:tcPr>
+            <w:tcW w:type="dxa" w:w="3360"/>
+            <w:vAlign w:val="center"/>
+          </w:tcPr>
+          <w:p>
+            <w:pPr>
+              <w:keepLines/>
+              <w:spacing w:after="0"/>
+            </w:pPr>
+            <w:r>
+              <w:rPr>
+                <w:rFonts w:ascii="Arial" w:hAnsi="Arial" w:eastAsia="Arial" w:cs="Tahoma"/>
+                <w:sz w:val="18"/>
+              </w:rPr>
+            </w:r>
+            <w:r>
+              <w:rPr>
+                <w:rFonts w:ascii="Arial" w:hAnsi="Arial" w:eastAsia="Arial" w:cs="Tahoma"/>
+                <w:sz w:val="18"/>
+              </w:rPr>
+              <w:t>hook/service เรียกเส้นนี้ด้วยพารามิเตอร์ถูกต้อง · map {success:true,data} เป็น state ที่หน้าจอใช้ · เจอ {success:false,error} แล้วแสดงข้อความไทย verbatim (mock ด้วย msw)</w:t>
+            </w:r>
+          </w:p>
+        </w:tc>
+      </w:tr>
+      <w:tr>
+        <w:trPr>
+          <w:cantSplit/>
+        </w:trPr>
+        <w:tc>
+          <w:tcPr>
+            <w:tcW w:type="dxa" w:w="3360"/>
+            <w:vAlign w:val="center"/>
+          </w:tcPr>
+          <w:p>
+            <w:pPr>
+              <w:keepLines/>
+              <w:spacing w:after="0"/>
+            </w:pPr>
+            <w:r>
+              <w:rPr>
+                <w:rFonts w:ascii="Arial" w:hAnsi="Arial" w:eastAsia="Arial" w:cs="Tahoma"/>
+                <w:sz w:val="18"/>
+              </w:rPr>
+            </w:r>
+            <w:r>
+              <w:rPr>
+                <w:rFonts w:ascii="Courier New" w:hAnsi="Courier New" w:eastAsia="Courier New" w:cs="Tahoma"/>
+                <w:sz w:val="18"/>
+              </w:rPr>
+              <w:t>POST /api/v1/documents/{docNo}/actions</w:t>
+            </w:r>
+          </w:p>
+        </w:tc>
+        <w:tc>
+          <w:tcPr>
+            <w:tcW w:type="dxa" w:w="3360"/>
+            <w:vAlign w:val="center"/>
+          </w:tcPr>
+          <w:p>
+            <w:pPr>
+              <w:keepLines/>
+              <w:spacing w:after="0"/>
+            </w:pPr>
+            <w:r>
+              <w:rPr>
+                <w:rFonts w:ascii="Arial" w:hAnsi="Arial" w:eastAsia="Arial" w:cs="Tahoma"/>
+                <w:sz w:val="18"/>
+              </w:rPr>
+            </w:r>
+            <w:r>
+              <w:rPr>
+                <w:rFonts w:ascii="Arial" w:hAnsi="Arial" w:eastAsia="Arial" w:cs="Tahoma"/>
+                <w:sz w:val="18"/>
+              </w:rPr>
+              <w:t>api client</w:t>
+            </w:r>
+          </w:p>
+        </w:tc>
+        <w:tc>
+          <w:tcPr>
+            <w:tcW w:type="dxa" w:w="3360"/>
+            <w:vAlign w:val="center"/>
+          </w:tcPr>
+          <w:p>
+            <w:pPr>
+              <w:keepLines/>
+              <w:spacing w:after="0"/>
+            </w:pPr>
+            <w:r>
+              <w:rPr>
+                <w:rFonts w:ascii="Arial" w:hAnsi="Arial" w:eastAsia="Arial" w:cs="Tahoma"/>
+                <w:sz w:val="18"/>
+              </w:rPr>
+            </w:r>
+            <w:r>
+              <w:rPr>
+                <w:rFonts w:ascii="Arial" w:hAnsi="Arial" w:eastAsia="Arial" w:cs="Tahoma"/>
+                <w:sz w:val="18"/>
+              </w:rPr>
+              <w:t>hook/service เรียกเส้นนี้ด้วยพารามิเตอร์ถูกต้อง · map {success:true,data} เป็น state ที่หน้าจอใช้ · เจอ {success:false,error} แล้วแสดงข้อความไทย verbatim (mock ด้วย msw)</w:t>
+            </w:r>
+          </w:p>
+        </w:tc>
+      </w:tr>
+      <w:tr>
+        <w:trPr>
+          <w:cantSplit/>
+        </w:trPr>
+        <w:tc>
+          <w:tcPr>
+            <w:tcW w:type="dxa" w:w="3360"/>
+            <w:vAlign w:val="center"/>
+          </w:tcPr>
+          <w:p>
+            <w:pPr>
+              <w:keepLines/>
+              <w:spacing w:after="0"/>
+            </w:pPr>
+            <w:r>
+              <w:rPr>
+                <w:rFonts w:ascii="Arial" w:hAnsi="Arial" w:eastAsia="Arial" w:cs="Tahoma"/>
+                <w:sz w:val="18"/>
+              </w:rPr>
+            </w:r>
+            <w:r>
+              <w:rPr>
+                <w:rFonts w:ascii="Arial" w:hAnsi="Arial" w:eastAsia="Arial" w:cs="Tahoma"/>
+                <w:sz w:val="18"/>
+              </w:rPr>
+              <w:t>component</w:t>
+            </w:r>
+          </w:p>
+        </w:tc>
+        <w:tc>
+          <w:tcPr>
+            <w:tcW w:type="dxa" w:w="3360"/>
+            <w:vAlign w:val="center"/>
+          </w:tcPr>
+          <w:p>
+            <w:pPr>
+              <w:keepLines/>
+              <w:spacing w:after="0"/>
+            </w:pPr>
+            <w:r>
+              <w:rPr>
+                <w:rFonts w:ascii="Arial" w:hAnsi="Arial" w:eastAsia="Arial" w:cs="Tahoma"/>
+                <w:sz w:val="18"/>
+              </w:rPr>
+            </w:r>
+            <w:r>
+              <w:rPr>
+                <w:rFonts w:ascii="Arial" w:hAnsi="Arial" w:eastAsia="Arial" w:cs="Tahoma"/>
+                <w:sz w:val="18"/>
+              </w:rPr>
+              <w:t>render</w:t>
+            </w:r>
+          </w:p>
+        </w:tc>
+        <w:tc>
+          <w:tcPr>
+            <w:tcW w:type="dxa" w:w="3360"/>
+            <w:vAlign w:val="center"/>
+          </w:tcPr>
+          <w:p>
+            <w:pPr>
+              <w:keepLines/>
+              <w:spacing w:after="0"/>
+            </w:pPr>
+            <w:r>
+              <w:rPr>
+                <w:rFonts w:ascii="Arial" w:hAnsi="Arial" w:eastAsia="Arial" w:cs="Tahoma"/>
+                <w:sz w:val="18"/>
+              </w:rPr>
+            </w:r>
+            <w:r>
+              <w:rPr>
+                <w:rFonts w:ascii="Arial" w:hAnsi="Arial" w:eastAsia="Arial" w:cs="Tahoma"/>
+                <w:sz w:val="18"/>
+              </w:rPr>
+              <w:t>render ด้วย React Testing Library แล้วเห็น element ตาม field/action contract ของเอกสารนี้</w:t>
+            </w:r>
+          </w:p>
+        </w:tc>
+      </w:tr>
+      <w:tr>
+        <w:trPr>
+          <w:cantSplit/>
+        </w:trPr>
+        <w:tc>
+          <w:tcPr>
+            <w:tcW w:type="dxa" w:w="3360"/>
+            <w:vAlign w:val="center"/>
+          </w:tcPr>
+          <w:p>
+            <w:pPr>
+              <w:keepLines/>
+              <w:spacing w:after="0"/>
+            </w:pPr>
+            <w:r>
+              <w:rPr>
+                <w:rFonts w:ascii="Arial" w:hAnsi="Arial" w:eastAsia="Arial" w:cs="Tahoma"/>
+                <w:sz w:val="18"/>
+              </w:rPr>
+            </w:r>
+            <w:r>
+              <w:rPr>
+                <w:rFonts w:ascii="Arial" w:hAnsi="Arial" w:eastAsia="Arial" w:cs="Tahoma"/>
+                <w:sz w:val="18"/>
+              </w:rPr>
+              <w:t>hook/state</w:t>
+            </w:r>
+          </w:p>
+        </w:tc>
+        <w:tc>
+          <w:tcPr>
+            <w:tcW w:type="dxa" w:w="3360"/>
+            <w:vAlign w:val="center"/>
+          </w:tcPr>
+          <w:p>
+            <w:pPr>
+              <w:keepLines/>
+              <w:spacing w:after="0"/>
+            </w:pPr>
+            <w:r>
+              <w:rPr>
+                <w:rFonts w:ascii="Arial" w:hAnsi="Arial" w:eastAsia="Arial" w:cs="Tahoma"/>
+                <w:sz w:val="18"/>
+              </w:rPr>
+            </w:r>
+            <w:r>
+              <w:rPr>
+                <w:rFonts w:ascii="Arial" w:hAnsi="Arial" w:eastAsia="Arial" w:cs="Tahoma"/>
+                <w:sz w:val="18"/>
+              </w:rPr>
+              <w:t>interaction</w:t>
+            </w:r>
+          </w:p>
+        </w:tc>
+        <w:tc>
+          <w:tcPr>
+            <w:tcW w:type="dxa" w:w="3360"/>
+            <w:vAlign w:val="center"/>
+          </w:tcPr>
+          <w:p>
+            <w:pPr>
+              <w:keepLines/>
+              <w:spacing w:after="0"/>
+            </w:pPr>
+            <w:r>
+              <w:rPr>
+                <w:rFonts w:ascii="Arial" w:hAnsi="Arial" w:eastAsia="Arial" w:cs="Tahoma"/>
+                <w:sz w:val="18"/>
+              </w:rPr>
+            </w:r>
+            <w:r>
+              <w:rPr>
+                <w:rFonts w:ascii="Arial" w:hAnsi="Arial" w:eastAsia="Arial" w:cs="Tahoma"/>
+                <w:sz w:val="18"/>
+              </w:rPr>
+              <w:t>ยิง action แล้ว state เปลี่ยนตามที่ระบุ และเรียก API layer ที่ mock ไว้ด้วยพารามิเตอร์ถูกต้อง</w:t>
+            </w:r>
+          </w:p>
+        </w:tc>
+      </w:tr>
+      <w:tr>
+        <w:trPr>
+          <w:cantSplit/>
+        </w:trPr>
+        <w:tc>
+          <w:tcPr>
+            <w:tcW w:type="dxa" w:w="3360"/>
+            <w:vAlign w:val="center"/>
+          </w:tcPr>
+          <w:p>
+            <w:pPr>
+              <w:keepLines/>
+              <w:spacing w:after="0"/>
+            </w:pPr>
+            <w:r>
+              <w:rPr>
+                <w:rFonts w:ascii="Arial" w:hAnsi="Arial" w:eastAsia="Arial" w:cs="Tahoma"/>
+                <w:sz w:val="18"/>
+              </w:rPr>
+            </w:r>
+            <w:r>
+              <w:rPr>
+                <w:rFonts w:ascii="Arial" w:hAnsi="Arial" w:eastAsia="Arial" w:cs="Tahoma"/>
+                <w:sz w:val="18"/>
+              </w:rPr>
+              <w:t>error path</w:t>
+            </w:r>
+          </w:p>
+        </w:tc>
+        <w:tc>
+          <w:tcPr>
+            <w:tcW w:type="dxa" w:w="3360"/>
+            <w:vAlign w:val="center"/>
+          </w:tcPr>
+          <w:p>
+            <w:pPr>
+              <w:keepLines/>
+              <w:spacing w:after="0"/>
+            </w:pPr>
+            <w:r>
+              <w:rPr>
+                <w:rFonts w:ascii="Arial" w:hAnsi="Arial" w:eastAsia="Arial" w:cs="Tahoma"/>
+                <w:sz w:val="18"/>
+              </w:rPr>
+            </w:r>
+            <w:r>
+              <w:rPr>
+                <w:rFonts w:ascii="Arial" w:hAnsi="Arial" w:eastAsia="Arial" w:cs="Tahoma"/>
+                <w:sz w:val="18"/>
+              </w:rPr>
+              <w:t>ui</w:t>
+            </w:r>
+          </w:p>
+        </w:tc>
+        <w:tc>
+          <w:tcPr>
+            <w:tcW w:type="dxa" w:w="3360"/>
+            <w:vAlign w:val="center"/>
+          </w:tcPr>
+          <w:p>
+            <w:pPr>
+              <w:keepLines/>
+              <w:spacing w:after="0"/>
+            </w:pPr>
+            <w:r>
+              <w:rPr>
+                <w:rFonts w:ascii="Arial" w:hAnsi="Arial" w:eastAsia="Arial" w:cs="Tahoma"/>
+                <w:sz w:val="18"/>
+              </w:rPr>
+            </w:r>
+            <w:r>
+              <w:rPr>
+                <w:rFonts w:ascii="Arial" w:hAnsi="Arial" w:eastAsia="Arial" w:cs="Tahoma"/>
+                <w:sz w:val="18"/>
+              </w:rPr>
+              <w:t>API ตอบ error envelope แล้วหน้าจอต้องแสดงข้อความไทย verbatim ไม่ crash</w:t>
+            </w:r>
+          </w:p>
+        </w:tc>
+      </w:tr>
+    </w:tbl>
+    <w:p/>
+    <w:p>
+      <w:pPr>
+        <w:pStyle w:val="ListBullet"/>
+        <w:keepLines/>
+      </w:pPr>
+      <w:r>
+        <w:t>ทุกเคสต้องรันได้โดยไม่ต่อ DB/บริการภายนอกจริง — mock ที่ขอบ repository/client เสมอ</w:t>
+      </w:r>
+    </w:p>
+    <w:p>
+      <w:pPr>
+        <w:pStyle w:val="ListBullet"/>
+        <w:keepLines/>
+      </w:pPr>
+      <w:r>
+        <w:t>ข้อความไทยที่ยืนยันในเทสต้องเป็น verbatim ตาม ข้อกำหนดทางธุรกิจ ห้ามพิมพ์ใหม่</w:t>
+      </w:r>
+    </w:p>
+    <w:p>
+      <w:pPr>
+        <w:pStyle w:val="ListBullet"/>
+        <w:keepLines/>
+      </w:pPr>
+      <w:r>
+        <w:t>เกณฑ์ผ่านของ CI: ทุกเคสในตารางนี้มี test จริงและผ่านทั้งหมด</w:t>
+      </w:r>
+    </w:p>
     <w:sectPr>
       <w:headerReference w:type="default" r:id="rId9"/>
       <w:footerReference w:type="default" r:id="rId10"/>
@@ -10751,7 +12140,7 @@
     </w:pPr>
     <w:r>
       <w:rPr>
-        <w:rFonts w:ascii="Arial" w:hAnsi="Arial"/>
+        <w:rFonts w:ascii="Arial" w:hAnsi="Arial" w:eastAsia="Arial" w:cs="Tahoma"/>
         <w:sz w:val="16"/>
       </w:rPr>
       <w:t xml:space="preserve">หน้า </w:t>
@@ -10770,7 +12159,7 @@
     </w:pPr>
     <w:r>
       <w:rPr>
-        <w:rFonts w:ascii="Arial" w:hAnsi="Arial" w:eastAsia="Arial"/>
+        <w:rFonts w:ascii="Arial" w:hAnsi="Arial" w:eastAsia="Arial" w:cs="Tahoma"/>
         <w:color w:val="66717F"/>
         <w:sz w:val="16"/>
       </w:rPr>
@@ -11144,7 +12533,7 @@
     <w:qFormat/>
     <w:rsid w:val="00FC693F"/>
     <w:rPr>
-      <w:rFonts w:ascii="Arial" w:hAnsi="Arial" w:eastAsia="Arial"/>
+      <w:rFonts w:ascii="Arial" w:hAnsi="Arial" w:eastAsia="Arial" w:cs="Tahoma"/>
       <w:sz w:val="20"/>
     </w:rPr>
   </w:style>
@@ -11207,7 +12596,7 @@
       <w:outlineLvl w:val="0"/>
     </w:pPr>
     <w:rPr>
-      <w:rFonts w:asciiTheme="majorHAnsi" w:eastAsiaTheme="majorEastAsia" w:hAnsiTheme="majorHAnsi" w:cstheme="majorBidi" w:ascii="Arial" w:hAnsi="Arial" w:eastAsia="Arial"/>
+      <w:rFonts w:asciiTheme="majorHAnsi" w:eastAsiaTheme="majorEastAsia" w:hAnsiTheme="majorHAnsi" w:cstheme="majorBidi" w:ascii="Arial" w:hAnsi="Arial" w:eastAsia="Arial" w:cs="Tahoma"/>
       <w:b/>
       <w:bCs/>
       <w:color w:val="1F4D78"/>
@@ -11231,7 +12620,7 @@
       <w:outlineLvl w:val="1"/>
     </w:pPr>
     <w:rPr>
-      <w:rFonts w:asciiTheme="majorHAnsi" w:eastAsiaTheme="majorEastAsia" w:hAnsiTheme="majorHAnsi" w:cstheme="majorBidi" w:ascii="Arial" w:hAnsi="Arial" w:eastAsia="Arial"/>
+      <w:rFonts w:asciiTheme="majorHAnsi" w:eastAsiaTheme="majorEastAsia" w:hAnsiTheme="majorHAnsi" w:cstheme="majorBidi" w:ascii="Arial" w:hAnsi="Arial" w:eastAsia="Arial" w:cs="Tahoma"/>
       <w:b/>
       <w:bCs/>
       <w:color w:val="2E74B5"/>
@@ -11255,7 +12644,7 @@
       <w:outlineLvl w:val="2"/>
     </w:pPr>
     <w:rPr>
-      <w:rFonts w:asciiTheme="majorHAnsi" w:eastAsiaTheme="majorEastAsia" w:hAnsiTheme="majorHAnsi" w:cstheme="majorBidi" w:ascii="Arial" w:hAnsi="Arial" w:eastAsia="Arial"/>
+      <w:rFonts w:asciiTheme="majorHAnsi" w:eastAsiaTheme="majorEastAsia" w:hAnsiTheme="majorHAnsi" w:cstheme="majorBidi" w:ascii="Arial" w:hAnsi="Arial" w:eastAsia="Arial" w:cs="Tahoma"/>
       <w:b/>
       <w:bCs/>
       <w:color w:val="1F4D78"/>
@@ -11279,7 +12668,7 @@
       <w:outlineLvl w:val="3"/>
     </w:pPr>
     <w:rPr>
-      <w:rFonts w:asciiTheme="majorHAnsi" w:eastAsiaTheme="majorEastAsia" w:hAnsiTheme="majorHAnsi" w:cstheme="majorBidi" w:ascii="Arial" w:hAnsi="Arial" w:eastAsia="Arial"/>
+      <w:rFonts w:asciiTheme="majorHAnsi" w:eastAsiaTheme="majorEastAsia" w:hAnsiTheme="majorHAnsi" w:cstheme="majorBidi" w:ascii="Arial" w:hAnsi="Arial" w:eastAsia="Arial" w:cs="Tahoma"/>
       <w:b/>
       <w:bCs/>
       <w:i/>

--- a/LLDD/word/FE/LLDD-FE-Document-Detail-Role-01-Business-Promotion.docx
+++ b/LLDD/word/FE/LLDD-FE-Document-Detail-Role-01-Business-Promotion.docx
@@ -4013,7 +4013,7 @@
                 <w:b/>
                 <w:sz w:val="18"/>
               </w:rPr>
-              <w:t>GET /api/v1/documents/{docNo} response</w:t>
+              <w:t>GET /api/v1/sbpgi/document/{docNo} response</w:t>
             </w:r>
           </w:p>
         </w:tc>
@@ -4834,7 +4834,7 @@
                 <w:rFonts w:ascii="Arial" w:hAnsi="Arial" w:eastAsia="Arial" w:cs="Tahoma"/>
                 <w:sz w:val="18"/>
               </w:rPr>
-              <w:t>GET /api/v1/documents/{docNo}; POST /api/v1/documents/{docNo}/actions</w:t>
+              <w:t>GET /api/v1/sbpgi/document/{docNo}; POST /api/v1/sbpgi/document/{docNo}/actions</w:t>
             </w:r>
           </w:p>
         </w:tc>
@@ -4944,7 +4944,21 @@
                 <w:rFonts w:ascii="Arial" w:hAnsi="Arial" w:eastAsia="Arial" w:cs="Tahoma"/>
                 <w:sz w:val="18"/>
               </w:rPr>
-              <w:t>Rendered UI state or normalized API response with status/message and audit-ready trace reference.</w:t>
+              <w:t xml:space="preserve">ไม่มีตารางที่เอกสารนี้เขียนเอง — output คือ response ตาม envelope กลาง </w:t>
+            </w:r>
+            <w:r>
+              <w:rPr>
+                <w:rFonts w:ascii="Courier New" w:hAnsi="Courier New" w:eastAsia="Courier New" w:cs="Tahoma"/>
+                <w:sz w:val="18"/>
+              </w:rPr>
+              <w:t>{success, data}</w:t>
+            </w:r>
+            <w:r>
+              <w:rPr>
+                <w:rFonts w:ascii="Arial" w:hAnsi="Arial" w:eastAsia="Arial" w:cs="Tahoma"/>
+                <w:sz w:val="18"/>
+              </w:rPr>
+              <w:t xml:space="preserve"> และร่องรอยที่ตรวจย้อนได้ (log / consideration_logs / workflow_history ของ engine)</w:t>
             </w:r>
           </w:p>
         </w:tc>
@@ -5095,7 +5109,7 @@
                 <w:rFonts w:ascii="Arial" w:hAnsi="Arial" w:eastAsia="Arial" w:cs="Tahoma"/>
                 <w:sz w:val="18"/>
               </w:rPr>
-              <w:t>เรียก GET /api/v1/documents/{docNo} และยืนยัน roleProfileCode=P-01, statusCode=01 ก่อน render action state</w:t>
+              <w:t>เรียก GET /api/v1/sbpgi/document/{docNo} และยืนยัน roleProfileCode=P-01, statusCode=01 ก่อน render action state</w:t>
             </w:r>
           </w:p>
         </w:tc>
@@ -5719,7 +5733,7 @@
                 <w:rFonts w:ascii="Arial" w:hAnsi="Arial" w:eastAsia="Arial" w:cs="Tahoma"/>
                 <w:sz w:val="18"/>
               </w:rPr>
-              <w:t>GET /api/v1/documents/{docNo}</w:t>
+              <w:t>GET /api/v1/sbpgi/document/{docNo}</w:t>
             </w:r>
           </w:p>
         </w:tc>
@@ -5824,7 +5838,7 @@
                 <w:rFonts w:ascii="Arial" w:hAnsi="Arial" w:eastAsia="Arial" w:cs="Tahoma"/>
                 <w:sz w:val="18"/>
               </w:rPr>
-              <w:t>PUT /api/v1/documents/{docNo}</w:t>
+              <w:t>PUT /api/v1/sbpgi/document/{docNo}</w:t>
             </w:r>
           </w:p>
         </w:tc>
@@ -5929,7 +5943,7 @@
                 <w:rFonts w:ascii="Arial" w:hAnsi="Arial" w:eastAsia="Arial" w:cs="Tahoma"/>
                 <w:sz w:val="18"/>
               </w:rPr>
-              <w:t>POST /api/v1/documents/{docNo}/attachments</w:t>
+              <w:t>POST /api/v1/sbpgi/document/{docNo}/attachments</w:t>
             </w:r>
           </w:p>
         </w:tc>
@@ -6034,7 +6048,7 @@
                 <w:rFonts w:ascii="Arial" w:hAnsi="Arial" w:eastAsia="Arial" w:cs="Tahoma"/>
                 <w:sz w:val="18"/>
               </w:rPr>
-              <w:t>POST /api/v1/documents/{docNo}/actions</w:t>
+              <w:t>POST /api/v1/sbpgi/document/{docNo}/actions</w:t>
             </w:r>
           </w:p>
         </w:tc>
@@ -6085,7 +6099,7 @@
         <w:pageBreakBefore w:val="0"/>
       </w:pPr>
       <w:r>
-        <w:t>GET /api/v1/documents/{docNo}</w:t>
+        <w:t>GET /api/v1/sbpgi/document/{docNo}</w:t>
       </w:r>
     </w:p>
     <w:p>
@@ -7707,7 +7721,7 @@
         <w:pageBreakBefore w:val="0"/>
       </w:pPr>
       <w:r>
-        <w:t>POST /api/v1/documents/{docNo}/actions</w:t>
+        <w:t>POST /api/v1/sbpgi/document/{docNo}/actions</w:t>
       </w:r>
     </w:p>
     <w:p>
@@ -8860,7 +8874,7 @@
                 <w:rFonts w:ascii="Arial" w:hAnsi="Arial" w:eastAsia="Arial" w:cs="Tahoma"/>
                 <w:sz w:val="18"/>
               </w:rPr>
-              <w:t>src/app/(main)/sbpgi/documents/[docNo]/page.tsx</w:t>
+              <w:t>src/app/(main)/sbpgi/document/[docNo]/page.tsx</w:t>
             </w:r>
           </w:p>
         </w:tc>
@@ -9458,22 +9472,22 @@
         <w:t>import type * as T from '@/types/sbpgi/document';</w:t>
         <w:br/>
         <w:br/>
-        <w:t>/** GET /api/v1/documents/{docNo} — โหลด role profile P-01 สำหรับหน้า detail */</w:t>
+        <w:t>/** GET /api/v1/sbpgi/document/{docNo} — โหลด role profile P-01 สำหรับหน้า detail */</w:t>
         <w:br/>
-        <w:t>export async function getDocumentsDetail(docNo: string): Promise&lt;T.DocumentsDetailResponse&gt; {</w:t>
+        <w:t>export async function getSbpgiDocumentDetail(docNo: string): Promise&lt;T.SbpgiDocumentDetailResponse&gt; {</w:t>
         <w:br/>
-        <w:t xml:space="preserve">  const { data } = await apiClient.get&lt;ApiResponse&lt;T.DocumentsDetailResponse&gt;&gt;(`/documents/${encodeURIComponent(docNo)}`);</w:t>
+        <w:t xml:space="preserve">  const { data } = await apiClient.get&lt;ApiResponse&lt;T.SbpgiDocumentDetailResponse&gt;&gt;(`/sbpgi/document/${encodeURIComponent(docNo)}`);</w:t>
         <w:br/>
         <w:t xml:space="preserve">  return data.data;</w:t>
         <w:br/>
         <w:t>}</w:t>
         <w:br/>
         <w:br/>
-        <w:t>/** POST /api/v1/documents/{docNo}/actions — ตัวอย่าง positive-path จาก section 01; Section 02 ส่งต่อ AVP (03) เมื่อยอดรวม ≥ 100,000 บาท และจบที่ GM เมื่อ &lt; 100,000 บาท (มติ 2026-08-18) */</w:t>
+        <w:t>/** POST /api/v1/sbpgi/document/{docNo}/actions — ตัวอย่าง positive-path จาก section 01; Section 02 ส่งต่อ AVP (03) เมื่อยอดรวม ≥ 100,000 บาท และจบที่ GM เมื่อ &lt; 100,000 บาท (มติ 2026-08-18) */</w:t>
         <w:br/>
-        <w:t>export async function createDocumentsActions(docNo: string, body: T.CreateDocumentsActionsRequest): Promise&lt;T.CreateDocumentsActionsResponse&gt; {</w:t>
+        <w:t>export async function createSbpgiDocumentActions(docNo: string, body: T.CreateSbpgiDocumentActionsRequest): Promise&lt;T.CreateSbpgiDocumentActionsResponse&gt; {</w:t>
         <w:br/>
-        <w:t xml:space="preserve">  const { data } = await apiClient.post&lt;ApiResponse&lt;T.CreateDocumentsActionsResponse&gt;&gt;(`/documents/${encodeURIComponent(docNo)}/actions`, body);</w:t>
+        <w:t xml:space="preserve">  const { data } = await apiClient.post&lt;ApiResponse&lt;T.CreateSbpgiDocumentActionsResponse&gt;&gt;(`/sbpgi/document/${encodeURIComponent(docNo)}/actions`, body);</w:t>
         <w:br/>
         <w:t xml:space="preserve">  return data.data;</w:t>
         <w:br/>
@@ -9553,9 +9567,9 @@
         <w:t>// วันที่/เดือนเป็น ค.ศ. ทั้ง payload (ISO) และ display — ไม่แปลงเป็น พ.ศ. (มติ 2026-08-06)</w:t>
         <w:br/>
         <w:br/>
-        <w:t>/** GET /api/v1/documents/{docNo} — response */</w:t>
+        <w:t>/** GET /api/v1/sbpgi/document/{docNo} — response */</w:t>
         <w:br/>
-        <w:t>export interface DocumentsDetailResponse {</w:t>
+        <w:t>export interface SbpgiDocumentDetailResponse {</w:t>
         <w:br/>
         <w:t xml:space="preserve">  docNo: string;</w:t>
         <w:br/>
@@ -9582,9 +9596,9 @@
         <w:t>}</w:t>
         <w:br/>
         <w:br/>
-        <w:t>/** POST /api/v1/documents/{docNo}/actions — request */</w:t>
+        <w:t>/** POST /api/v1/sbpgi/document/{docNo}/actions — request */</w:t>
         <w:br/>
-        <w:t>export interface CreateDocumentsActionsRequest {</w:t>
+        <w:t>export interface CreateSbpgiDocumentActionsRequest {</w:t>
         <w:br/>
         <w:t xml:space="preserve">  result: string;</w:t>
         <w:br/>
@@ -9593,9 +9607,9 @@
         <w:t>}</w:t>
         <w:br/>
         <w:br/>
-        <w:t>/** POST /api/v1/documents/{docNo}/actions — response */</w:t>
+        <w:t>/** POST /api/v1/sbpgi/document/{docNo}/actions — response */</w:t>
         <w:br/>
-        <w:t>export interface CreateDocumentsActionsResponse {</w:t>
+        <w:t>export interface CreateSbpgiDocumentActionsResponse {</w:t>
         <w:br/>
         <w:t xml:space="preserve">  statusCode: string;</w:t>
         <w:br/>
@@ -9687,18 +9701,18 @@
         <w:br/>
         <w:t xml:space="preserve">  all: ['sbpgi', 'document'] as const,</w:t>
         <w:br/>
-        <w:t xml:space="preserve">  documentsDetail: (docNo: string) =&gt; [...documentKeys.all, 'documentsDetail', docNo] as const,</w:t>
+        <w:t xml:space="preserve">  sbpgiDocumentDetail: (docNo: string) =&gt; [...documentKeys.all, 'sbpgiDocumentDetail', docNo] as const,</w:t>
         <w:br/>
         <w:t>};</w:t>
         <w:br/>
         <w:br/>
-        <w:t>export function useDocumentsDetailQuery(docNo: string) {</w:t>
+        <w:t>export function useSbpgiDocumentDetailQuery(docNo: string) {</w:t>
         <w:br/>
         <w:t xml:space="preserve">  return useQuery({</w:t>
         <w:br/>
-        <w:t xml:space="preserve">    queryKey: documentKeys.documentsDetail(docNo),</w:t>
+        <w:t xml:space="preserve">    queryKey: documentKeys.sbpgiDocumentDetail(docNo),</w:t>
         <w:br/>
-        <w:t xml:space="preserve">    queryFn: () =&gt; api.getDocumentsDetail(docNo),</w:t>
+        <w:t xml:space="preserve">    queryFn: () =&gt; api.getSbpgiDocumentDetail(docNo),</w:t>
         <w:br/>
         <w:t xml:space="preserve">    enabled: !!docNo, // ยังไม่ยิงจนกว่าจะมีพารามิเตอร์ครบ</w:t>
         <w:br/>
@@ -9709,13 +9723,13 @@
         <w:t>}</w:t>
         <w:br/>
         <w:br/>
-        <w:t>export function useCreateDocumentsActionsMutation(docNo: string) {</w:t>
+        <w:t>export function useCreateSbpgiDocumentActionsMutation(docNo: string) {</w:t>
         <w:br/>
         <w:t xml:space="preserve">  const qc = useQueryClient();</w:t>
         <w:br/>
         <w:t xml:space="preserve">  return useMutation({</w:t>
         <w:br/>
-        <w:t xml:space="preserve">    mutationFn: (body: T.CreateDocumentsActionsRequest) =&gt; api.createDocumentsActions(docNo, body),</w:t>
+        <w:t xml:space="preserve">    mutationFn: (body: T.CreateSbpgiDocumentActionsRequest) =&gt; api.createSbpgiDocumentActions(docNo, body),</w:t>
         <w:br/>
         <w:t xml:space="preserve">    onSuccess: () =&gt; {</w:t>
         <w:br/>
@@ -9761,7 +9775,7 @@
         <w:rPr>
           <w:rFonts w:ascii="Courier New" w:hAnsi="Courier New" w:eastAsia="Courier New" w:cs="Tahoma"/>
         </w:rPr>
-        <w:t>POST /api/v1/documents/{docNo}/actions</w:t>
+        <w:t>POST /api/v1/sbpgi/document/{docNo}/actions</w:t>
       </w:r>
       <w:r>
         <w:t xml:space="preserve"> โดยส่งได้แค่ </w:t>
@@ -11715,7 +11729,7 @@
                 <w:rFonts w:ascii="Courier New" w:hAnsi="Courier New" w:eastAsia="Courier New" w:cs="Tahoma"/>
                 <w:sz w:val="18"/>
               </w:rPr>
-              <w:t>GET /api/v1/documents/{docNo}</w:t>
+              <w:t>GET /api/v1/sbpgi/document/{docNo}</w:t>
             </w:r>
           </w:p>
         </w:tc>
@@ -11795,7 +11809,7 @@
                 <w:rFonts w:ascii="Courier New" w:hAnsi="Courier New" w:eastAsia="Courier New" w:cs="Tahoma"/>
                 <w:sz w:val="18"/>
               </w:rPr>
-              <w:t>POST /api/v1/documents/{docNo}/actions</w:t>
+              <w:t>POST /api/v1/sbpgi/document/{docNo}/actions</w:t>
             </w:r>
           </w:p>
         </w:tc>

--- a/LLDD/word/FE/LLDD-FE-Document-Detail-Role-01-Business-Promotion.docx
+++ b/LLDD/word/FE/LLDD-FE-Document-Detail-Role-01-Business-Promotion.docx
@@ -657,6 +657,529 @@
         <w:t>Common contract reference: ทุกหัวข้อ API/FE ต้องยึด LLDD-BE-API-Common-Contracts.pdf และ LLDD-FE-Integration-Contracts.pdf สำหรับ error/auth/format/pagination/action/RBAC ก่อนลงรายละเอียดเฉพาะหน้าหรือเฉพาะ endpoint</w:t>
       </w:r>
     </w:p>
+    <w:p>
+      <w:pPr>
+        <w:pStyle w:val="Heading2"/>
+        <w:keepNext/>
+        <w:keepLines/>
+        <w:pageBreakBefore w:val="0"/>
+      </w:pPr>
+      <w:r>
+        <w:t>1.1 เอกสาร LLDD ที่เกี่ยวข้อง</w:t>
+      </w:r>
+    </w:p>
+    <w:p>
+      <w:pPr>
+        <w:keepNext w:val="0"/>
+      </w:pPr>
+      <w:r>
+        <w:t>ตารางนี้สร้างจาก endpoint และตารางที่เอกสารฉบับนี้ประกาศไว้จริง — อ่านฉบับที่อยู่ในตารางก่อนลงมือ เพื่อไม่ให้สัญญา request/response หรือชื่อคอลัมน์หลุดจากกัน</w:t>
+      </w:r>
+    </w:p>
+    <w:tbl>
+      <w:tblPr>
+        <w:tblStyle w:val="TableGrid"/>
+        <w:tblW w:type="auto" w:w="0"/>
+        <w:jc w:val="center"/>
+        <w:tblLook w:firstColumn="1" w:firstRow="1" w:lastColumn="0" w:lastRow="0" w:noHBand="0" w:noVBand="1" w:val="04A0"/>
+      </w:tblPr>
+      <w:tblGrid>
+        <w:gridCol w:w="3360"/>
+        <w:gridCol w:w="3360"/>
+        <w:gridCol w:w="3360"/>
+      </w:tblGrid>
+      <w:tr>
+        <w:trPr>
+          <w:cantSplit/>
+        </w:trPr>
+        <w:tc>
+          <w:tcPr>
+            <w:tcW w:type="dxa" w:w="3360"/>
+            <w:vAlign w:val="center"/>
+            <w:shd w:fill="E8EEF5"/>
+          </w:tcPr>
+          <w:p>
+            <w:pPr>
+              <w:keepLines/>
+              <w:spacing w:after="0"/>
+            </w:pPr>
+            <w:r/>
+            <w:r>
+              <w:rPr>
+                <w:rFonts w:ascii="Arial" w:hAnsi="Arial" w:eastAsia="Arial" w:cs="Tahoma"/>
+                <w:b/>
+                <w:sz w:val="18"/>
+              </w:rPr>
+              <w:t>ความสัมพันธ์</w:t>
+            </w:r>
+          </w:p>
+        </w:tc>
+        <w:tc>
+          <w:tcPr>
+            <w:tcW w:type="dxa" w:w="3360"/>
+            <w:vAlign w:val="center"/>
+            <w:shd w:fill="E8EEF5"/>
+          </w:tcPr>
+          <w:p>
+            <w:pPr>
+              <w:keepLines/>
+              <w:spacing w:after="0"/>
+            </w:pPr>
+            <w:r/>
+            <w:r>
+              <w:rPr>
+                <w:rFonts w:ascii="Arial" w:hAnsi="Arial" w:eastAsia="Arial" w:cs="Tahoma"/>
+                <w:b/>
+                <w:sz w:val="18"/>
+              </w:rPr>
+              <w:t>เอกสาร LLDD</w:t>
+            </w:r>
+          </w:p>
+        </w:tc>
+        <w:tc>
+          <w:tcPr>
+            <w:tcW w:type="dxa" w:w="3360"/>
+            <w:vAlign w:val="center"/>
+            <w:shd w:fill="E8EEF5"/>
+          </w:tcPr>
+          <w:p>
+            <w:pPr>
+              <w:keepLines/>
+              <w:spacing w:after="0"/>
+            </w:pPr>
+            <w:r/>
+            <w:r>
+              <w:rPr>
+                <w:rFonts w:ascii="Arial" w:hAnsi="Arial" w:eastAsia="Arial" w:cs="Tahoma"/>
+                <w:b/>
+                <w:sz w:val="18"/>
+              </w:rPr>
+              <w:t>เกี่ยวข้องตรงไหน</w:t>
+            </w:r>
+          </w:p>
+        </w:tc>
+      </w:tr>
+      <w:tr>
+        <w:trPr>
+          <w:cantSplit/>
+        </w:trPr>
+        <w:tc>
+          <w:tcPr>
+            <w:tcW w:type="dxa" w:w="3360"/>
+            <w:vAlign w:val="center"/>
+          </w:tcPr>
+          <w:p>
+            <w:pPr>
+              <w:keepLines/>
+              <w:spacing w:after="0"/>
+            </w:pPr>
+            <w:r>
+              <w:rPr>
+                <w:rFonts w:ascii="Arial" w:hAnsi="Arial" w:eastAsia="Arial" w:cs="Tahoma"/>
+                <w:sz w:val="18"/>
+              </w:rPr>
+            </w:r>
+            <w:r>
+              <w:rPr>
+                <w:rFonts w:ascii="Arial" w:hAnsi="Arial" w:eastAsia="Arial" w:cs="Tahoma"/>
+                <w:sz w:val="18"/>
+              </w:rPr>
+              <w:t>ใช้ endpoint ของ</w:t>
+            </w:r>
+          </w:p>
+        </w:tc>
+        <w:tc>
+          <w:tcPr>
+            <w:tcW w:type="dxa" w:w="3360"/>
+            <w:vAlign w:val="center"/>
+          </w:tcPr>
+          <w:p>
+            <w:pPr>
+              <w:keepLines/>
+              <w:spacing w:after="0"/>
+            </w:pPr>
+            <w:r>
+              <w:rPr>
+                <w:rFonts w:ascii="Arial" w:hAnsi="Arial" w:eastAsia="Arial" w:cs="Tahoma"/>
+                <w:sz w:val="18"/>
+              </w:rPr>
+            </w:r>
+            <w:r>
+              <w:rPr>
+                <w:rFonts w:ascii="Arial" w:hAnsi="Arial" w:eastAsia="Arial" w:cs="Tahoma"/>
+                <w:b/>
+                <w:sz w:val="18"/>
+              </w:rPr>
+              <w:t>LLDD-BE-API-Document-Detail-Aggregate.pdf</w:t>
+            </w:r>
+          </w:p>
+        </w:tc>
+        <w:tc>
+          <w:tcPr>
+            <w:tcW w:type="dxa" w:w="3360"/>
+            <w:vAlign w:val="center"/>
+          </w:tcPr>
+          <w:p>
+            <w:pPr>
+              <w:keepLines/>
+              <w:spacing w:after="0"/>
+            </w:pPr>
+            <w:r>
+              <w:rPr>
+                <w:rFonts w:ascii="Arial" w:hAnsi="Arial" w:eastAsia="Arial" w:cs="Tahoma"/>
+                <w:sz w:val="18"/>
+              </w:rPr>
+            </w:r>
+            <w:r>
+              <w:rPr>
+                <w:rFonts w:ascii="Courier New" w:hAnsi="Courier New" w:eastAsia="Courier New" w:cs="Tahoma"/>
+                <w:sz w:val="18"/>
+              </w:rPr>
+              <w:t>GET /api/v1/sgi/document/{docNo}</w:t>
+            </w:r>
+          </w:p>
+        </w:tc>
+      </w:tr>
+      <w:tr>
+        <w:trPr>
+          <w:cantSplit/>
+        </w:trPr>
+        <w:tc>
+          <w:tcPr>
+            <w:tcW w:type="dxa" w:w="3360"/>
+            <w:vAlign w:val="center"/>
+          </w:tcPr>
+          <w:p>
+            <w:pPr>
+              <w:keepLines/>
+              <w:spacing w:after="0"/>
+            </w:pPr>
+            <w:r>
+              <w:rPr>
+                <w:rFonts w:ascii="Arial" w:hAnsi="Arial" w:eastAsia="Arial" w:cs="Tahoma"/>
+                <w:sz w:val="18"/>
+              </w:rPr>
+            </w:r>
+            <w:r>
+              <w:rPr>
+                <w:rFonts w:ascii="Arial" w:hAnsi="Arial" w:eastAsia="Arial" w:cs="Tahoma"/>
+                <w:sz w:val="18"/>
+              </w:rPr>
+              <w:t>ใช้ endpoint ของ</w:t>
+            </w:r>
+          </w:p>
+        </w:tc>
+        <w:tc>
+          <w:tcPr>
+            <w:tcW w:type="dxa" w:w="3360"/>
+            <w:vAlign w:val="center"/>
+          </w:tcPr>
+          <w:p>
+            <w:pPr>
+              <w:keepLines/>
+              <w:spacing w:after="0"/>
+            </w:pPr>
+            <w:r>
+              <w:rPr>
+                <w:rFonts w:ascii="Arial" w:hAnsi="Arial" w:eastAsia="Arial" w:cs="Tahoma"/>
+                <w:sz w:val="18"/>
+              </w:rPr>
+            </w:r>
+            <w:r>
+              <w:rPr>
+                <w:rFonts w:ascii="Arial" w:hAnsi="Arial" w:eastAsia="Arial" w:cs="Tahoma"/>
+                <w:b/>
+                <w:sz w:val="18"/>
+              </w:rPr>
+              <w:t>LLDD-BE-API-Document-Workflow-Actions.pdf</w:t>
+            </w:r>
+          </w:p>
+        </w:tc>
+        <w:tc>
+          <w:tcPr>
+            <w:tcW w:type="dxa" w:w="3360"/>
+            <w:vAlign w:val="center"/>
+          </w:tcPr>
+          <w:p>
+            <w:pPr>
+              <w:keepLines/>
+              <w:spacing w:after="0"/>
+            </w:pPr>
+            <w:r>
+              <w:rPr>
+                <w:rFonts w:ascii="Arial" w:hAnsi="Arial" w:eastAsia="Arial" w:cs="Tahoma"/>
+                <w:sz w:val="18"/>
+              </w:rPr>
+            </w:r>
+            <w:r>
+              <w:rPr>
+                <w:rFonts w:ascii="Courier New" w:hAnsi="Courier New" w:eastAsia="Courier New" w:cs="Tahoma"/>
+                <w:sz w:val="18"/>
+              </w:rPr>
+              <w:t>POST /api/v1/sgi/document/{docNo}/actions</w:t>
+            </w:r>
+          </w:p>
+        </w:tc>
+      </w:tr>
+      <w:tr>
+        <w:trPr>
+          <w:cantSplit/>
+        </w:trPr>
+        <w:tc>
+          <w:tcPr>
+            <w:tcW w:type="dxa" w:w="3360"/>
+            <w:vAlign w:val="center"/>
+          </w:tcPr>
+          <w:p>
+            <w:pPr>
+              <w:keepLines/>
+              <w:spacing w:after="0"/>
+            </w:pPr>
+            <w:r>
+              <w:rPr>
+                <w:rFonts w:ascii="Arial" w:hAnsi="Arial" w:eastAsia="Arial" w:cs="Tahoma"/>
+                <w:sz w:val="18"/>
+              </w:rPr>
+            </w:r>
+            <w:r>
+              <w:rPr>
+                <w:rFonts w:ascii="Arial" w:hAnsi="Arial" w:eastAsia="Arial" w:cs="Tahoma"/>
+                <w:sz w:val="18"/>
+              </w:rPr>
+              <w:t>สัญญากลาง</w:t>
+            </w:r>
+          </w:p>
+        </w:tc>
+        <w:tc>
+          <w:tcPr>
+            <w:tcW w:type="dxa" w:w="3360"/>
+            <w:vAlign w:val="center"/>
+          </w:tcPr>
+          <w:p>
+            <w:pPr>
+              <w:keepLines/>
+              <w:spacing w:after="0"/>
+            </w:pPr>
+            <w:r>
+              <w:rPr>
+                <w:rFonts w:ascii="Arial" w:hAnsi="Arial" w:eastAsia="Arial" w:cs="Tahoma"/>
+                <w:sz w:val="18"/>
+              </w:rPr>
+            </w:r>
+            <w:r>
+              <w:rPr>
+                <w:rFonts w:ascii="Arial" w:hAnsi="Arial" w:eastAsia="Arial" w:cs="Tahoma"/>
+                <w:b/>
+                <w:sz w:val="18"/>
+              </w:rPr>
+              <w:t>LLDD-BE-API-Common-Contracts.pdf</w:t>
+            </w:r>
+          </w:p>
+        </w:tc>
+        <w:tc>
+          <w:tcPr>
+            <w:tcW w:type="dxa" w:w="3360"/>
+            <w:vAlign w:val="center"/>
+          </w:tcPr>
+          <w:p>
+            <w:pPr>
+              <w:keepLines/>
+              <w:spacing w:after="0"/>
+            </w:pPr>
+            <w:r>
+              <w:rPr>
+                <w:rFonts w:ascii="Arial" w:hAnsi="Arial" w:eastAsia="Arial" w:cs="Tahoma"/>
+                <w:sz w:val="18"/>
+              </w:rPr>
+            </w:r>
+            <w:r>
+              <w:rPr>
+                <w:rFonts w:ascii="Arial" w:hAnsi="Arial" w:eastAsia="Arial" w:cs="Tahoma"/>
+                <w:sz w:val="18"/>
+              </w:rPr>
+              <w:t xml:space="preserve">envelope </w:t>
+            </w:r>
+            <w:r>
+              <w:rPr>
+                <w:rFonts w:ascii="Courier New" w:hAnsi="Courier New" w:eastAsia="Courier New" w:cs="Tahoma"/>
+                <w:sz w:val="18"/>
+              </w:rPr>
+              <w:t>{success,data}</w:t>
+            </w:r>
+            <w:r>
+              <w:rPr>
+                <w:rFonts w:ascii="Arial" w:hAnsi="Arial" w:eastAsia="Arial" w:cs="Tahoma"/>
+                <w:sz w:val="18"/>
+              </w:rPr>
+              <w:t xml:space="preserve"> · error code · pagination · รูปแบบวันที่/เลขเอกสาร</w:t>
+            </w:r>
+          </w:p>
+        </w:tc>
+      </w:tr>
+      <w:tr>
+        <w:trPr>
+          <w:cantSplit/>
+        </w:trPr>
+        <w:tc>
+          <w:tcPr>
+            <w:tcW w:type="dxa" w:w="3360"/>
+            <w:vAlign w:val="center"/>
+          </w:tcPr>
+          <w:p>
+            <w:pPr>
+              <w:keepLines/>
+              <w:spacing w:after="0"/>
+            </w:pPr>
+            <w:r>
+              <w:rPr>
+                <w:rFonts w:ascii="Arial" w:hAnsi="Arial" w:eastAsia="Arial" w:cs="Tahoma"/>
+                <w:sz w:val="18"/>
+              </w:rPr>
+            </w:r>
+            <w:r>
+              <w:rPr>
+                <w:rFonts w:ascii="Arial" w:hAnsi="Arial" w:eastAsia="Arial" w:cs="Tahoma"/>
+                <w:sz w:val="18"/>
+              </w:rPr>
+              <w:t>สัญญากลาง</w:t>
+            </w:r>
+          </w:p>
+        </w:tc>
+        <w:tc>
+          <w:tcPr>
+            <w:tcW w:type="dxa" w:w="3360"/>
+            <w:vAlign w:val="center"/>
+          </w:tcPr>
+          <w:p>
+            <w:pPr>
+              <w:keepLines/>
+              <w:spacing w:after="0"/>
+            </w:pPr>
+            <w:r>
+              <w:rPr>
+                <w:rFonts w:ascii="Arial" w:hAnsi="Arial" w:eastAsia="Arial" w:cs="Tahoma"/>
+                <w:sz w:val="18"/>
+              </w:rPr>
+            </w:r>
+            <w:r>
+              <w:rPr>
+                <w:rFonts w:ascii="Arial" w:hAnsi="Arial" w:eastAsia="Arial" w:cs="Tahoma"/>
+                <w:b/>
+                <w:sz w:val="18"/>
+              </w:rPr>
+              <w:t>LLDD-FE-Integration-Contracts.pdf</w:t>
+            </w:r>
+          </w:p>
+        </w:tc>
+        <w:tc>
+          <w:tcPr>
+            <w:tcW w:type="dxa" w:w="3360"/>
+            <w:vAlign w:val="center"/>
+          </w:tcPr>
+          <w:p>
+            <w:pPr>
+              <w:keepLines/>
+              <w:spacing w:after="0"/>
+            </w:pPr>
+            <w:r>
+              <w:rPr>
+                <w:rFonts w:ascii="Arial" w:hAnsi="Arial" w:eastAsia="Arial" w:cs="Tahoma"/>
+                <w:sz w:val="18"/>
+              </w:rPr>
+            </w:r>
+            <w:r>
+              <w:rPr>
+                <w:rFonts w:ascii="Arial" w:hAnsi="Arial" w:eastAsia="Arial" w:cs="Tahoma"/>
+                <w:sz w:val="18"/>
+              </w:rPr>
+              <w:t>API client · auth header · error mapping · RBAC/menu gating ฝั่ง FE</w:t>
+            </w:r>
+          </w:p>
+        </w:tc>
+      </w:tr>
+      <w:tr>
+        <w:trPr>
+          <w:cantSplit/>
+        </w:trPr>
+        <w:tc>
+          <w:tcPr>
+            <w:tcW w:type="dxa" w:w="3360"/>
+            <w:vAlign w:val="center"/>
+          </w:tcPr>
+          <w:p>
+            <w:pPr>
+              <w:keepLines/>
+              <w:spacing w:after="0"/>
+            </w:pPr>
+            <w:r>
+              <w:rPr>
+                <w:rFonts w:ascii="Arial" w:hAnsi="Arial" w:eastAsia="Arial" w:cs="Tahoma"/>
+                <w:sz w:val="18"/>
+              </w:rPr>
+            </w:r>
+            <w:r>
+              <w:rPr>
+                <w:rFonts w:ascii="Arial" w:hAnsi="Arial" w:eastAsia="Arial" w:cs="Tahoma"/>
+                <w:sz w:val="18"/>
+              </w:rPr>
+              <w:t>ต้องจบก่อน (ลำดับงาน)</w:t>
+            </w:r>
+          </w:p>
+        </w:tc>
+        <w:tc>
+          <w:tcPr>
+            <w:tcW w:type="dxa" w:w="3360"/>
+            <w:vAlign w:val="center"/>
+          </w:tcPr>
+          <w:p>
+            <w:pPr>
+              <w:keepLines/>
+              <w:spacing w:after="0"/>
+            </w:pPr>
+            <w:r>
+              <w:rPr>
+                <w:rFonts w:ascii="Arial" w:hAnsi="Arial" w:eastAsia="Arial" w:cs="Tahoma"/>
+                <w:sz w:val="18"/>
+              </w:rPr>
+            </w:r>
+            <w:r>
+              <w:rPr>
+                <w:rFonts w:ascii="Arial" w:hAnsi="Arial" w:eastAsia="Arial" w:cs="Tahoma"/>
+                <w:b/>
+                <w:sz w:val="18"/>
+              </w:rPr>
+              <w:t>LLDD-FE-Document-Detail.pdf</w:t>
+            </w:r>
+          </w:p>
+        </w:tc>
+        <w:tc>
+          <w:tcPr>
+            <w:tcW w:type="dxa" w:w="3360"/>
+            <w:vAlign w:val="center"/>
+          </w:tcPr>
+          <w:p>
+            <w:pPr>
+              <w:keepLines/>
+              <w:spacing w:after="0"/>
+            </w:pPr>
+            <w:r>
+              <w:rPr>
+                <w:rFonts w:ascii="Arial" w:hAnsi="Arial" w:eastAsia="Arial" w:cs="Tahoma"/>
+                <w:sz w:val="18"/>
+              </w:rPr>
+            </w:r>
+            <w:r>
+              <w:rPr>
+                <w:rFonts w:ascii="Arial" w:hAnsi="Arial" w:eastAsia="Arial" w:cs="Tahoma"/>
+                <w:sz w:val="18"/>
+              </w:rPr>
+              <w:t>เป็นฉบับต้นทางของสัญญา/โครงที่ฉบับนี้อ้าง</w:t>
+            </w:r>
+          </w:p>
+        </w:tc>
+      </w:tr>
+    </w:tbl>
+    <w:p/>
     <w:p>
       <w:pPr>
         <w:pStyle w:val="Heading1"/>
@@ -740,7 +1263,18 @@
         <w:pageBreakBefore w:val="0"/>
       </w:pPr>
       <w:r>
-        <w:t>4. Implementation Flow Diagram (Reference)</w:t>
+        <w:t>4. Implementation Flow &amp; Sequence Diagram (Reference)</w:t>
+      </w:r>
+    </w:p>
+    <w:p>
+      <w:pPr>
+        <w:pStyle w:val="Heading2"/>
+        <w:keepNext/>
+        <w:keepLines/>
+        <w:pageBreakBefore w:val="0"/>
+      </w:pPr>
+      <w:r>
+        <w:t>4.1 Implementation Flow (ลำดับขั้นการทำงาน)</w:t>
       </w:r>
     </w:p>
     <w:p>
@@ -794,6 +1328,78 @@
           <w:sz w:val="18"/>
         </w:rPr>
         <w:t>รูปที่ 1: Implementation flow reference: LLDD FE - Document Detail Role 01 Business Promotion</w:t>
+      </w:r>
+    </w:p>
+    <w:p>
+      <w:pPr>
+        <w:pStyle w:val="Heading2"/>
+        <w:keepNext/>
+        <w:keepLines/>
+        <w:pageBreakBefore w:val="0"/>
+      </w:pPr>
+      <w:r>
+        <w:t>4.2 Sequence Diagram (ใครคุยกับใคร ลำดับไหน)</w:t>
+      </w:r>
+    </w:p>
+    <w:p>
+      <w:pPr>
+        <w:keepNext w:val="0"/>
+      </w:pPr>
+      <w:r>
+        <w:t>ผู้แสดงและลำดับข้อความในภาพนี้สร้างจาก endpoint ในหัวข้อ 7 และตารางในหัวข้อ Reference DB Mapping ของเอกสารฉบับนี้เอง จึงตรงกับสัญญาเสมอ</w:t>
+      </w:r>
+    </w:p>
+    <w:p>
+      <w:pPr>
+        <w:keepNext/>
+        <w:jc w:val="center"/>
+      </w:pPr>
+      <w:r>
+        <w:drawing>
+          <wp:inline xmlns:a="http://schemas.openxmlformats.org/drawingml/2006/main" xmlns:pic="http://schemas.openxmlformats.org/drawingml/2006/picture">
+            <wp:extent cx="5669280" cy="2701657"/>
+            <wp:docPr id="2" name="Picture 2"/>
+            <wp:cNvGraphicFramePr>
+              <a:graphicFrameLocks noChangeAspect="1"/>
+            </wp:cNvGraphicFramePr>
+            <a:graphic>
+              <a:graphicData uri="http://schemas.openxmlformats.org/drawingml/2006/picture">
+                <pic:pic>
+                  <pic:nvPicPr>
+                    <pic:cNvPr id="0" name="FE-LLDD-FE-Document-Detail-Role-01-Business-Promotion-sequence.png"/>
+                    <pic:cNvPicPr/>
+                  </pic:nvPicPr>
+                  <pic:blipFill>
+                    <a:blip r:embed="rId12"/>
+                    <a:stretch>
+                      <a:fillRect/>
+                    </a:stretch>
+                  </pic:blipFill>
+                  <pic:spPr>
+                    <a:xfrm>
+                      <a:off x="0" y="0"/>
+                      <a:ext cx="5669280" cy="2701657"/>
+                    </a:xfrm>
+                    <a:prstGeom prst="rect"/>
+                  </pic:spPr>
+                </pic:pic>
+              </a:graphicData>
+            </a:graphic>
+          </wp:inline>
+        </w:drawing>
+      </w:r>
+    </w:p>
+    <w:p>
+      <w:pPr>
+        <w:keepLines/>
+        <w:jc w:val="center"/>
+      </w:pPr>
+      <w:r>
+        <w:rPr>
+          <w:i/>
+          <w:sz w:val="18"/>
+        </w:rPr>
+        <w:t>รูปที่ 2: Sequence diagram: LLDD FE - Document Detail Role 01 Business Promotion</w:t>
       </w:r>
     </w:p>
     <w:p>
@@ -4013,7 +4619,7 @@
                 <w:b/>
                 <w:sz w:val="18"/>
               </w:rPr>
-              <w:t>GET /api/v1/sbpgi/document/{docNo} response</w:t>
+              <w:t>GET /api/v1/sgi/document/{docNo} response</w:t>
             </w:r>
           </w:p>
         </w:tc>
@@ -4834,7 +5440,7 @@
                 <w:rFonts w:ascii="Arial" w:hAnsi="Arial" w:eastAsia="Arial" w:cs="Tahoma"/>
                 <w:sz w:val="18"/>
               </w:rPr>
-              <w:t>GET /api/v1/sbpgi/document/{docNo}; POST /api/v1/sbpgi/document/{docNo}/actions</w:t>
+              <w:t>GET /api/v1/sgi/document/{docNo}; POST /api/v1/sgi/document/{docNo}/actions</w:t>
             </w:r>
           </w:p>
         </w:tc>
@@ -4958,7 +5564,7 @@
                 <w:rFonts w:ascii="Arial" w:hAnsi="Arial" w:eastAsia="Arial" w:cs="Tahoma"/>
                 <w:sz w:val="18"/>
               </w:rPr>
-              <w:t xml:space="preserve"> และร่องรอยที่ตรวจย้อนได้ (log / consideration_logs / workflow_history ของ engine)</w:t>
+              <w:t xml:space="preserve"> และร่องรอยที่ตรวจย้อนได้ (log / sgi_consideration_logs / workflow_history ของ engine)</w:t>
             </w:r>
           </w:p>
         </w:tc>
@@ -5109,7 +5715,7 @@
                 <w:rFonts w:ascii="Arial" w:hAnsi="Arial" w:eastAsia="Arial" w:cs="Tahoma"/>
                 <w:sz w:val="18"/>
               </w:rPr>
-              <w:t>เรียก GET /api/v1/sbpgi/document/{docNo} และยืนยัน roleProfileCode=P-01, statusCode=01 ก่อน render action state</w:t>
+              <w:t>เรียก GET /api/v1/sgi/document/{docNo} และยืนยัน roleProfileCode=P-01, statusCode=01 ก่อน render action state</w:t>
             </w:r>
           </w:p>
         </w:tc>
@@ -5733,7 +6339,7 @@
                 <w:rFonts w:ascii="Arial" w:hAnsi="Arial" w:eastAsia="Arial" w:cs="Tahoma"/>
                 <w:sz w:val="18"/>
               </w:rPr>
-              <w:t>GET /api/v1/sbpgi/document/{docNo}</w:t>
+              <w:t>GET /api/v1/sgi/document/{docNo}</w:t>
             </w:r>
           </w:p>
         </w:tc>
@@ -5838,7 +6444,7 @@
                 <w:rFonts w:ascii="Arial" w:hAnsi="Arial" w:eastAsia="Arial" w:cs="Tahoma"/>
                 <w:sz w:val="18"/>
               </w:rPr>
-              <w:t>PUT /api/v1/sbpgi/document/{docNo}</w:t>
+              <w:t>PUT /api/v1/sgi/document/{docNo}</w:t>
             </w:r>
           </w:p>
         </w:tc>
@@ -5943,7 +6549,7 @@
                 <w:rFonts w:ascii="Arial" w:hAnsi="Arial" w:eastAsia="Arial" w:cs="Tahoma"/>
                 <w:sz w:val="18"/>
               </w:rPr>
-              <w:t>POST /api/v1/sbpgi/document/{docNo}/attachments</w:t>
+              <w:t>POST /api/v1/sgi/document/{docNo}/attachments</w:t>
             </w:r>
           </w:p>
         </w:tc>
@@ -6048,7 +6654,7 @@
                 <w:rFonts w:ascii="Arial" w:hAnsi="Arial" w:eastAsia="Arial" w:cs="Tahoma"/>
                 <w:sz w:val="18"/>
               </w:rPr>
-              <w:t>POST /api/v1/sbpgi/document/{docNo}/actions</w:t>
+              <w:t>POST /api/v1/sgi/document/{docNo}/actions</w:t>
             </w:r>
           </w:p>
         </w:tc>
@@ -6099,7 +6705,7 @@
         <w:pageBreakBefore w:val="0"/>
       </w:pPr>
       <w:r>
-        <w:t>GET /api/v1/sbpgi/document/{docNo}</w:t>
+        <w:t>GET /api/v1/sgi/document/{docNo}</w:t>
       </w:r>
     </w:p>
     <w:p>
@@ -7721,7 +8327,7 @@
         <w:pageBreakBefore w:val="0"/>
       </w:pPr>
       <w:r>
-        <w:t>POST /api/v1/sbpgi/document/{docNo}/actions</w:t>
+        <w:t>POST /api/v1/sgi/document/{docNo}/actions</w:t>
       </w:r>
     </w:p>
     <w:p>
@@ -8768,13 +9374,13 @@
         <w:t>sbpm</w:t>
       </w:r>
       <w:r>
-        <w:t xml:space="preserve">) — โมดูล SBPGI อยู่ใต้ </w:t>
+        <w:t xml:space="preserve">) — โมดูล SGI อยู่ใต้ </w:t>
       </w:r>
       <w:r>
         <w:rPr>
           <w:rFonts w:ascii="Courier New" w:hAnsi="Courier New" w:eastAsia="Courier New" w:cs="Tahoma"/>
         </w:rPr>
-        <w:t>src/app/(main)/sbpgi/*</w:t>
+        <w:t>src/app/(main)/sgi/*</w:t>
       </w:r>
       <w:r>
         <w:t xml:space="preserve"> และ import ผ่าน alias </w:t>
@@ -8874,7 +9480,7 @@
                 <w:rFonts w:ascii="Arial" w:hAnsi="Arial" w:eastAsia="Arial" w:cs="Tahoma"/>
                 <w:sz w:val="18"/>
               </w:rPr>
-              <w:t>src/app/(main)/sbpgi/document/[docNo]/page.tsx</w:t>
+              <w:t>src/app/(main)/sgi/document/[docNo]/page.tsx</w:t>
             </w:r>
           </w:p>
         </w:tc>
@@ -8929,7 +9535,7 @@
                 <w:rFonts w:ascii="Arial" w:hAnsi="Arial" w:eastAsia="Arial" w:cs="Tahoma"/>
                 <w:sz w:val="18"/>
               </w:rPr>
-              <w:t>src/components/sbpgi/document-detail/RoleView01.tsx</w:t>
+              <w:t>src/components/sgi/document-detail/RoleView01.tsx</w:t>
             </w:r>
           </w:p>
         </w:tc>
@@ -8984,7 +9590,7 @@
                 <w:rFonts w:ascii="Arial" w:hAnsi="Arial" w:eastAsia="Arial" w:cs="Tahoma"/>
                 <w:sz w:val="18"/>
               </w:rPr>
-              <w:t>src/components/sbpgi/document-detail/ActionForm01.tsx</w:t>
+              <w:t>src/components/sgi/document-detail/ActionForm01.tsx</w:t>
             </w:r>
           </w:p>
         </w:tc>
@@ -9039,7 +9645,7 @@
                 <w:rFonts w:ascii="Arial" w:hAnsi="Arial" w:eastAsia="Arial" w:cs="Tahoma"/>
                 <w:sz w:val="18"/>
               </w:rPr>
-              <w:t>src/components/sbpgi/document-detail/DocumentSection.tsx</w:t>
+              <w:t>src/components/sgi/document-detail/DocumentSection.tsx</w:t>
             </w:r>
           </w:p>
         </w:tc>
@@ -9094,7 +9700,7 @@
                 <w:rFonts w:ascii="Arial" w:hAnsi="Arial" w:eastAsia="Arial" w:cs="Tahoma"/>
                 <w:sz w:val="18"/>
               </w:rPr>
-              <w:t>src/components/sbpgi/document-detail/ActionPanel.tsx</w:t>
+              <w:t>src/components/sgi/document-detail/ActionPanel.tsx</w:t>
             </w:r>
           </w:p>
         </w:tc>
@@ -9149,7 +9755,7 @@
                 <w:rFonts w:ascii="Arial" w:hAnsi="Arial" w:eastAsia="Arial" w:cs="Tahoma"/>
                 <w:sz w:val="18"/>
               </w:rPr>
-              <w:t>src/services/sbpgi/document.service.ts</w:t>
+              <w:t>src/services/sgi/document.service.ts</w:t>
             </w:r>
           </w:p>
         </w:tc>
@@ -9204,7 +9810,7 @@
                 <w:rFonts w:ascii="Arial" w:hAnsi="Arial" w:eastAsia="Arial" w:cs="Tahoma"/>
                 <w:sz w:val="18"/>
               </w:rPr>
-              <w:t>src/hooks/sbpgi/document.query.ts</w:t>
+              <w:t>src/hooks/sgi/document.query.ts</w:t>
             </w:r>
           </w:p>
         </w:tc>
@@ -9259,7 +9865,7 @@
                 <w:rFonts w:ascii="Arial" w:hAnsi="Arial" w:eastAsia="Arial" w:cs="Tahoma"/>
                 <w:sz w:val="18"/>
               </w:rPr>
-              <w:t>src/types/sbpgi/document.ts</w:t>
+              <w:t>src/types/sgi/document.ts</w:t>
             </w:r>
           </w:p>
         </w:tc>
@@ -9327,11 +9933,11 @@
         <w:t>//   - ฝ่าย SBP DSA ดำเนินการ (ส่งกลับ) (ไม่บังคับความคิดเห็น)</w:t>
         <w:br/>
         <w:br/>
-        <w:t>import DocumentSection from '@/components/sbpgi/document-detail/DocumentSection';</w:t>
+        <w:t>import DocumentSection from '@/components/sgi/document-detail/DocumentSection';</w:t>
         <w:br/>
-        <w:t>import ActionPanel from '@/components/sbpgi/document-detail/ActionPanel';</w:t>
+        <w:t>import ActionPanel from '@/components/sgi/document-detail/ActionPanel';</w:t>
         <w:br/>
-        <w:t>import type { DocumentsDetailResponse } from '@/types/sbpgi/document';</w:t>
+        <w:t>import type { DocumentsDetailResponse } from '@/types/sgi/document';</w:t>
         <w:br/>
         <w:br/>
         <w:t>interface Props {</w:t>
@@ -9401,7 +10007,7 @@
         <w:pageBreakBefore w:val="0"/>
       </w:pPr>
       <w:r>
-        <w:t>8.3 service — `src/services/sbpgi/document.service.ts`</w:t>
+        <w:t>8.3 service — `src/services/sgi/document.service.ts`</w:t>
       </w:r>
     </w:p>
     <w:p>
@@ -9415,7 +10021,7 @@
         <w:rPr>
           <w:rFonts w:ascii="Courier New" w:hAnsi="Courier New" w:eastAsia="Courier New" w:cs="Tahoma"/>
         </w:rPr>
-        <w:t>src/services/sbpgi/document.service.ts</w:t>
+        <w:t>src/services/sgi/document.service.ts</w:t>
       </w:r>
       <w:r>
         <w:t xml:space="preserve"> เป็น </w:t>
@@ -9424,7 +10030,7 @@
         <w:rPr>
           <w:b/>
         </w:rPr>
-        <w:t>ไฟล์ร่วมของโมดูล SBPGI</w:t>
+        <w:t>ไฟล์ร่วมของโมดูล SGI</w:t>
       </w:r>
       <w:r>
         <w:t xml:space="preserve"> (เอกสาร FE หลายฉบับที่ใช้ domain </w:t>
@@ -9458,7 +10064,7 @@
           <w:rFonts w:ascii="Courier New" w:hAnsi="Courier New" w:eastAsia="Courier New" w:cs="Tahoma"/>
           <w:sz w:val="16"/>
         </w:rPr>
-        <w:t>// src/services/sbpgi/document.service.ts</w:t>
+        <w:t>// src/services/sgi/document.service.ts</w:t>
         <w:br/>
         <w:t>// apiClient = axios instance กลาง (baseURL = bffUrl ซึ่งรวม /api/v1 แล้ว, withCredentials, refresh-token interceptor, global loading)</w:t>
         <w:br/>
@@ -9467,27 +10073,27 @@
         <w:br/>
         <w:t>import apiClient from '@/lib/apiClient';</w:t>
         <w:br/>
-        <w:t>import type { ApiResponse } from '@/types/sbpgi/common';</w:t>
+        <w:t>import type { ApiResponse } from '@/types/sgi/common';</w:t>
         <w:br/>
-        <w:t>import type * as T from '@/types/sbpgi/document';</w:t>
+        <w:t>import type * as T from '@/types/sgi/document';</w:t>
         <w:br/>
         <w:br/>
-        <w:t>/** GET /api/v1/sbpgi/document/{docNo} — โหลด role profile P-01 สำหรับหน้า detail */</w:t>
+        <w:t>/** GET /api/v1/sgi/document/{docNo} — โหลด role profile P-01 สำหรับหน้า detail */</w:t>
         <w:br/>
-        <w:t>export async function getSbpgiDocumentDetail(docNo: string): Promise&lt;T.SbpgiDocumentDetailResponse&gt; {</w:t>
+        <w:t>export async function getSgiDocumentDetail(docNo: string): Promise&lt;T.SgiDocumentDetailResponse&gt; {</w:t>
         <w:br/>
-        <w:t xml:space="preserve">  const { data } = await apiClient.get&lt;ApiResponse&lt;T.SbpgiDocumentDetailResponse&gt;&gt;(`/sbpgi/document/${encodeURIComponent(docNo)}`);</w:t>
+        <w:t xml:space="preserve">  const { data } = await apiClient.get&lt;ApiResponse&lt;T.SgiDocumentDetailResponse&gt;&gt;(`/sgi/document/${encodeURIComponent(docNo)}`);</w:t>
         <w:br/>
         <w:t xml:space="preserve">  return data.data;</w:t>
         <w:br/>
         <w:t>}</w:t>
         <w:br/>
         <w:br/>
-        <w:t>/** POST /api/v1/sbpgi/document/{docNo}/actions — ตัวอย่าง positive-path จาก section 01; Section 02 ส่งต่อ AVP (03) เมื่อยอดรวม ≥ 100,000 บาท และจบที่ GM เมื่อ &lt; 100,000 บาท (มติ 2026-08-18) */</w:t>
+        <w:t>/** POST /api/v1/sgi/document/{docNo}/actions — ตัวอย่าง positive-path จาก section 01; Section 02 ส่งต่อ AVP (03) เมื่อยอดรวม ≥ 100,000 บาท และจบที่ GM เมื่อ &lt; 100,000 บาท (มติ 2026-08-18) */</w:t>
         <w:br/>
-        <w:t>export async function createSbpgiDocumentActions(docNo: string, body: T.CreateSbpgiDocumentActionsRequest): Promise&lt;T.CreateSbpgiDocumentActionsResponse&gt; {</w:t>
+        <w:t>export async function createSgiDocumentActions(docNo: string, body: T.CreateSgiDocumentActionsRequest): Promise&lt;T.CreateSgiDocumentActionsResponse&gt; {</w:t>
         <w:br/>
-        <w:t xml:space="preserve">  const { data } = await apiClient.post&lt;ApiResponse&lt;T.CreateSbpgiDocumentActionsResponse&gt;&gt;(`/sbpgi/document/${encodeURIComponent(docNo)}/actions`, body);</w:t>
+        <w:t xml:space="preserve">  const { data } = await apiClient.post&lt;ApiResponse&lt;T.CreateSgiDocumentActionsResponse&gt;&gt;(`/sgi/document/${encodeURIComponent(docNo)}/actions`, body);</w:t>
         <w:br/>
         <w:t xml:space="preserve">  return data.data;</w:t>
         <w:br/>
@@ -9505,7 +10111,7 @@
         <w:pageBreakBefore w:val="0"/>
       </w:pPr>
       <w:r>
-        <w:t>8.4 types — `src/types/sbpgi/document.ts`</w:t>
+        <w:t>8.4 types — `src/types/sgi/document.ts`</w:t>
       </w:r>
     </w:p>
     <w:p>
@@ -9519,7 +10125,7 @@
         <w:rPr>
           <w:rFonts w:ascii="Courier New" w:hAnsi="Courier New" w:eastAsia="Courier New" w:cs="Tahoma"/>
         </w:rPr>
-        <w:t>src/types/sbpgi/document.ts</w:t>
+        <w:t>src/types/sgi/document.ts</w:t>
       </w:r>
       <w:r>
         <w:t xml:space="preserve"> เป็น </w:t>
@@ -9528,7 +10134,7 @@
         <w:rPr>
           <w:b/>
         </w:rPr>
-        <w:t>ไฟล์ร่วมของโมดูล SBPGI</w:t>
+        <w:t>ไฟล์ร่วมของโมดูล SGI</w:t>
       </w:r>
       <w:r>
         <w:t xml:space="preserve"> (เอกสาร FE หลายฉบับที่ใช้ domain </w:t>
@@ -9562,14 +10168,14 @@
           <w:rFonts w:ascii="Courier New" w:hAnsi="Courier New" w:eastAsia="Courier New" w:cs="Tahoma"/>
           <w:sz w:val="16"/>
         </w:rPr>
-        <w:t>// src/types/sbpgi/document.ts — ตรงกับตาราง API ในเอกสารนี้</w:t>
+        <w:t>// src/types/sgi/document.ts — ตรงกับตาราง API ในเอกสารนี้</w:t>
         <w:br/>
         <w:t>// วันที่/เดือนเป็น ค.ศ. ทั้ง payload (ISO) และ display — ไม่แปลงเป็น พ.ศ. (มติ 2026-08-06)</w:t>
         <w:br/>
         <w:br/>
-        <w:t>/** GET /api/v1/sbpgi/document/{docNo} — response */</w:t>
+        <w:t>/** GET /api/v1/sgi/document/{docNo} — response */</w:t>
         <w:br/>
-        <w:t>export interface SbpgiDocumentDetailResponse {</w:t>
+        <w:t>export interface SgiDocumentDetailResponse {</w:t>
         <w:br/>
         <w:t xml:space="preserve">  docNo: string;</w:t>
         <w:br/>
@@ -9596,9 +10202,9 @@
         <w:t>}</w:t>
         <w:br/>
         <w:br/>
-        <w:t>/** POST /api/v1/sbpgi/document/{docNo}/actions — request */</w:t>
+        <w:t>/** POST /api/v1/sgi/document/{docNo}/actions — request */</w:t>
         <w:br/>
-        <w:t>export interface CreateSbpgiDocumentActionsRequest {</w:t>
+        <w:t>export interface CreateSgiDocumentActionsRequest {</w:t>
         <w:br/>
         <w:t xml:space="preserve">  result: string;</w:t>
         <w:br/>
@@ -9607,9 +10213,9 @@
         <w:t>}</w:t>
         <w:br/>
         <w:br/>
-        <w:t>/** POST /api/v1/sbpgi/document/{docNo}/actions — response */</w:t>
+        <w:t>/** POST /api/v1/sgi/document/{docNo}/actions — response */</w:t>
         <w:br/>
-        <w:t>export interface CreateSbpgiDocumentActionsResponse {</w:t>
+        <w:t>export interface CreateSgiDocumentActionsResponse {</w:t>
         <w:br/>
         <w:t xml:space="preserve">  statusCode: string;</w:t>
         <w:br/>
@@ -9631,7 +10237,7 @@
         <w:pageBreakBefore w:val="0"/>
       </w:pPr>
       <w:r>
-        <w:t>8.5 react-query keys + hooks — `src/hooks/sbpgi/document.query.ts`</w:t>
+        <w:t>8.5 react-query keys + hooks — `src/hooks/sgi/document.query.ts`</w:t>
       </w:r>
     </w:p>
     <w:p>
@@ -9645,7 +10251,7 @@
         <w:rPr>
           <w:rFonts w:ascii="Courier New" w:hAnsi="Courier New" w:eastAsia="Courier New" w:cs="Tahoma"/>
         </w:rPr>
-        <w:t>src/hooks/sbpgi/document.query.ts</w:t>
+        <w:t>src/hooks/sgi/document.query.ts</w:t>
       </w:r>
       <w:r>
         <w:t xml:space="preserve"> เป็น </w:t>
@@ -9654,7 +10260,7 @@
         <w:rPr>
           <w:b/>
         </w:rPr>
-        <w:t>ไฟล์ร่วมของโมดูล SBPGI</w:t>
+        <w:t>ไฟล์ร่วมของโมดูล SGI</w:t>
       </w:r>
       <w:r>
         <w:t xml:space="preserve"> (เอกสาร FE หลายฉบับที่ใช้ domain </w:t>
@@ -9688,31 +10294,31 @@
           <w:rFonts w:ascii="Courier New" w:hAnsi="Courier New" w:eastAsia="Courier New" w:cs="Tahoma"/>
           <w:sz w:val="16"/>
         </w:rPr>
-        <w:t>// src/hooks/sbpgi/document.query.ts</w:t>
+        <w:t>// src/hooks/sgi/document.query.ts</w:t>
         <w:br/>
         <w:t>import { useMutation, useQuery, useQueryClient } from '@tanstack/react-query';</w:t>
         <w:br/>
-        <w:t>import * as api from '@/services/sbpgi/document.service';</w:t>
+        <w:t>import * as api from '@/services/sgi/document.service';</w:t>
         <w:br/>
-        <w:t>import type * as T from '@/types/sbpgi/document';</w:t>
+        <w:t>import type * as T from '@/types/sgi/document';</w:t>
         <w:br/>
         <w:br/>
         <w:t>export const documentKeys = {</w:t>
         <w:br/>
-        <w:t xml:space="preserve">  all: ['sbpgi', 'document'] as const,</w:t>
+        <w:t xml:space="preserve">  all: ['sgi', 'document'] as const,</w:t>
         <w:br/>
-        <w:t xml:space="preserve">  sbpgiDocumentDetail: (docNo: string) =&gt; [...documentKeys.all, 'sbpgiDocumentDetail', docNo] as const,</w:t>
+        <w:t xml:space="preserve">  sgiDocumentDetail: (docNo: string) =&gt; [...documentKeys.all, 'sgiDocumentDetail', docNo] as const,</w:t>
         <w:br/>
         <w:t>};</w:t>
         <w:br/>
         <w:br/>
-        <w:t>export function useSbpgiDocumentDetailQuery(docNo: string) {</w:t>
+        <w:t>export function useSgiDocumentDetailQuery(docNo: string) {</w:t>
         <w:br/>
         <w:t xml:space="preserve">  return useQuery({</w:t>
         <w:br/>
-        <w:t xml:space="preserve">    queryKey: documentKeys.sbpgiDocumentDetail(docNo),</w:t>
+        <w:t xml:space="preserve">    queryKey: documentKeys.sgiDocumentDetail(docNo),</w:t>
         <w:br/>
-        <w:t xml:space="preserve">    queryFn: () =&gt; api.getSbpgiDocumentDetail(docNo),</w:t>
+        <w:t xml:space="preserve">    queryFn: () =&gt; api.getSgiDocumentDetail(docNo),</w:t>
         <w:br/>
         <w:t xml:space="preserve">    enabled: !!docNo, // ยังไม่ยิงจนกว่าจะมีพารามิเตอร์ครบ</w:t>
         <w:br/>
@@ -9723,13 +10329,13 @@
         <w:t>}</w:t>
         <w:br/>
         <w:br/>
-        <w:t>export function useCreateSbpgiDocumentActionsMutation(docNo: string) {</w:t>
+        <w:t>export function useCreateSgiDocumentActionsMutation(docNo: string) {</w:t>
         <w:br/>
         <w:t xml:space="preserve">  const qc = useQueryClient();</w:t>
         <w:br/>
         <w:t xml:space="preserve">  return useMutation({</w:t>
         <w:br/>
-        <w:t xml:space="preserve">    mutationFn: (body: T.CreateSbpgiDocumentActionsRequest) =&gt; api.createSbpgiDocumentActions(docNo, body),</w:t>
+        <w:t xml:space="preserve">    mutationFn: (body: T.CreateSgiDocumentActionsRequest) =&gt; api.createSgiDocumentActions(docNo, body),</w:t>
         <w:br/>
         <w:t xml:space="preserve">    onSuccess: () =&gt; {</w:t>
         <w:br/>
@@ -9752,7 +10358,7 @@
         <w:pageBreakBefore w:val="0"/>
       </w:pPr>
       <w:r>
-        <w:t>8.6 ฟอร์มพิจารณา + validation — `src/components/sbpgi/document-detail/ActionForm01.tsx`</w:t>
+        <w:t>8.6 ฟอร์มพิจารณา + validation — `src/components/sgi/document-detail/ActionForm01.tsx`</w:t>
       </w:r>
     </w:p>
     <w:p>
@@ -9775,7 +10381,7 @@
         <w:rPr>
           <w:rFonts w:ascii="Courier New" w:hAnsi="Courier New" w:eastAsia="Courier New" w:cs="Tahoma"/>
         </w:rPr>
-        <w:t>POST /api/v1/sbpgi/document/{docNo}/actions</w:t>
+        <w:t>POST /api/v1/sgi/document/{docNo}/actions</w:t>
       </w:r>
       <w:r>
         <w:t xml:space="preserve"> โดยส่งได้แค่ </w:t>
@@ -9835,7 +10441,7 @@
         <w:br/>
         <w:t>import { InputTextarea } from '@/components/Form/InputText/inputtextArea';</w:t>
         <w:br/>
-        <w:t>import type { DocumentActionRequest } from '@/types/sbpgi/common';</w:t>
+        <w:t>import type { DocumentActionRequest } from '@/types/sgi/common';</w:t>
         <w:br/>
         <w:br/>
         <w:t>interface ActionOption { value: string; label: string; requireComment?: boolean }</w:t>
@@ -11729,7 +12335,7 @@
                 <w:rFonts w:ascii="Courier New" w:hAnsi="Courier New" w:eastAsia="Courier New" w:cs="Tahoma"/>
                 <w:sz w:val="18"/>
               </w:rPr>
-              <w:t>GET /api/v1/sbpgi/document/{docNo}</w:t>
+              <w:t>GET /api/v1/sgi/document/{docNo}</w:t>
             </w:r>
           </w:p>
         </w:tc>
@@ -11809,7 +12415,7 @@
                 <w:rFonts w:ascii="Courier New" w:hAnsi="Courier New" w:eastAsia="Courier New" w:cs="Tahoma"/>
                 <w:sz w:val="18"/>
               </w:rPr>
-              <w:t>POST /api/v1/sbpgi/document/{docNo}/actions</w:t>
+              <w:t>POST /api/v1/sgi/document/{docNo}/actions</w:t>
             </w:r>
           </w:p>
         </w:tc>
